--- a/3-能力管理/流程制度规范类文件/TXHS-03-02-运维服务能力改进管理制度.docx
+++ b/3-能力管理/流程制度规范类文件/TXHS-03-02-运维服务能力改进管理制度.docx
@@ -620,8 +620,6 @@
               </w:rPr>
               <w:t>审核时间</w:t>
             </w:r>
-            <w:bookmarkStart w:id="28" w:name="_GoBack"/>
-            <w:bookmarkEnd w:id="28"/>
             <w:r>
               <w:rPr>
                 <w:rFonts w:hint="eastAsia" w:asciiTheme="minorAscii" w:hAnsiTheme="minorAscii" w:eastAsiaTheme="minorEastAsia"/>
@@ -4139,7 +4137,16 @@
           <w:rFonts w:hint="default"/>
           <w:lang w:val="en-US" w:eastAsia="zh-CN"/>
         </w:rPr>
-        <w:t>本制度适用于公司范围内所有与软件运维服务能力相关的改进活动，包括但不限于对运维流程、技术工具、人员技能、资源配置、管理体系及应急机制等方面的改进。覆盖部门包括运维部、研发部、</w:t>
+        <w:t>本制度适用于公司范围内所有与</w:t>
+      </w:r>
+      <w:bookmarkStart w:id="28" w:name="_GoBack"/>
+      <w:bookmarkEnd w:id="28"/>
+      <w:r>
+        <w:rPr>
+          <w:rFonts w:hint="default"/>
+          <w:lang w:val="en-US" w:eastAsia="zh-CN"/>
+        </w:rPr>
+        <w:t>运维服务能力相关的改进活动，包括但不限于对运维流程、技术工具、人员技能、资源配置、管理体系及应急机制等方面的改进。覆盖部门包括运维部、研发部、</w:t>
       </w:r>
       <w:r>
         <w:rPr>

--- a/3-能力管理/流程制度规范类文件/TXHS-03-02-运维服务能力改进管理制度.docx
+++ b/3-能力管理/流程制度规范类文件/TXHS-03-02-运维服务能力改进管理制度.docx
@@ -1,10 +1,11 @@
 
 <file path=word/document.xml><?xml version="1.0" encoding="utf-8"?>
-<w:document xmlns:wpc="http://schemas.microsoft.com/office/word/2010/wordprocessingCanvas" xmlns:mc="http://schemas.openxmlformats.org/markup-compatibility/2006" xmlns:o="urn:schemas-microsoft-com:office:office" xmlns:r="http://schemas.openxmlformats.org/officeDocument/2006/relationships" xmlns:m="http://schemas.openxmlformats.org/officeDocument/2006/math" xmlns:v="urn:schemas-microsoft-com:vml" xmlns:wp14="http://schemas.microsoft.com/office/word/2010/wordprocessingDrawing" xmlns:wp="http://schemas.openxmlformats.org/drawingml/2006/wordprocessingDrawing" xmlns:w="http://schemas.openxmlformats.org/wordprocessingml/2006/main" xmlns:w14="http://schemas.microsoft.com/office/word/2010/wordml" xmlns:w10="urn:schemas-microsoft-com:office:word" xmlns:w15="http://schemas.microsoft.com/office/word/2012/wordml" xmlns:wpg="http://schemas.microsoft.com/office/word/2010/wordprocessingGroup" xmlns:wpi="http://schemas.microsoft.com/office/word/2010/wordprocessingInk" xmlns:wne="http://schemas.microsoft.com/office/word/2006/wordml" xmlns:wps="http://schemas.microsoft.com/office/word/2010/wordprocessingShape" xmlns:wpsCustomData="http://www.wps.cn/officeDocument/2013/wpsCustomData" mc:Ignorable="w14 w15 wp14">
+<w:document xmlns:wpc="http://schemas.microsoft.com/office/word/2010/wordprocessingCanvas" xmlns:mc="http://schemas.openxmlformats.org/markup-compatibility/2006" xmlns:o="urn:schemas-microsoft-com:office:office" xmlns:r="http://schemas.openxmlformats.org/officeDocument/2006/relationships" xmlns:m="http://schemas.openxmlformats.org/officeDocument/2006/math" xmlns:v="urn:schemas-microsoft-com:vml" xmlns:wp14="http://schemas.microsoft.com/office/word/2010/wordprocessingDrawing" xmlns:wp="http://schemas.openxmlformats.org/drawingml/2006/wordprocessingDrawing" xmlns:w10="urn:schemas-microsoft-com:office:word" xmlns:w="http://schemas.openxmlformats.org/wordprocessingml/2006/main" xmlns:w14="http://schemas.microsoft.com/office/word/2010/wordml" xmlns:w15="http://schemas.microsoft.com/office/word/2012/wordml" xmlns:wne="http://schemas.microsoft.com/office/word/2006/wordml" xmlns:wpg="http://schemas.microsoft.com/office/word/2010/wordprocessingGroup" xmlns:wpi="http://schemas.microsoft.com/office/word/2010/wordprocessingInk" xmlns:wps="http://schemas.microsoft.com/office/word/2010/wordprocessingShape" mc:Ignorable="w14 w15 wp14">
+  <!-- Generated by Aspose.Words for .NET 13.3.0.1 -->
   <w:body>
     <w:p>
       <w:pPr>
-        <w:pStyle w:val="24"/>
+        <w:pStyle w:val="a"/>
         <w:keepNext w:val="0"/>
         <w:keepLines w:val="0"/>
         <w:pageBreakBefore w:val="0"/>
@@ -24,7 +25,7 @@
       <w:bookmarkStart w:id="0" w:name="_Toc29524"/>
       <w:r>
         <w:drawing>
-          <wp:anchor distT="0" distB="0" distL="114300" distR="114300" simplePos="0" relativeHeight="251661312" behindDoc="1" locked="0" layoutInCell="1" allowOverlap="1">
+          <wp:anchor distT="0" distB="0" distL="114300" distR="114300" simplePos="0" relativeHeight="251660288" behindDoc="1" locked="0" layoutInCell="1" allowOverlap="1">
             <wp:simplePos x="0" y="0"/>
             <wp:positionH relativeFrom="column">
               <wp:posOffset>-19050</wp:posOffset>
@@ -49,7 +50,7 @@
                     </pic:cNvPicPr>
                   </pic:nvPicPr>
                   <pic:blipFill>
-                    <a:blip r:embed="rId7"/>
+                    <a:blip xmlns:r="http://schemas.openxmlformats.org/officeDocument/2006/relationships" r:embed="rId4"/>
                     <a:stretch>
                       <a:fillRect/>
                     </a:stretch>
@@ -75,7 +76,7 @@
       </w:r>
       <w:r>
         <w:drawing>
-          <wp:anchor distT="0" distB="0" distL="114300" distR="114300" simplePos="0" relativeHeight="251660288" behindDoc="1" locked="0" layoutInCell="1" allowOverlap="1">
+          <wp:anchor distT="0" distB="0" distL="114300" distR="114300" simplePos="0" relativeHeight="251659264" behindDoc="1" locked="0" layoutInCell="1" allowOverlap="1">
             <wp:simplePos x="0" y="0"/>
             <wp:positionH relativeFrom="column">
               <wp:posOffset>0</wp:posOffset>
@@ -100,7 +101,7 @@
                     </pic:cNvPicPr>
                   </pic:nvPicPr>
                   <pic:blipFill>
-                    <a:blip r:embed="rId8"/>
+                    <a:blip xmlns:r="http://schemas.openxmlformats.org/officeDocument/2006/relationships" r:embed="rId5"/>
                     <a:stretch>
                       <a:fillRect/>
                     </a:stretch>
@@ -130,7 +131,7 @@
           <w:lang w:val="en-US" w:eastAsia="zh-CN"/>
         </w:rPr>
         <w:drawing>
-          <wp:anchor distT="0" distB="0" distL="114300" distR="114300" simplePos="0" relativeHeight="251659264" behindDoc="1" locked="0" layoutInCell="1" allowOverlap="1">
+          <wp:anchor distT="0" distB="0" distL="114300" distR="114300" simplePos="0" relativeHeight="251658240" behindDoc="1" locked="0" layoutInCell="1" allowOverlap="1">
             <wp:simplePos x="0" y="0"/>
             <wp:positionH relativeFrom="column">
               <wp:posOffset>635</wp:posOffset>
@@ -155,7 +156,7 @@
                     </pic:cNvPicPr>
                   </pic:nvPicPr>
                   <pic:blipFill>
-                    <a:blip r:embed="rId9">
+                    <a:blip xmlns:r="http://schemas.openxmlformats.org/officeDocument/2006/relationships" r:embed="rId6">
                       <a:alphaModFix amt="58000"/>
                       <a:lum contrast="-52000"/>
                     </a:blip>
@@ -189,7 +190,7 @@
     </w:p>
     <w:p>
       <w:pPr>
-        <w:pStyle w:val="25"/>
+        <w:pStyle w:val="a0"/>
         <w:keepNext w:val="0"/>
         <w:keepLines w:val="0"/>
         <w:pageBreakBefore w:val="0"/>
@@ -236,11 +237,11 @@
         <w:adjustRightInd w:val="0"/>
         <w:snapToGrid w:val="0"/>
         <w:spacing w:after="624" w:afterLines="200" w:line="219" w:lineRule="auto"/>
-        <w:ind w:left="0" w:leftChars="0" w:right="0" w:rightChars="0" w:firstLine="0" w:firstLineChars="0"/>
+        <w:ind w:left="0" w:right="0" w:firstLine="0" w:leftChars="0" w:rightChars="0" w:firstLineChars="0"/>
         <w:jc w:val="center"/>
         <w:textAlignment w:val="baseline"/>
         <w:rPr>
-          <w:rFonts w:hint="eastAsia" w:ascii="宋体" w:hAnsi="宋体" w:eastAsia="宋体" w:cs="宋体"/>
+          <w:rFonts w:ascii="宋体" w:eastAsia="宋体" w:hAnsi="宋体" w:cs="宋体" w:hint="eastAsia"/>
           <w:sz w:val="24"/>
           <w:szCs w:val="24"/>
           <w:lang w:val="en-US" w:eastAsia="zh-CN"/>
@@ -248,7 +249,7 @@
       </w:pPr>
       <w:r>
         <w:rPr>
-          <w:rFonts w:ascii="宋体" w:hAnsi="宋体" w:eastAsia="宋体" w:cs="宋体"/>
+          <w:rFonts w:ascii="宋体" w:eastAsia="宋体" w:hAnsi="宋体" w:cs="宋体"/>
           <w:b/>
           <w:bCs/>
           <w:spacing w:val="-3"/>
@@ -259,7 +260,7 @@
       </w:r>
       <w:r>
         <w:rPr>
-          <w:rFonts w:hint="eastAsia" w:ascii="宋体" w:hAnsi="宋体" w:eastAsia="宋体" w:cs="宋体"/>
+          <w:rFonts w:ascii="宋体" w:eastAsia="宋体" w:hAnsi="宋体" w:cs="宋体" w:hint="eastAsia"/>
           <w:b/>
           <w:bCs/>
           <w:spacing w:val="-3"/>
@@ -271,7 +272,7 @@
       </w:r>
       <w:r>
         <w:rPr>
-          <w:rFonts w:ascii="宋体" w:hAnsi="宋体" w:eastAsia="宋体" w:cs="宋体"/>
+          <w:rFonts w:ascii="宋体" w:eastAsia="宋体" w:hAnsi="宋体" w:cs="宋体"/>
           <w:b/>
           <w:bCs/>
           <w:spacing w:val="-3"/>
@@ -282,7 +283,7 @@
       </w:r>
       <w:r>
         <w:rPr>
-          <w:rFonts w:hint="eastAsia" w:ascii="宋体" w:hAnsi="宋体" w:cs="宋体"/>
+          <w:rFonts w:ascii="宋体" w:hAnsi="宋体" w:cs="宋体" w:hint="eastAsia"/>
           <w:b/>
           <w:bCs/>
           <w:spacing w:val="-3"/>
@@ -294,7 +295,7 @@
       </w:r>
       <w:r>
         <w:rPr>
-          <w:rFonts w:ascii="宋体" w:hAnsi="宋体" w:eastAsia="宋体" w:cs="宋体"/>
+          <w:rFonts w:ascii="宋体" w:eastAsia="宋体" w:hAnsi="宋体" w:cs="宋体"/>
           <w:b/>
           <w:bCs/>
           <w:spacing w:val="-3"/>
@@ -305,7 +306,7 @@
       </w:r>
       <w:r>
         <w:rPr>
-          <w:rFonts w:hint="eastAsia" w:ascii="宋体" w:hAnsi="宋体" w:cs="宋体"/>
+          <w:rFonts w:ascii="宋体" w:hAnsi="宋体" w:cs="宋体" w:hint="eastAsia"/>
           <w:b/>
           <w:bCs/>
           <w:spacing w:val="-3"/>
@@ -318,18 +319,17 @@
     </w:p>
     <w:tbl>
       <w:tblPr>
-        <w:tblStyle w:val="21"/>
+        <w:tblStyle w:val="TableGrid"/>
         <w:tblW w:w="0" w:type="auto"/>
         <w:jc w:val="center"/>
         <w:tblBorders>
-          <w:top w:val="none" w:color="auto" w:sz="0" w:space="0"/>
-          <w:left w:val="none" w:color="auto" w:sz="0" w:space="0"/>
-          <w:bottom w:val="none" w:color="auto" w:sz="0" w:space="0"/>
-          <w:right w:val="none" w:color="auto" w:sz="0" w:space="0"/>
-          <w:insideH w:val="none" w:color="auto" w:sz="0" w:space="0"/>
-          <w:insideV w:val="none" w:color="auto" w:sz="0" w:space="0"/>
+          <w:top w:val="nil"/>
+          <w:left w:val="nil"/>
+          <w:bottom w:val="nil"/>
+          <w:right w:val="nil"/>
+          <w:insideH w:val="nil"/>
+          <w:insideV w:val="nil"/>
         </w:tblBorders>
-        <w:tblLayout w:type="autofit"/>
         <w:tblCellMar>
           <w:top w:w="0" w:type="dxa"/>
           <w:left w:w="108" w:type="dxa"/>
@@ -343,13 +343,15 @@
       </w:tblGrid>
       <w:tr>
         <w:tblPrEx>
+          <w:tblW w:w="0" w:type="auto"/>
+          <w:jc w:val="center"/>
           <w:tblBorders>
-            <w:top w:val="none" w:color="auto" w:sz="0" w:space="0"/>
-            <w:left w:val="none" w:color="auto" w:sz="0" w:space="0"/>
-            <w:bottom w:val="none" w:color="auto" w:sz="0" w:space="0"/>
-            <w:right w:val="none" w:color="auto" w:sz="0" w:space="0"/>
-            <w:insideH w:val="none" w:color="auto" w:sz="0" w:space="0"/>
-            <w:insideV w:val="none" w:color="auto" w:sz="0" w:space="0"/>
+            <w:top w:val="nil"/>
+            <w:left w:val="nil"/>
+            <w:bottom w:val="nil"/>
+            <w:right w:val="nil"/>
+            <w:insideH w:val="nil"/>
+            <w:insideV w:val="nil"/>
           </w:tblBorders>
           <w:tblCellMar>
             <w:top w:w="0" w:type="dxa"/>
@@ -359,7 +361,7 @@
           </w:tblCellMar>
         </w:tblPrEx>
         <w:trPr>
-          <w:trHeight w:val="810" w:hRule="atLeast"/>
+          <w:trHeight w:val="810"/>
           <w:jc w:val="center"/>
         </w:trPr>
         <w:tc>
@@ -398,7 +400,7 @@
             </w:r>
             <w:r>
               <w:rPr>
-                <w:rFonts w:hint="default" w:asciiTheme="minorAscii" w:hAnsiTheme="minorAscii" w:eastAsiaTheme="minorEastAsia"/>
+                <w:rFonts w:asciiTheme="minorAscii" w:eastAsiaTheme="minorEastAsia" w:hAnsiTheme="minorAscii" w:hint="default"/>
                 <w:spacing w:val="227"/>
                 <w:sz w:val="21"/>
                 <w:vertAlign w:val="baseline"/>
@@ -453,7 +455,7 @@
             </w:r>
             <w:r>
               <w:rPr>
-                <w:rFonts w:hint="eastAsia" w:asciiTheme="minorAscii" w:hAnsiTheme="minorAscii" w:eastAsiaTheme="minorEastAsia"/>
+                <w:rFonts w:asciiTheme="minorAscii" w:eastAsiaTheme="minorEastAsia" w:hAnsiTheme="minorAscii" w:hint="eastAsia"/>
                 <w:spacing w:val="227"/>
                 <w:sz w:val="21"/>
                 <w:vertAlign w:val="baseline"/>
@@ -475,14 +477,8 @@
       </w:tr>
       <w:tr>
         <w:tblPrEx>
-          <w:tblBorders>
-            <w:top w:val="none" w:color="auto" w:sz="0" w:space="0"/>
-            <w:left w:val="none" w:color="auto" w:sz="0" w:space="0"/>
-            <w:bottom w:val="none" w:color="auto" w:sz="0" w:space="0"/>
-            <w:right w:val="none" w:color="auto" w:sz="0" w:space="0"/>
-            <w:insideH w:val="none" w:color="auto" w:sz="0" w:space="0"/>
-            <w:insideV w:val="none" w:color="auto" w:sz="0" w:space="0"/>
-          </w:tblBorders>
+          <w:tblW w:w="0" w:type="auto"/>
+          <w:jc w:val="center"/>
           <w:tblCellMar>
             <w:top w:w="0" w:type="dxa"/>
             <w:left w:w="108" w:type="dxa"/>
@@ -491,7 +487,7 @@
           </w:tblCellMar>
         </w:tblPrEx>
         <w:trPr>
-          <w:trHeight w:val="810" w:hRule="atLeast"/>
+          <w:trHeight w:val="810"/>
           <w:jc w:val="center"/>
         </w:trPr>
         <w:tc>
@@ -516,7 +512,7 @@
               <w:snapToGrid w:val="0"/>
               <w:textAlignment w:val="baseline"/>
               <w:rPr>
-                <w:rFonts w:hint="default" w:ascii="Arial" w:hAnsi="Arial" w:eastAsia="Arial" w:cs="Arial"/>
+                <w:rFonts w:ascii="Arial" w:eastAsia="Arial" w:hAnsi="Arial" w:cs="Arial" w:hint="default"/>
                 <w:snapToGrid w:val="0"/>
                 <w:color w:val="000000"/>
                 <w:kern w:val="0"/>
@@ -548,7 +544,7 @@
             </w:r>
             <w:r>
               <w:rPr>
-                <w:rFonts w:hint="default" w:asciiTheme="minorAscii" w:hAnsiTheme="minorAscii" w:eastAsiaTheme="minorEastAsia"/>
+                <w:rFonts w:asciiTheme="minorAscii" w:eastAsiaTheme="minorEastAsia" w:hAnsiTheme="minorAscii" w:hint="default"/>
                 <w:spacing w:val="227"/>
                 <w:sz w:val="21"/>
                 <w:vertAlign w:val="baseline"/>
@@ -565,18 +561,7 @@
                 <w:vertAlign w:val="baseline"/>
                 <w:lang w:val="en-US" w:eastAsia="zh-CN"/>
               </w:rPr>
-              <w:t>V2.</w:t>
-            </w:r>
-            <w:r>
-              <w:rPr>
-                <w:rFonts w:hint="eastAsia"/>
-                <w:spacing w:val="0"/>
-                <w:kern w:val="0"/>
-                <w:u w:val="single"/>
-                <w:vertAlign w:val="baseline"/>
-                <w:lang w:val="en-US" w:eastAsia="zh-CN"/>
-              </w:rPr>
-              <w:t>0</w:t>
+              <w:t>V1.0</w:t>
             </w:r>
           </w:p>
         </w:tc>
@@ -602,7 +587,7 @@
               <w:snapToGrid w:val="0"/>
               <w:textAlignment w:val="baseline"/>
               <w:rPr>
-                <w:rFonts w:hint="default" w:ascii="Arial" w:hAnsi="Arial" w:eastAsia="Arial" w:cs="Arial"/>
+                <w:rFonts w:ascii="Arial" w:eastAsia="Arial" w:hAnsi="Arial" w:cs="Arial" w:hint="default"/>
                 <w:snapToGrid w:val="0"/>
                 <w:color w:val="000000"/>
                 <w:kern w:val="0"/>
@@ -622,7 +607,7 @@
             </w:r>
             <w:r>
               <w:rPr>
-                <w:rFonts w:hint="eastAsia" w:asciiTheme="minorAscii" w:hAnsiTheme="minorAscii" w:eastAsiaTheme="minorEastAsia"/>
+                <w:rFonts w:asciiTheme="minorAscii" w:eastAsiaTheme="minorEastAsia" w:hAnsiTheme="minorAscii" w:hint="eastAsia"/>
                 <w:spacing w:val="227"/>
                 <w:sz w:val="21"/>
                 <w:vertAlign w:val="baseline"/>
@@ -644,14 +629,8 @@
       </w:tr>
       <w:tr>
         <w:tblPrEx>
-          <w:tblBorders>
-            <w:top w:val="none" w:color="auto" w:sz="0" w:space="0"/>
-            <w:left w:val="none" w:color="auto" w:sz="0" w:space="0"/>
-            <w:bottom w:val="none" w:color="auto" w:sz="0" w:space="0"/>
-            <w:right w:val="none" w:color="auto" w:sz="0" w:space="0"/>
-            <w:insideH w:val="none" w:color="auto" w:sz="0" w:space="0"/>
-            <w:insideV w:val="none" w:color="auto" w:sz="0" w:space="0"/>
-          </w:tblBorders>
+          <w:tblW w:w="0" w:type="auto"/>
+          <w:jc w:val="center"/>
           <w:tblCellMar>
             <w:top w:w="0" w:type="dxa"/>
             <w:left w:w="108" w:type="dxa"/>
@@ -660,7 +639,7 @@
           </w:tblCellMar>
         </w:tblPrEx>
         <w:trPr>
-          <w:trHeight w:val="635" w:hRule="atLeast"/>
+          <w:trHeight w:val="635"/>
           <w:jc w:val="center"/>
         </w:trPr>
         <w:tc>
@@ -711,7 +690,7 @@
             </w:r>
             <w:r>
               <w:rPr>
-                <w:rFonts w:hint="eastAsia" w:asciiTheme="minorAscii" w:hAnsiTheme="minorAscii" w:eastAsiaTheme="minorEastAsia"/>
+                <w:rFonts w:asciiTheme="minorAscii" w:eastAsiaTheme="minorEastAsia" w:hAnsiTheme="minorAscii" w:hint="eastAsia"/>
                 <w:spacing w:val="227"/>
                 <w:sz w:val="21"/>
                 <w:vertAlign w:val="baseline"/>
@@ -765,7 +744,7 @@
             </w:r>
             <w:r>
               <w:rPr>
-                <w:rFonts w:hint="eastAsia" w:asciiTheme="minorAscii" w:hAnsiTheme="minorAscii" w:eastAsiaTheme="minorEastAsia"/>
+                <w:rFonts w:asciiTheme="minorAscii" w:eastAsiaTheme="minorEastAsia" w:hAnsiTheme="minorAscii" w:hint="eastAsia"/>
                 <w:spacing w:val="227"/>
                 <w:sz w:val="21"/>
                 <w:vertAlign w:val="baseline"/>
@@ -826,14 +805,14 @@
         <w:ind w:left="3634"/>
         <w:textAlignment w:val="baseline"/>
         <w:rPr>
-          <w:rFonts w:ascii="宋体" w:hAnsi="宋体" w:eastAsia="宋体" w:cs="宋体"/>
+          <w:rFonts w:ascii="宋体" w:eastAsia="宋体" w:hAnsi="宋体" w:cs="宋体"/>
           <w:sz w:val="31"/>
           <w:szCs w:val="31"/>
         </w:rPr>
       </w:pPr>
       <w:r>
         <w:rPr>
-          <w:rFonts w:ascii="宋体" w:hAnsi="宋体" w:eastAsia="宋体" w:cs="宋体"/>
+          <w:rFonts w:ascii="宋体" w:eastAsia="宋体" w:hAnsi="宋体" w:cs="宋体"/>
           <w:b/>
           <w:bCs/>
           <w:spacing w:val="4"/>
@@ -845,16 +824,16 @@
     </w:p>
     <w:tbl>
       <w:tblPr>
-        <w:tblStyle w:val="26"/>
+        <w:tblStyle w:val="TableNormal0"/>
         <w:tblW w:w="8214" w:type="dxa"/>
         <w:jc w:val="center"/>
         <w:tblBorders>
-          <w:top w:val="single" w:color="000000" w:sz="2" w:space="0"/>
-          <w:left w:val="single" w:color="000000" w:sz="2" w:space="0"/>
-          <w:bottom w:val="single" w:color="000000" w:sz="2" w:space="0"/>
-          <w:right w:val="single" w:color="000000" w:sz="2" w:space="0"/>
-          <w:insideH w:val="single" w:color="000000" w:sz="2" w:space="0"/>
-          <w:insideV w:val="single" w:color="000000" w:sz="2" w:space="0"/>
+          <w:top w:val="single" w:sz="2" w:space="0" w:color="000000"/>
+          <w:left w:val="single" w:sz="2" w:space="0" w:color="000000"/>
+          <w:bottom w:val="single" w:sz="2" w:space="0" w:color="000000"/>
+          <w:right w:val="single" w:sz="2" w:space="0" w:color="000000"/>
+          <w:insideH w:val="single" w:sz="2" w:space="0" w:color="000000"/>
+          <w:insideV w:val="single" w:sz="2" w:space="0" w:color="000000"/>
         </w:tblBorders>
         <w:tblLayout w:type="fixed"/>
         <w:tblCellMar>
@@ -874,14 +853,17 @@
       </w:tblGrid>
       <w:tr>
         <w:tblPrEx>
+          <w:tblW w:w="8214" w:type="dxa"/>
+          <w:jc w:val="center"/>
           <w:tblBorders>
-            <w:top w:val="single" w:color="000000" w:sz="2" w:space="0"/>
-            <w:left w:val="single" w:color="000000" w:sz="2" w:space="0"/>
-            <w:bottom w:val="single" w:color="000000" w:sz="2" w:space="0"/>
-            <w:right w:val="single" w:color="000000" w:sz="2" w:space="0"/>
-            <w:insideH w:val="single" w:color="000000" w:sz="2" w:space="0"/>
-            <w:insideV w:val="single" w:color="000000" w:sz="2" w:space="0"/>
+            <w:top w:val="single" w:sz="2" w:space="0" w:color="000000"/>
+            <w:left w:val="single" w:sz="2" w:space="0" w:color="000000"/>
+            <w:bottom w:val="single" w:sz="2" w:space="0" w:color="000000"/>
+            <w:right w:val="single" w:sz="2" w:space="0" w:color="000000"/>
+            <w:insideH w:val="single" w:sz="2" w:space="0" w:color="000000"/>
+            <w:insideV w:val="single" w:sz="2" w:space="0" w:color="000000"/>
           </w:tblBorders>
+          <w:tblLayout w:type="fixed"/>
           <w:tblCellMar>
             <w:top w:w="0" w:type="dxa"/>
             <w:left w:w="0" w:type="dxa"/>
@@ -890,7 +872,7 @@
           </w:tblCellMar>
         </w:tblPrEx>
         <w:trPr>
-          <w:trHeight w:val="593" w:hRule="atLeast"/>
+          <w:trHeight w:val="593"/>
           <w:jc w:val="center"/>
         </w:trPr>
         <w:tc>
@@ -912,18 +894,18 @@
               <w:adjustRightInd w:val="0"/>
               <w:snapToGrid w:val="0"/>
               <w:spacing w:before="176" w:line="228" w:lineRule="auto"/>
-              <w:ind w:left="0" w:leftChars="0" w:right="0" w:rightChars="0" w:firstLine="0" w:firstLineChars="0"/>
+              <w:ind w:left="0" w:right="0" w:firstLine="0" w:leftChars="0" w:rightChars="0" w:firstLineChars="0"/>
               <w:jc w:val="center"/>
               <w:textAlignment w:val="baseline"/>
               <w:rPr>
-                <w:rFonts w:ascii="宋体" w:hAnsi="宋体" w:eastAsia="宋体" w:cs="宋体"/>
+                <w:rFonts w:ascii="宋体" w:eastAsia="宋体" w:hAnsi="宋体" w:cs="宋体"/>
                 <w:sz w:val="20"/>
                 <w:szCs w:val="20"/>
               </w:rPr>
             </w:pPr>
             <w:r>
               <w:rPr>
-                <w:rFonts w:hint="eastAsia" w:ascii="宋体" w:hAnsi="宋体" w:cs="宋体"/>
+                <w:rFonts w:ascii="宋体" w:hAnsi="宋体" w:cs="宋体" w:hint="eastAsia"/>
                 <w:spacing w:val="-14"/>
                 <w:sz w:val="20"/>
                 <w:szCs w:val="20"/>
@@ -933,7 +915,7 @@
             </w:r>
             <w:r>
               <w:rPr>
-                <w:rFonts w:ascii="宋体" w:hAnsi="宋体" w:eastAsia="宋体" w:cs="宋体"/>
+                <w:rFonts w:ascii="宋体" w:eastAsia="宋体" w:hAnsi="宋体" w:cs="宋体"/>
                 <w:spacing w:val="-14"/>
                 <w:sz w:val="20"/>
                 <w:szCs w:val="20"/>
@@ -961,18 +943,18 @@
               <w:adjustRightInd w:val="0"/>
               <w:snapToGrid w:val="0"/>
               <w:spacing w:before="175" w:line="227" w:lineRule="auto"/>
-              <w:ind w:left="0" w:leftChars="0" w:right="0" w:rightChars="0" w:firstLine="0" w:firstLineChars="0"/>
+              <w:ind w:left="0" w:right="0" w:firstLine="0" w:leftChars="0" w:rightChars="0" w:firstLineChars="0"/>
               <w:jc w:val="center"/>
               <w:textAlignment w:val="baseline"/>
               <w:rPr>
-                <w:rFonts w:ascii="宋体" w:hAnsi="宋体" w:eastAsia="宋体" w:cs="宋体"/>
+                <w:rFonts w:ascii="宋体" w:eastAsia="宋体" w:hAnsi="宋体" w:cs="宋体"/>
                 <w:sz w:val="20"/>
                 <w:szCs w:val="20"/>
               </w:rPr>
             </w:pPr>
             <w:r>
               <w:rPr>
-                <w:rFonts w:ascii="宋体" w:hAnsi="宋体" w:eastAsia="宋体" w:cs="宋体"/>
+                <w:rFonts w:ascii="宋体" w:eastAsia="宋体" w:hAnsi="宋体" w:cs="宋体"/>
                 <w:spacing w:val="4"/>
                 <w:sz w:val="20"/>
                 <w:szCs w:val="20"/>
@@ -1000,18 +982,18 @@
               <w:adjustRightInd w:val="0"/>
               <w:snapToGrid w:val="0"/>
               <w:spacing w:before="175" w:line="228" w:lineRule="auto"/>
-              <w:ind w:left="0" w:leftChars="0" w:right="0" w:rightChars="0" w:firstLine="0" w:firstLineChars="0"/>
+              <w:ind w:left="0" w:right="0" w:firstLine="0" w:leftChars="0" w:rightChars="0" w:firstLineChars="0"/>
               <w:jc w:val="center"/>
               <w:textAlignment w:val="baseline"/>
               <w:rPr>
-                <w:rFonts w:ascii="宋体" w:hAnsi="宋体" w:eastAsia="宋体" w:cs="宋体"/>
+                <w:rFonts w:ascii="宋体" w:eastAsia="宋体" w:hAnsi="宋体" w:cs="宋体"/>
                 <w:sz w:val="20"/>
                 <w:szCs w:val="20"/>
               </w:rPr>
             </w:pPr>
             <w:r>
               <w:rPr>
-                <w:rFonts w:ascii="宋体" w:hAnsi="宋体" w:eastAsia="宋体" w:cs="宋体"/>
+                <w:rFonts w:ascii="宋体" w:eastAsia="宋体" w:hAnsi="宋体" w:cs="宋体"/>
                 <w:spacing w:val="7"/>
                 <w:sz w:val="20"/>
                 <w:szCs w:val="20"/>
@@ -1039,11 +1021,11 @@
               <w:adjustRightInd w:val="0"/>
               <w:snapToGrid w:val="0"/>
               <w:spacing w:before="175" w:line="228" w:lineRule="auto"/>
-              <w:ind w:left="0" w:leftChars="0" w:right="0" w:rightChars="0" w:firstLine="0" w:firstLineChars="0"/>
+              <w:ind w:left="0" w:right="0" w:firstLine="0" w:leftChars="0" w:rightChars="0" w:firstLineChars="0"/>
               <w:jc w:val="center"/>
               <w:textAlignment w:val="baseline"/>
               <w:rPr>
-                <w:rFonts w:hint="eastAsia" w:ascii="宋体" w:hAnsi="宋体" w:eastAsia="宋体" w:cs="宋体"/>
+                <w:rFonts w:ascii="宋体" w:eastAsia="宋体" w:hAnsi="宋体" w:cs="宋体" w:hint="eastAsia"/>
                 <w:spacing w:val="7"/>
                 <w:sz w:val="20"/>
                 <w:szCs w:val="20"/>
@@ -1052,7 +1034,7 @@
             </w:pPr>
             <w:r>
               <w:rPr>
-                <w:rFonts w:hint="eastAsia" w:ascii="宋体" w:hAnsi="宋体" w:cs="宋体"/>
+                <w:rFonts w:ascii="宋体" w:hAnsi="宋体" w:cs="宋体" w:hint="eastAsia"/>
                 <w:spacing w:val="7"/>
                 <w:sz w:val="20"/>
                 <w:szCs w:val="20"/>
@@ -1081,11 +1063,11 @@
               <w:adjustRightInd w:val="0"/>
               <w:snapToGrid w:val="0"/>
               <w:spacing w:before="175" w:line="228" w:lineRule="auto"/>
-              <w:ind w:left="0" w:leftChars="0" w:right="0" w:rightChars="0" w:firstLine="0" w:firstLineChars="0"/>
+              <w:ind w:left="0" w:right="0" w:firstLine="0" w:leftChars="0" w:rightChars="0" w:firstLineChars="0"/>
               <w:jc w:val="center"/>
               <w:textAlignment w:val="baseline"/>
               <w:rPr>
-                <w:rFonts w:hint="default" w:ascii="宋体" w:hAnsi="宋体" w:cs="宋体"/>
+                <w:rFonts w:ascii="宋体" w:hAnsi="宋体" w:cs="宋体" w:hint="default"/>
                 <w:spacing w:val="7"/>
                 <w:sz w:val="20"/>
                 <w:szCs w:val="20"/>
@@ -1094,7 +1076,7 @@
             </w:pPr>
             <w:r>
               <w:rPr>
-                <w:rFonts w:hint="eastAsia" w:ascii="宋体" w:hAnsi="宋体" w:cs="宋体"/>
+                <w:rFonts w:ascii="宋体" w:hAnsi="宋体" w:cs="宋体" w:hint="eastAsia"/>
                 <w:spacing w:val="7"/>
                 <w:sz w:val="20"/>
                 <w:szCs w:val="20"/>
@@ -1123,18 +1105,18 @@
               <w:adjustRightInd w:val="0"/>
               <w:snapToGrid w:val="0"/>
               <w:spacing w:before="176" w:line="229" w:lineRule="auto"/>
-              <w:ind w:left="0" w:leftChars="0" w:right="0" w:rightChars="0" w:firstLine="0" w:firstLineChars="0"/>
+              <w:ind w:left="0" w:right="0" w:firstLine="0" w:leftChars="0" w:rightChars="0" w:firstLineChars="0"/>
               <w:jc w:val="center"/>
               <w:textAlignment w:val="baseline"/>
               <w:rPr>
-                <w:rFonts w:ascii="宋体" w:hAnsi="宋体" w:eastAsia="宋体" w:cs="宋体"/>
+                <w:rFonts w:ascii="宋体" w:eastAsia="宋体" w:hAnsi="宋体" w:cs="宋体"/>
                 <w:sz w:val="20"/>
                 <w:szCs w:val="20"/>
               </w:rPr>
             </w:pPr>
             <w:r>
               <w:rPr>
-                <w:rFonts w:ascii="宋体" w:hAnsi="宋体" w:eastAsia="宋体" w:cs="宋体"/>
+                <w:rFonts w:ascii="宋体" w:eastAsia="宋体" w:hAnsi="宋体" w:cs="宋体"/>
                 <w:spacing w:val="7"/>
                 <w:sz w:val="20"/>
                 <w:szCs w:val="20"/>
@@ -1146,14 +1128,9 @@
       </w:tr>
       <w:tr>
         <w:tblPrEx>
-          <w:tblBorders>
-            <w:top w:val="single" w:color="000000" w:sz="2" w:space="0"/>
-            <w:left w:val="single" w:color="000000" w:sz="2" w:space="0"/>
-            <w:bottom w:val="single" w:color="000000" w:sz="2" w:space="0"/>
-            <w:right w:val="single" w:color="000000" w:sz="2" w:space="0"/>
-            <w:insideH w:val="single" w:color="000000" w:sz="2" w:space="0"/>
-            <w:insideV w:val="single" w:color="000000" w:sz="2" w:space="0"/>
-          </w:tblBorders>
+          <w:tblW w:w="8214" w:type="dxa"/>
+          <w:jc w:val="center"/>
+          <w:tblLayout w:type="fixed"/>
           <w:tblCellMar>
             <w:top w:w="0" w:type="dxa"/>
             <w:left w:w="0" w:type="dxa"/>
@@ -1162,7 +1139,7 @@
           </w:tblCellMar>
         </w:tblPrEx>
         <w:trPr>
-          <w:trHeight w:val="516" w:hRule="atLeast"/>
+          <w:trHeight w:val="516"/>
           <w:jc w:val="center"/>
         </w:trPr>
         <w:tc>
@@ -1184,11 +1161,11 @@
               <w:adjustRightInd w:val="0"/>
               <w:snapToGrid w:val="0"/>
               <w:spacing w:before="173" w:line="267" w:lineRule="exact"/>
-              <w:ind w:left="0" w:leftChars="0" w:right="0" w:rightChars="0" w:firstLine="0" w:firstLineChars="0"/>
+              <w:ind w:left="0" w:right="0" w:firstLine="0" w:leftChars="0" w:rightChars="0" w:firstLineChars="0"/>
               <w:jc w:val="center"/>
               <w:textAlignment w:val="baseline"/>
               <w:rPr>
-                <w:rFonts w:hint="default" w:ascii="宋体" w:hAnsi="宋体" w:eastAsia="宋体" w:cs="宋体"/>
+                <w:rFonts w:ascii="宋体" w:eastAsia="宋体" w:hAnsi="宋体" w:cs="宋体" w:hint="default"/>
                 <w:sz w:val="20"/>
                 <w:szCs w:val="20"/>
                 <w:lang w:val="en-US"/>
@@ -1196,13 +1173,45 @@
             </w:pPr>
             <w:r>
               <w:rPr>
-                <w:rFonts w:ascii="宋体" w:hAnsi="宋体" w:eastAsia="宋体" w:cs="宋体"/>
+                <w:rFonts w:ascii="宋体" w:eastAsia="宋体" w:hAnsi="宋体" w:cs="宋体"/>
                 <w:spacing w:val="3"/>
                 <w:position w:val="1"/>
                 <w:sz w:val="20"/>
                 <w:szCs w:val="20"/>
               </w:rPr>
-              <w:t>2022.06.20</w:t>
+              <w:t>202</w:t>
+            </w:r>
+            <w:r>
+              <w:rPr>
+                <w:rFonts w:ascii="宋体" w:hAnsi="宋体" w:cs="宋体" w:hint="eastAsia"/>
+                <w:spacing w:val="3"/>
+                <w:position w:val="1"/>
+                <w:sz w:val="20"/>
+                <w:szCs w:val="20"/>
+                <w:lang w:val="en-US" w:eastAsia="zh-CN"/>
+              </w:rPr>
+              <w:t>5</w:t>
+            </w:r>
+            <w:r>
+              <w:rPr>
+                <w:rFonts w:ascii="宋体" w:eastAsia="宋体" w:hAnsi="宋体" w:cs="宋体"/>
+                <w:spacing w:val="3"/>
+                <w:position w:val="1"/>
+                <w:sz w:val="20"/>
+                <w:szCs w:val="20"/>
+              </w:rPr>
+              <w:t>.01.</w:t>
+            </w:r>
+            <w:r>
+              <w:rPr>
+                <w:rFonts w:ascii="宋体" w:hAnsi="宋体" w:cs="宋体" w:hint="eastAsia"/>
+                <w:spacing w:val="3"/>
+                <w:position w:val="1"/>
+                <w:sz w:val="20"/>
+                <w:szCs w:val="20"/>
+                <w:lang w:val="en-US" w:eastAsia="zh-CN"/>
+              </w:rPr>
+              <w:t>10</w:t>
             </w:r>
           </w:p>
         </w:tc>
@@ -1225,18 +1234,18 @@
               <w:adjustRightInd w:val="0"/>
               <w:snapToGrid w:val="0"/>
               <w:spacing w:before="173" w:line="267" w:lineRule="exact"/>
-              <w:ind w:left="0" w:leftChars="0" w:right="0" w:rightChars="0" w:firstLine="0" w:firstLineChars="0"/>
+              <w:ind w:left="0" w:right="0" w:firstLine="0" w:leftChars="0" w:rightChars="0" w:firstLineChars="0"/>
               <w:jc w:val="center"/>
               <w:textAlignment w:val="baseline"/>
               <w:rPr>
-                <w:rFonts w:ascii="宋体" w:hAnsi="宋体" w:eastAsia="宋体" w:cs="宋体"/>
+                <w:rFonts w:ascii="宋体" w:eastAsia="宋体" w:hAnsi="宋体" w:cs="宋体"/>
                 <w:sz w:val="20"/>
                 <w:szCs w:val="20"/>
               </w:rPr>
             </w:pPr>
             <w:r>
               <w:rPr>
-                <w:rFonts w:ascii="宋体" w:hAnsi="宋体" w:eastAsia="宋体" w:cs="宋体"/>
+                <w:rFonts w:ascii="宋体" w:eastAsia="宋体" w:hAnsi="宋体" w:cs="宋体"/>
                 <w:spacing w:val="4"/>
                 <w:position w:val="1"/>
                 <w:sz w:val="20"/>
@@ -1246,7 +1255,7 @@
             </w:r>
             <w:r>
               <w:rPr>
-                <w:rFonts w:hint="eastAsia" w:ascii="宋体" w:hAnsi="宋体" w:cs="宋体"/>
+                <w:rFonts w:ascii="宋体" w:hAnsi="宋体" w:cs="宋体" w:hint="eastAsia"/>
                 <w:spacing w:val="4"/>
                 <w:position w:val="1"/>
                 <w:sz w:val="20"/>
@@ -1257,7 +1266,7 @@
             </w:r>
             <w:r>
               <w:rPr>
-                <w:rFonts w:ascii="宋体" w:hAnsi="宋体" w:eastAsia="宋体" w:cs="宋体"/>
+                <w:rFonts w:ascii="宋体" w:eastAsia="宋体" w:hAnsi="宋体" w:cs="宋体"/>
                 <w:spacing w:val="4"/>
                 <w:position w:val="1"/>
                 <w:sz w:val="20"/>
@@ -1286,18 +1295,18 @@
               <w:adjustRightInd w:val="0"/>
               <w:snapToGrid w:val="0"/>
               <w:spacing w:before="172" w:line="228" w:lineRule="auto"/>
-              <w:ind w:left="0" w:leftChars="0" w:right="0" w:rightChars="0" w:firstLine="0" w:firstLineChars="0"/>
+              <w:ind w:left="0" w:right="0" w:firstLine="0" w:leftChars="0" w:rightChars="0" w:firstLineChars="0"/>
               <w:jc w:val="center"/>
               <w:textAlignment w:val="baseline"/>
               <w:rPr>
-                <w:rFonts w:ascii="宋体" w:hAnsi="宋体" w:eastAsia="宋体" w:cs="宋体"/>
+                <w:rFonts w:ascii="宋体" w:eastAsia="宋体" w:hAnsi="宋体" w:cs="宋体"/>
                 <w:sz w:val="20"/>
                 <w:szCs w:val="20"/>
               </w:rPr>
             </w:pPr>
             <w:r>
               <w:rPr>
-                <w:rFonts w:ascii="宋体" w:hAnsi="宋体" w:eastAsia="宋体" w:cs="宋体"/>
+                <w:rFonts w:ascii="宋体" w:eastAsia="宋体" w:hAnsi="宋体" w:cs="宋体"/>
                 <w:spacing w:val="200"/>
                 <w:kern w:val="0"/>
                 <w:sz w:val="20"/>
@@ -1307,7 +1316,7 @@
             </w:r>
             <w:r>
               <w:rPr>
-                <w:rFonts w:ascii="宋体" w:hAnsi="宋体" w:eastAsia="宋体" w:cs="宋体"/>
+                <w:rFonts w:ascii="宋体" w:eastAsia="宋体" w:hAnsi="宋体" w:cs="宋体"/>
                 <w:spacing w:val="0"/>
                 <w:kern w:val="0"/>
                 <w:sz w:val="20"/>
@@ -1336,11 +1345,11 @@
               <w:adjustRightInd w:val="0"/>
               <w:snapToGrid w:val="0"/>
               <w:spacing w:before="173" w:line="229" w:lineRule="auto"/>
-              <w:ind w:left="0" w:leftChars="0" w:right="0" w:rightChars="0" w:firstLine="0" w:firstLineChars="0"/>
+              <w:ind w:left="0" w:right="0" w:firstLine="0" w:leftChars="0" w:rightChars="0" w:firstLineChars="0"/>
               <w:jc w:val="center"/>
               <w:textAlignment w:val="baseline"/>
               <w:rPr>
-                <w:rFonts w:ascii="宋体" w:hAnsi="宋体" w:eastAsia="宋体" w:cs="宋体"/>
+                <w:rFonts w:ascii="宋体" w:eastAsia="宋体" w:hAnsi="宋体" w:cs="宋体"/>
                 <w:spacing w:val="200"/>
                 <w:kern w:val="0"/>
                 <w:sz w:val="20"/>
@@ -1349,14 +1358,14 @@
             </w:pPr>
             <w:r>
               <w:rPr>
-                <w:rFonts w:hint="eastAsia" w:asciiTheme="minorAscii" w:hAnsiTheme="minorAscii" w:eastAsiaTheme="minorEastAsia"/>
+                <w:rFonts w:asciiTheme="minorAscii" w:eastAsiaTheme="minorEastAsia" w:hAnsiTheme="minorAscii" w:hint="eastAsia"/>
                 <w:spacing w:val="0"/>
                 <w:kern w:val="0"/>
                 <w:sz w:val="21"/>
                 <w:vertAlign w:val="baseline"/>
                 <w:lang w:val="en-US" w:eastAsia="zh-CN"/>
               </w:rPr>
-              <w:t>程方</w:t>
+              <w:t>强宇涛</w:t>
             </w:r>
           </w:p>
         </w:tc>
@@ -1379,11 +1388,11 @@
               <w:adjustRightInd w:val="0"/>
               <w:snapToGrid w:val="0"/>
               <w:spacing w:before="172" w:line="228" w:lineRule="auto"/>
-              <w:ind w:left="0" w:leftChars="0" w:right="0" w:rightChars="0" w:firstLine="0" w:firstLineChars="0"/>
+              <w:ind w:left="0" w:right="0" w:firstLine="0" w:leftChars="0" w:rightChars="0" w:firstLineChars="0"/>
               <w:jc w:val="center"/>
               <w:textAlignment w:val="baseline"/>
               <w:rPr>
-                <w:rFonts w:ascii="宋体" w:hAnsi="宋体" w:eastAsia="宋体" w:cs="宋体"/>
+                <w:rFonts w:ascii="宋体" w:eastAsia="宋体" w:hAnsi="宋体" w:cs="宋体"/>
                 <w:spacing w:val="200"/>
                 <w:kern w:val="0"/>
                 <w:sz w:val="20"/>
@@ -1392,13 +1401,13 @@
             </w:pPr>
             <w:r>
               <w:rPr>
-                <w:rFonts w:hint="eastAsia" w:ascii="宋体" w:hAnsi="宋体" w:eastAsia="宋体" w:cs="宋体"/>
+                <w:rFonts w:ascii="宋体" w:eastAsia="宋体" w:hAnsi="宋体" w:cs="宋体" w:hint="eastAsia"/>
                 <w:spacing w:val="0"/>
                 <w:kern w:val="0"/>
                 <w:sz w:val="20"/>
                 <w:szCs w:val="20"/>
               </w:rPr>
-              <w:t>茅建根</w:t>
+              <w:t>陈凯</w:t>
             </w:r>
           </w:p>
         </w:tc>
@@ -1421,18 +1430,18 @@
               <w:adjustRightInd w:val="0"/>
               <w:snapToGrid w:val="0"/>
               <w:spacing w:before="173" w:line="229" w:lineRule="auto"/>
-              <w:ind w:left="0" w:leftChars="0" w:right="0" w:rightChars="0" w:firstLine="0" w:firstLineChars="0"/>
+              <w:ind w:left="0" w:right="0" w:firstLine="0" w:leftChars="0" w:rightChars="0" w:firstLineChars="0"/>
               <w:jc w:val="center"/>
               <w:textAlignment w:val="baseline"/>
               <w:rPr>
-                <w:rFonts w:ascii="宋体" w:hAnsi="宋体" w:eastAsia="宋体" w:cs="宋体"/>
+                <w:rFonts w:ascii="宋体" w:eastAsia="宋体" w:hAnsi="宋体" w:cs="宋体"/>
                 <w:sz w:val="20"/>
                 <w:szCs w:val="20"/>
               </w:rPr>
             </w:pPr>
             <w:r>
               <w:rPr>
-                <w:rFonts w:hint="eastAsia" w:asciiTheme="minorAscii" w:hAnsiTheme="minorAscii" w:eastAsiaTheme="minorEastAsia"/>
+                <w:rFonts w:asciiTheme="minorAscii" w:eastAsiaTheme="minorEastAsia" w:hAnsiTheme="minorAscii" w:hint="eastAsia"/>
                 <w:spacing w:val="0"/>
                 <w:kern w:val="0"/>
                 <w:sz w:val="21"/>
@@ -1446,14 +1455,9 @@
       </w:tr>
       <w:tr>
         <w:tblPrEx>
-          <w:tblBorders>
-            <w:top w:val="single" w:color="000000" w:sz="2" w:space="0"/>
-            <w:left w:val="single" w:color="000000" w:sz="2" w:space="0"/>
-            <w:bottom w:val="single" w:color="000000" w:sz="2" w:space="0"/>
-            <w:right w:val="single" w:color="000000" w:sz="2" w:space="0"/>
-            <w:insideH w:val="single" w:color="000000" w:sz="2" w:space="0"/>
-            <w:insideV w:val="single" w:color="000000" w:sz="2" w:space="0"/>
-          </w:tblBorders>
+          <w:tblW w:w="8214" w:type="dxa"/>
+          <w:jc w:val="center"/>
+          <w:tblLayout w:type="fixed"/>
           <w:tblCellMar>
             <w:top w:w="0" w:type="dxa"/>
             <w:left w:w="0" w:type="dxa"/>
@@ -1462,7 +1466,7 @@
           </w:tblCellMar>
         </w:tblPrEx>
         <w:trPr>
-          <w:trHeight w:val="556" w:hRule="atLeast"/>
+          <w:trHeight w:val="556"/>
           <w:jc w:val="center"/>
         </w:trPr>
         <w:tc>
@@ -1485,11 +1489,11 @@
               <w:adjustRightInd w:val="0"/>
               <w:snapToGrid w:val="0"/>
               <w:spacing w:before="173" w:line="267" w:lineRule="exact"/>
-              <w:ind w:left="0" w:leftChars="0" w:right="0" w:rightChars="0" w:firstLine="0" w:firstLineChars="0"/>
+              <w:ind w:left="0" w:right="0" w:firstLine="0" w:leftChars="0" w:rightChars="0" w:firstLineChars="0"/>
               <w:jc w:val="center"/>
               <w:textAlignment w:val="baseline"/>
               <w:rPr>
-                <w:rFonts w:hint="default" w:ascii="宋体" w:hAnsi="宋体" w:eastAsia="宋体" w:cs="宋体"/>
+                <w:rFonts w:ascii="宋体" w:eastAsia="宋体" w:hAnsi="宋体" w:cs="宋体" w:hint="default"/>
                 <w:snapToGrid w:val="0"/>
                 <w:color w:val="000000"/>
                 <w:kern w:val="0"/>
@@ -1498,48 +1502,6 @@
                 <w:lang w:val="en-US" w:eastAsia="en-US" w:bidi="ar-SA"/>
               </w:rPr>
             </w:pPr>
-            <w:r>
-              <w:rPr>
-                <w:rFonts w:ascii="宋体" w:hAnsi="宋体" w:eastAsia="宋体" w:cs="宋体"/>
-                <w:spacing w:val="3"/>
-                <w:position w:val="1"/>
-                <w:sz w:val="20"/>
-                <w:szCs w:val="20"/>
-              </w:rPr>
-              <w:t>202</w:t>
-            </w:r>
-            <w:r>
-              <w:rPr>
-                <w:rFonts w:hint="eastAsia" w:ascii="宋体" w:hAnsi="宋体" w:cs="宋体"/>
-                <w:spacing w:val="3"/>
-                <w:position w:val="1"/>
-                <w:sz w:val="20"/>
-                <w:szCs w:val="20"/>
-                <w:lang w:val="en-US" w:eastAsia="zh-CN"/>
-              </w:rPr>
-              <w:t>5</w:t>
-            </w:r>
-            <w:r>
-              <w:rPr>
-                <w:rFonts w:ascii="宋体" w:hAnsi="宋体" w:eastAsia="宋体" w:cs="宋体"/>
-                <w:spacing w:val="3"/>
-                <w:position w:val="1"/>
-                <w:sz w:val="20"/>
-                <w:szCs w:val="20"/>
-              </w:rPr>
-              <w:t>.01.</w:t>
-            </w:r>
-            <w:r>
-              <w:rPr>
-                <w:rFonts w:hint="eastAsia" w:ascii="宋体" w:hAnsi="宋体" w:cs="宋体"/>
-                <w:spacing w:val="3"/>
-                <w:position w:val="1"/>
-                <w:sz w:val="20"/>
-                <w:szCs w:val="20"/>
-                <w:lang w:val="en-US" w:eastAsia="zh-CN"/>
-              </w:rPr>
-              <w:t>10</w:t>
-            </w:r>
           </w:p>
         </w:tc>
         <w:tc>
@@ -1562,11 +1524,11 @@
               <w:adjustRightInd w:val="0"/>
               <w:snapToGrid w:val="0"/>
               <w:spacing w:before="173" w:line="267" w:lineRule="exact"/>
-              <w:ind w:left="0" w:leftChars="0" w:right="0" w:rightChars="0" w:firstLine="0" w:firstLineChars="0"/>
+              <w:ind w:left="0" w:right="0" w:firstLine="0" w:leftChars="0" w:rightChars="0" w:firstLineChars="0"/>
               <w:jc w:val="center"/>
               <w:textAlignment w:val="baseline"/>
               <w:rPr>
-                <w:rFonts w:ascii="宋体" w:hAnsi="宋体" w:eastAsia="宋体" w:cs="宋体"/>
+                <w:rFonts w:ascii="宋体" w:eastAsia="宋体" w:hAnsi="宋体" w:cs="宋体"/>
                 <w:snapToGrid w:val="0"/>
                 <w:color w:val="000000"/>
                 <w:kern w:val="0"/>
@@ -1575,37 +1537,6 @@
                 <w:lang w:val="en-US" w:eastAsia="en-US" w:bidi="ar-SA"/>
               </w:rPr>
             </w:pPr>
-            <w:r>
-              <w:rPr>
-                <w:rFonts w:ascii="宋体" w:hAnsi="宋体" w:eastAsia="宋体" w:cs="宋体"/>
-                <w:spacing w:val="4"/>
-                <w:position w:val="1"/>
-                <w:sz w:val="20"/>
-                <w:szCs w:val="20"/>
-              </w:rPr>
-              <w:t>V</w:t>
-            </w:r>
-            <w:r>
-              <w:rPr>
-                <w:rFonts w:hint="eastAsia" w:ascii="宋体" w:hAnsi="宋体" w:cs="宋体"/>
-                <w:spacing w:val="4"/>
-                <w:position w:val="1"/>
-                <w:sz w:val="20"/>
-                <w:szCs w:val="20"/>
-                <w:lang w:val="en-US" w:eastAsia="zh-CN"/>
-              </w:rPr>
-              <w:t>2</w:t>
-            </w:r>
-            <w:r>
-              <w:rPr>
-                <w:rFonts w:ascii="宋体" w:hAnsi="宋体" w:eastAsia="宋体" w:cs="宋体"/>
-                <w:spacing w:val="4"/>
-                <w:position w:val="1"/>
-                <w:sz w:val="20"/>
-                <w:szCs w:val="20"/>
-              </w:rPr>
-              <w:t>.0</w:t>
-            </w:r>
           </w:p>
         </w:tc>
         <w:tc>
@@ -1628,11 +1559,11 @@
               <w:adjustRightInd w:val="0"/>
               <w:snapToGrid w:val="0"/>
               <w:spacing w:before="172" w:line="228" w:lineRule="auto"/>
-              <w:ind w:left="0" w:leftChars="0" w:right="0" w:rightChars="0" w:firstLine="0" w:firstLineChars="0"/>
+              <w:ind w:left="0" w:right="0" w:firstLine="0" w:leftChars="0" w:rightChars="0" w:firstLineChars="0"/>
               <w:jc w:val="center"/>
               <w:textAlignment w:val="baseline"/>
               <w:rPr>
-                <w:rFonts w:hint="default" w:ascii="宋体" w:hAnsi="宋体" w:eastAsia="宋体" w:cs="宋体"/>
+                <w:rFonts w:ascii="宋体" w:eastAsia="宋体" w:hAnsi="宋体" w:cs="宋体" w:hint="default"/>
                 <w:snapToGrid w:val="0"/>
                 <w:color w:val="000000"/>
                 <w:kern w:val="0"/>
@@ -1641,18 +1572,6 @@
                 <w:lang w:val="en-US" w:eastAsia="zh-CN" w:bidi="ar-SA"/>
               </w:rPr>
             </w:pPr>
-            <w:r>
-              <w:rPr>
-                <w:rFonts w:hint="eastAsia" w:ascii="宋体" w:hAnsi="宋体" w:cs="宋体"/>
-                <w:snapToGrid w:val="0"/>
-                <w:color w:val="000000"/>
-                <w:kern w:val="0"/>
-                <w:sz w:val="20"/>
-                <w:szCs w:val="20"/>
-                <w:lang w:val="en-US" w:eastAsia="zh-CN" w:bidi="ar-SA"/>
-              </w:rPr>
-              <w:t>完善持续改进</w:t>
-            </w:r>
           </w:p>
         </w:tc>
         <w:tc>
@@ -1675,11 +1594,11 @@
               <w:adjustRightInd w:val="0"/>
               <w:snapToGrid w:val="0"/>
               <w:spacing w:before="173" w:line="229" w:lineRule="auto"/>
-              <w:ind w:left="0" w:leftChars="0" w:right="0" w:rightChars="0" w:firstLine="0" w:firstLineChars="0"/>
+              <w:ind w:left="0" w:right="0" w:firstLine="0" w:leftChars="0" w:rightChars="0" w:firstLineChars="0"/>
               <w:jc w:val="center"/>
               <w:textAlignment w:val="baseline"/>
               <w:rPr>
-                <w:rFonts w:ascii="宋体" w:hAnsi="宋体" w:eastAsia="宋体" w:cs="宋体"/>
+                <w:rFonts w:ascii="宋体" w:eastAsia="宋体" w:hAnsi="宋体" w:cs="宋体"/>
                 <w:snapToGrid w:val="0"/>
                 <w:color w:val="000000"/>
                 <w:spacing w:val="200"/>
@@ -1689,17 +1608,6 @@
                 <w:lang w:val="en-US" w:eastAsia="en-US" w:bidi="ar-SA"/>
               </w:rPr>
             </w:pPr>
-            <w:r>
-              <w:rPr>
-                <w:rFonts w:hint="eastAsia" w:asciiTheme="minorAscii" w:hAnsiTheme="minorAscii" w:eastAsiaTheme="minorEastAsia"/>
-                <w:spacing w:val="0"/>
-                <w:kern w:val="0"/>
-                <w:sz w:val="21"/>
-                <w:vertAlign w:val="baseline"/>
-                <w:lang w:val="en-US" w:eastAsia="zh-CN"/>
-              </w:rPr>
-              <w:t>程方</w:t>
-            </w:r>
           </w:p>
         </w:tc>
         <w:tc>
@@ -1722,11 +1630,11 @@
               <w:adjustRightInd w:val="0"/>
               <w:snapToGrid w:val="0"/>
               <w:spacing w:before="172" w:line="228" w:lineRule="auto"/>
-              <w:ind w:left="0" w:leftChars="0" w:right="0" w:rightChars="0" w:firstLine="0" w:firstLineChars="0"/>
+              <w:ind w:left="0" w:right="0" w:firstLine="0" w:leftChars="0" w:rightChars="0" w:firstLineChars="0"/>
               <w:jc w:val="center"/>
               <w:textAlignment w:val="baseline"/>
               <w:rPr>
-                <w:rFonts w:ascii="宋体" w:hAnsi="宋体" w:eastAsia="宋体" w:cs="宋体"/>
+                <w:rFonts w:ascii="宋体" w:eastAsia="宋体" w:hAnsi="宋体" w:cs="宋体"/>
                 <w:snapToGrid w:val="0"/>
                 <w:color w:val="000000"/>
                 <w:spacing w:val="200"/>
@@ -1736,16 +1644,6 @@
                 <w:lang w:val="en-US" w:eastAsia="en-US" w:bidi="ar-SA"/>
               </w:rPr>
             </w:pPr>
-            <w:r>
-              <w:rPr>
-                <w:rFonts w:hint="eastAsia" w:ascii="宋体" w:hAnsi="宋体" w:eastAsia="宋体" w:cs="宋体"/>
-                <w:spacing w:val="0"/>
-                <w:kern w:val="0"/>
-                <w:sz w:val="20"/>
-                <w:szCs w:val="20"/>
-              </w:rPr>
-              <w:t>茅建根</w:t>
-            </w:r>
           </w:p>
         </w:tc>
         <w:tc>
@@ -1768,11 +1666,11 @@
               <w:adjustRightInd w:val="0"/>
               <w:snapToGrid w:val="0"/>
               <w:spacing w:before="173" w:line="229" w:lineRule="auto"/>
-              <w:ind w:left="0" w:leftChars="0" w:right="0" w:rightChars="0" w:firstLine="0" w:firstLineChars="0"/>
+              <w:ind w:left="0" w:right="0" w:firstLine="0" w:leftChars="0" w:rightChars="0" w:firstLineChars="0"/>
               <w:jc w:val="center"/>
               <w:textAlignment w:val="baseline"/>
               <w:rPr>
-                <w:rFonts w:ascii="宋体" w:hAnsi="宋体" w:eastAsia="宋体" w:cs="宋体"/>
+                <w:rFonts w:ascii="宋体" w:eastAsia="宋体" w:hAnsi="宋体" w:cs="宋体"/>
                 <w:snapToGrid w:val="0"/>
                 <w:color w:val="000000"/>
                 <w:kern w:val="0"/>
@@ -1781,30 +1679,14 @@
                 <w:lang w:val="en-US" w:eastAsia="en-US" w:bidi="ar-SA"/>
               </w:rPr>
             </w:pPr>
-            <w:r>
-              <w:rPr>
-                <w:rFonts w:hint="eastAsia" w:asciiTheme="minorAscii" w:hAnsiTheme="minorAscii" w:eastAsiaTheme="minorEastAsia"/>
-                <w:spacing w:val="0"/>
-                <w:kern w:val="0"/>
-                <w:sz w:val="21"/>
-                <w:vertAlign w:val="baseline"/>
-                <w:lang w:val="en-US" w:eastAsia="zh-CN"/>
-              </w:rPr>
-              <w:t>吴亚红</w:t>
-            </w:r>
           </w:p>
         </w:tc>
       </w:tr>
       <w:tr>
         <w:tblPrEx>
-          <w:tblBorders>
-            <w:top w:val="single" w:color="000000" w:sz="2" w:space="0"/>
-            <w:left w:val="single" w:color="000000" w:sz="2" w:space="0"/>
-            <w:bottom w:val="single" w:color="000000" w:sz="2" w:space="0"/>
-            <w:right w:val="single" w:color="000000" w:sz="2" w:space="0"/>
-            <w:insideH w:val="single" w:color="000000" w:sz="2" w:space="0"/>
-            <w:insideV w:val="single" w:color="000000" w:sz="2" w:space="0"/>
-          </w:tblBorders>
+          <w:tblW w:w="8214" w:type="dxa"/>
+          <w:jc w:val="center"/>
+          <w:tblLayout w:type="fixed"/>
           <w:tblCellMar>
             <w:top w:w="0" w:type="dxa"/>
             <w:left w:w="0" w:type="dxa"/>
@@ -1813,7 +1695,7 @@
           </w:tblCellMar>
         </w:tblPrEx>
         <w:trPr>
-          <w:trHeight w:val="556" w:hRule="atLeast"/>
+          <w:trHeight w:val="556"/>
           <w:jc w:val="center"/>
         </w:trPr>
         <w:tc>
@@ -1822,7 +1704,7 @@
           </w:tcPr>
           <w:p>
             <w:pPr>
-              <w:pStyle w:val="27"/>
+              <w:pStyle w:val="TableText"/>
               <w:keepNext w:val="0"/>
               <w:keepLines w:val="0"/>
               <w:pageBreakBefore w:val="0"/>
@@ -1835,7 +1717,7 @@
               <w:bidi w:val="0"/>
               <w:adjustRightInd w:val="0"/>
               <w:snapToGrid w:val="0"/>
-              <w:ind w:left="0" w:leftChars="0" w:right="0" w:rightChars="0" w:firstLine="0" w:firstLineChars="0"/>
+              <w:ind w:left="0" w:right="0" w:firstLine="0" w:leftChars="0" w:rightChars="0" w:firstLineChars="0"/>
               <w:jc w:val="center"/>
               <w:textAlignment w:val="baseline"/>
             </w:pPr>
@@ -1847,7 +1729,7 @@
           </w:tcPr>
           <w:p>
             <w:pPr>
-              <w:pStyle w:val="27"/>
+              <w:pStyle w:val="TableText"/>
               <w:keepNext w:val="0"/>
               <w:keepLines w:val="0"/>
               <w:pageBreakBefore w:val="0"/>
@@ -1860,7 +1742,7 @@
               <w:bidi w:val="0"/>
               <w:adjustRightInd w:val="0"/>
               <w:snapToGrid w:val="0"/>
-              <w:ind w:left="0" w:leftChars="0" w:right="0" w:rightChars="0" w:firstLine="0" w:firstLineChars="0"/>
+              <w:ind w:left="0" w:right="0" w:firstLine="0" w:leftChars="0" w:rightChars="0" w:firstLineChars="0"/>
               <w:jc w:val="center"/>
               <w:textAlignment w:val="baseline"/>
             </w:pPr>
@@ -1872,7 +1754,7 @@
           </w:tcPr>
           <w:p>
             <w:pPr>
-              <w:pStyle w:val="27"/>
+              <w:pStyle w:val="TableText"/>
               <w:keepNext w:val="0"/>
               <w:keepLines w:val="0"/>
               <w:pageBreakBefore w:val="0"/>
@@ -1885,7 +1767,7 @@
               <w:bidi w:val="0"/>
               <w:adjustRightInd w:val="0"/>
               <w:snapToGrid w:val="0"/>
-              <w:ind w:left="0" w:leftChars="0" w:right="0" w:rightChars="0" w:firstLine="0" w:firstLineChars="0"/>
+              <w:ind w:left="0" w:right="0" w:firstLine="0" w:leftChars="0" w:rightChars="0" w:firstLineChars="0"/>
               <w:jc w:val="center"/>
               <w:textAlignment w:val="baseline"/>
             </w:pPr>
@@ -1897,7 +1779,7 @@
           </w:tcPr>
           <w:p>
             <w:pPr>
-              <w:pStyle w:val="27"/>
+              <w:pStyle w:val="TableText"/>
               <w:keepNext w:val="0"/>
               <w:keepLines w:val="0"/>
               <w:pageBreakBefore w:val="0"/>
@@ -1910,7 +1792,7 @@
               <w:bidi w:val="0"/>
               <w:adjustRightInd w:val="0"/>
               <w:snapToGrid w:val="0"/>
-              <w:ind w:left="0" w:leftChars="0" w:right="0" w:rightChars="0" w:firstLine="0" w:firstLineChars="0"/>
+              <w:ind w:left="0" w:right="0" w:firstLine="0" w:leftChars="0" w:rightChars="0" w:firstLineChars="0"/>
               <w:jc w:val="center"/>
               <w:textAlignment w:val="baseline"/>
             </w:pPr>
@@ -1922,7 +1804,7 @@
           </w:tcPr>
           <w:p>
             <w:pPr>
-              <w:pStyle w:val="27"/>
+              <w:pStyle w:val="TableText"/>
               <w:keepNext w:val="0"/>
               <w:keepLines w:val="0"/>
               <w:pageBreakBefore w:val="0"/>
@@ -1935,7 +1817,7 @@
               <w:bidi w:val="0"/>
               <w:adjustRightInd w:val="0"/>
               <w:snapToGrid w:val="0"/>
-              <w:ind w:left="0" w:leftChars="0" w:right="0" w:rightChars="0" w:firstLine="0" w:firstLineChars="0"/>
+              <w:ind w:left="0" w:right="0" w:firstLine="0" w:leftChars="0" w:rightChars="0" w:firstLineChars="0"/>
               <w:jc w:val="center"/>
               <w:textAlignment w:val="baseline"/>
             </w:pPr>
@@ -1947,7 +1829,7 @@
           </w:tcPr>
           <w:p>
             <w:pPr>
-              <w:pStyle w:val="27"/>
+              <w:pStyle w:val="TableText"/>
               <w:keepNext w:val="0"/>
               <w:keepLines w:val="0"/>
               <w:pageBreakBefore w:val="0"/>
@@ -1960,7 +1842,7 @@
               <w:bidi w:val="0"/>
               <w:adjustRightInd w:val="0"/>
               <w:snapToGrid w:val="0"/>
-              <w:ind w:left="0" w:leftChars="0" w:right="0" w:rightChars="0" w:firstLine="0" w:firstLineChars="0"/>
+              <w:ind w:left="0" w:right="0" w:firstLine="0" w:leftChars="0" w:rightChars="0" w:firstLineChars="0"/>
               <w:jc w:val="center"/>
               <w:textAlignment w:val="baseline"/>
             </w:pPr>
@@ -1969,14 +1851,9 @@
       </w:tr>
       <w:tr>
         <w:tblPrEx>
-          <w:tblBorders>
-            <w:top w:val="single" w:color="000000" w:sz="2" w:space="0"/>
-            <w:left w:val="single" w:color="000000" w:sz="2" w:space="0"/>
-            <w:bottom w:val="single" w:color="000000" w:sz="2" w:space="0"/>
-            <w:right w:val="single" w:color="000000" w:sz="2" w:space="0"/>
-            <w:insideH w:val="single" w:color="000000" w:sz="2" w:space="0"/>
-            <w:insideV w:val="single" w:color="000000" w:sz="2" w:space="0"/>
-          </w:tblBorders>
+          <w:tblW w:w="8214" w:type="dxa"/>
+          <w:jc w:val="center"/>
+          <w:tblLayout w:type="fixed"/>
           <w:tblCellMar>
             <w:top w:w="0" w:type="dxa"/>
             <w:left w:w="0" w:type="dxa"/>
@@ -1985,7 +1862,7 @@
           </w:tblCellMar>
         </w:tblPrEx>
         <w:trPr>
-          <w:trHeight w:val="557" w:hRule="atLeast"/>
+          <w:trHeight w:val="557"/>
           <w:jc w:val="center"/>
         </w:trPr>
         <w:tc>
@@ -1994,7 +1871,7 @@
           </w:tcPr>
           <w:p>
             <w:pPr>
-              <w:pStyle w:val="27"/>
+              <w:pStyle w:val="TableText"/>
               <w:keepNext w:val="0"/>
               <w:keepLines w:val="0"/>
               <w:pageBreakBefore w:val="0"/>
@@ -2007,7 +1884,7 @@
               <w:bidi w:val="0"/>
               <w:adjustRightInd w:val="0"/>
               <w:snapToGrid w:val="0"/>
-              <w:ind w:left="0" w:leftChars="0" w:right="0" w:rightChars="0" w:firstLine="0" w:firstLineChars="0"/>
+              <w:ind w:left="0" w:right="0" w:firstLine="0" w:leftChars="0" w:rightChars="0" w:firstLineChars="0"/>
               <w:jc w:val="center"/>
               <w:textAlignment w:val="baseline"/>
             </w:pPr>
@@ -2019,7 +1896,7 @@
           </w:tcPr>
           <w:p>
             <w:pPr>
-              <w:pStyle w:val="27"/>
+              <w:pStyle w:val="TableText"/>
               <w:keepNext w:val="0"/>
               <w:keepLines w:val="0"/>
               <w:pageBreakBefore w:val="0"/>
@@ -2032,7 +1909,7 @@
               <w:bidi w:val="0"/>
               <w:adjustRightInd w:val="0"/>
               <w:snapToGrid w:val="0"/>
-              <w:ind w:left="0" w:leftChars="0" w:right="0" w:rightChars="0" w:firstLine="0" w:firstLineChars="0"/>
+              <w:ind w:left="0" w:right="0" w:firstLine="0" w:leftChars="0" w:rightChars="0" w:firstLineChars="0"/>
               <w:jc w:val="center"/>
               <w:textAlignment w:val="baseline"/>
             </w:pPr>
@@ -2044,7 +1921,7 @@
           </w:tcPr>
           <w:p>
             <w:pPr>
-              <w:pStyle w:val="27"/>
+              <w:pStyle w:val="TableText"/>
               <w:keepNext w:val="0"/>
               <w:keepLines w:val="0"/>
               <w:pageBreakBefore w:val="0"/>
@@ -2057,7 +1934,7 @@
               <w:bidi w:val="0"/>
               <w:adjustRightInd w:val="0"/>
               <w:snapToGrid w:val="0"/>
-              <w:ind w:left="0" w:leftChars="0" w:right="0" w:rightChars="0" w:firstLine="0" w:firstLineChars="0"/>
+              <w:ind w:left="0" w:right="0" w:firstLine="0" w:leftChars="0" w:rightChars="0" w:firstLineChars="0"/>
               <w:jc w:val="center"/>
               <w:textAlignment w:val="baseline"/>
             </w:pPr>
@@ -2069,7 +1946,7 @@
           </w:tcPr>
           <w:p>
             <w:pPr>
-              <w:pStyle w:val="27"/>
+              <w:pStyle w:val="TableText"/>
               <w:keepNext w:val="0"/>
               <w:keepLines w:val="0"/>
               <w:pageBreakBefore w:val="0"/>
@@ -2082,7 +1959,7 @@
               <w:bidi w:val="0"/>
               <w:adjustRightInd w:val="0"/>
               <w:snapToGrid w:val="0"/>
-              <w:ind w:left="0" w:leftChars="0" w:right="0" w:rightChars="0" w:firstLine="0" w:firstLineChars="0"/>
+              <w:ind w:left="0" w:right="0" w:firstLine="0" w:leftChars="0" w:rightChars="0" w:firstLineChars="0"/>
               <w:jc w:val="center"/>
               <w:textAlignment w:val="baseline"/>
             </w:pPr>
@@ -2094,7 +1971,7 @@
           </w:tcPr>
           <w:p>
             <w:pPr>
-              <w:pStyle w:val="27"/>
+              <w:pStyle w:val="TableText"/>
               <w:keepNext w:val="0"/>
               <w:keepLines w:val="0"/>
               <w:pageBreakBefore w:val="0"/>
@@ -2107,7 +1984,7 @@
               <w:bidi w:val="0"/>
               <w:adjustRightInd w:val="0"/>
               <w:snapToGrid w:val="0"/>
-              <w:ind w:left="0" w:leftChars="0" w:right="0" w:rightChars="0" w:firstLine="0" w:firstLineChars="0"/>
+              <w:ind w:left="0" w:right="0" w:firstLine="0" w:leftChars="0" w:rightChars="0" w:firstLineChars="0"/>
               <w:jc w:val="center"/>
               <w:textAlignment w:val="baseline"/>
             </w:pPr>
@@ -2119,7 +1996,7 @@
           </w:tcPr>
           <w:p>
             <w:pPr>
-              <w:pStyle w:val="27"/>
+              <w:pStyle w:val="TableText"/>
               <w:keepNext w:val="0"/>
               <w:keepLines w:val="0"/>
               <w:pageBreakBefore w:val="0"/>
@@ -2132,7 +2009,7 @@
               <w:bidi w:val="0"/>
               <w:adjustRightInd w:val="0"/>
               <w:snapToGrid w:val="0"/>
-              <w:ind w:left="0" w:leftChars="0" w:right="0" w:rightChars="0" w:firstLine="0" w:firstLineChars="0"/>
+              <w:ind w:left="0" w:right="0" w:firstLine="0" w:leftChars="0" w:rightChars="0" w:firstLineChars="0"/>
               <w:jc w:val="center"/>
               <w:textAlignment w:val="baseline"/>
             </w:pPr>
@@ -2160,11 +2037,13 @@
       <w:r>
         <w:br w:type="page"/>
       </w:r>
+      <w:bookmarkStart w:id="2" w:name="_GoBack"/>
+      <w:bookmarkEnd w:id="2"/>
     </w:p>
     <w:sdt>
       <w:sdtPr>
         <w:rPr>
-          <w:rFonts w:ascii="宋体" w:hAnsi="宋体" w:eastAsia="宋体" w:cs="Arial"/>
+          <w:rFonts w:ascii="宋体" w:eastAsia="宋体" w:hAnsi="宋体" w:cs="Arial"/>
           <w:snapToGrid w:val="0"/>
           <w:color w:val="000000"/>
           <w:kern w:val="0"/>
@@ -2180,7 +2059,7 @@
       </w:sdtPr>
       <w:sdtEndPr>
         <w:rPr>
-          <w:rFonts w:hint="eastAsia" w:ascii="宋体" w:hAnsi="宋体" w:eastAsia="宋体" w:cs="宋体"/>
+          <w:rFonts w:ascii="宋体" w:eastAsia="宋体" w:hAnsi="宋体" w:cs="宋体" w:hint="eastAsia"/>
           <w:snapToGrid w:val="0"/>
           <w:color w:val="000000"/>
           <w:kern w:val="0"/>
@@ -2206,18 +2085,18 @@
             <w:adjustRightInd w:val="0"/>
             <w:snapToGrid w:val="0"/>
             <w:spacing w:before="0" w:beforeLines="0" w:after="0" w:afterLines="0" w:line="240" w:lineRule="auto"/>
-            <w:ind w:left="0" w:leftChars="0" w:right="0" w:rightChars="0" w:firstLine="0" w:firstLineChars="0"/>
+            <w:ind w:left="0" w:right="0" w:firstLine="0" w:leftChars="0" w:rightChars="0" w:firstLineChars="0"/>
             <w:jc w:val="center"/>
             <w:textAlignment w:val="baseline"/>
             <w:rPr>
-              <w:rFonts w:hint="eastAsia" w:ascii="宋体" w:hAnsi="宋体" w:eastAsia="宋体" w:cs="宋体"/>
+              <w:rFonts w:ascii="宋体" w:eastAsia="宋体" w:hAnsi="宋体" w:cs="宋体" w:hint="eastAsia"/>
               <w:sz w:val="24"/>
               <w:szCs w:val="24"/>
             </w:rPr>
           </w:pPr>
           <w:r>
             <w:rPr>
-              <w:rFonts w:hint="eastAsia" w:ascii="宋体" w:hAnsi="宋体" w:eastAsia="宋体" w:cs="宋体"/>
+              <w:rFonts w:ascii="宋体" w:eastAsia="宋体" w:hAnsi="宋体" w:cs="宋体" w:hint="eastAsia"/>
               <w:sz w:val="24"/>
               <w:szCs w:val="24"/>
             </w:rPr>
@@ -2226,14 +2105,14 @@
         </w:p>
         <w:p>
           <w:pPr>
-            <w:pStyle w:val="16"/>
+            <w:pStyle w:val="TOC1"/>
             <w:tabs>
               <w:tab w:val="right" w:leader="dot" w:pos="8306"/>
             </w:tabs>
           </w:pPr>
           <w:r>
             <w:rPr>
-              <w:rFonts w:hint="eastAsia" w:ascii="宋体" w:hAnsi="宋体" w:eastAsia="宋体" w:cs="宋体"/>
+              <w:rFonts w:ascii="宋体" w:eastAsia="宋体" w:hAnsi="宋体" w:cs="宋体" w:hint="eastAsia"/>
               <w:sz w:val="24"/>
               <w:szCs w:val="24"/>
             </w:rPr>
@@ -2241,7 +2120,7 @@
           </w:r>
           <w:r>
             <w:rPr>
-              <w:rFonts w:hint="eastAsia" w:ascii="宋体" w:hAnsi="宋体" w:eastAsia="宋体" w:cs="宋体"/>
+              <w:rFonts w:ascii="宋体" w:eastAsia="宋体" w:hAnsi="宋体" w:cs="宋体" w:hint="eastAsia"/>
               <w:sz w:val="24"/>
               <w:szCs w:val="24"/>
             </w:rPr>
@@ -2249,7 +2128,7 @@
           </w:r>
           <w:r>
             <w:rPr>
-              <w:rFonts w:hint="eastAsia" w:ascii="宋体" w:hAnsi="宋体" w:eastAsia="宋体" w:cs="宋体"/>
+              <w:rFonts w:ascii="宋体" w:eastAsia="宋体" w:hAnsi="宋体" w:cs="宋体" w:hint="eastAsia"/>
               <w:sz w:val="24"/>
               <w:szCs w:val="24"/>
             </w:rPr>
@@ -2257,21 +2136,21 @@
           </w:r>
           <w:r>
             <w:rPr>
-              <w:rFonts w:hint="eastAsia" w:ascii="宋体" w:hAnsi="宋体" w:eastAsia="宋体" w:cs="宋体"/>
+              <w:rFonts w:ascii="宋体" w:eastAsia="宋体" w:hAnsi="宋体" w:cs="宋体" w:hint="eastAsia"/>
               <w:szCs w:val="24"/>
             </w:rPr>
             <w:fldChar w:fldCharType="begin"/>
           </w:r>
           <w:r>
             <w:rPr>
-              <w:rFonts w:hint="eastAsia" w:ascii="宋体" w:hAnsi="宋体" w:eastAsia="宋体" w:cs="宋体"/>
+              <w:rFonts w:ascii="宋体" w:eastAsia="宋体" w:hAnsi="宋体" w:cs="宋体" w:hint="eastAsia"/>
               <w:szCs w:val="24"/>
             </w:rPr>
             <w:instrText xml:space="preserve"> HYPERLINK \l _Toc29524 </w:instrText>
           </w:r>
           <w:r>
             <w:rPr>
-              <w:rFonts w:hint="eastAsia" w:ascii="宋体" w:hAnsi="宋体" w:eastAsia="宋体" w:cs="宋体"/>
+              <w:rFonts w:ascii="宋体" w:eastAsia="宋体" w:hAnsi="宋体" w:cs="宋体" w:hint="eastAsia"/>
               <w:szCs w:val="24"/>
             </w:rPr>
             <w:fldChar w:fldCharType="separate"/>
@@ -2303,7 +2182,7 @@
           </w:r>
           <w:r>
             <w:rPr>
-              <w:rFonts w:hint="eastAsia" w:ascii="宋体" w:hAnsi="宋体" w:eastAsia="宋体" w:cs="宋体"/>
+              <w:rFonts w:ascii="宋体" w:eastAsia="宋体" w:hAnsi="宋体" w:cs="宋体" w:hint="eastAsia"/>
               <w:szCs w:val="24"/>
             </w:rPr>
             <w:fldChar w:fldCharType="end"/>
@@ -2311,28 +2190,28 @@
         </w:p>
         <w:p>
           <w:pPr>
-            <w:pStyle w:val="16"/>
+            <w:pStyle w:val="TOC1"/>
             <w:tabs>
               <w:tab w:val="right" w:leader="dot" w:pos="8306"/>
             </w:tabs>
           </w:pPr>
           <w:r>
             <w:rPr>
-              <w:rFonts w:hint="eastAsia" w:ascii="宋体" w:hAnsi="宋体" w:eastAsia="宋体" w:cs="宋体"/>
+              <w:rFonts w:ascii="宋体" w:eastAsia="宋体" w:hAnsi="宋体" w:cs="宋体" w:hint="eastAsia"/>
               <w:szCs w:val="24"/>
             </w:rPr>
             <w:fldChar w:fldCharType="begin"/>
           </w:r>
           <w:r>
             <w:rPr>
-              <w:rFonts w:hint="eastAsia" w:ascii="宋体" w:hAnsi="宋体" w:eastAsia="宋体" w:cs="宋体"/>
+              <w:rFonts w:ascii="宋体" w:eastAsia="宋体" w:hAnsi="宋体" w:cs="宋体" w:hint="eastAsia"/>
               <w:szCs w:val="24"/>
             </w:rPr>
             <w:instrText xml:space="preserve"> HYPERLINK \l _Toc13995 </w:instrText>
           </w:r>
           <w:r>
             <w:rPr>
-              <w:rFonts w:hint="eastAsia" w:ascii="宋体" w:hAnsi="宋体" w:eastAsia="宋体" w:cs="宋体"/>
+              <w:rFonts w:ascii="宋体" w:eastAsia="宋体" w:hAnsi="宋体" w:cs="宋体" w:hint="eastAsia"/>
               <w:szCs w:val="24"/>
             </w:rPr>
             <w:fldChar w:fldCharType="separate"/>
@@ -2364,7 +2243,7 @@
           </w:r>
           <w:r>
             <w:rPr>
-              <w:rFonts w:hint="eastAsia" w:ascii="宋体" w:hAnsi="宋体" w:eastAsia="宋体" w:cs="宋体"/>
+              <w:rFonts w:ascii="宋体" w:eastAsia="宋体" w:hAnsi="宋体" w:cs="宋体" w:hint="eastAsia"/>
               <w:szCs w:val="24"/>
             </w:rPr>
             <w:fldChar w:fldCharType="end"/>
@@ -2372,28 +2251,28 @@
         </w:p>
         <w:p>
           <w:pPr>
-            <w:pStyle w:val="16"/>
+            <w:pStyle w:val="TOC1"/>
             <w:tabs>
               <w:tab w:val="right" w:leader="dot" w:pos="8306"/>
             </w:tabs>
           </w:pPr>
           <w:r>
             <w:rPr>
-              <w:rFonts w:hint="eastAsia" w:ascii="宋体" w:hAnsi="宋体" w:eastAsia="宋体" w:cs="宋体"/>
+              <w:rFonts w:ascii="宋体" w:eastAsia="宋体" w:hAnsi="宋体" w:cs="宋体" w:hint="eastAsia"/>
               <w:szCs w:val="24"/>
             </w:rPr>
             <w:fldChar w:fldCharType="begin"/>
           </w:r>
           <w:r>
             <w:rPr>
-              <w:rFonts w:hint="eastAsia" w:ascii="宋体" w:hAnsi="宋体" w:eastAsia="宋体" w:cs="宋体"/>
+              <w:rFonts w:ascii="宋体" w:eastAsia="宋体" w:hAnsi="宋体" w:cs="宋体" w:hint="eastAsia"/>
               <w:szCs w:val="24"/>
             </w:rPr>
             <w:instrText xml:space="preserve"> HYPERLINK \l _Toc30129 </w:instrText>
           </w:r>
           <w:r>
             <w:rPr>
-              <w:rFonts w:hint="eastAsia" w:ascii="宋体" w:hAnsi="宋体" w:eastAsia="宋体" w:cs="宋体"/>
+              <w:rFonts w:ascii="宋体" w:eastAsia="宋体" w:hAnsi="宋体" w:cs="宋体" w:hint="eastAsia"/>
               <w:szCs w:val="24"/>
             </w:rPr>
             <w:fldChar w:fldCharType="separate"/>
@@ -2425,7 +2304,7 @@
           </w:r>
           <w:r>
             <w:rPr>
-              <w:rFonts w:hint="eastAsia" w:ascii="宋体" w:hAnsi="宋体" w:eastAsia="宋体" w:cs="宋体"/>
+              <w:rFonts w:ascii="宋体" w:eastAsia="宋体" w:hAnsi="宋体" w:cs="宋体" w:hint="eastAsia"/>
               <w:szCs w:val="24"/>
             </w:rPr>
             <w:fldChar w:fldCharType="end"/>
@@ -2433,28 +2312,28 @@
         </w:p>
         <w:p>
           <w:pPr>
-            <w:pStyle w:val="17"/>
+            <w:pStyle w:val="TOC2"/>
             <w:tabs>
               <w:tab w:val="right" w:leader="dot" w:pos="8306"/>
             </w:tabs>
           </w:pPr>
           <w:r>
             <w:rPr>
-              <w:rFonts w:hint="eastAsia" w:ascii="宋体" w:hAnsi="宋体" w:eastAsia="宋体" w:cs="宋体"/>
+              <w:rFonts w:ascii="宋体" w:eastAsia="宋体" w:hAnsi="宋体" w:cs="宋体" w:hint="eastAsia"/>
               <w:szCs w:val="24"/>
             </w:rPr>
             <w:fldChar w:fldCharType="begin"/>
           </w:r>
           <w:r>
             <w:rPr>
-              <w:rFonts w:hint="eastAsia" w:ascii="宋体" w:hAnsi="宋体" w:eastAsia="宋体" w:cs="宋体"/>
+              <w:rFonts w:ascii="宋体" w:eastAsia="宋体" w:hAnsi="宋体" w:cs="宋体" w:hint="eastAsia"/>
               <w:szCs w:val="24"/>
             </w:rPr>
             <w:instrText xml:space="preserve"> HYPERLINK \l _Toc21807 </w:instrText>
           </w:r>
           <w:r>
             <w:rPr>
-              <w:rFonts w:hint="eastAsia" w:ascii="宋体" w:hAnsi="宋体" w:eastAsia="宋体" w:cs="宋体"/>
+              <w:rFonts w:ascii="宋体" w:eastAsia="宋体" w:hAnsi="宋体" w:cs="宋体" w:hint="eastAsia"/>
               <w:szCs w:val="24"/>
             </w:rPr>
             <w:fldChar w:fldCharType="separate"/>
@@ -2486,7 +2365,7 @@
           </w:r>
           <w:r>
             <w:rPr>
-              <w:rFonts w:hint="eastAsia" w:ascii="宋体" w:hAnsi="宋体" w:eastAsia="宋体" w:cs="宋体"/>
+              <w:rFonts w:ascii="宋体" w:eastAsia="宋体" w:hAnsi="宋体" w:cs="宋体" w:hint="eastAsia"/>
               <w:szCs w:val="24"/>
             </w:rPr>
             <w:fldChar w:fldCharType="end"/>
@@ -2494,28 +2373,28 @@
         </w:p>
         <w:p>
           <w:pPr>
-            <w:pStyle w:val="17"/>
+            <w:pStyle w:val="TOC2"/>
             <w:tabs>
               <w:tab w:val="right" w:leader="dot" w:pos="8306"/>
             </w:tabs>
           </w:pPr>
           <w:r>
             <w:rPr>
-              <w:rFonts w:hint="eastAsia" w:ascii="宋体" w:hAnsi="宋体" w:eastAsia="宋体" w:cs="宋体"/>
+              <w:rFonts w:ascii="宋体" w:eastAsia="宋体" w:hAnsi="宋体" w:cs="宋体" w:hint="eastAsia"/>
               <w:szCs w:val="24"/>
             </w:rPr>
             <w:fldChar w:fldCharType="begin"/>
           </w:r>
           <w:r>
             <w:rPr>
-              <w:rFonts w:hint="eastAsia" w:ascii="宋体" w:hAnsi="宋体" w:eastAsia="宋体" w:cs="宋体"/>
+              <w:rFonts w:ascii="宋体" w:eastAsia="宋体" w:hAnsi="宋体" w:cs="宋体" w:hint="eastAsia"/>
               <w:szCs w:val="24"/>
             </w:rPr>
             <w:instrText xml:space="preserve"> HYPERLINK \l _Toc31218 </w:instrText>
           </w:r>
           <w:r>
             <w:rPr>
-              <w:rFonts w:hint="eastAsia" w:ascii="宋体" w:hAnsi="宋体" w:eastAsia="宋体" w:cs="宋体"/>
+              <w:rFonts w:ascii="宋体" w:eastAsia="宋体" w:hAnsi="宋体" w:cs="宋体" w:hint="eastAsia"/>
               <w:szCs w:val="24"/>
             </w:rPr>
             <w:fldChar w:fldCharType="separate"/>
@@ -2547,7 +2426,7 @@
           </w:r>
           <w:r>
             <w:rPr>
-              <w:rFonts w:hint="eastAsia" w:ascii="宋体" w:hAnsi="宋体" w:eastAsia="宋体" w:cs="宋体"/>
+              <w:rFonts w:ascii="宋体" w:eastAsia="宋体" w:hAnsi="宋体" w:cs="宋体" w:hint="eastAsia"/>
               <w:szCs w:val="24"/>
             </w:rPr>
             <w:fldChar w:fldCharType="end"/>
@@ -2555,28 +2434,28 @@
         </w:p>
         <w:p>
           <w:pPr>
-            <w:pStyle w:val="17"/>
+            <w:pStyle w:val="TOC2"/>
             <w:tabs>
               <w:tab w:val="right" w:leader="dot" w:pos="8306"/>
             </w:tabs>
           </w:pPr>
           <w:r>
             <w:rPr>
-              <w:rFonts w:hint="eastAsia" w:ascii="宋体" w:hAnsi="宋体" w:eastAsia="宋体" w:cs="宋体"/>
+              <w:rFonts w:ascii="宋体" w:eastAsia="宋体" w:hAnsi="宋体" w:cs="宋体" w:hint="eastAsia"/>
               <w:szCs w:val="24"/>
             </w:rPr>
             <w:fldChar w:fldCharType="begin"/>
           </w:r>
           <w:r>
             <w:rPr>
-              <w:rFonts w:hint="eastAsia" w:ascii="宋体" w:hAnsi="宋体" w:eastAsia="宋体" w:cs="宋体"/>
+              <w:rFonts w:ascii="宋体" w:eastAsia="宋体" w:hAnsi="宋体" w:cs="宋体" w:hint="eastAsia"/>
               <w:szCs w:val="24"/>
             </w:rPr>
             <w:instrText xml:space="preserve"> HYPERLINK \l _Toc14119 </w:instrText>
           </w:r>
           <w:r>
             <w:rPr>
-              <w:rFonts w:hint="eastAsia" w:ascii="宋体" w:hAnsi="宋体" w:eastAsia="宋体" w:cs="宋体"/>
+              <w:rFonts w:ascii="宋体" w:eastAsia="宋体" w:hAnsi="宋体" w:cs="宋体" w:hint="eastAsia"/>
               <w:szCs w:val="24"/>
             </w:rPr>
             <w:fldChar w:fldCharType="separate"/>
@@ -2608,7 +2487,7 @@
           </w:r>
           <w:r>
             <w:rPr>
-              <w:rFonts w:hint="eastAsia" w:ascii="宋体" w:hAnsi="宋体" w:eastAsia="宋体" w:cs="宋体"/>
+              <w:rFonts w:ascii="宋体" w:eastAsia="宋体" w:hAnsi="宋体" w:cs="宋体" w:hint="eastAsia"/>
               <w:szCs w:val="24"/>
             </w:rPr>
             <w:fldChar w:fldCharType="end"/>
@@ -2616,28 +2495,28 @@
         </w:p>
         <w:p>
           <w:pPr>
-            <w:pStyle w:val="17"/>
+            <w:pStyle w:val="TOC2"/>
             <w:tabs>
               <w:tab w:val="right" w:leader="dot" w:pos="8306"/>
             </w:tabs>
           </w:pPr>
           <w:r>
             <w:rPr>
-              <w:rFonts w:hint="eastAsia" w:ascii="宋体" w:hAnsi="宋体" w:eastAsia="宋体" w:cs="宋体"/>
+              <w:rFonts w:ascii="宋体" w:eastAsia="宋体" w:hAnsi="宋体" w:cs="宋体" w:hint="eastAsia"/>
               <w:szCs w:val="24"/>
             </w:rPr>
             <w:fldChar w:fldCharType="begin"/>
           </w:r>
           <w:r>
             <w:rPr>
-              <w:rFonts w:hint="eastAsia" w:ascii="宋体" w:hAnsi="宋体" w:eastAsia="宋体" w:cs="宋体"/>
+              <w:rFonts w:ascii="宋体" w:eastAsia="宋体" w:hAnsi="宋体" w:cs="宋体" w:hint="eastAsia"/>
               <w:szCs w:val="24"/>
             </w:rPr>
             <w:instrText xml:space="preserve"> HYPERLINK \l _Toc23935 </w:instrText>
           </w:r>
           <w:r>
             <w:rPr>
-              <w:rFonts w:hint="eastAsia" w:ascii="宋体" w:hAnsi="宋体" w:eastAsia="宋体" w:cs="宋体"/>
+              <w:rFonts w:ascii="宋体" w:eastAsia="宋体" w:hAnsi="宋体" w:cs="宋体" w:hint="eastAsia"/>
               <w:szCs w:val="24"/>
             </w:rPr>
             <w:fldChar w:fldCharType="separate"/>
@@ -2669,7 +2548,7 @@
           </w:r>
           <w:r>
             <w:rPr>
-              <w:rFonts w:hint="eastAsia" w:ascii="宋体" w:hAnsi="宋体" w:eastAsia="宋体" w:cs="宋体"/>
+              <w:rFonts w:ascii="宋体" w:eastAsia="宋体" w:hAnsi="宋体" w:cs="宋体" w:hint="eastAsia"/>
               <w:szCs w:val="24"/>
             </w:rPr>
             <w:fldChar w:fldCharType="end"/>
@@ -2677,28 +2556,28 @@
         </w:p>
         <w:p>
           <w:pPr>
-            <w:pStyle w:val="16"/>
+            <w:pStyle w:val="TOC1"/>
             <w:tabs>
               <w:tab w:val="right" w:leader="dot" w:pos="8306"/>
             </w:tabs>
           </w:pPr>
           <w:r>
             <w:rPr>
-              <w:rFonts w:hint="eastAsia" w:ascii="宋体" w:hAnsi="宋体" w:eastAsia="宋体" w:cs="宋体"/>
+              <w:rFonts w:ascii="宋体" w:eastAsia="宋体" w:hAnsi="宋体" w:cs="宋体" w:hint="eastAsia"/>
               <w:szCs w:val="24"/>
             </w:rPr>
             <w:fldChar w:fldCharType="begin"/>
           </w:r>
           <w:r>
             <w:rPr>
-              <w:rFonts w:hint="eastAsia" w:ascii="宋体" w:hAnsi="宋体" w:eastAsia="宋体" w:cs="宋体"/>
+              <w:rFonts w:ascii="宋体" w:eastAsia="宋体" w:hAnsi="宋体" w:cs="宋体" w:hint="eastAsia"/>
               <w:szCs w:val="24"/>
             </w:rPr>
             <w:instrText xml:space="preserve"> HYPERLINK \l _Toc28480 </w:instrText>
           </w:r>
           <w:r>
             <w:rPr>
-              <w:rFonts w:hint="eastAsia" w:ascii="宋体" w:hAnsi="宋体" w:eastAsia="宋体" w:cs="宋体"/>
+              <w:rFonts w:ascii="宋体" w:eastAsia="宋体" w:hAnsi="宋体" w:cs="宋体" w:hint="eastAsia"/>
               <w:szCs w:val="24"/>
             </w:rPr>
             <w:fldChar w:fldCharType="separate"/>
@@ -2730,7 +2609,7 @@
           </w:r>
           <w:r>
             <w:rPr>
-              <w:rFonts w:hint="eastAsia" w:ascii="宋体" w:hAnsi="宋体" w:eastAsia="宋体" w:cs="宋体"/>
+              <w:rFonts w:ascii="宋体" w:eastAsia="宋体" w:hAnsi="宋体" w:cs="宋体" w:hint="eastAsia"/>
               <w:szCs w:val="24"/>
             </w:rPr>
             <w:fldChar w:fldCharType="end"/>
@@ -2738,28 +2617,28 @@
         </w:p>
         <w:p>
           <w:pPr>
-            <w:pStyle w:val="17"/>
+            <w:pStyle w:val="TOC2"/>
             <w:tabs>
               <w:tab w:val="right" w:leader="dot" w:pos="8306"/>
             </w:tabs>
           </w:pPr>
           <w:r>
             <w:rPr>
-              <w:rFonts w:hint="eastAsia" w:ascii="宋体" w:hAnsi="宋体" w:eastAsia="宋体" w:cs="宋体"/>
+              <w:rFonts w:ascii="宋体" w:eastAsia="宋体" w:hAnsi="宋体" w:cs="宋体" w:hint="eastAsia"/>
               <w:szCs w:val="24"/>
             </w:rPr>
             <w:fldChar w:fldCharType="begin"/>
           </w:r>
           <w:r>
             <w:rPr>
-              <w:rFonts w:hint="eastAsia" w:ascii="宋体" w:hAnsi="宋体" w:eastAsia="宋体" w:cs="宋体"/>
+              <w:rFonts w:ascii="宋体" w:eastAsia="宋体" w:hAnsi="宋体" w:cs="宋体" w:hint="eastAsia"/>
               <w:szCs w:val="24"/>
             </w:rPr>
             <w:instrText xml:space="preserve"> HYPERLINK \l _Toc3988 </w:instrText>
           </w:r>
           <w:r>
             <w:rPr>
-              <w:rFonts w:hint="eastAsia" w:ascii="宋体" w:hAnsi="宋体" w:eastAsia="宋体" w:cs="宋体"/>
+              <w:rFonts w:ascii="宋体" w:eastAsia="宋体" w:hAnsi="宋体" w:cs="宋体" w:hint="eastAsia"/>
               <w:szCs w:val="24"/>
             </w:rPr>
             <w:fldChar w:fldCharType="separate"/>
@@ -2791,7 +2670,7 @@
           </w:r>
           <w:r>
             <w:rPr>
-              <w:rFonts w:hint="eastAsia" w:ascii="宋体" w:hAnsi="宋体" w:eastAsia="宋体" w:cs="宋体"/>
+              <w:rFonts w:ascii="宋体" w:eastAsia="宋体" w:hAnsi="宋体" w:cs="宋体" w:hint="eastAsia"/>
               <w:szCs w:val="24"/>
             </w:rPr>
             <w:fldChar w:fldCharType="end"/>
@@ -2799,28 +2678,28 @@
         </w:p>
         <w:p>
           <w:pPr>
-            <w:pStyle w:val="17"/>
+            <w:pStyle w:val="TOC2"/>
             <w:tabs>
               <w:tab w:val="right" w:leader="dot" w:pos="8306"/>
             </w:tabs>
           </w:pPr>
           <w:r>
             <w:rPr>
-              <w:rFonts w:hint="eastAsia" w:ascii="宋体" w:hAnsi="宋体" w:eastAsia="宋体" w:cs="宋体"/>
+              <w:rFonts w:ascii="宋体" w:eastAsia="宋体" w:hAnsi="宋体" w:cs="宋体" w:hint="eastAsia"/>
               <w:szCs w:val="24"/>
             </w:rPr>
             <w:fldChar w:fldCharType="begin"/>
           </w:r>
           <w:r>
             <w:rPr>
-              <w:rFonts w:hint="eastAsia" w:ascii="宋体" w:hAnsi="宋体" w:eastAsia="宋体" w:cs="宋体"/>
+              <w:rFonts w:ascii="宋体" w:eastAsia="宋体" w:hAnsi="宋体" w:cs="宋体" w:hint="eastAsia"/>
               <w:szCs w:val="24"/>
             </w:rPr>
             <w:instrText xml:space="preserve"> HYPERLINK \l _Toc16897 </w:instrText>
           </w:r>
           <w:r>
             <w:rPr>
-              <w:rFonts w:hint="eastAsia" w:ascii="宋体" w:hAnsi="宋体" w:eastAsia="宋体" w:cs="宋体"/>
+              <w:rFonts w:ascii="宋体" w:eastAsia="宋体" w:hAnsi="宋体" w:cs="宋体" w:hint="eastAsia"/>
               <w:szCs w:val="24"/>
             </w:rPr>
             <w:fldChar w:fldCharType="separate"/>
@@ -2852,7 +2731,7 @@
           </w:r>
           <w:r>
             <w:rPr>
-              <w:rFonts w:hint="eastAsia" w:ascii="宋体" w:hAnsi="宋体" w:eastAsia="宋体" w:cs="宋体"/>
+              <w:rFonts w:ascii="宋体" w:eastAsia="宋体" w:hAnsi="宋体" w:cs="宋体" w:hint="eastAsia"/>
               <w:szCs w:val="24"/>
             </w:rPr>
             <w:fldChar w:fldCharType="end"/>
@@ -2860,28 +2739,28 @@
         </w:p>
         <w:p>
           <w:pPr>
-            <w:pStyle w:val="17"/>
+            <w:pStyle w:val="TOC2"/>
             <w:tabs>
               <w:tab w:val="right" w:leader="dot" w:pos="8306"/>
             </w:tabs>
           </w:pPr>
           <w:r>
             <w:rPr>
-              <w:rFonts w:hint="eastAsia" w:ascii="宋体" w:hAnsi="宋体" w:eastAsia="宋体" w:cs="宋体"/>
+              <w:rFonts w:ascii="宋体" w:eastAsia="宋体" w:hAnsi="宋体" w:cs="宋体" w:hint="eastAsia"/>
               <w:szCs w:val="24"/>
             </w:rPr>
             <w:fldChar w:fldCharType="begin"/>
           </w:r>
           <w:r>
             <w:rPr>
-              <w:rFonts w:hint="eastAsia" w:ascii="宋体" w:hAnsi="宋体" w:eastAsia="宋体" w:cs="宋体"/>
+              <w:rFonts w:ascii="宋体" w:eastAsia="宋体" w:hAnsi="宋体" w:cs="宋体" w:hint="eastAsia"/>
               <w:szCs w:val="24"/>
             </w:rPr>
             <w:instrText xml:space="preserve"> HYPERLINK \l _Toc29675 </w:instrText>
           </w:r>
           <w:r>
             <w:rPr>
-              <w:rFonts w:hint="eastAsia" w:ascii="宋体" w:hAnsi="宋体" w:eastAsia="宋体" w:cs="宋体"/>
+              <w:rFonts w:ascii="宋体" w:eastAsia="宋体" w:hAnsi="宋体" w:cs="宋体" w:hint="eastAsia"/>
               <w:szCs w:val="24"/>
             </w:rPr>
             <w:fldChar w:fldCharType="separate"/>
@@ -2913,7 +2792,7 @@
           </w:r>
           <w:r>
             <w:rPr>
-              <w:rFonts w:hint="eastAsia" w:ascii="宋体" w:hAnsi="宋体" w:eastAsia="宋体" w:cs="宋体"/>
+              <w:rFonts w:ascii="宋体" w:eastAsia="宋体" w:hAnsi="宋体" w:cs="宋体" w:hint="eastAsia"/>
               <w:szCs w:val="24"/>
             </w:rPr>
             <w:fldChar w:fldCharType="end"/>
@@ -2921,28 +2800,28 @@
         </w:p>
         <w:p>
           <w:pPr>
-            <w:pStyle w:val="17"/>
+            <w:pStyle w:val="TOC2"/>
             <w:tabs>
               <w:tab w:val="right" w:leader="dot" w:pos="8306"/>
             </w:tabs>
           </w:pPr>
           <w:r>
             <w:rPr>
-              <w:rFonts w:hint="eastAsia" w:ascii="宋体" w:hAnsi="宋体" w:eastAsia="宋体" w:cs="宋体"/>
+              <w:rFonts w:ascii="宋体" w:eastAsia="宋体" w:hAnsi="宋体" w:cs="宋体" w:hint="eastAsia"/>
               <w:szCs w:val="24"/>
             </w:rPr>
             <w:fldChar w:fldCharType="begin"/>
           </w:r>
           <w:r>
             <w:rPr>
-              <w:rFonts w:hint="eastAsia" w:ascii="宋体" w:hAnsi="宋体" w:eastAsia="宋体" w:cs="宋体"/>
+              <w:rFonts w:ascii="宋体" w:eastAsia="宋体" w:hAnsi="宋体" w:cs="宋体" w:hint="eastAsia"/>
               <w:szCs w:val="24"/>
             </w:rPr>
             <w:instrText xml:space="preserve"> HYPERLINK \l _Toc14409 </w:instrText>
           </w:r>
           <w:r>
             <w:rPr>
-              <w:rFonts w:hint="eastAsia" w:ascii="宋体" w:hAnsi="宋体" w:eastAsia="宋体" w:cs="宋体"/>
+              <w:rFonts w:ascii="宋体" w:eastAsia="宋体" w:hAnsi="宋体" w:cs="宋体" w:hint="eastAsia"/>
               <w:szCs w:val="24"/>
             </w:rPr>
             <w:fldChar w:fldCharType="separate"/>
@@ -2974,7 +2853,7 @@
           </w:r>
           <w:r>
             <w:rPr>
-              <w:rFonts w:hint="eastAsia" w:ascii="宋体" w:hAnsi="宋体" w:eastAsia="宋体" w:cs="宋体"/>
+              <w:rFonts w:ascii="宋体" w:eastAsia="宋体" w:hAnsi="宋体" w:cs="宋体" w:hint="eastAsia"/>
               <w:szCs w:val="24"/>
             </w:rPr>
             <w:fldChar w:fldCharType="end"/>
@@ -2982,28 +2861,28 @@
         </w:p>
         <w:p>
           <w:pPr>
-            <w:pStyle w:val="17"/>
+            <w:pStyle w:val="TOC2"/>
             <w:tabs>
               <w:tab w:val="right" w:leader="dot" w:pos="8306"/>
             </w:tabs>
           </w:pPr>
           <w:r>
             <w:rPr>
-              <w:rFonts w:hint="eastAsia" w:ascii="宋体" w:hAnsi="宋体" w:eastAsia="宋体" w:cs="宋体"/>
+              <w:rFonts w:ascii="宋体" w:eastAsia="宋体" w:hAnsi="宋体" w:cs="宋体" w:hint="eastAsia"/>
               <w:szCs w:val="24"/>
             </w:rPr>
             <w:fldChar w:fldCharType="begin"/>
           </w:r>
           <w:r>
             <w:rPr>
-              <w:rFonts w:hint="eastAsia" w:ascii="宋体" w:hAnsi="宋体" w:eastAsia="宋体" w:cs="宋体"/>
+              <w:rFonts w:ascii="宋体" w:eastAsia="宋体" w:hAnsi="宋体" w:cs="宋体" w:hint="eastAsia"/>
               <w:szCs w:val="24"/>
             </w:rPr>
             <w:instrText xml:space="preserve"> HYPERLINK \l _Toc31693 </w:instrText>
           </w:r>
           <w:r>
             <w:rPr>
-              <w:rFonts w:hint="eastAsia" w:ascii="宋体" w:hAnsi="宋体" w:eastAsia="宋体" w:cs="宋体"/>
+              <w:rFonts w:ascii="宋体" w:eastAsia="宋体" w:hAnsi="宋体" w:cs="宋体" w:hint="eastAsia"/>
               <w:szCs w:val="24"/>
             </w:rPr>
             <w:fldChar w:fldCharType="separate"/>
@@ -3035,7 +2914,7 @@
           </w:r>
           <w:r>
             <w:rPr>
-              <w:rFonts w:hint="eastAsia" w:ascii="宋体" w:hAnsi="宋体" w:eastAsia="宋体" w:cs="宋体"/>
+              <w:rFonts w:ascii="宋体" w:eastAsia="宋体" w:hAnsi="宋体" w:cs="宋体" w:hint="eastAsia"/>
               <w:szCs w:val="24"/>
             </w:rPr>
             <w:fldChar w:fldCharType="end"/>
@@ -3043,28 +2922,28 @@
         </w:p>
         <w:p>
           <w:pPr>
-            <w:pStyle w:val="17"/>
+            <w:pStyle w:val="TOC2"/>
             <w:tabs>
               <w:tab w:val="right" w:leader="dot" w:pos="8306"/>
             </w:tabs>
           </w:pPr>
           <w:r>
             <w:rPr>
-              <w:rFonts w:hint="eastAsia" w:ascii="宋体" w:hAnsi="宋体" w:eastAsia="宋体" w:cs="宋体"/>
+              <w:rFonts w:ascii="宋体" w:eastAsia="宋体" w:hAnsi="宋体" w:cs="宋体" w:hint="eastAsia"/>
               <w:szCs w:val="24"/>
             </w:rPr>
             <w:fldChar w:fldCharType="begin"/>
           </w:r>
           <w:r>
             <w:rPr>
-              <w:rFonts w:hint="eastAsia" w:ascii="宋体" w:hAnsi="宋体" w:eastAsia="宋体" w:cs="宋体"/>
+              <w:rFonts w:ascii="宋体" w:eastAsia="宋体" w:hAnsi="宋体" w:cs="宋体" w:hint="eastAsia"/>
               <w:szCs w:val="24"/>
             </w:rPr>
             <w:instrText xml:space="preserve"> HYPERLINK \l _Toc25238 </w:instrText>
           </w:r>
           <w:r>
             <w:rPr>
-              <w:rFonts w:hint="eastAsia" w:ascii="宋体" w:hAnsi="宋体" w:eastAsia="宋体" w:cs="宋体"/>
+              <w:rFonts w:ascii="宋体" w:eastAsia="宋体" w:hAnsi="宋体" w:cs="宋体" w:hint="eastAsia"/>
               <w:szCs w:val="24"/>
             </w:rPr>
             <w:fldChar w:fldCharType="separate"/>
@@ -3103,7 +2982,7 @@
           </w:r>
           <w:r>
             <w:rPr>
-              <w:rFonts w:hint="eastAsia" w:ascii="宋体" w:hAnsi="宋体" w:eastAsia="宋体" w:cs="宋体"/>
+              <w:rFonts w:ascii="宋体" w:eastAsia="宋体" w:hAnsi="宋体" w:cs="宋体" w:hint="eastAsia"/>
               <w:szCs w:val="24"/>
             </w:rPr>
             <w:fldChar w:fldCharType="end"/>
@@ -3111,28 +2990,28 @@
         </w:p>
         <w:p>
           <w:pPr>
-            <w:pStyle w:val="17"/>
+            <w:pStyle w:val="TOC2"/>
             <w:tabs>
               <w:tab w:val="right" w:leader="dot" w:pos="8306"/>
             </w:tabs>
           </w:pPr>
           <w:r>
             <w:rPr>
-              <w:rFonts w:hint="eastAsia" w:ascii="宋体" w:hAnsi="宋体" w:eastAsia="宋体" w:cs="宋体"/>
+              <w:rFonts w:ascii="宋体" w:eastAsia="宋体" w:hAnsi="宋体" w:cs="宋体" w:hint="eastAsia"/>
               <w:szCs w:val="24"/>
             </w:rPr>
             <w:fldChar w:fldCharType="begin"/>
           </w:r>
           <w:r>
             <w:rPr>
-              <w:rFonts w:hint="eastAsia" w:ascii="宋体" w:hAnsi="宋体" w:eastAsia="宋体" w:cs="宋体"/>
+              <w:rFonts w:ascii="宋体" w:eastAsia="宋体" w:hAnsi="宋体" w:cs="宋体" w:hint="eastAsia"/>
               <w:szCs w:val="24"/>
             </w:rPr>
             <w:instrText xml:space="preserve"> HYPERLINK \l _Toc12465 </w:instrText>
           </w:r>
           <w:r>
             <w:rPr>
-              <w:rFonts w:hint="eastAsia" w:ascii="宋体" w:hAnsi="宋体" w:eastAsia="宋体" w:cs="宋体"/>
+              <w:rFonts w:ascii="宋体" w:eastAsia="宋体" w:hAnsi="宋体" w:cs="宋体" w:hint="eastAsia"/>
               <w:szCs w:val="24"/>
             </w:rPr>
             <w:fldChar w:fldCharType="separate"/>
@@ -3171,7 +3050,7 @@
           </w:r>
           <w:r>
             <w:rPr>
-              <w:rFonts w:hint="eastAsia" w:ascii="宋体" w:hAnsi="宋体" w:eastAsia="宋体" w:cs="宋体"/>
+              <w:rFonts w:ascii="宋体" w:eastAsia="宋体" w:hAnsi="宋体" w:cs="宋体" w:hint="eastAsia"/>
               <w:szCs w:val="24"/>
             </w:rPr>
             <w:fldChar w:fldCharType="end"/>
@@ -3179,28 +3058,28 @@
         </w:p>
         <w:p>
           <w:pPr>
-            <w:pStyle w:val="16"/>
+            <w:pStyle w:val="TOC1"/>
             <w:tabs>
               <w:tab w:val="right" w:leader="dot" w:pos="8306"/>
             </w:tabs>
           </w:pPr>
           <w:r>
             <w:rPr>
-              <w:rFonts w:hint="eastAsia" w:ascii="宋体" w:hAnsi="宋体" w:eastAsia="宋体" w:cs="宋体"/>
+              <w:rFonts w:ascii="宋体" w:eastAsia="宋体" w:hAnsi="宋体" w:cs="宋体" w:hint="eastAsia"/>
               <w:szCs w:val="24"/>
             </w:rPr>
             <w:fldChar w:fldCharType="begin"/>
           </w:r>
           <w:r>
             <w:rPr>
-              <w:rFonts w:hint="eastAsia" w:ascii="宋体" w:hAnsi="宋体" w:eastAsia="宋体" w:cs="宋体"/>
+              <w:rFonts w:ascii="宋体" w:eastAsia="宋体" w:hAnsi="宋体" w:cs="宋体" w:hint="eastAsia"/>
               <w:szCs w:val="24"/>
             </w:rPr>
             <w:instrText xml:space="preserve"> HYPERLINK \l _Toc15274 </w:instrText>
           </w:r>
           <w:r>
             <w:rPr>
-              <w:rFonts w:hint="eastAsia" w:ascii="宋体" w:hAnsi="宋体" w:eastAsia="宋体" w:cs="宋体"/>
+              <w:rFonts w:ascii="宋体" w:eastAsia="宋体" w:hAnsi="宋体" w:cs="宋体" w:hint="eastAsia"/>
               <w:szCs w:val="24"/>
             </w:rPr>
             <w:fldChar w:fldCharType="separate"/>
@@ -3232,7 +3111,7 @@
           </w:r>
           <w:r>
             <w:rPr>
-              <w:rFonts w:hint="eastAsia" w:ascii="宋体" w:hAnsi="宋体" w:eastAsia="宋体" w:cs="宋体"/>
+              <w:rFonts w:ascii="宋体" w:eastAsia="宋体" w:hAnsi="宋体" w:cs="宋体" w:hint="eastAsia"/>
               <w:szCs w:val="24"/>
             </w:rPr>
             <w:fldChar w:fldCharType="end"/>
@@ -3240,28 +3119,28 @@
         </w:p>
         <w:p>
           <w:pPr>
-            <w:pStyle w:val="17"/>
+            <w:pStyle w:val="TOC2"/>
             <w:tabs>
               <w:tab w:val="right" w:leader="dot" w:pos="8306"/>
             </w:tabs>
           </w:pPr>
           <w:r>
             <w:rPr>
-              <w:rFonts w:hint="eastAsia" w:ascii="宋体" w:hAnsi="宋体" w:eastAsia="宋体" w:cs="宋体"/>
+              <w:rFonts w:ascii="宋体" w:eastAsia="宋体" w:hAnsi="宋体" w:cs="宋体" w:hint="eastAsia"/>
               <w:szCs w:val="24"/>
             </w:rPr>
             <w:fldChar w:fldCharType="begin"/>
           </w:r>
           <w:r>
             <w:rPr>
-              <w:rFonts w:hint="eastAsia" w:ascii="宋体" w:hAnsi="宋体" w:eastAsia="宋体" w:cs="宋体"/>
+              <w:rFonts w:ascii="宋体" w:eastAsia="宋体" w:hAnsi="宋体" w:cs="宋体" w:hint="eastAsia"/>
               <w:szCs w:val="24"/>
             </w:rPr>
             <w:instrText xml:space="preserve"> HYPERLINK \l _Toc1234 </w:instrText>
           </w:r>
           <w:r>
             <w:rPr>
-              <w:rFonts w:hint="eastAsia" w:ascii="宋体" w:hAnsi="宋体" w:eastAsia="宋体" w:cs="宋体"/>
+              <w:rFonts w:ascii="宋体" w:eastAsia="宋体" w:hAnsi="宋体" w:cs="宋体" w:hint="eastAsia"/>
               <w:szCs w:val="24"/>
             </w:rPr>
             <w:fldChar w:fldCharType="separate"/>
@@ -3293,7 +3172,7 @@
           </w:r>
           <w:r>
             <w:rPr>
-              <w:rFonts w:hint="eastAsia" w:ascii="宋体" w:hAnsi="宋体" w:eastAsia="宋体" w:cs="宋体"/>
+              <w:rFonts w:ascii="宋体" w:eastAsia="宋体" w:hAnsi="宋体" w:cs="宋体" w:hint="eastAsia"/>
               <w:szCs w:val="24"/>
             </w:rPr>
             <w:fldChar w:fldCharType="end"/>
@@ -3301,28 +3180,28 @@
         </w:p>
         <w:p>
           <w:pPr>
-            <w:pStyle w:val="17"/>
+            <w:pStyle w:val="TOC2"/>
             <w:tabs>
               <w:tab w:val="right" w:leader="dot" w:pos="8306"/>
             </w:tabs>
           </w:pPr>
           <w:r>
             <w:rPr>
-              <w:rFonts w:hint="eastAsia" w:ascii="宋体" w:hAnsi="宋体" w:eastAsia="宋体" w:cs="宋体"/>
+              <w:rFonts w:ascii="宋体" w:eastAsia="宋体" w:hAnsi="宋体" w:cs="宋体" w:hint="eastAsia"/>
               <w:szCs w:val="24"/>
             </w:rPr>
             <w:fldChar w:fldCharType="begin"/>
           </w:r>
           <w:r>
             <w:rPr>
-              <w:rFonts w:hint="eastAsia" w:ascii="宋体" w:hAnsi="宋体" w:eastAsia="宋体" w:cs="宋体"/>
+              <w:rFonts w:ascii="宋体" w:eastAsia="宋体" w:hAnsi="宋体" w:cs="宋体" w:hint="eastAsia"/>
               <w:szCs w:val="24"/>
             </w:rPr>
             <w:instrText xml:space="preserve"> HYPERLINK \l _Toc19794 </w:instrText>
           </w:r>
           <w:r>
             <w:rPr>
-              <w:rFonts w:hint="eastAsia" w:ascii="宋体" w:hAnsi="宋体" w:eastAsia="宋体" w:cs="宋体"/>
+              <w:rFonts w:ascii="宋体" w:eastAsia="宋体" w:hAnsi="宋体" w:cs="宋体" w:hint="eastAsia"/>
               <w:szCs w:val="24"/>
             </w:rPr>
             <w:fldChar w:fldCharType="separate"/>
@@ -3354,7 +3233,7 @@
           </w:r>
           <w:r>
             <w:rPr>
-              <w:rFonts w:hint="eastAsia" w:ascii="宋体" w:hAnsi="宋体" w:eastAsia="宋体" w:cs="宋体"/>
+              <w:rFonts w:ascii="宋体" w:eastAsia="宋体" w:hAnsi="宋体" w:cs="宋体" w:hint="eastAsia"/>
               <w:szCs w:val="24"/>
             </w:rPr>
             <w:fldChar w:fldCharType="end"/>
@@ -3362,28 +3241,28 @@
         </w:p>
         <w:p>
           <w:pPr>
-            <w:pStyle w:val="17"/>
+            <w:pStyle w:val="TOC2"/>
             <w:tabs>
               <w:tab w:val="right" w:leader="dot" w:pos="8306"/>
             </w:tabs>
           </w:pPr>
           <w:r>
             <w:rPr>
-              <w:rFonts w:hint="eastAsia" w:ascii="宋体" w:hAnsi="宋体" w:eastAsia="宋体" w:cs="宋体"/>
+              <w:rFonts w:ascii="宋体" w:eastAsia="宋体" w:hAnsi="宋体" w:cs="宋体" w:hint="eastAsia"/>
               <w:szCs w:val="24"/>
             </w:rPr>
             <w:fldChar w:fldCharType="begin"/>
           </w:r>
           <w:r>
             <w:rPr>
-              <w:rFonts w:hint="eastAsia" w:ascii="宋体" w:hAnsi="宋体" w:eastAsia="宋体" w:cs="宋体"/>
+              <w:rFonts w:ascii="宋体" w:eastAsia="宋体" w:hAnsi="宋体" w:cs="宋体" w:hint="eastAsia"/>
               <w:szCs w:val="24"/>
             </w:rPr>
             <w:instrText xml:space="preserve"> HYPERLINK \l _Toc8540 </w:instrText>
           </w:r>
           <w:r>
             <w:rPr>
-              <w:rFonts w:hint="eastAsia" w:ascii="宋体" w:hAnsi="宋体" w:eastAsia="宋体" w:cs="宋体"/>
+              <w:rFonts w:ascii="宋体" w:eastAsia="宋体" w:hAnsi="宋体" w:cs="宋体" w:hint="eastAsia"/>
               <w:szCs w:val="24"/>
             </w:rPr>
             <w:fldChar w:fldCharType="separate"/>
@@ -3415,7 +3294,7 @@
           </w:r>
           <w:r>
             <w:rPr>
-              <w:rFonts w:hint="eastAsia" w:ascii="宋体" w:hAnsi="宋体" w:eastAsia="宋体" w:cs="宋体"/>
+              <w:rFonts w:ascii="宋体" w:eastAsia="宋体" w:hAnsi="宋体" w:cs="宋体" w:hint="eastAsia"/>
               <w:szCs w:val="24"/>
             </w:rPr>
             <w:fldChar w:fldCharType="end"/>
@@ -3423,28 +3302,28 @@
         </w:p>
         <w:p>
           <w:pPr>
-            <w:pStyle w:val="13"/>
+            <w:pStyle w:val="TOC3"/>
             <w:tabs>
               <w:tab w:val="right" w:leader="dot" w:pos="8306"/>
             </w:tabs>
           </w:pPr>
           <w:r>
             <w:rPr>
-              <w:rFonts w:hint="eastAsia" w:ascii="宋体" w:hAnsi="宋体" w:eastAsia="宋体" w:cs="宋体"/>
+              <w:rFonts w:ascii="宋体" w:eastAsia="宋体" w:hAnsi="宋体" w:cs="宋体" w:hint="eastAsia"/>
               <w:szCs w:val="24"/>
             </w:rPr>
             <w:fldChar w:fldCharType="begin"/>
           </w:r>
           <w:r>
             <w:rPr>
-              <w:rFonts w:hint="eastAsia" w:ascii="宋体" w:hAnsi="宋体" w:eastAsia="宋体" w:cs="宋体"/>
+              <w:rFonts w:ascii="宋体" w:eastAsia="宋体" w:hAnsi="宋体" w:cs="宋体" w:hint="eastAsia"/>
               <w:szCs w:val="24"/>
             </w:rPr>
             <w:instrText xml:space="preserve"> HYPERLINK \l _Toc4177 </w:instrText>
           </w:r>
           <w:r>
             <w:rPr>
-              <w:rFonts w:hint="eastAsia" w:ascii="宋体" w:hAnsi="宋体" w:eastAsia="宋体" w:cs="宋体"/>
+              <w:rFonts w:ascii="宋体" w:eastAsia="宋体" w:hAnsi="宋体" w:cs="宋体" w:hint="eastAsia"/>
               <w:szCs w:val="24"/>
             </w:rPr>
             <w:fldChar w:fldCharType="separate"/>
@@ -3476,7 +3355,7 @@
           </w:r>
           <w:r>
             <w:rPr>
-              <w:rFonts w:hint="eastAsia" w:ascii="宋体" w:hAnsi="宋体" w:eastAsia="宋体" w:cs="宋体"/>
+              <w:rFonts w:ascii="宋体" w:eastAsia="宋体" w:hAnsi="宋体" w:cs="宋体" w:hint="eastAsia"/>
               <w:szCs w:val="24"/>
             </w:rPr>
             <w:fldChar w:fldCharType="end"/>
@@ -3484,28 +3363,28 @@
         </w:p>
         <w:p>
           <w:pPr>
-            <w:pStyle w:val="13"/>
+            <w:pStyle w:val="TOC3"/>
             <w:tabs>
               <w:tab w:val="right" w:leader="dot" w:pos="8306"/>
             </w:tabs>
           </w:pPr>
           <w:r>
             <w:rPr>
-              <w:rFonts w:hint="eastAsia" w:ascii="宋体" w:hAnsi="宋体" w:eastAsia="宋体" w:cs="宋体"/>
+              <w:rFonts w:ascii="宋体" w:eastAsia="宋体" w:hAnsi="宋体" w:cs="宋体" w:hint="eastAsia"/>
               <w:szCs w:val="24"/>
             </w:rPr>
             <w:fldChar w:fldCharType="begin"/>
           </w:r>
           <w:r>
             <w:rPr>
-              <w:rFonts w:hint="eastAsia" w:ascii="宋体" w:hAnsi="宋体" w:eastAsia="宋体" w:cs="宋体"/>
+              <w:rFonts w:ascii="宋体" w:eastAsia="宋体" w:hAnsi="宋体" w:cs="宋体" w:hint="eastAsia"/>
               <w:szCs w:val="24"/>
             </w:rPr>
             <w:instrText xml:space="preserve"> HYPERLINK \l _Toc26404 </w:instrText>
           </w:r>
           <w:r>
             <w:rPr>
-              <w:rFonts w:hint="eastAsia" w:ascii="宋体" w:hAnsi="宋体" w:eastAsia="宋体" w:cs="宋体"/>
+              <w:rFonts w:ascii="宋体" w:eastAsia="宋体" w:hAnsi="宋体" w:cs="宋体" w:hint="eastAsia"/>
               <w:szCs w:val="24"/>
             </w:rPr>
             <w:fldChar w:fldCharType="separate"/>
@@ -3537,7 +3416,7 @@
           </w:r>
           <w:r>
             <w:rPr>
-              <w:rFonts w:hint="eastAsia" w:ascii="宋体" w:hAnsi="宋体" w:eastAsia="宋体" w:cs="宋体"/>
+              <w:rFonts w:ascii="宋体" w:eastAsia="宋体" w:hAnsi="宋体" w:cs="宋体" w:hint="eastAsia"/>
               <w:szCs w:val="24"/>
             </w:rPr>
             <w:fldChar w:fldCharType="end"/>
@@ -3545,28 +3424,28 @@
         </w:p>
         <w:p>
           <w:pPr>
-            <w:pStyle w:val="17"/>
+            <w:pStyle w:val="TOC2"/>
             <w:tabs>
               <w:tab w:val="right" w:leader="dot" w:pos="8306"/>
             </w:tabs>
           </w:pPr>
           <w:r>
             <w:rPr>
-              <w:rFonts w:hint="eastAsia" w:ascii="宋体" w:hAnsi="宋体" w:eastAsia="宋体" w:cs="宋体"/>
+              <w:rFonts w:ascii="宋体" w:eastAsia="宋体" w:hAnsi="宋体" w:cs="宋体" w:hint="eastAsia"/>
               <w:szCs w:val="24"/>
             </w:rPr>
             <w:fldChar w:fldCharType="begin"/>
           </w:r>
           <w:r>
             <w:rPr>
-              <w:rFonts w:hint="eastAsia" w:ascii="宋体" w:hAnsi="宋体" w:eastAsia="宋体" w:cs="宋体"/>
+              <w:rFonts w:ascii="宋体" w:eastAsia="宋体" w:hAnsi="宋体" w:cs="宋体" w:hint="eastAsia"/>
               <w:szCs w:val="24"/>
             </w:rPr>
             <w:instrText xml:space="preserve"> HYPERLINK \l _Toc2245 </w:instrText>
           </w:r>
           <w:r>
             <w:rPr>
-              <w:rFonts w:hint="eastAsia" w:ascii="宋体" w:hAnsi="宋体" w:eastAsia="宋体" w:cs="宋体"/>
+              <w:rFonts w:ascii="宋体" w:eastAsia="宋体" w:hAnsi="宋体" w:cs="宋体" w:hint="eastAsia"/>
               <w:szCs w:val="24"/>
             </w:rPr>
             <w:fldChar w:fldCharType="separate"/>
@@ -3598,7 +3477,7 @@
           </w:r>
           <w:r>
             <w:rPr>
-              <w:rFonts w:hint="eastAsia" w:ascii="宋体" w:hAnsi="宋体" w:eastAsia="宋体" w:cs="宋体"/>
+              <w:rFonts w:ascii="宋体" w:eastAsia="宋体" w:hAnsi="宋体" w:cs="宋体" w:hint="eastAsia"/>
               <w:szCs w:val="24"/>
             </w:rPr>
             <w:fldChar w:fldCharType="end"/>
@@ -3606,28 +3485,28 @@
         </w:p>
         <w:p>
           <w:pPr>
-            <w:pStyle w:val="17"/>
+            <w:pStyle w:val="TOC2"/>
             <w:tabs>
               <w:tab w:val="right" w:leader="dot" w:pos="8306"/>
             </w:tabs>
           </w:pPr>
           <w:r>
             <w:rPr>
-              <w:rFonts w:hint="eastAsia" w:ascii="宋体" w:hAnsi="宋体" w:eastAsia="宋体" w:cs="宋体"/>
+              <w:rFonts w:ascii="宋体" w:eastAsia="宋体" w:hAnsi="宋体" w:cs="宋体" w:hint="eastAsia"/>
               <w:szCs w:val="24"/>
             </w:rPr>
             <w:fldChar w:fldCharType="begin"/>
           </w:r>
           <w:r>
             <w:rPr>
-              <w:rFonts w:hint="eastAsia" w:ascii="宋体" w:hAnsi="宋体" w:eastAsia="宋体" w:cs="宋体"/>
+              <w:rFonts w:ascii="宋体" w:eastAsia="宋体" w:hAnsi="宋体" w:cs="宋体" w:hint="eastAsia"/>
               <w:szCs w:val="24"/>
             </w:rPr>
             <w:instrText xml:space="preserve"> HYPERLINK \l _Toc15881 </w:instrText>
           </w:r>
           <w:r>
             <w:rPr>
-              <w:rFonts w:hint="eastAsia" w:ascii="宋体" w:hAnsi="宋体" w:eastAsia="宋体" w:cs="宋体"/>
+              <w:rFonts w:ascii="宋体" w:eastAsia="宋体" w:hAnsi="宋体" w:cs="宋体" w:hint="eastAsia"/>
               <w:szCs w:val="24"/>
             </w:rPr>
             <w:fldChar w:fldCharType="separate"/>
@@ -3659,7 +3538,7 @@
           </w:r>
           <w:r>
             <w:rPr>
-              <w:rFonts w:hint="eastAsia" w:ascii="宋体" w:hAnsi="宋体" w:eastAsia="宋体" w:cs="宋体"/>
+              <w:rFonts w:ascii="宋体" w:eastAsia="宋体" w:hAnsi="宋体" w:cs="宋体" w:hint="eastAsia"/>
               <w:szCs w:val="24"/>
             </w:rPr>
             <w:fldChar w:fldCharType="end"/>
@@ -3667,28 +3546,28 @@
         </w:p>
         <w:p>
           <w:pPr>
-            <w:pStyle w:val="17"/>
+            <w:pStyle w:val="TOC2"/>
             <w:tabs>
               <w:tab w:val="right" w:leader="dot" w:pos="8306"/>
             </w:tabs>
           </w:pPr>
           <w:r>
             <w:rPr>
-              <w:rFonts w:hint="eastAsia" w:ascii="宋体" w:hAnsi="宋体" w:eastAsia="宋体" w:cs="宋体"/>
+              <w:rFonts w:ascii="宋体" w:eastAsia="宋体" w:hAnsi="宋体" w:cs="宋体" w:hint="eastAsia"/>
               <w:szCs w:val="24"/>
             </w:rPr>
             <w:fldChar w:fldCharType="begin"/>
           </w:r>
           <w:r>
             <w:rPr>
-              <w:rFonts w:hint="eastAsia" w:ascii="宋体" w:hAnsi="宋体" w:eastAsia="宋体" w:cs="宋体"/>
+              <w:rFonts w:ascii="宋体" w:eastAsia="宋体" w:hAnsi="宋体" w:cs="宋体" w:hint="eastAsia"/>
               <w:szCs w:val="24"/>
             </w:rPr>
             <w:instrText xml:space="preserve"> HYPERLINK \l _Toc27254 </w:instrText>
           </w:r>
           <w:r>
             <w:rPr>
-              <w:rFonts w:hint="eastAsia" w:ascii="宋体" w:hAnsi="宋体" w:eastAsia="宋体" w:cs="宋体"/>
+              <w:rFonts w:ascii="宋体" w:eastAsia="宋体" w:hAnsi="宋体" w:cs="宋体" w:hint="eastAsia"/>
               <w:szCs w:val="24"/>
             </w:rPr>
             <w:fldChar w:fldCharType="separate"/>
@@ -3720,7 +3599,7 @@
           </w:r>
           <w:r>
             <w:rPr>
-              <w:rFonts w:hint="eastAsia" w:ascii="宋体" w:hAnsi="宋体" w:eastAsia="宋体" w:cs="宋体"/>
+              <w:rFonts w:ascii="宋体" w:eastAsia="宋体" w:hAnsi="宋体" w:cs="宋体" w:hint="eastAsia"/>
               <w:szCs w:val="24"/>
             </w:rPr>
             <w:fldChar w:fldCharType="end"/>
@@ -3728,28 +3607,28 @@
         </w:p>
         <w:p>
           <w:pPr>
-            <w:pStyle w:val="16"/>
+            <w:pStyle w:val="TOC1"/>
             <w:tabs>
               <w:tab w:val="right" w:leader="dot" w:pos="8306"/>
             </w:tabs>
           </w:pPr>
           <w:r>
             <w:rPr>
-              <w:rFonts w:hint="eastAsia" w:ascii="宋体" w:hAnsi="宋体" w:eastAsia="宋体" w:cs="宋体"/>
+              <w:rFonts w:ascii="宋体" w:eastAsia="宋体" w:hAnsi="宋体" w:cs="宋体" w:hint="eastAsia"/>
               <w:szCs w:val="24"/>
             </w:rPr>
             <w:fldChar w:fldCharType="begin"/>
           </w:r>
           <w:r>
             <w:rPr>
-              <w:rFonts w:hint="eastAsia" w:ascii="宋体" w:hAnsi="宋体" w:eastAsia="宋体" w:cs="宋体"/>
+              <w:rFonts w:ascii="宋体" w:eastAsia="宋体" w:hAnsi="宋体" w:cs="宋体" w:hint="eastAsia"/>
               <w:szCs w:val="24"/>
             </w:rPr>
             <w:instrText xml:space="preserve"> HYPERLINK \l _Toc28783 </w:instrText>
           </w:r>
           <w:r>
             <w:rPr>
-              <w:rFonts w:hint="eastAsia" w:ascii="宋体" w:hAnsi="宋体" w:eastAsia="宋体" w:cs="宋体"/>
+              <w:rFonts w:ascii="宋体" w:eastAsia="宋体" w:hAnsi="宋体" w:cs="宋体" w:hint="eastAsia"/>
               <w:szCs w:val="24"/>
             </w:rPr>
             <w:fldChar w:fldCharType="separate"/>
@@ -3781,7 +3660,7 @@
           </w:r>
           <w:r>
             <w:rPr>
-              <w:rFonts w:hint="eastAsia" w:ascii="宋体" w:hAnsi="宋体" w:eastAsia="宋体" w:cs="宋体"/>
+              <w:rFonts w:ascii="宋体" w:eastAsia="宋体" w:hAnsi="宋体" w:cs="宋体" w:hint="eastAsia"/>
               <w:szCs w:val="24"/>
             </w:rPr>
             <w:fldChar w:fldCharType="end"/>
@@ -3789,28 +3668,28 @@
         </w:p>
         <w:p>
           <w:pPr>
-            <w:pStyle w:val="16"/>
+            <w:pStyle w:val="TOC1"/>
             <w:tabs>
               <w:tab w:val="right" w:leader="dot" w:pos="8306"/>
             </w:tabs>
           </w:pPr>
           <w:r>
             <w:rPr>
-              <w:rFonts w:hint="eastAsia" w:ascii="宋体" w:hAnsi="宋体" w:eastAsia="宋体" w:cs="宋体"/>
+              <w:rFonts w:ascii="宋体" w:eastAsia="宋体" w:hAnsi="宋体" w:cs="宋体" w:hint="eastAsia"/>
               <w:szCs w:val="24"/>
             </w:rPr>
             <w:fldChar w:fldCharType="begin"/>
           </w:r>
           <w:r>
             <w:rPr>
-              <w:rFonts w:hint="eastAsia" w:ascii="宋体" w:hAnsi="宋体" w:eastAsia="宋体" w:cs="宋体"/>
+              <w:rFonts w:ascii="宋体" w:eastAsia="宋体" w:hAnsi="宋体" w:cs="宋体" w:hint="eastAsia"/>
               <w:szCs w:val="24"/>
             </w:rPr>
             <w:instrText xml:space="preserve"> HYPERLINK \l _Toc11512 </w:instrText>
           </w:r>
           <w:r>
             <w:rPr>
-              <w:rFonts w:hint="eastAsia" w:ascii="宋体" w:hAnsi="宋体" w:eastAsia="宋体" w:cs="宋体"/>
+              <w:rFonts w:ascii="宋体" w:eastAsia="宋体" w:hAnsi="宋体" w:cs="宋体" w:hint="eastAsia"/>
               <w:szCs w:val="24"/>
             </w:rPr>
             <w:fldChar w:fldCharType="separate"/>
@@ -3842,7 +3721,7 @@
           </w:r>
           <w:r>
             <w:rPr>
-              <w:rFonts w:hint="eastAsia" w:ascii="宋体" w:hAnsi="宋体" w:eastAsia="宋体" w:cs="宋体"/>
+              <w:rFonts w:ascii="宋体" w:eastAsia="宋体" w:hAnsi="宋体" w:cs="宋体" w:hint="eastAsia"/>
               <w:szCs w:val="24"/>
             </w:rPr>
             <w:fldChar w:fldCharType="end"/>
@@ -3850,28 +3729,28 @@
         </w:p>
         <w:p>
           <w:pPr>
-            <w:pStyle w:val="16"/>
+            <w:pStyle w:val="TOC1"/>
             <w:tabs>
               <w:tab w:val="right" w:leader="dot" w:pos="8306"/>
             </w:tabs>
           </w:pPr>
           <w:r>
             <w:rPr>
-              <w:rFonts w:hint="eastAsia" w:ascii="宋体" w:hAnsi="宋体" w:eastAsia="宋体" w:cs="宋体"/>
+              <w:rFonts w:ascii="宋体" w:eastAsia="宋体" w:hAnsi="宋体" w:cs="宋体" w:hint="eastAsia"/>
               <w:szCs w:val="24"/>
             </w:rPr>
             <w:fldChar w:fldCharType="begin"/>
           </w:r>
           <w:r>
             <w:rPr>
-              <w:rFonts w:hint="eastAsia" w:ascii="宋体" w:hAnsi="宋体" w:eastAsia="宋体" w:cs="宋体"/>
+              <w:rFonts w:ascii="宋体" w:eastAsia="宋体" w:hAnsi="宋体" w:cs="宋体" w:hint="eastAsia"/>
               <w:szCs w:val="24"/>
             </w:rPr>
             <w:instrText xml:space="preserve"> HYPERLINK \l _Toc31599 </w:instrText>
           </w:r>
           <w:r>
             <w:rPr>
-              <w:rFonts w:hint="eastAsia" w:ascii="宋体" w:hAnsi="宋体" w:eastAsia="宋体" w:cs="宋体"/>
+              <w:rFonts w:ascii="宋体" w:eastAsia="宋体" w:hAnsi="宋体" w:cs="宋体" w:hint="eastAsia"/>
               <w:szCs w:val="24"/>
             </w:rPr>
             <w:fldChar w:fldCharType="separate"/>
@@ -3903,7 +3782,7 @@
           </w:r>
           <w:r>
             <w:rPr>
-              <w:rFonts w:hint="eastAsia" w:ascii="宋体" w:hAnsi="宋体" w:eastAsia="宋体" w:cs="宋体"/>
+              <w:rFonts w:ascii="宋体" w:eastAsia="宋体" w:hAnsi="宋体" w:cs="宋体" w:hint="eastAsia"/>
               <w:szCs w:val="24"/>
             </w:rPr>
             <w:fldChar w:fldCharType="end"/>
@@ -3926,7 +3805,7 @@
             <w:snapToGrid w:val="0"/>
             <w:textAlignment w:val="baseline"/>
             <w:rPr>
-              <w:rFonts w:hint="eastAsia" w:ascii="宋体" w:hAnsi="宋体" w:eastAsia="宋体" w:cs="宋体"/>
+              <w:rFonts w:ascii="宋体" w:eastAsia="宋体" w:hAnsi="宋体" w:cs="宋体" w:hint="eastAsia"/>
               <w:snapToGrid w:val="0"/>
               <w:color w:val="000000"/>
               <w:kern w:val="0"/>
@@ -3937,7 +3816,7 @@
           </w:pPr>
           <w:r>
             <w:rPr>
-              <w:rFonts w:hint="eastAsia" w:ascii="宋体" w:hAnsi="宋体" w:eastAsia="宋体" w:cs="宋体"/>
+              <w:rFonts w:ascii="宋体" w:eastAsia="宋体" w:hAnsi="宋体" w:cs="宋体" w:hint="eastAsia"/>
               <w:szCs w:val="24"/>
             </w:rPr>
             <w:fldChar w:fldCharType="end"/>
@@ -3962,7 +3841,7 @@
         <w:snapToGrid w:val="0"/>
         <w:textAlignment w:val="baseline"/>
         <w:rPr>
-          <w:rFonts w:ascii="Arial" w:hAnsi="Arial" w:eastAsia="Arial" w:cs="Arial"/>
+          <w:rFonts w:ascii="Arial" w:eastAsia="Arial" w:hAnsi="Arial" w:cs="Arial"/>
           <w:snapToGrid w:val="0"/>
           <w:color w:val="000000"/>
           <w:kern w:val="0"/>
@@ -3973,7 +3852,7 @@
       </w:pPr>
       <w:r>
         <w:rPr>
-          <w:rFonts w:ascii="Arial" w:hAnsi="Arial" w:eastAsia="Arial" w:cs="Arial"/>
+          <w:rFonts w:ascii="Arial" w:eastAsia="Arial" w:hAnsi="Arial" w:cs="Arial"/>
           <w:snapToGrid w:val="0"/>
           <w:color w:val="000000"/>
           <w:kern w:val="0"/>
@@ -3986,27 +3865,27 @@
     </w:p>
     <w:p>
       <w:pPr>
-        <w:pStyle w:val="28"/>
-        <w:keepNext w:val="0"/>
-        <w:keepLines w:val="0"/>
-        <w:pageBreakBefore w:val="0"/>
-        <w:widowControl w:val="0"/>
-        <w:kinsoku w:val="0"/>
-        <w:wordWrap/>
-        <w:overflowPunct/>
-        <w:topLinePunct w:val="0"/>
-        <w:autoSpaceDE w:val="0"/>
-        <w:autoSpaceDN w:val="0"/>
-        <w:bidi w:val="0"/>
-        <w:adjustRightInd w:val="0"/>
-        <w:snapToGrid w:val="0"/>
-        <w:textAlignment w:val="baseline"/>
-        <w:rPr>
-          <w:rFonts w:hint="default"/>
-          <w:lang w:val="en-US" w:eastAsia="zh-CN"/>
-        </w:rPr>
-      </w:pPr>
-      <w:bookmarkStart w:id="2" w:name="_Toc30129"/>
+        <w:pStyle w:val="1"/>
+        <w:keepNext w:val="0"/>
+        <w:keepLines w:val="0"/>
+        <w:pageBreakBefore w:val="0"/>
+        <w:widowControl w:val="0"/>
+        <w:kinsoku w:val="0"/>
+        <w:wordWrap/>
+        <w:overflowPunct/>
+        <w:topLinePunct w:val="0"/>
+        <w:autoSpaceDE w:val="0"/>
+        <w:autoSpaceDN w:val="0"/>
+        <w:bidi w:val="0"/>
+        <w:adjustRightInd w:val="0"/>
+        <w:snapToGrid w:val="0"/>
+        <w:textAlignment w:val="baseline"/>
+        <w:rPr>
+          <w:rFonts w:hint="default"/>
+          <w:lang w:val="en-US" w:eastAsia="zh-CN"/>
+        </w:rPr>
+      </w:pPr>
+      <w:bookmarkStart w:id="3" w:name="_Toc30129"/>
       <w:r>
         <w:rPr>
           <w:rFonts w:hint="default"/>
@@ -4014,31 +3893,31 @@
         </w:rPr>
         <w:t>总则</w:t>
       </w:r>
-      <w:bookmarkEnd w:id="2"/>
-    </w:p>
-    <w:p>
-      <w:pPr>
-        <w:pStyle w:val="30"/>
-        <w:keepNext w:val="0"/>
-        <w:keepLines w:val="0"/>
-        <w:pageBreakBefore w:val="0"/>
-        <w:widowControl w:val="0"/>
-        <w:kinsoku w:val="0"/>
-        <w:wordWrap/>
-        <w:overflowPunct/>
-        <w:topLinePunct w:val="0"/>
-        <w:autoSpaceDE w:val="0"/>
-        <w:autoSpaceDN w:val="0"/>
-        <w:bidi w:val="0"/>
-        <w:adjustRightInd w:val="0"/>
-        <w:snapToGrid w:val="0"/>
-        <w:textAlignment w:val="baseline"/>
-        <w:rPr>
-          <w:rFonts w:hint="default"/>
-          <w:lang w:val="en-US" w:eastAsia="zh-CN"/>
-        </w:rPr>
-      </w:pPr>
-      <w:bookmarkStart w:id="3" w:name="_Toc21807"/>
+      <w:bookmarkEnd w:id="3"/>
+    </w:p>
+    <w:p>
+      <w:pPr>
+        <w:pStyle w:val="2"/>
+        <w:keepNext w:val="0"/>
+        <w:keepLines w:val="0"/>
+        <w:pageBreakBefore w:val="0"/>
+        <w:widowControl w:val="0"/>
+        <w:kinsoku w:val="0"/>
+        <w:wordWrap/>
+        <w:overflowPunct/>
+        <w:topLinePunct w:val="0"/>
+        <w:autoSpaceDE w:val="0"/>
+        <w:autoSpaceDN w:val="0"/>
+        <w:bidi w:val="0"/>
+        <w:adjustRightInd w:val="0"/>
+        <w:snapToGrid w:val="0"/>
+        <w:textAlignment w:val="baseline"/>
+        <w:rPr>
+          <w:rFonts w:hint="default"/>
+          <w:lang w:val="en-US" w:eastAsia="zh-CN"/>
+        </w:rPr>
+      </w:pPr>
+      <w:bookmarkStart w:id="4" w:name="_Toc21807"/>
       <w:r>
         <w:rPr>
           <w:rFonts w:hint="default"/>
@@ -4046,11 +3925,11 @@
         </w:rPr>
         <w:t>目的</w:t>
       </w:r>
-      <w:bookmarkEnd w:id="3"/>
-    </w:p>
-    <w:p>
-      <w:pPr>
-        <w:pStyle w:val="29"/>
+      <w:bookmarkEnd w:id="4"/>
+    </w:p>
+    <w:p>
+      <w:pPr>
+        <w:pStyle w:val="a1"/>
         <w:keepNext w:val="0"/>
         <w:keepLines w:val="0"/>
         <w:pageBreakBefore w:val="0"/>
@@ -4080,27 +3959,27 @@
     </w:p>
     <w:p>
       <w:pPr>
-        <w:pStyle w:val="30"/>
-        <w:keepNext w:val="0"/>
-        <w:keepLines w:val="0"/>
-        <w:pageBreakBefore w:val="0"/>
-        <w:widowControl w:val="0"/>
-        <w:kinsoku w:val="0"/>
-        <w:wordWrap/>
-        <w:overflowPunct/>
-        <w:topLinePunct w:val="0"/>
-        <w:autoSpaceDE w:val="0"/>
-        <w:autoSpaceDN w:val="0"/>
-        <w:bidi w:val="0"/>
-        <w:adjustRightInd w:val="0"/>
-        <w:snapToGrid w:val="0"/>
-        <w:textAlignment w:val="baseline"/>
-        <w:rPr>
-          <w:rFonts w:hint="default"/>
-          <w:lang w:val="en-US" w:eastAsia="zh-CN"/>
-        </w:rPr>
-      </w:pPr>
-      <w:bookmarkStart w:id="4" w:name="_Toc31218"/>
+        <w:pStyle w:val="2"/>
+        <w:keepNext w:val="0"/>
+        <w:keepLines w:val="0"/>
+        <w:pageBreakBefore w:val="0"/>
+        <w:widowControl w:val="0"/>
+        <w:kinsoku w:val="0"/>
+        <w:wordWrap/>
+        <w:overflowPunct/>
+        <w:topLinePunct w:val="0"/>
+        <w:autoSpaceDE w:val="0"/>
+        <w:autoSpaceDN w:val="0"/>
+        <w:bidi w:val="0"/>
+        <w:adjustRightInd w:val="0"/>
+        <w:snapToGrid w:val="0"/>
+        <w:textAlignment w:val="baseline"/>
+        <w:rPr>
+          <w:rFonts w:hint="default"/>
+          <w:lang w:val="en-US" w:eastAsia="zh-CN"/>
+        </w:rPr>
+      </w:pPr>
+      <w:bookmarkStart w:id="5" w:name="_Toc31218"/>
       <w:r>
         <w:rPr>
           <w:rFonts w:hint="default"/>
@@ -4108,45 +3987,36 @@
         </w:rPr>
         <w:t>适用范围</w:t>
       </w:r>
-      <w:bookmarkEnd w:id="4"/>
-    </w:p>
-    <w:p>
-      <w:pPr>
-        <w:pStyle w:val="29"/>
-        <w:keepNext w:val="0"/>
-        <w:keepLines w:val="0"/>
-        <w:pageBreakBefore w:val="0"/>
-        <w:widowControl w:val="0"/>
-        <w:kinsoku w:val="0"/>
-        <w:wordWrap/>
-        <w:overflowPunct/>
-        <w:topLinePunct w:val="0"/>
-        <w:autoSpaceDE w:val="0"/>
-        <w:autoSpaceDN w:val="0"/>
-        <w:bidi w:val="0"/>
-        <w:adjustRightInd w:val="0"/>
-        <w:snapToGrid w:val="0"/>
-        <w:textAlignment w:val="baseline"/>
-        <w:rPr>
-          <w:rFonts w:hint="default"/>
-          <w:lang w:val="en-US" w:eastAsia="zh-CN"/>
-        </w:rPr>
-      </w:pPr>
-      <w:r>
-        <w:rPr>
-          <w:rFonts w:hint="default"/>
-          <w:lang w:val="en-US" w:eastAsia="zh-CN"/>
-        </w:rPr>
-        <w:t>本制度适用于公司范围内所有与</w:t>
-      </w:r>
-      <w:bookmarkStart w:id="28" w:name="_GoBack"/>
-      <w:bookmarkEnd w:id="28"/>
-      <w:r>
-        <w:rPr>
-          <w:rFonts w:hint="default"/>
-          <w:lang w:val="en-US" w:eastAsia="zh-CN"/>
-        </w:rPr>
-        <w:t>运维服务能力相关的改进活动，包括但不限于对运维流程、技术工具、人员技能、资源配置、管理体系及应急机制等方面的改进。覆盖部门包括运维部、研发部、</w:t>
+      <w:bookmarkEnd w:id="5"/>
+    </w:p>
+    <w:p>
+      <w:pPr>
+        <w:pStyle w:val="a1"/>
+        <w:keepNext w:val="0"/>
+        <w:keepLines w:val="0"/>
+        <w:pageBreakBefore w:val="0"/>
+        <w:widowControl w:val="0"/>
+        <w:kinsoku w:val="0"/>
+        <w:wordWrap/>
+        <w:overflowPunct/>
+        <w:topLinePunct w:val="0"/>
+        <w:autoSpaceDE w:val="0"/>
+        <w:autoSpaceDN w:val="0"/>
+        <w:bidi w:val="0"/>
+        <w:adjustRightInd w:val="0"/>
+        <w:snapToGrid w:val="0"/>
+        <w:textAlignment w:val="baseline"/>
+        <w:rPr>
+          <w:rFonts w:hint="default"/>
+          <w:lang w:val="en-US" w:eastAsia="zh-CN"/>
+        </w:rPr>
+      </w:pPr>
+      <w:r>
+        <w:rPr>
+          <w:rFonts w:hint="default"/>
+          <w:lang w:val="en-US" w:eastAsia="zh-CN"/>
+        </w:rPr>
+        <w:t>本制度适用于公司范围内所有与运维服务能力相关的改进活动，包括但不限于对运维流程、技术工具、人员技能、资源配置、管理体系及应急机制等方面的改进。覆盖部门包括运维部、研发部、</w:t>
       </w:r>
       <w:r>
         <w:rPr>
@@ -4165,27 +4035,27 @@
     </w:p>
     <w:p>
       <w:pPr>
-        <w:pStyle w:val="30"/>
-        <w:keepNext w:val="0"/>
-        <w:keepLines w:val="0"/>
-        <w:pageBreakBefore w:val="0"/>
-        <w:widowControl w:val="0"/>
-        <w:kinsoku w:val="0"/>
-        <w:wordWrap/>
-        <w:overflowPunct/>
-        <w:topLinePunct w:val="0"/>
-        <w:autoSpaceDE w:val="0"/>
-        <w:autoSpaceDN w:val="0"/>
-        <w:bidi w:val="0"/>
-        <w:adjustRightInd w:val="0"/>
-        <w:snapToGrid w:val="0"/>
-        <w:textAlignment w:val="baseline"/>
-        <w:rPr>
-          <w:rFonts w:hint="default"/>
-          <w:lang w:val="en-US" w:eastAsia="zh-CN"/>
-        </w:rPr>
-      </w:pPr>
-      <w:bookmarkStart w:id="5" w:name="_Toc14119"/>
+        <w:pStyle w:val="2"/>
+        <w:keepNext w:val="0"/>
+        <w:keepLines w:val="0"/>
+        <w:pageBreakBefore w:val="0"/>
+        <w:widowControl w:val="0"/>
+        <w:kinsoku w:val="0"/>
+        <w:wordWrap/>
+        <w:overflowPunct/>
+        <w:topLinePunct w:val="0"/>
+        <w:autoSpaceDE w:val="0"/>
+        <w:autoSpaceDN w:val="0"/>
+        <w:bidi w:val="0"/>
+        <w:adjustRightInd w:val="0"/>
+        <w:snapToGrid w:val="0"/>
+        <w:textAlignment w:val="baseline"/>
+        <w:rPr>
+          <w:rFonts w:hint="default"/>
+          <w:lang w:val="en-US" w:eastAsia="zh-CN"/>
+        </w:rPr>
+      </w:pPr>
+      <w:bookmarkStart w:id="6" w:name="_Toc14119"/>
       <w:r>
         <w:rPr>
           <w:rFonts w:hint="default"/>
@@ -4193,11 +4063,11 @@
         </w:rPr>
         <w:t>管理目标</w:t>
       </w:r>
-      <w:bookmarkEnd w:id="5"/>
-    </w:p>
-    <w:p>
-      <w:pPr>
-        <w:pStyle w:val="29"/>
+      <w:bookmarkEnd w:id="6"/>
+    </w:p>
+    <w:p>
+      <w:pPr>
+        <w:pStyle w:val="a1"/>
         <w:keepNext w:val="0"/>
         <w:keepLines w:val="0"/>
         <w:pageBreakBefore w:val="0"/>
@@ -4232,7 +4102,7 @@
     </w:p>
     <w:p>
       <w:pPr>
-        <w:pStyle w:val="29"/>
+        <w:pStyle w:val="a1"/>
         <w:keepNext w:val="0"/>
         <w:keepLines w:val="0"/>
         <w:pageBreakBefore w:val="0"/>
@@ -4267,7 +4137,7 @@
     </w:p>
     <w:p>
       <w:pPr>
-        <w:pStyle w:val="29"/>
+        <w:pStyle w:val="a1"/>
         <w:keepNext w:val="0"/>
         <w:keepLines w:val="0"/>
         <w:pageBreakBefore w:val="0"/>
@@ -4302,7 +4172,7 @@
     </w:p>
     <w:p>
       <w:pPr>
-        <w:pStyle w:val="29"/>
+        <w:pStyle w:val="a1"/>
         <w:keepNext w:val="0"/>
         <w:keepLines w:val="0"/>
         <w:pageBreakBefore w:val="0"/>
@@ -4337,27 +4207,27 @@
     </w:p>
     <w:p>
       <w:pPr>
-        <w:pStyle w:val="30"/>
-        <w:keepNext w:val="0"/>
-        <w:keepLines w:val="0"/>
-        <w:pageBreakBefore w:val="0"/>
-        <w:widowControl w:val="0"/>
-        <w:kinsoku w:val="0"/>
-        <w:wordWrap/>
-        <w:overflowPunct/>
-        <w:topLinePunct w:val="0"/>
-        <w:autoSpaceDE w:val="0"/>
-        <w:autoSpaceDN w:val="0"/>
-        <w:bidi w:val="0"/>
-        <w:adjustRightInd w:val="0"/>
-        <w:snapToGrid w:val="0"/>
-        <w:textAlignment w:val="baseline"/>
-        <w:rPr>
-          <w:rFonts w:hint="default"/>
-          <w:lang w:val="en-US" w:eastAsia="zh-CN"/>
-        </w:rPr>
-      </w:pPr>
-      <w:bookmarkStart w:id="6" w:name="_Toc23935"/>
+        <w:pStyle w:val="2"/>
+        <w:keepNext w:val="0"/>
+        <w:keepLines w:val="0"/>
+        <w:pageBreakBefore w:val="0"/>
+        <w:widowControl w:val="0"/>
+        <w:kinsoku w:val="0"/>
+        <w:wordWrap/>
+        <w:overflowPunct/>
+        <w:topLinePunct w:val="0"/>
+        <w:autoSpaceDE w:val="0"/>
+        <w:autoSpaceDN w:val="0"/>
+        <w:bidi w:val="0"/>
+        <w:adjustRightInd w:val="0"/>
+        <w:snapToGrid w:val="0"/>
+        <w:textAlignment w:val="baseline"/>
+        <w:rPr>
+          <w:rFonts w:hint="default"/>
+          <w:lang w:val="en-US" w:eastAsia="zh-CN"/>
+        </w:rPr>
+      </w:pPr>
+      <w:bookmarkStart w:id="7" w:name="_Toc23935"/>
       <w:r>
         <w:rPr>
           <w:rFonts w:hint="default"/>
@@ -4365,11 +4235,11 @@
         </w:rPr>
         <w:t>术语定义</w:t>
       </w:r>
-      <w:bookmarkEnd w:id="6"/>
-    </w:p>
-    <w:p>
-      <w:pPr>
-        <w:pStyle w:val="29"/>
+      <w:bookmarkEnd w:id="7"/>
+    </w:p>
+    <w:p>
+      <w:pPr>
+        <w:pStyle w:val="a1"/>
         <w:keepNext w:val="0"/>
         <w:keepLines w:val="0"/>
         <w:pageBreakBefore w:val="0"/>
@@ -4404,7 +4274,7 @@
     </w:p>
     <w:p>
       <w:pPr>
-        <w:pStyle w:val="29"/>
+        <w:pStyle w:val="a1"/>
         <w:keepNext w:val="0"/>
         <w:keepLines w:val="0"/>
         <w:pageBreakBefore w:val="0"/>
@@ -4439,7 +4309,7 @@
     </w:p>
     <w:p>
       <w:pPr>
-        <w:pStyle w:val="29"/>
+        <w:pStyle w:val="a1"/>
         <w:keepNext w:val="0"/>
         <w:keepLines w:val="0"/>
         <w:pageBreakBefore w:val="0"/>
@@ -4474,27 +4344,27 @@
     </w:p>
     <w:p>
       <w:pPr>
-        <w:pStyle w:val="28"/>
-        <w:keepNext w:val="0"/>
-        <w:keepLines w:val="0"/>
-        <w:pageBreakBefore w:val="0"/>
-        <w:widowControl w:val="0"/>
-        <w:kinsoku w:val="0"/>
-        <w:wordWrap/>
-        <w:overflowPunct/>
-        <w:topLinePunct w:val="0"/>
-        <w:autoSpaceDE w:val="0"/>
-        <w:autoSpaceDN w:val="0"/>
-        <w:bidi w:val="0"/>
-        <w:adjustRightInd w:val="0"/>
-        <w:snapToGrid w:val="0"/>
-        <w:textAlignment w:val="baseline"/>
-        <w:rPr>
-          <w:rFonts w:hint="default"/>
-          <w:lang w:val="en-US" w:eastAsia="zh-CN"/>
-        </w:rPr>
-      </w:pPr>
-      <w:bookmarkStart w:id="7" w:name="_Toc28480"/>
+        <w:pStyle w:val="1"/>
+        <w:keepNext w:val="0"/>
+        <w:keepLines w:val="0"/>
+        <w:pageBreakBefore w:val="0"/>
+        <w:widowControl w:val="0"/>
+        <w:kinsoku w:val="0"/>
+        <w:wordWrap/>
+        <w:overflowPunct/>
+        <w:topLinePunct w:val="0"/>
+        <w:autoSpaceDE w:val="0"/>
+        <w:autoSpaceDN w:val="0"/>
+        <w:bidi w:val="0"/>
+        <w:adjustRightInd w:val="0"/>
+        <w:snapToGrid w:val="0"/>
+        <w:textAlignment w:val="baseline"/>
+        <w:rPr>
+          <w:rFonts w:hint="default"/>
+          <w:lang w:val="en-US" w:eastAsia="zh-CN"/>
+        </w:rPr>
+      </w:pPr>
+      <w:bookmarkStart w:id="8" w:name="_Toc28480"/>
       <w:r>
         <w:rPr>
           <w:rFonts w:hint="default"/>
@@ -4502,31 +4372,31 @@
         </w:rPr>
         <w:t>组织与职责</w:t>
       </w:r>
-      <w:bookmarkEnd w:id="7"/>
-    </w:p>
-    <w:p>
-      <w:pPr>
-        <w:pStyle w:val="30"/>
-        <w:keepNext w:val="0"/>
-        <w:keepLines w:val="0"/>
-        <w:pageBreakBefore w:val="0"/>
-        <w:widowControl w:val="0"/>
-        <w:kinsoku w:val="0"/>
-        <w:wordWrap/>
-        <w:overflowPunct/>
-        <w:topLinePunct w:val="0"/>
-        <w:autoSpaceDE w:val="0"/>
-        <w:autoSpaceDN w:val="0"/>
-        <w:bidi w:val="0"/>
-        <w:adjustRightInd w:val="0"/>
-        <w:snapToGrid w:val="0"/>
-        <w:textAlignment w:val="baseline"/>
-        <w:rPr>
-          <w:rFonts w:hint="default"/>
-          <w:lang w:val="en-US" w:eastAsia="zh-CN"/>
-        </w:rPr>
-      </w:pPr>
-      <w:bookmarkStart w:id="8" w:name="_Toc3988"/>
+      <w:bookmarkEnd w:id="8"/>
+    </w:p>
+    <w:p>
+      <w:pPr>
+        <w:pStyle w:val="2"/>
+        <w:keepNext w:val="0"/>
+        <w:keepLines w:val="0"/>
+        <w:pageBreakBefore w:val="0"/>
+        <w:widowControl w:val="0"/>
+        <w:kinsoku w:val="0"/>
+        <w:wordWrap/>
+        <w:overflowPunct/>
+        <w:topLinePunct w:val="0"/>
+        <w:autoSpaceDE w:val="0"/>
+        <w:autoSpaceDN w:val="0"/>
+        <w:bidi w:val="0"/>
+        <w:adjustRightInd w:val="0"/>
+        <w:snapToGrid w:val="0"/>
+        <w:textAlignment w:val="baseline"/>
+        <w:rPr>
+          <w:rFonts w:hint="default"/>
+          <w:lang w:val="en-US" w:eastAsia="zh-CN"/>
+        </w:rPr>
+      </w:pPr>
+      <w:bookmarkStart w:id="9" w:name="_Toc3988"/>
       <w:r>
         <w:rPr>
           <w:rFonts w:hint="default"/>
@@ -4534,11 +4404,11 @@
         </w:rPr>
         <w:t>质量管理部</w:t>
       </w:r>
-      <w:bookmarkEnd w:id="8"/>
-    </w:p>
-    <w:p>
-      <w:pPr>
-        <w:pStyle w:val="29"/>
+      <w:bookmarkEnd w:id="9"/>
+    </w:p>
+    <w:p>
+      <w:pPr>
+        <w:pStyle w:val="a1"/>
         <w:keepNext w:val="0"/>
         <w:keepLines w:val="0"/>
         <w:pageBreakBefore w:val="0"/>
@@ -4573,7 +4443,7 @@
     </w:p>
     <w:p>
       <w:pPr>
-        <w:pStyle w:val="29"/>
+        <w:pStyle w:val="a1"/>
         <w:keepNext w:val="0"/>
         <w:keepLines w:val="0"/>
         <w:pageBreakBefore w:val="0"/>
@@ -4608,7 +4478,7 @@
     </w:p>
     <w:p>
       <w:pPr>
-        <w:pStyle w:val="29"/>
+        <w:pStyle w:val="a1"/>
         <w:keepNext w:val="0"/>
         <w:keepLines w:val="0"/>
         <w:pageBreakBefore w:val="0"/>
@@ -4643,7 +4513,7 @@
     </w:p>
     <w:p>
       <w:pPr>
-        <w:pStyle w:val="29"/>
+        <w:pStyle w:val="a1"/>
         <w:keepNext w:val="0"/>
         <w:keepLines w:val="0"/>
         <w:pageBreakBefore w:val="0"/>
@@ -4678,7 +4548,7 @@
     </w:p>
     <w:p>
       <w:pPr>
-        <w:pStyle w:val="29"/>
+        <w:pStyle w:val="a1"/>
         <w:keepNext w:val="0"/>
         <w:keepLines w:val="0"/>
         <w:pageBreakBefore w:val="0"/>
@@ -4713,7 +4583,7 @@
     </w:p>
     <w:p>
       <w:pPr>
-        <w:pStyle w:val="29"/>
+        <w:pStyle w:val="a1"/>
         <w:keepNext w:val="0"/>
         <w:keepLines w:val="0"/>
         <w:pageBreakBefore w:val="0"/>
@@ -4748,27 +4618,27 @@
     </w:p>
     <w:p>
       <w:pPr>
-        <w:pStyle w:val="30"/>
-        <w:keepNext w:val="0"/>
-        <w:keepLines w:val="0"/>
-        <w:pageBreakBefore w:val="0"/>
-        <w:widowControl w:val="0"/>
-        <w:kinsoku w:val="0"/>
-        <w:wordWrap/>
-        <w:overflowPunct/>
-        <w:topLinePunct w:val="0"/>
-        <w:autoSpaceDE w:val="0"/>
-        <w:autoSpaceDN w:val="0"/>
-        <w:bidi w:val="0"/>
-        <w:adjustRightInd w:val="0"/>
-        <w:snapToGrid w:val="0"/>
-        <w:textAlignment w:val="baseline"/>
-        <w:rPr>
-          <w:rFonts w:hint="default"/>
-          <w:lang w:val="en-US" w:eastAsia="zh-CN"/>
-        </w:rPr>
-      </w:pPr>
-      <w:bookmarkStart w:id="9" w:name="_Toc16897"/>
+        <w:pStyle w:val="2"/>
+        <w:keepNext w:val="0"/>
+        <w:keepLines w:val="0"/>
+        <w:pageBreakBefore w:val="0"/>
+        <w:widowControl w:val="0"/>
+        <w:kinsoku w:val="0"/>
+        <w:wordWrap/>
+        <w:overflowPunct/>
+        <w:topLinePunct w:val="0"/>
+        <w:autoSpaceDE w:val="0"/>
+        <w:autoSpaceDN w:val="0"/>
+        <w:bidi w:val="0"/>
+        <w:adjustRightInd w:val="0"/>
+        <w:snapToGrid w:val="0"/>
+        <w:textAlignment w:val="baseline"/>
+        <w:rPr>
+          <w:rFonts w:hint="default"/>
+          <w:lang w:val="en-US" w:eastAsia="zh-CN"/>
+        </w:rPr>
+      </w:pPr>
+      <w:bookmarkStart w:id="10" w:name="_Toc16897"/>
       <w:r>
         <w:rPr>
           <w:rFonts w:hint="default"/>
@@ -4776,11 +4646,11 @@
         </w:rPr>
         <w:t>运维部</w:t>
       </w:r>
-      <w:bookmarkEnd w:id="9"/>
-    </w:p>
-    <w:p>
-      <w:pPr>
-        <w:pStyle w:val="29"/>
+      <w:bookmarkEnd w:id="10"/>
+    </w:p>
+    <w:p>
+      <w:pPr>
+        <w:pStyle w:val="a1"/>
         <w:keepNext w:val="0"/>
         <w:keepLines w:val="0"/>
         <w:pageBreakBefore w:val="0"/>
@@ -4815,7 +4685,7 @@
     </w:p>
     <w:p>
       <w:pPr>
-        <w:pStyle w:val="29"/>
+        <w:pStyle w:val="a1"/>
         <w:keepNext w:val="0"/>
         <w:keepLines w:val="0"/>
         <w:pageBreakBefore w:val="0"/>
@@ -4850,7 +4720,7 @@
     </w:p>
     <w:p>
       <w:pPr>
-        <w:pStyle w:val="29"/>
+        <w:pStyle w:val="a1"/>
         <w:keepNext w:val="0"/>
         <w:keepLines w:val="0"/>
         <w:pageBreakBefore w:val="0"/>
@@ -4885,27 +4755,27 @@
     </w:p>
     <w:p>
       <w:pPr>
-        <w:pStyle w:val="30"/>
-        <w:keepNext w:val="0"/>
-        <w:keepLines w:val="0"/>
-        <w:pageBreakBefore w:val="0"/>
-        <w:widowControl w:val="0"/>
-        <w:kinsoku w:val="0"/>
-        <w:wordWrap/>
-        <w:overflowPunct/>
-        <w:topLinePunct w:val="0"/>
-        <w:autoSpaceDE w:val="0"/>
-        <w:autoSpaceDN w:val="0"/>
-        <w:bidi w:val="0"/>
-        <w:adjustRightInd w:val="0"/>
-        <w:snapToGrid w:val="0"/>
-        <w:textAlignment w:val="baseline"/>
-        <w:rPr>
-          <w:rFonts w:hint="default"/>
-          <w:lang w:val="en-US" w:eastAsia="zh-CN"/>
-        </w:rPr>
-      </w:pPr>
-      <w:bookmarkStart w:id="10" w:name="_Toc29675"/>
+        <w:pStyle w:val="2"/>
+        <w:keepNext w:val="0"/>
+        <w:keepLines w:val="0"/>
+        <w:pageBreakBefore w:val="0"/>
+        <w:widowControl w:val="0"/>
+        <w:kinsoku w:val="0"/>
+        <w:wordWrap/>
+        <w:overflowPunct/>
+        <w:topLinePunct w:val="0"/>
+        <w:autoSpaceDE w:val="0"/>
+        <w:autoSpaceDN w:val="0"/>
+        <w:bidi w:val="0"/>
+        <w:adjustRightInd w:val="0"/>
+        <w:snapToGrid w:val="0"/>
+        <w:textAlignment w:val="baseline"/>
+        <w:rPr>
+          <w:rFonts w:hint="default"/>
+          <w:lang w:val="en-US" w:eastAsia="zh-CN"/>
+        </w:rPr>
+      </w:pPr>
+      <w:bookmarkStart w:id="11" w:name="_Toc29675"/>
       <w:r>
         <w:rPr>
           <w:rFonts w:hint="default"/>
@@ -4913,11 +4783,11 @@
         </w:rPr>
         <w:t>研发部</w:t>
       </w:r>
-      <w:bookmarkEnd w:id="10"/>
-    </w:p>
-    <w:p>
-      <w:pPr>
-        <w:pStyle w:val="29"/>
+      <w:bookmarkEnd w:id="11"/>
+    </w:p>
+    <w:p>
+      <w:pPr>
+        <w:pStyle w:val="a1"/>
         <w:keepNext w:val="0"/>
         <w:keepLines w:val="0"/>
         <w:pageBreakBefore w:val="0"/>
@@ -4952,7 +4822,7 @@
     </w:p>
     <w:p>
       <w:pPr>
-        <w:pStyle w:val="29"/>
+        <w:pStyle w:val="a1"/>
         <w:keepNext w:val="0"/>
         <w:keepLines w:val="0"/>
         <w:pageBreakBefore w:val="0"/>
@@ -4987,7 +4857,7 @@
     </w:p>
     <w:p>
       <w:pPr>
-        <w:pStyle w:val="29"/>
+        <w:pStyle w:val="a1"/>
         <w:keepNext w:val="0"/>
         <w:keepLines w:val="0"/>
         <w:pageBreakBefore w:val="0"/>
@@ -5022,27 +4892,27 @@
     </w:p>
     <w:p>
       <w:pPr>
-        <w:pStyle w:val="30"/>
-        <w:keepNext w:val="0"/>
-        <w:keepLines w:val="0"/>
-        <w:pageBreakBefore w:val="0"/>
-        <w:widowControl w:val="0"/>
-        <w:kinsoku w:val="0"/>
-        <w:wordWrap/>
-        <w:overflowPunct/>
-        <w:topLinePunct w:val="0"/>
-        <w:autoSpaceDE w:val="0"/>
-        <w:autoSpaceDN w:val="0"/>
-        <w:bidi w:val="0"/>
-        <w:adjustRightInd w:val="0"/>
-        <w:snapToGrid w:val="0"/>
-        <w:textAlignment w:val="baseline"/>
-        <w:rPr>
-          <w:rFonts w:hint="default"/>
-          <w:lang w:val="en-US" w:eastAsia="zh-CN"/>
-        </w:rPr>
-      </w:pPr>
-      <w:bookmarkStart w:id="11" w:name="_Toc14409"/>
+        <w:pStyle w:val="2"/>
+        <w:keepNext w:val="0"/>
+        <w:keepLines w:val="0"/>
+        <w:pageBreakBefore w:val="0"/>
+        <w:widowControl w:val="0"/>
+        <w:kinsoku w:val="0"/>
+        <w:wordWrap/>
+        <w:overflowPunct/>
+        <w:topLinePunct w:val="0"/>
+        <w:autoSpaceDE w:val="0"/>
+        <w:autoSpaceDN w:val="0"/>
+        <w:bidi w:val="0"/>
+        <w:adjustRightInd w:val="0"/>
+        <w:snapToGrid w:val="0"/>
+        <w:textAlignment w:val="baseline"/>
+        <w:rPr>
+          <w:rFonts w:hint="default"/>
+          <w:lang w:val="en-US" w:eastAsia="zh-CN"/>
+        </w:rPr>
+      </w:pPr>
+      <w:bookmarkStart w:id="12" w:name="_Toc14409"/>
       <w:r>
         <w:rPr>
           <w:rFonts w:hint="default"/>
@@ -5050,11 +4920,11 @@
         </w:rPr>
         <w:t>人力资源部</w:t>
       </w:r>
-      <w:bookmarkEnd w:id="11"/>
-    </w:p>
-    <w:p>
-      <w:pPr>
-        <w:pStyle w:val="29"/>
+      <w:bookmarkEnd w:id="12"/>
+    </w:p>
+    <w:p>
+      <w:pPr>
+        <w:pStyle w:val="a1"/>
         <w:keepNext w:val="0"/>
         <w:keepLines w:val="0"/>
         <w:pageBreakBefore w:val="0"/>
@@ -5089,7 +4959,7 @@
     </w:p>
     <w:p>
       <w:pPr>
-        <w:pStyle w:val="29"/>
+        <w:pStyle w:val="a1"/>
         <w:keepNext w:val="0"/>
         <w:keepLines w:val="0"/>
         <w:pageBreakBefore w:val="0"/>
@@ -5124,27 +4994,27 @@
     </w:p>
     <w:p>
       <w:pPr>
-        <w:pStyle w:val="30"/>
-        <w:keepNext w:val="0"/>
-        <w:keepLines w:val="0"/>
-        <w:pageBreakBefore w:val="0"/>
-        <w:widowControl w:val="0"/>
-        <w:kinsoku w:val="0"/>
-        <w:wordWrap/>
-        <w:overflowPunct/>
-        <w:topLinePunct w:val="0"/>
-        <w:autoSpaceDE w:val="0"/>
-        <w:autoSpaceDN w:val="0"/>
-        <w:bidi w:val="0"/>
-        <w:adjustRightInd w:val="0"/>
-        <w:snapToGrid w:val="0"/>
-        <w:textAlignment w:val="baseline"/>
-        <w:rPr>
-          <w:rFonts w:hint="default"/>
-          <w:lang w:val="en-US" w:eastAsia="zh-CN"/>
-        </w:rPr>
-      </w:pPr>
-      <w:bookmarkStart w:id="12" w:name="_Toc31693"/>
+        <w:pStyle w:val="2"/>
+        <w:keepNext w:val="0"/>
+        <w:keepLines w:val="0"/>
+        <w:pageBreakBefore w:val="0"/>
+        <w:widowControl w:val="0"/>
+        <w:kinsoku w:val="0"/>
+        <w:wordWrap/>
+        <w:overflowPunct/>
+        <w:topLinePunct w:val="0"/>
+        <w:autoSpaceDE w:val="0"/>
+        <w:autoSpaceDN w:val="0"/>
+        <w:bidi w:val="0"/>
+        <w:adjustRightInd w:val="0"/>
+        <w:snapToGrid w:val="0"/>
+        <w:textAlignment w:val="baseline"/>
+        <w:rPr>
+          <w:rFonts w:hint="default"/>
+          <w:lang w:val="en-US" w:eastAsia="zh-CN"/>
+        </w:rPr>
+      </w:pPr>
+      <w:bookmarkStart w:id="13" w:name="_Toc31693"/>
       <w:r>
         <w:rPr>
           <w:rFonts w:hint="default"/>
@@ -5152,11 +5022,11 @@
         </w:rPr>
         <w:t>应急管理部</w:t>
       </w:r>
-      <w:bookmarkEnd w:id="12"/>
-    </w:p>
-    <w:p>
-      <w:pPr>
-        <w:pStyle w:val="29"/>
+      <w:bookmarkEnd w:id="13"/>
+    </w:p>
+    <w:p>
+      <w:pPr>
+        <w:pStyle w:val="a1"/>
         <w:keepNext w:val="0"/>
         <w:keepLines w:val="0"/>
         <w:pageBreakBefore w:val="0"/>
@@ -5191,7 +5061,7 @@
     </w:p>
     <w:p>
       <w:pPr>
-        <w:pStyle w:val="29"/>
+        <w:pStyle w:val="a1"/>
         <w:keepNext w:val="0"/>
         <w:keepLines w:val="0"/>
         <w:pageBreakBefore w:val="0"/>
@@ -5226,27 +5096,27 @@
     </w:p>
     <w:p>
       <w:pPr>
-        <w:pStyle w:val="30"/>
-        <w:keepNext w:val="0"/>
-        <w:keepLines w:val="0"/>
-        <w:pageBreakBefore w:val="0"/>
-        <w:widowControl w:val="0"/>
-        <w:kinsoku w:val="0"/>
-        <w:wordWrap/>
-        <w:overflowPunct/>
-        <w:topLinePunct w:val="0"/>
-        <w:autoSpaceDE w:val="0"/>
-        <w:autoSpaceDN w:val="0"/>
-        <w:bidi w:val="0"/>
-        <w:adjustRightInd w:val="0"/>
-        <w:snapToGrid w:val="0"/>
-        <w:textAlignment w:val="baseline"/>
-        <w:rPr>
-          <w:rFonts w:hint="default"/>
-          <w:lang w:val="en-US" w:eastAsia="zh-CN"/>
-        </w:rPr>
-      </w:pPr>
-      <w:bookmarkStart w:id="13" w:name="_Toc25238"/>
+        <w:pStyle w:val="2"/>
+        <w:keepNext w:val="0"/>
+        <w:keepLines w:val="0"/>
+        <w:pageBreakBefore w:val="0"/>
+        <w:widowControl w:val="0"/>
+        <w:kinsoku w:val="0"/>
+        <w:wordWrap/>
+        <w:overflowPunct/>
+        <w:topLinePunct w:val="0"/>
+        <w:autoSpaceDE w:val="0"/>
+        <w:autoSpaceDN w:val="0"/>
+        <w:bidi w:val="0"/>
+        <w:adjustRightInd w:val="0"/>
+        <w:snapToGrid w:val="0"/>
+        <w:textAlignment w:val="baseline"/>
+        <w:rPr>
+          <w:rFonts w:hint="default"/>
+          <w:lang w:val="en-US" w:eastAsia="zh-CN"/>
+        </w:rPr>
+      </w:pPr>
+      <w:bookmarkStart w:id="14" w:name="_Toc25238"/>
       <w:r>
         <w:rPr>
           <w:rFonts w:hint="eastAsia"/>
@@ -5254,11 +5124,11 @@
         </w:rPr>
         <w:t>管理者代表</w:t>
       </w:r>
-      <w:bookmarkEnd w:id="13"/>
-    </w:p>
-    <w:p>
-      <w:pPr>
-        <w:pStyle w:val="29"/>
+      <w:bookmarkEnd w:id="14"/>
+    </w:p>
+    <w:p>
+      <w:pPr>
+        <w:pStyle w:val="a1"/>
         <w:keepNext w:val="0"/>
         <w:keepLines w:val="0"/>
         <w:pageBreakBefore w:val="0"/>
@@ -5293,7 +5163,7 @@
     </w:p>
     <w:p>
       <w:pPr>
-        <w:pStyle w:val="29"/>
+        <w:pStyle w:val="a1"/>
         <w:keepNext w:val="0"/>
         <w:keepLines w:val="0"/>
         <w:pageBreakBefore w:val="0"/>
@@ -5328,15 +5198,15 @@
     </w:p>
     <w:p>
       <w:pPr>
-        <w:pStyle w:val="30"/>
+        <w:pStyle w:val="2"/>
         <w:bidi w:val="0"/>
         <w:rPr>
           <w:rFonts w:hint="eastAsia"/>
           <w:lang w:val="en-US" w:eastAsia="zh-CN"/>
         </w:rPr>
       </w:pPr>
-      <w:bookmarkStart w:id="14" w:name="_Toc25603"/>
-      <w:bookmarkStart w:id="15" w:name="_Toc12465"/>
+      <w:bookmarkStart w:id="15" w:name="_Toc25603"/>
+      <w:bookmarkStart w:id="16" w:name="_Toc12465"/>
       <w:r>
         <w:rPr>
           <w:rFonts w:hint="eastAsia"/>
@@ -5344,12 +5214,12 @@
         </w:rPr>
         <w:t>采购部</w:t>
       </w:r>
-      <w:bookmarkEnd w:id="14"/>
       <w:bookmarkEnd w:id="15"/>
-    </w:p>
-    <w:p>
-      <w:pPr>
-        <w:pStyle w:val="29"/>
+      <w:bookmarkEnd w:id="16"/>
+    </w:p>
+    <w:p>
+      <w:pPr>
+        <w:pStyle w:val="a1"/>
         <w:keepNext w:val="0"/>
         <w:keepLines w:val="0"/>
         <w:pageBreakBefore w:val="0"/>
@@ -5378,7 +5248,7 @@
     </w:p>
     <w:p>
       <w:pPr>
-        <w:pStyle w:val="29"/>
+        <w:pStyle w:val="a1"/>
         <w:keepNext w:val="0"/>
         <w:keepLines w:val="0"/>
         <w:pageBreakBefore w:val="0"/>
@@ -5407,7 +5277,7 @@
     </w:p>
     <w:p>
       <w:pPr>
-        <w:pStyle w:val="29"/>
+        <w:pStyle w:val="a1"/>
         <w:keepNext w:val="0"/>
         <w:keepLines w:val="0"/>
         <w:pageBreakBefore w:val="0"/>
@@ -5436,27 +5306,27 @@
     </w:p>
     <w:p>
       <w:pPr>
-        <w:pStyle w:val="28"/>
-        <w:keepNext w:val="0"/>
-        <w:keepLines w:val="0"/>
-        <w:pageBreakBefore w:val="0"/>
-        <w:widowControl w:val="0"/>
-        <w:kinsoku w:val="0"/>
-        <w:wordWrap/>
-        <w:overflowPunct/>
-        <w:topLinePunct w:val="0"/>
-        <w:autoSpaceDE w:val="0"/>
-        <w:autoSpaceDN w:val="0"/>
-        <w:bidi w:val="0"/>
-        <w:adjustRightInd w:val="0"/>
-        <w:snapToGrid w:val="0"/>
-        <w:textAlignment w:val="baseline"/>
-        <w:rPr>
-          <w:rFonts w:hint="default"/>
-          <w:lang w:val="en-US" w:eastAsia="zh-CN"/>
-        </w:rPr>
-      </w:pPr>
-      <w:bookmarkStart w:id="16" w:name="_Toc15274"/>
+        <w:pStyle w:val="1"/>
+        <w:keepNext w:val="0"/>
+        <w:keepLines w:val="0"/>
+        <w:pageBreakBefore w:val="0"/>
+        <w:widowControl w:val="0"/>
+        <w:kinsoku w:val="0"/>
+        <w:wordWrap/>
+        <w:overflowPunct/>
+        <w:topLinePunct w:val="0"/>
+        <w:autoSpaceDE w:val="0"/>
+        <w:autoSpaceDN w:val="0"/>
+        <w:bidi w:val="0"/>
+        <w:adjustRightInd w:val="0"/>
+        <w:snapToGrid w:val="0"/>
+        <w:textAlignment w:val="baseline"/>
+        <w:rPr>
+          <w:rFonts w:hint="default"/>
+          <w:lang w:val="en-US" w:eastAsia="zh-CN"/>
+        </w:rPr>
+      </w:pPr>
+      <w:bookmarkStart w:id="17" w:name="_Toc15274"/>
       <w:r>
         <w:rPr>
           <w:rFonts w:hint="default"/>
@@ -5464,31 +5334,31 @@
         </w:rPr>
         <w:t>改进管理流程</w:t>
       </w:r>
-      <w:bookmarkEnd w:id="16"/>
-    </w:p>
-    <w:p>
-      <w:pPr>
-        <w:pStyle w:val="30"/>
-        <w:keepNext w:val="0"/>
-        <w:keepLines w:val="0"/>
-        <w:pageBreakBefore w:val="0"/>
-        <w:widowControl w:val="0"/>
-        <w:kinsoku w:val="0"/>
-        <w:wordWrap/>
-        <w:overflowPunct/>
-        <w:topLinePunct w:val="0"/>
-        <w:autoSpaceDE w:val="0"/>
-        <w:autoSpaceDN w:val="0"/>
-        <w:bidi w:val="0"/>
-        <w:adjustRightInd w:val="0"/>
-        <w:snapToGrid w:val="0"/>
-        <w:textAlignment w:val="baseline"/>
-        <w:rPr>
-          <w:rFonts w:hint="default"/>
-          <w:lang w:val="en-US" w:eastAsia="zh-CN"/>
-        </w:rPr>
-      </w:pPr>
-      <w:bookmarkStart w:id="17" w:name="_Toc1234"/>
+      <w:bookmarkEnd w:id="17"/>
+    </w:p>
+    <w:p>
+      <w:pPr>
+        <w:pStyle w:val="2"/>
+        <w:keepNext w:val="0"/>
+        <w:keepLines w:val="0"/>
+        <w:pageBreakBefore w:val="0"/>
+        <w:widowControl w:val="0"/>
+        <w:kinsoku w:val="0"/>
+        <w:wordWrap/>
+        <w:overflowPunct/>
+        <w:topLinePunct w:val="0"/>
+        <w:autoSpaceDE w:val="0"/>
+        <w:autoSpaceDN w:val="0"/>
+        <w:bidi w:val="0"/>
+        <w:adjustRightInd w:val="0"/>
+        <w:snapToGrid w:val="0"/>
+        <w:textAlignment w:val="baseline"/>
+        <w:rPr>
+          <w:rFonts w:hint="default"/>
+          <w:lang w:val="en-US" w:eastAsia="zh-CN"/>
+        </w:rPr>
+      </w:pPr>
+      <w:bookmarkStart w:id="18" w:name="_Toc1234"/>
       <w:r>
         <w:rPr>
           <w:rFonts w:hint="default"/>
@@ -5496,11 +5366,11 @@
         </w:rPr>
         <w:t>改进机会识别</w:t>
       </w:r>
-      <w:bookmarkEnd w:id="17"/>
-    </w:p>
-    <w:p>
-      <w:pPr>
-        <w:pStyle w:val="29"/>
+      <w:bookmarkEnd w:id="18"/>
+    </w:p>
+    <w:p>
+      <w:pPr>
+        <w:pStyle w:val="a1"/>
         <w:keepNext w:val="0"/>
         <w:keepLines w:val="0"/>
         <w:pageBreakBefore w:val="0"/>
@@ -5535,7 +5405,7 @@
     </w:p>
     <w:p>
       <w:pPr>
-        <w:pStyle w:val="29"/>
+        <w:pStyle w:val="a1"/>
         <w:keepNext w:val="0"/>
         <w:keepLines w:val="0"/>
         <w:pageBreakBefore w:val="0"/>
@@ -5553,7 +5423,7 @@
         <w:bidi w:val="0"/>
         <w:adjustRightInd w:val="0"/>
         <w:snapToGrid w:val="0"/>
-        <w:ind w:left="425" w:leftChars="0" w:hanging="425" w:firstLineChars="0"/>
+        <w:ind w:left="425" w:hanging="425" w:leftChars="0" w:firstLineChars="0"/>
         <w:textAlignment w:val="baseline"/>
         <w:rPr>
           <w:rFonts w:hint="default"/>
@@ -5570,7 +5440,7 @@
     </w:p>
     <w:p>
       <w:pPr>
-        <w:pStyle w:val="29"/>
+        <w:pStyle w:val="a1"/>
         <w:keepNext w:val="0"/>
         <w:keepLines w:val="0"/>
         <w:pageBreakBefore w:val="0"/>
@@ -5588,7 +5458,7 @@
         <w:bidi w:val="0"/>
         <w:adjustRightInd w:val="0"/>
         <w:snapToGrid w:val="0"/>
-        <w:ind w:left="425" w:leftChars="0" w:hanging="425" w:firstLineChars="0"/>
+        <w:ind w:left="425" w:hanging="425" w:leftChars="0" w:firstLineChars="0"/>
         <w:textAlignment w:val="baseline"/>
         <w:rPr>
           <w:rFonts w:hint="default"/>
@@ -5605,7 +5475,7 @@
     </w:p>
     <w:p>
       <w:pPr>
-        <w:pStyle w:val="29"/>
+        <w:pStyle w:val="a1"/>
         <w:keepNext w:val="0"/>
         <w:keepLines w:val="0"/>
         <w:pageBreakBefore w:val="0"/>
@@ -5623,7 +5493,7 @@
         <w:bidi w:val="0"/>
         <w:adjustRightInd w:val="0"/>
         <w:snapToGrid w:val="0"/>
-        <w:ind w:left="425" w:leftChars="0" w:hanging="425" w:firstLineChars="0"/>
+        <w:ind w:left="425" w:hanging="425" w:leftChars="0" w:firstLineChars="0"/>
         <w:textAlignment w:val="baseline"/>
         <w:rPr>
           <w:rFonts w:hint="default"/>
@@ -5640,7 +5510,7 @@
     </w:p>
     <w:p>
       <w:pPr>
-        <w:pStyle w:val="29"/>
+        <w:pStyle w:val="a1"/>
         <w:keepNext w:val="0"/>
         <w:keepLines w:val="0"/>
         <w:pageBreakBefore w:val="0"/>
@@ -5658,7 +5528,7 @@
         <w:bidi w:val="0"/>
         <w:adjustRightInd w:val="0"/>
         <w:snapToGrid w:val="0"/>
-        <w:ind w:left="425" w:leftChars="0" w:hanging="425" w:firstLineChars="0"/>
+        <w:ind w:left="425" w:hanging="425" w:leftChars="0" w:firstLineChars="0"/>
         <w:textAlignment w:val="baseline"/>
         <w:rPr>
           <w:rFonts w:hint="default"/>
@@ -5675,7 +5545,7 @@
     </w:p>
     <w:p>
       <w:pPr>
-        <w:pStyle w:val="29"/>
+        <w:pStyle w:val="a1"/>
         <w:keepNext w:val="0"/>
         <w:keepLines w:val="0"/>
         <w:pageBreakBefore w:val="0"/>
@@ -5693,7 +5563,7 @@
         <w:bidi w:val="0"/>
         <w:adjustRightInd w:val="0"/>
         <w:snapToGrid w:val="0"/>
-        <w:ind w:left="425" w:leftChars="0" w:hanging="425" w:firstLineChars="0"/>
+        <w:ind w:left="425" w:hanging="425" w:leftChars="0" w:firstLineChars="0"/>
         <w:textAlignment w:val="baseline"/>
         <w:rPr>
           <w:rFonts w:hint="default"/>
@@ -5710,7 +5580,7 @@
     </w:p>
     <w:p>
       <w:pPr>
-        <w:pStyle w:val="29"/>
+        <w:pStyle w:val="a1"/>
         <w:keepNext w:val="0"/>
         <w:keepLines w:val="0"/>
         <w:pageBreakBefore w:val="0"/>
@@ -5728,7 +5598,7 @@
         <w:bidi w:val="0"/>
         <w:adjustRightInd w:val="0"/>
         <w:snapToGrid w:val="0"/>
-        <w:ind w:left="425" w:leftChars="0" w:hanging="425" w:firstLineChars="0"/>
+        <w:ind w:left="425" w:hanging="425" w:leftChars="0" w:firstLineChars="0"/>
         <w:textAlignment w:val="baseline"/>
         <w:rPr>
           <w:rFonts w:hint="default"/>
@@ -5745,7 +5615,7 @@
     </w:p>
     <w:p>
       <w:pPr>
-        <w:pStyle w:val="29"/>
+        <w:pStyle w:val="a1"/>
         <w:keepNext w:val="0"/>
         <w:keepLines w:val="0"/>
         <w:pageBreakBefore w:val="0"/>
@@ -5763,7 +5633,7 @@
         <w:bidi w:val="0"/>
         <w:adjustRightInd w:val="0"/>
         <w:snapToGrid w:val="0"/>
-        <w:ind w:left="425" w:leftChars="0" w:hanging="425" w:firstLineChars="0"/>
+        <w:ind w:left="425" w:hanging="425" w:leftChars="0" w:firstLineChars="0"/>
         <w:textAlignment w:val="baseline"/>
         <w:rPr>
           <w:rFonts w:hint="default"/>
@@ -5780,27 +5650,27 @@
     </w:p>
     <w:p>
       <w:pPr>
-        <w:pStyle w:val="30"/>
-        <w:keepNext w:val="0"/>
-        <w:keepLines w:val="0"/>
-        <w:pageBreakBefore w:val="0"/>
-        <w:widowControl w:val="0"/>
-        <w:kinsoku w:val="0"/>
-        <w:wordWrap/>
-        <w:overflowPunct/>
-        <w:topLinePunct w:val="0"/>
-        <w:autoSpaceDE w:val="0"/>
-        <w:autoSpaceDN w:val="0"/>
-        <w:bidi w:val="0"/>
-        <w:adjustRightInd w:val="0"/>
-        <w:snapToGrid w:val="0"/>
-        <w:textAlignment w:val="baseline"/>
-        <w:rPr>
-          <w:rFonts w:hint="default"/>
-          <w:lang w:val="en-US" w:eastAsia="zh-CN"/>
-        </w:rPr>
-      </w:pPr>
-      <w:bookmarkStart w:id="18" w:name="_Toc19794"/>
+        <w:pStyle w:val="2"/>
+        <w:keepNext w:val="0"/>
+        <w:keepLines w:val="0"/>
+        <w:pageBreakBefore w:val="0"/>
+        <w:widowControl w:val="0"/>
+        <w:kinsoku w:val="0"/>
+        <w:wordWrap/>
+        <w:overflowPunct/>
+        <w:topLinePunct w:val="0"/>
+        <w:autoSpaceDE w:val="0"/>
+        <w:autoSpaceDN w:val="0"/>
+        <w:bidi w:val="0"/>
+        <w:adjustRightInd w:val="0"/>
+        <w:snapToGrid w:val="0"/>
+        <w:textAlignment w:val="baseline"/>
+        <w:rPr>
+          <w:rFonts w:hint="default"/>
+          <w:lang w:val="en-US" w:eastAsia="zh-CN"/>
+        </w:rPr>
+      </w:pPr>
+      <w:bookmarkStart w:id="19" w:name="_Toc19794"/>
       <w:r>
         <w:rPr>
           <w:rFonts w:hint="default"/>
@@ -5808,11 +5678,11 @@
         </w:rPr>
         <w:t>改进建议提交与评估</w:t>
       </w:r>
-      <w:bookmarkEnd w:id="18"/>
-    </w:p>
-    <w:p>
-      <w:pPr>
-        <w:pStyle w:val="29"/>
+      <w:bookmarkEnd w:id="19"/>
+    </w:p>
+    <w:p>
+      <w:pPr>
+        <w:pStyle w:val="a1"/>
         <w:keepNext w:val="0"/>
         <w:keepLines w:val="0"/>
         <w:pageBreakBefore w:val="0"/>
@@ -5847,7 +5717,7 @@
     </w:p>
     <w:p>
       <w:pPr>
-        <w:pStyle w:val="29"/>
+        <w:pStyle w:val="a1"/>
         <w:keepNext w:val="0"/>
         <w:keepLines w:val="0"/>
         <w:pageBreakBefore w:val="0"/>
@@ -5882,7 +5752,7 @@
     </w:p>
     <w:p>
       <w:pPr>
-        <w:pStyle w:val="29"/>
+        <w:pStyle w:val="a1"/>
         <w:keepNext w:val="0"/>
         <w:keepLines w:val="0"/>
         <w:pageBreakBefore w:val="0"/>
@@ -5917,7 +5787,7 @@
     </w:p>
     <w:p>
       <w:pPr>
-        <w:pStyle w:val="29"/>
+        <w:pStyle w:val="a1"/>
         <w:keepNext w:val="0"/>
         <w:keepLines w:val="0"/>
         <w:pageBreakBefore w:val="0"/>
@@ -5952,27 +5822,27 @@
     </w:p>
     <w:p>
       <w:pPr>
-        <w:pStyle w:val="30"/>
-        <w:keepNext w:val="0"/>
-        <w:keepLines w:val="0"/>
-        <w:pageBreakBefore w:val="0"/>
-        <w:widowControl w:val="0"/>
-        <w:kinsoku w:val="0"/>
-        <w:wordWrap/>
-        <w:overflowPunct/>
-        <w:topLinePunct w:val="0"/>
-        <w:autoSpaceDE w:val="0"/>
-        <w:autoSpaceDN w:val="0"/>
-        <w:bidi w:val="0"/>
-        <w:adjustRightInd w:val="0"/>
-        <w:snapToGrid w:val="0"/>
-        <w:textAlignment w:val="baseline"/>
-        <w:rPr>
-          <w:rFonts w:hint="default"/>
-          <w:lang w:val="en-US" w:eastAsia="zh-CN"/>
-        </w:rPr>
-      </w:pPr>
-      <w:bookmarkStart w:id="19" w:name="_Toc8540"/>
+        <w:pStyle w:val="2"/>
+        <w:keepNext w:val="0"/>
+        <w:keepLines w:val="0"/>
+        <w:pageBreakBefore w:val="0"/>
+        <w:widowControl w:val="0"/>
+        <w:kinsoku w:val="0"/>
+        <w:wordWrap/>
+        <w:overflowPunct/>
+        <w:topLinePunct w:val="0"/>
+        <w:autoSpaceDE w:val="0"/>
+        <w:autoSpaceDN w:val="0"/>
+        <w:bidi w:val="0"/>
+        <w:adjustRightInd w:val="0"/>
+        <w:snapToGrid w:val="0"/>
+        <w:textAlignment w:val="baseline"/>
+        <w:rPr>
+          <w:rFonts w:hint="default"/>
+          <w:lang w:val="en-US" w:eastAsia="zh-CN"/>
+        </w:rPr>
+      </w:pPr>
+      <w:bookmarkStart w:id="20" w:name="_Toc8540"/>
       <w:r>
         <w:rPr>
           <w:rFonts w:hint="default"/>
@@ -5980,31 +5850,31 @@
         </w:rPr>
         <w:t>改进计划制定与审批</w:t>
       </w:r>
-      <w:bookmarkEnd w:id="19"/>
-    </w:p>
-    <w:p>
-      <w:pPr>
-        <w:pStyle w:val="31"/>
-        <w:keepNext w:val="0"/>
-        <w:keepLines w:val="0"/>
-        <w:pageBreakBefore w:val="0"/>
-        <w:widowControl w:val="0"/>
-        <w:kinsoku w:val="0"/>
-        <w:wordWrap/>
-        <w:overflowPunct/>
-        <w:topLinePunct w:val="0"/>
-        <w:autoSpaceDE w:val="0"/>
-        <w:autoSpaceDN w:val="0"/>
-        <w:bidi w:val="0"/>
-        <w:adjustRightInd w:val="0"/>
-        <w:snapToGrid w:val="0"/>
-        <w:textAlignment w:val="baseline"/>
-        <w:rPr>
-          <w:rFonts w:hint="default"/>
-          <w:lang w:val="en-US" w:eastAsia="zh-CN"/>
-        </w:rPr>
-      </w:pPr>
-      <w:bookmarkStart w:id="20" w:name="_Toc4177"/>
+      <w:bookmarkEnd w:id="20"/>
+    </w:p>
+    <w:p>
+      <w:pPr>
+        <w:pStyle w:val="3"/>
+        <w:keepNext w:val="0"/>
+        <w:keepLines w:val="0"/>
+        <w:pageBreakBefore w:val="0"/>
+        <w:widowControl w:val="0"/>
+        <w:kinsoku w:val="0"/>
+        <w:wordWrap/>
+        <w:overflowPunct/>
+        <w:topLinePunct w:val="0"/>
+        <w:autoSpaceDE w:val="0"/>
+        <w:autoSpaceDN w:val="0"/>
+        <w:bidi w:val="0"/>
+        <w:adjustRightInd w:val="0"/>
+        <w:snapToGrid w:val="0"/>
+        <w:textAlignment w:val="baseline"/>
+        <w:rPr>
+          <w:rFonts w:hint="default"/>
+          <w:lang w:val="en-US" w:eastAsia="zh-CN"/>
+        </w:rPr>
+      </w:pPr>
+      <w:bookmarkStart w:id="21" w:name="_Toc4177"/>
       <w:r>
         <w:rPr>
           <w:rFonts w:hint="default"/>
@@ -6012,11 +5882,11 @@
         </w:rPr>
         <w:t>计划制定</w:t>
       </w:r>
-      <w:bookmarkEnd w:id="20"/>
-    </w:p>
-    <w:p>
-      <w:pPr>
-        <w:pStyle w:val="29"/>
+      <w:bookmarkEnd w:id="21"/>
+    </w:p>
+    <w:p>
+      <w:pPr>
+        <w:pStyle w:val="a1"/>
         <w:keepNext w:val="0"/>
         <w:keepLines w:val="0"/>
         <w:pageBreakBefore w:val="0"/>
@@ -6046,27 +5916,27 @@
     </w:p>
     <w:p>
       <w:pPr>
-        <w:pStyle w:val="31"/>
-        <w:keepNext w:val="0"/>
-        <w:keepLines w:val="0"/>
-        <w:pageBreakBefore w:val="0"/>
-        <w:widowControl w:val="0"/>
-        <w:kinsoku w:val="0"/>
-        <w:wordWrap/>
-        <w:overflowPunct/>
-        <w:topLinePunct w:val="0"/>
-        <w:autoSpaceDE w:val="0"/>
-        <w:autoSpaceDN w:val="0"/>
-        <w:bidi w:val="0"/>
-        <w:adjustRightInd w:val="0"/>
-        <w:snapToGrid w:val="0"/>
-        <w:textAlignment w:val="baseline"/>
-        <w:rPr>
-          <w:rFonts w:hint="default"/>
-          <w:lang w:val="en-US" w:eastAsia="zh-CN"/>
-        </w:rPr>
-      </w:pPr>
-      <w:bookmarkStart w:id="21" w:name="_Toc26404"/>
+        <w:pStyle w:val="3"/>
+        <w:keepNext w:val="0"/>
+        <w:keepLines w:val="0"/>
+        <w:pageBreakBefore w:val="0"/>
+        <w:widowControl w:val="0"/>
+        <w:kinsoku w:val="0"/>
+        <w:wordWrap/>
+        <w:overflowPunct/>
+        <w:topLinePunct w:val="0"/>
+        <w:autoSpaceDE w:val="0"/>
+        <w:autoSpaceDN w:val="0"/>
+        <w:bidi w:val="0"/>
+        <w:adjustRightInd w:val="0"/>
+        <w:snapToGrid w:val="0"/>
+        <w:textAlignment w:val="baseline"/>
+        <w:rPr>
+          <w:rFonts w:hint="default"/>
+          <w:lang w:val="en-US" w:eastAsia="zh-CN"/>
+        </w:rPr>
+      </w:pPr>
+      <w:bookmarkStart w:id="22" w:name="_Toc26404"/>
       <w:r>
         <w:rPr>
           <w:rFonts w:hint="default"/>
@@ -6074,11 +5944,11 @@
         </w:rPr>
         <w:t>审批</w:t>
       </w:r>
-      <w:bookmarkEnd w:id="21"/>
-    </w:p>
-    <w:p>
-      <w:pPr>
-        <w:pStyle w:val="29"/>
+      <w:bookmarkEnd w:id="22"/>
+    </w:p>
+    <w:p>
+      <w:pPr>
+        <w:pStyle w:val="a1"/>
         <w:keepNext w:val="0"/>
         <w:keepLines w:val="0"/>
         <w:pageBreakBefore w:val="0"/>
@@ -6113,7 +5983,7 @@
     </w:p>
     <w:p>
       <w:pPr>
-        <w:pStyle w:val="29"/>
+        <w:pStyle w:val="a1"/>
         <w:keepNext w:val="0"/>
         <w:keepLines w:val="0"/>
         <w:pageBreakBefore w:val="0"/>
@@ -6148,27 +6018,27 @@
     </w:p>
     <w:p>
       <w:pPr>
-        <w:pStyle w:val="30"/>
-        <w:keepNext w:val="0"/>
-        <w:keepLines w:val="0"/>
-        <w:pageBreakBefore w:val="0"/>
-        <w:widowControl w:val="0"/>
-        <w:kinsoku w:val="0"/>
-        <w:wordWrap/>
-        <w:overflowPunct/>
-        <w:topLinePunct w:val="0"/>
-        <w:autoSpaceDE w:val="0"/>
-        <w:autoSpaceDN w:val="0"/>
-        <w:bidi w:val="0"/>
-        <w:adjustRightInd w:val="0"/>
-        <w:snapToGrid w:val="0"/>
-        <w:textAlignment w:val="baseline"/>
-        <w:rPr>
-          <w:rFonts w:hint="default"/>
-          <w:lang w:val="en-US" w:eastAsia="zh-CN"/>
-        </w:rPr>
-      </w:pPr>
-      <w:bookmarkStart w:id="22" w:name="_Toc2245"/>
+        <w:pStyle w:val="2"/>
+        <w:keepNext w:val="0"/>
+        <w:keepLines w:val="0"/>
+        <w:pageBreakBefore w:val="0"/>
+        <w:widowControl w:val="0"/>
+        <w:kinsoku w:val="0"/>
+        <w:wordWrap/>
+        <w:overflowPunct/>
+        <w:topLinePunct w:val="0"/>
+        <w:autoSpaceDE w:val="0"/>
+        <w:autoSpaceDN w:val="0"/>
+        <w:bidi w:val="0"/>
+        <w:adjustRightInd w:val="0"/>
+        <w:snapToGrid w:val="0"/>
+        <w:textAlignment w:val="baseline"/>
+        <w:rPr>
+          <w:rFonts w:hint="default"/>
+          <w:lang w:val="en-US" w:eastAsia="zh-CN"/>
+        </w:rPr>
+      </w:pPr>
+      <w:bookmarkStart w:id="23" w:name="_Toc2245"/>
       <w:r>
         <w:rPr>
           <w:rFonts w:hint="default"/>
@@ -6176,11 +6046,11 @@
         </w:rPr>
         <w:t>改进措施实施与跟踪</w:t>
       </w:r>
-      <w:bookmarkEnd w:id="22"/>
-    </w:p>
-    <w:p>
-      <w:pPr>
-        <w:pStyle w:val="29"/>
+      <w:bookmarkEnd w:id="23"/>
+    </w:p>
+    <w:p>
+      <w:pPr>
+        <w:pStyle w:val="a1"/>
         <w:keepNext w:val="0"/>
         <w:keepLines w:val="0"/>
         <w:pageBreakBefore w:val="0"/>
@@ -6215,7 +6085,7 @@
     </w:p>
     <w:p>
       <w:pPr>
-        <w:pStyle w:val="29"/>
+        <w:pStyle w:val="a1"/>
         <w:keepNext w:val="0"/>
         <w:keepLines w:val="0"/>
         <w:pageBreakBefore w:val="0"/>
@@ -6250,27 +6120,27 @@
     </w:p>
     <w:p>
       <w:pPr>
-        <w:pStyle w:val="30"/>
-        <w:keepNext w:val="0"/>
-        <w:keepLines w:val="0"/>
-        <w:pageBreakBefore w:val="0"/>
-        <w:widowControl w:val="0"/>
-        <w:kinsoku w:val="0"/>
-        <w:wordWrap/>
-        <w:overflowPunct/>
-        <w:topLinePunct w:val="0"/>
-        <w:autoSpaceDE w:val="0"/>
-        <w:autoSpaceDN w:val="0"/>
-        <w:bidi w:val="0"/>
-        <w:adjustRightInd w:val="0"/>
-        <w:snapToGrid w:val="0"/>
-        <w:textAlignment w:val="baseline"/>
-        <w:rPr>
-          <w:rFonts w:hint="default"/>
-          <w:lang w:val="en-US" w:eastAsia="zh-CN"/>
-        </w:rPr>
-      </w:pPr>
-      <w:bookmarkStart w:id="23" w:name="_Toc15881"/>
+        <w:pStyle w:val="2"/>
+        <w:keepNext w:val="0"/>
+        <w:keepLines w:val="0"/>
+        <w:pageBreakBefore w:val="0"/>
+        <w:widowControl w:val="0"/>
+        <w:kinsoku w:val="0"/>
+        <w:wordWrap/>
+        <w:overflowPunct/>
+        <w:topLinePunct w:val="0"/>
+        <w:autoSpaceDE w:val="0"/>
+        <w:autoSpaceDN w:val="0"/>
+        <w:bidi w:val="0"/>
+        <w:adjustRightInd w:val="0"/>
+        <w:snapToGrid w:val="0"/>
+        <w:textAlignment w:val="baseline"/>
+        <w:rPr>
+          <w:rFonts w:hint="default"/>
+          <w:lang w:val="en-US" w:eastAsia="zh-CN"/>
+        </w:rPr>
+      </w:pPr>
+      <w:bookmarkStart w:id="24" w:name="_Toc15881"/>
       <w:r>
         <w:rPr>
           <w:rFonts w:hint="default"/>
@@ -6278,11 +6148,11 @@
         </w:rPr>
         <w:t>改进效果验证与关闭</w:t>
       </w:r>
-      <w:bookmarkEnd w:id="23"/>
-    </w:p>
-    <w:p>
-      <w:pPr>
-        <w:pStyle w:val="29"/>
+      <w:bookmarkEnd w:id="24"/>
+    </w:p>
+    <w:p>
+      <w:pPr>
+        <w:pStyle w:val="a1"/>
         <w:keepNext w:val="0"/>
         <w:keepLines w:val="0"/>
         <w:pageBreakBefore w:val="0"/>
@@ -6317,7 +6187,7 @@
     </w:p>
     <w:p>
       <w:pPr>
-        <w:pStyle w:val="29"/>
+        <w:pStyle w:val="a1"/>
         <w:keepNext w:val="0"/>
         <w:keepLines w:val="0"/>
         <w:pageBreakBefore w:val="0"/>
@@ -6352,7 +6222,7 @@
     </w:p>
     <w:p>
       <w:pPr>
-        <w:pStyle w:val="29"/>
+        <w:pStyle w:val="a1"/>
         <w:keepNext w:val="0"/>
         <w:keepLines w:val="0"/>
         <w:pageBreakBefore w:val="0"/>
@@ -6387,7 +6257,7 @@
     </w:p>
     <w:p>
       <w:pPr>
-        <w:pStyle w:val="29"/>
+        <w:pStyle w:val="a1"/>
         <w:keepNext w:val="0"/>
         <w:keepLines w:val="0"/>
         <w:pageBreakBefore w:val="0"/>
@@ -6415,27 +6285,27 @@
     </w:p>
     <w:p>
       <w:pPr>
-        <w:pStyle w:val="30"/>
-        <w:keepNext w:val="0"/>
-        <w:keepLines w:val="0"/>
-        <w:pageBreakBefore w:val="0"/>
-        <w:widowControl w:val="0"/>
-        <w:kinsoku w:val="0"/>
-        <w:wordWrap/>
-        <w:overflowPunct/>
-        <w:topLinePunct w:val="0"/>
-        <w:autoSpaceDE w:val="0"/>
-        <w:autoSpaceDN w:val="0"/>
-        <w:bidi w:val="0"/>
-        <w:adjustRightInd w:val="0"/>
-        <w:snapToGrid w:val="0"/>
-        <w:textAlignment w:val="baseline"/>
-        <w:rPr>
-          <w:rFonts w:hint="default"/>
-          <w:lang w:val="en-US" w:eastAsia="zh-CN"/>
-        </w:rPr>
-      </w:pPr>
-      <w:bookmarkStart w:id="24" w:name="_Toc27254"/>
+        <w:pStyle w:val="2"/>
+        <w:keepNext w:val="0"/>
+        <w:keepLines w:val="0"/>
+        <w:pageBreakBefore w:val="0"/>
+        <w:widowControl w:val="0"/>
+        <w:kinsoku w:val="0"/>
+        <w:wordWrap/>
+        <w:overflowPunct/>
+        <w:topLinePunct w:val="0"/>
+        <w:autoSpaceDE w:val="0"/>
+        <w:autoSpaceDN w:val="0"/>
+        <w:bidi w:val="0"/>
+        <w:adjustRightInd w:val="0"/>
+        <w:snapToGrid w:val="0"/>
+        <w:textAlignment w:val="baseline"/>
+        <w:rPr>
+          <w:rFonts w:hint="default"/>
+          <w:lang w:val="en-US" w:eastAsia="zh-CN"/>
+        </w:rPr>
+      </w:pPr>
+      <w:bookmarkStart w:id="25" w:name="_Toc27254"/>
       <w:r>
         <w:rPr>
           <w:rFonts w:hint="default"/>
@@ -6443,11 +6313,11 @@
         </w:rPr>
         <w:t>知识管理与固化</w:t>
       </w:r>
-      <w:bookmarkEnd w:id="24"/>
-    </w:p>
-    <w:p>
-      <w:pPr>
-        <w:pStyle w:val="29"/>
+      <w:bookmarkEnd w:id="25"/>
+    </w:p>
+    <w:p>
+      <w:pPr>
+        <w:pStyle w:val="a1"/>
         <w:keepNext w:val="0"/>
         <w:keepLines w:val="0"/>
         <w:pageBreakBefore w:val="0"/>
@@ -6477,27 +6347,27 @@
     </w:p>
     <w:p>
       <w:pPr>
-        <w:pStyle w:val="28"/>
-        <w:keepNext w:val="0"/>
-        <w:keepLines w:val="0"/>
-        <w:pageBreakBefore w:val="0"/>
-        <w:widowControl w:val="0"/>
-        <w:kinsoku w:val="0"/>
-        <w:wordWrap/>
-        <w:overflowPunct/>
-        <w:topLinePunct w:val="0"/>
-        <w:autoSpaceDE w:val="0"/>
-        <w:autoSpaceDN w:val="0"/>
-        <w:bidi w:val="0"/>
-        <w:adjustRightInd w:val="0"/>
-        <w:snapToGrid w:val="0"/>
-        <w:textAlignment w:val="baseline"/>
-        <w:rPr>
-          <w:rFonts w:hint="default"/>
-          <w:lang w:val="en-US" w:eastAsia="zh-CN"/>
-        </w:rPr>
-      </w:pPr>
-      <w:bookmarkStart w:id="25" w:name="_Toc28783"/>
+        <w:pStyle w:val="1"/>
+        <w:keepNext w:val="0"/>
+        <w:keepLines w:val="0"/>
+        <w:pageBreakBefore w:val="0"/>
+        <w:widowControl w:val="0"/>
+        <w:kinsoku w:val="0"/>
+        <w:wordWrap/>
+        <w:overflowPunct/>
+        <w:topLinePunct w:val="0"/>
+        <w:autoSpaceDE w:val="0"/>
+        <w:autoSpaceDN w:val="0"/>
+        <w:bidi w:val="0"/>
+        <w:adjustRightInd w:val="0"/>
+        <w:snapToGrid w:val="0"/>
+        <w:textAlignment w:val="baseline"/>
+        <w:rPr>
+          <w:rFonts w:hint="default"/>
+          <w:lang w:val="en-US" w:eastAsia="zh-CN"/>
+        </w:rPr>
+      </w:pPr>
+      <w:bookmarkStart w:id="26" w:name="_Toc28783"/>
       <w:r>
         <w:rPr>
           <w:rFonts w:hint="default"/>
@@ -6505,11 +6375,11 @@
         </w:rPr>
         <w:t>改进的分类与分级</w:t>
       </w:r>
-      <w:bookmarkEnd w:id="25"/>
-    </w:p>
-    <w:p>
-      <w:pPr>
-        <w:pStyle w:val="29"/>
+      <w:bookmarkEnd w:id="26"/>
+    </w:p>
+    <w:p>
+      <w:pPr>
+        <w:pStyle w:val="a1"/>
         <w:keepNext w:val="0"/>
         <w:keepLines w:val="0"/>
         <w:pageBreakBefore w:val="0"/>
@@ -6544,7 +6414,7 @@
     </w:p>
     <w:p>
       <w:pPr>
-        <w:pStyle w:val="29"/>
+        <w:pStyle w:val="a1"/>
         <w:keepNext w:val="0"/>
         <w:keepLines w:val="0"/>
         <w:pageBreakBefore w:val="0"/>
@@ -6579,7 +6449,7 @@
     </w:p>
     <w:p>
       <w:pPr>
-        <w:pStyle w:val="29"/>
+        <w:pStyle w:val="a1"/>
         <w:keepNext w:val="0"/>
         <w:keepLines w:val="0"/>
         <w:pageBreakBefore w:val="0"/>
@@ -6614,7 +6484,7 @@
     </w:p>
     <w:p>
       <w:pPr>
-        <w:pStyle w:val="29"/>
+        <w:pStyle w:val="a1"/>
         <w:keepNext w:val="0"/>
         <w:keepLines w:val="0"/>
         <w:pageBreakBefore w:val="0"/>
@@ -6649,7 +6519,7 @@
     </w:p>
     <w:p>
       <w:pPr>
-        <w:pStyle w:val="29"/>
+        <w:pStyle w:val="a1"/>
         <w:keepNext w:val="0"/>
         <w:keepLines w:val="0"/>
         <w:pageBreakBefore w:val="0"/>
@@ -6684,27 +6554,27 @@
     </w:p>
     <w:p>
       <w:pPr>
-        <w:pStyle w:val="28"/>
-        <w:keepNext w:val="0"/>
-        <w:keepLines w:val="0"/>
-        <w:pageBreakBefore w:val="0"/>
-        <w:widowControl w:val="0"/>
-        <w:kinsoku w:val="0"/>
-        <w:wordWrap/>
-        <w:overflowPunct/>
-        <w:topLinePunct w:val="0"/>
-        <w:autoSpaceDE w:val="0"/>
-        <w:autoSpaceDN w:val="0"/>
-        <w:bidi w:val="0"/>
-        <w:adjustRightInd w:val="0"/>
-        <w:snapToGrid w:val="0"/>
-        <w:textAlignment w:val="baseline"/>
-        <w:rPr>
-          <w:rFonts w:hint="default"/>
-          <w:lang w:val="en-US" w:eastAsia="zh-CN"/>
-        </w:rPr>
-      </w:pPr>
-      <w:bookmarkStart w:id="26" w:name="_Toc11512"/>
+        <w:pStyle w:val="1"/>
+        <w:keepNext w:val="0"/>
+        <w:keepLines w:val="0"/>
+        <w:pageBreakBefore w:val="0"/>
+        <w:widowControl w:val="0"/>
+        <w:kinsoku w:val="0"/>
+        <w:wordWrap/>
+        <w:overflowPunct/>
+        <w:topLinePunct w:val="0"/>
+        <w:autoSpaceDE w:val="0"/>
+        <w:autoSpaceDN w:val="0"/>
+        <w:bidi w:val="0"/>
+        <w:adjustRightInd w:val="0"/>
+        <w:snapToGrid w:val="0"/>
+        <w:textAlignment w:val="baseline"/>
+        <w:rPr>
+          <w:rFonts w:hint="default"/>
+          <w:lang w:val="en-US" w:eastAsia="zh-CN"/>
+        </w:rPr>
+      </w:pPr>
+      <w:bookmarkStart w:id="27" w:name="_Toc11512"/>
       <w:r>
         <w:rPr>
           <w:rFonts w:hint="default"/>
@@ -6712,11 +6582,11 @@
         </w:rPr>
         <w:t>持续改进文化</w:t>
       </w:r>
-      <w:bookmarkEnd w:id="26"/>
-    </w:p>
-    <w:p>
-      <w:pPr>
-        <w:pStyle w:val="29"/>
+      <w:bookmarkEnd w:id="27"/>
+    </w:p>
+    <w:p>
+      <w:pPr>
+        <w:pStyle w:val="a1"/>
         <w:keepNext w:val="0"/>
         <w:keepLines w:val="0"/>
         <w:pageBreakBefore w:val="0"/>
@@ -6746,27 +6616,27 @@
     </w:p>
     <w:p>
       <w:pPr>
-        <w:pStyle w:val="28"/>
-        <w:keepNext w:val="0"/>
-        <w:keepLines w:val="0"/>
-        <w:pageBreakBefore w:val="0"/>
-        <w:widowControl w:val="0"/>
-        <w:kinsoku w:val="0"/>
-        <w:wordWrap/>
-        <w:overflowPunct/>
-        <w:topLinePunct w:val="0"/>
-        <w:autoSpaceDE w:val="0"/>
-        <w:autoSpaceDN w:val="0"/>
-        <w:bidi w:val="0"/>
-        <w:adjustRightInd w:val="0"/>
-        <w:snapToGrid w:val="0"/>
-        <w:textAlignment w:val="baseline"/>
-        <w:rPr>
-          <w:rFonts w:hint="default"/>
-          <w:lang w:val="en-US" w:eastAsia="zh-CN"/>
-        </w:rPr>
-      </w:pPr>
-      <w:bookmarkStart w:id="27" w:name="_Toc31599"/>
+        <w:pStyle w:val="1"/>
+        <w:keepNext w:val="0"/>
+        <w:keepLines w:val="0"/>
+        <w:pageBreakBefore w:val="0"/>
+        <w:widowControl w:val="0"/>
+        <w:kinsoku w:val="0"/>
+        <w:wordWrap/>
+        <w:overflowPunct/>
+        <w:topLinePunct w:val="0"/>
+        <w:autoSpaceDE w:val="0"/>
+        <w:autoSpaceDN w:val="0"/>
+        <w:bidi w:val="0"/>
+        <w:adjustRightInd w:val="0"/>
+        <w:snapToGrid w:val="0"/>
+        <w:textAlignment w:val="baseline"/>
+        <w:rPr>
+          <w:rFonts w:hint="default"/>
+          <w:lang w:val="en-US" w:eastAsia="zh-CN"/>
+        </w:rPr>
+      </w:pPr>
+      <w:bookmarkStart w:id="28" w:name="_Toc31599"/>
       <w:r>
         <w:rPr>
           <w:rFonts w:hint="default"/>
@@ -6774,11 +6644,11 @@
         </w:rPr>
         <w:t>附则</w:t>
       </w:r>
-      <w:bookmarkEnd w:id="27"/>
-    </w:p>
-    <w:p>
-      <w:pPr>
-        <w:pStyle w:val="29"/>
+      <w:bookmarkEnd w:id="28"/>
+    </w:p>
+    <w:p>
+      <w:pPr>
+        <w:pStyle w:val="a1"/>
         <w:keepNext w:val="0"/>
         <w:keepLines w:val="0"/>
         <w:pageBreakBefore w:val="0"/>
@@ -6813,7 +6683,7 @@
     </w:p>
     <w:p>
       <w:pPr>
-        <w:pStyle w:val="29"/>
+        <w:pStyle w:val="a1"/>
         <w:keepNext w:val="0"/>
         <w:keepLines w:val="0"/>
         <w:pageBreakBefore w:val="0"/>
@@ -6847,73 +6717,23 @@
       </w:r>
     </w:p>
     <w:sectPr>
-      <w:headerReference r:id="rId5" w:type="default"/>
+      <w:headerReference w:type="default" r:id="rId7"/>
       <w:pgSz w:w="11906" w:h="16838"/>
       <w:pgMar w:top="1417" w:right="1800" w:bottom="1440" w:left="1800" w:header="1140" w:footer="992" w:gutter="0"/>
-      <w:cols w:space="425" w:num="1"/>
+      <w:cols w:num="1" w:space="425"/>
       <w:docGrid w:type="lines" w:linePitch="312" w:charSpace="0"/>
     </w:sectPr>
   </w:body>
 </w:document>
 </file>
 
-<file path=word/endnotes.xml><?xml version="1.0" encoding="utf-8"?>
-<w:endnotes xmlns:wpc="http://schemas.microsoft.com/office/word/2010/wordprocessingCanvas" xmlns:mc="http://schemas.openxmlformats.org/markup-compatibility/2006" xmlns:o="urn:schemas-microsoft-com:office:office" xmlns:r="http://schemas.openxmlformats.org/officeDocument/2006/relationships" xmlns:m="http://schemas.openxmlformats.org/officeDocument/2006/math" xmlns:v="urn:schemas-microsoft-com:vml" xmlns:wp14="http://schemas.microsoft.com/office/word/2010/wordprocessingDrawing" xmlns:wp="http://schemas.openxmlformats.org/drawingml/2006/wordprocessingDrawing" xmlns:w="http://schemas.openxmlformats.org/wordprocessingml/2006/main" xmlns:w14="http://schemas.microsoft.com/office/word/2010/wordml" xmlns:w15="http://schemas.microsoft.com/office/word/2012/wordml" xmlns:w10="urn:schemas-microsoft-com:office:word" xmlns:wpg="http://schemas.microsoft.com/office/word/2010/wordprocessingGroup" xmlns:wpi="http://schemas.microsoft.com/office/word/2010/wordprocessingInk" xmlns:wne="http://schemas.microsoft.com/office/word/2006/wordml" xmlns:wps="http://schemas.microsoft.com/office/word/2010/wordprocessingShape" xmlns:wpsCustomData="http://www.wps.cn/officeDocument/2013/wpsCustomData" mc:Ignorable="w14 w15 wp14">
-  <w:endnote w:type="separator" w:id="0">
-    <w:p>
-      <w:pPr>
-        <w:spacing w:line="240" w:lineRule="auto"/>
-      </w:pPr>
-      <w:r>
-        <w:separator/>
-      </w:r>
-    </w:p>
-  </w:endnote>
-  <w:endnote w:type="continuationSeparator" w:id="1">
-    <w:p>
-      <w:pPr>
-        <w:spacing w:line="240" w:lineRule="auto"/>
-      </w:pPr>
-      <w:r>
-        <w:continuationSeparator/>
-      </w:r>
-    </w:p>
-  </w:endnote>
-</w:endnotes>
-</file>
-
-<file path=word/footnotes.xml><?xml version="1.0" encoding="utf-8"?>
-<w:footnotes xmlns:wpc="http://schemas.microsoft.com/office/word/2010/wordprocessingCanvas" xmlns:mc="http://schemas.openxmlformats.org/markup-compatibility/2006" xmlns:o="urn:schemas-microsoft-com:office:office" xmlns:r="http://schemas.openxmlformats.org/officeDocument/2006/relationships" xmlns:m="http://schemas.openxmlformats.org/officeDocument/2006/math" xmlns:v="urn:schemas-microsoft-com:vml" xmlns:wp14="http://schemas.microsoft.com/office/word/2010/wordprocessingDrawing" xmlns:wp="http://schemas.openxmlformats.org/drawingml/2006/wordprocessingDrawing" xmlns:w="http://schemas.openxmlformats.org/wordprocessingml/2006/main" xmlns:w14="http://schemas.microsoft.com/office/word/2010/wordml" xmlns:w15="http://schemas.microsoft.com/office/word/2012/wordml" xmlns:w10="urn:schemas-microsoft-com:office:word" xmlns:wpg="http://schemas.microsoft.com/office/word/2010/wordprocessingGroup" xmlns:wpi="http://schemas.microsoft.com/office/word/2010/wordprocessingInk" xmlns:wne="http://schemas.microsoft.com/office/word/2006/wordml" xmlns:wps="http://schemas.microsoft.com/office/word/2010/wordprocessingShape" xmlns:wpsCustomData="http://www.wps.cn/officeDocument/2013/wpsCustomData" mc:Ignorable="w14 w15 wp14">
-  <w:footnote w:type="separator" w:id="0">
-    <w:p>
-      <w:pPr>
-        <w:spacing w:line="360" w:lineRule="auto"/>
-      </w:pPr>
-      <w:r>
-        <w:separator/>
-      </w:r>
-    </w:p>
-  </w:footnote>
-  <w:footnote w:type="continuationSeparator" w:id="1">
-    <w:p>
-      <w:pPr>
-        <w:spacing w:line="360" w:lineRule="auto"/>
-      </w:pPr>
-      <w:r>
-        <w:continuationSeparator/>
-      </w:r>
-    </w:p>
-  </w:footnote>
-</w:footnotes>
-</file>
-
 <file path=word/header1.xml><?xml version="1.0" encoding="utf-8"?>
-<w:hdr xmlns:wpc="http://schemas.microsoft.com/office/word/2010/wordprocessingCanvas" xmlns:mc="http://schemas.openxmlformats.org/markup-compatibility/2006" xmlns:o="urn:schemas-microsoft-com:office:office" xmlns:r="http://schemas.openxmlformats.org/officeDocument/2006/relationships" xmlns:m="http://schemas.openxmlformats.org/officeDocument/2006/math" xmlns:v="urn:schemas-microsoft-com:vml" xmlns:wp14="http://schemas.microsoft.com/office/word/2010/wordprocessingDrawing" xmlns:wp="http://schemas.openxmlformats.org/drawingml/2006/wordprocessingDrawing" xmlns:w10="urn:schemas-microsoft-com:office:word" xmlns:w="http://schemas.openxmlformats.org/wordprocessingml/2006/main" xmlns:w14="http://schemas.microsoft.com/office/word/2010/wordml" xmlns:w15="http://schemas.microsoft.com/office/word/2012/wordml" xmlns:wpg="http://schemas.microsoft.com/office/word/2010/wordprocessingGroup" xmlns:wpi="http://schemas.microsoft.com/office/word/2010/wordprocessingInk" xmlns:wne="http://schemas.microsoft.com/office/word/2006/wordml" xmlns:wps="http://schemas.microsoft.com/office/word/2010/wordprocessingShape" xmlns:wpsCustomData="http://www.wps.cn/officeDocument/2013/wpsCustomData" mc:Ignorable="w14 w15 wp14">
+<w:hdr xmlns:wpc="http://schemas.microsoft.com/office/word/2010/wordprocessingCanvas" xmlns:mc="http://schemas.openxmlformats.org/markup-compatibility/2006" xmlns:o="urn:schemas-microsoft-com:office:office" xmlns:r="http://schemas.openxmlformats.org/officeDocument/2006/relationships" xmlns:m="http://schemas.openxmlformats.org/officeDocument/2006/math" xmlns:v="urn:schemas-microsoft-com:vml" xmlns:wp14="http://schemas.microsoft.com/office/word/2010/wordprocessingDrawing" xmlns:wp="http://schemas.openxmlformats.org/drawingml/2006/wordprocessingDrawing" xmlns:w10="urn:schemas-microsoft-com:office:word" xmlns:w="http://schemas.openxmlformats.org/wordprocessingml/2006/main" xmlns:w14="http://schemas.microsoft.com/office/word/2010/wordml" xmlns:w15="http://schemas.microsoft.com/office/word/2012/wordml" xmlns:wne="http://schemas.microsoft.com/office/word/2006/wordml" xmlns:wpg="http://schemas.microsoft.com/office/word/2010/wordprocessingGroup" xmlns:wpi="http://schemas.microsoft.com/office/word/2010/wordprocessingInk" xmlns:wps="http://schemas.microsoft.com/office/word/2010/wordprocessingShape" mc:Ignorable="w14 w15 wp14">
   <w:p>
     <w:pPr>
-      <w:pStyle w:val="15"/>
+      <w:pStyle w:val="Header"/>
       <w:pBdr>
-        <w:bottom w:val="single" w:color="auto" w:sz="4" w:space="1"/>
+        <w:bottom w:val="single" w:sz="4" w:space="1" w:color="auto"/>
       </w:pBdr>
       <w:tabs>
         <w:tab w:val="left" w:pos="335"/>
@@ -6921,27 +6741,27 @@
       </w:tabs>
       <w:jc w:val="right"/>
       <w:rPr>
-        <w:rFonts w:hint="eastAsia" w:eastAsiaTheme="minorEastAsia"/>
+        <w:rFonts w:eastAsiaTheme="minorEastAsia" w:hint="eastAsia"/>
         <w:lang w:eastAsia="zh-CN"/>
       </w:rPr>
     </w:pPr>
     <w:r>
       <w:rPr>
-        <w:rFonts w:hint="eastAsia" w:eastAsiaTheme="minorEastAsia"/>
+        <w:rFonts w:eastAsiaTheme="minorEastAsia" w:hint="eastAsia"/>
         <w:lang w:val="en-US" w:eastAsia="zh-CN"/>
       </w:rPr>
       <w:tab/>
     </w:r>
     <w:r>
       <w:rPr>
-        <w:rFonts w:hint="eastAsia" w:eastAsiaTheme="minorEastAsia"/>
+        <w:rFonts w:eastAsiaTheme="minorEastAsia" w:hint="eastAsia"/>
         <w:lang w:val="en-US" w:eastAsia="zh-CN"/>
       </w:rPr>
       <w:tab/>
     </w:r>
     <w:r>
       <w:rPr>
-        <w:rFonts w:hint="eastAsia" w:eastAsiaTheme="minorEastAsia"/>
+        <w:rFonts w:eastAsiaTheme="minorEastAsia" w:hint="eastAsia"/>
         <w:lang w:val="en-US" w:eastAsia="zh-CN"/>
       </w:rPr>
       <w:t>桐乡华数广电网络有限公司</w:t>
@@ -6951,15 +6771,15 @@
 </file>
 
 <file path=word/numbering.xml><?xml version="1.0" encoding="utf-8"?>
-<w:numbering xmlns:wpc="http://schemas.microsoft.com/office/word/2010/wordprocessingCanvas" xmlns:mc="http://schemas.openxmlformats.org/markup-compatibility/2006" xmlns:o="urn:schemas-microsoft-com:office:office" xmlns:r="http://schemas.openxmlformats.org/officeDocument/2006/relationships" xmlns:m="http://schemas.openxmlformats.org/officeDocument/2006/math" xmlns:v="urn:schemas-microsoft-com:vml" xmlns:wp14="http://schemas.microsoft.com/office/word/2010/wordprocessingDrawing" xmlns:wp="http://schemas.openxmlformats.org/drawingml/2006/wordprocessingDrawing" xmlns:w10="urn:schemas-microsoft-com:office:word" xmlns:w="http://schemas.openxmlformats.org/wordprocessingml/2006/main" xmlns:w14="http://schemas.microsoft.com/office/word/2010/wordml" xmlns:wpg="http://schemas.microsoft.com/office/word/2010/wordprocessingGroup" xmlns:wpi="http://schemas.microsoft.com/office/word/2010/wordprocessingInk" xmlns:wne="http://schemas.microsoft.com/office/word/2006/wordml" xmlns:wps="http://schemas.microsoft.com/office/word/2010/wordprocessingShape" xmlns:wpsCustomData="http://www.wps.cn/officeDocument/2013/wpsCustomData" mc:Ignorable="w14 wp14">
+<w:numbering xmlns:wpc="http://schemas.microsoft.com/office/word/2010/wordprocessingCanvas" xmlns:mc="http://schemas.openxmlformats.org/markup-compatibility/2006" xmlns:o="urn:schemas-microsoft-com:office:office" xmlns:r="http://schemas.openxmlformats.org/officeDocument/2006/relationships" xmlns:m="http://schemas.openxmlformats.org/officeDocument/2006/math" xmlns:v="urn:schemas-microsoft-com:vml" xmlns:wp14="http://schemas.microsoft.com/office/word/2010/wordprocessingDrawing" xmlns:wp="http://schemas.openxmlformats.org/drawingml/2006/wordprocessingDrawing" xmlns:w10="urn:schemas-microsoft-com:office:word" xmlns:w="http://schemas.openxmlformats.org/wordprocessingml/2006/main" xmlns:w14="http://schemas.microsoft.com/office/word/2010/wordml" xmlns:w15="http://schemas.microsoft.com/office/word/2012/wordml" xmlns:wne="http://schemas.microsoft.com/office/word/2006/wordml" xmlns:wpg="http://schemas.microsoft.com/office/word/2010/wordprocessingGroup" xmlns:wpi="http://schemas.microsoft.com/office/word/2010/wordprocessingInk" xmlns:wps="http://schemas.microsoft.com/office/word/2010/wordprocessingShape" mc:Ignorable="w14 w15 wp14">
   <w:abstractNum w:abstractNumId="0">
     <w:nsid w:val="8E964DCE"/>
     <w:multiLevelType w:val="multilevel"/>
     <w:tmpl w:val="8E964DCE"/>
-    <w:lvl w:ilvl="0" w:tentative="0">
+    <w:lvl w:ilvl="0">
       <w:start w:val="1"/>
       <w:numFmt w:val="decimal"/>
-      <w:pStyle w:val="2"/>
+      <w:pStyle w:val="Heading1"/>
       <w:lvlText w:val="%1."/>
       <w:lvlJc w:val="left"/>
       <w:pPr>
@@ -6969,10 +6789,10 @@
         <w:rFonts w:hint="default"/>
       </w:rPr>
     </w:lvl>
-    <w:lvl w:ilvl="1" w:tentative="0">
+    <w:lvl w:ilvl="1">
       <w:start w:val="1"/>
       <w:numFmt w:val="decimal"/>
-      <w:pStyle w:val="3"/>
+      <w:pStyle w:val="Heading2"/>
       <w:lvlText w:val="%1.%2."/>
       <w:lvlJc w:val="left"/>
       <w:pPr>
@@ -6982,10 +6802,10 @@
         <w:rFonts w:hint="default"/>
       </w:rPr>
     </w:lvl>
-    <w:lvl w:ilvl="2" w:tentative="0">
+    <w:lvl w:ilvl="2">
       <w:start w:val="1"/>
       <w:numFmt w:val="decimal"/>
-      <w:pStyle w:val="4"/>
+      <w:pStyle w:val="Heading3"/>
       <w:lvlText w:val="%1.%2.%3."/>
       <w:lvlJc w:val="left"/>
       <w:pPr>
@@ -6995,10 +6815,10 @@
         <w:rFonts w:hint="default"/>
       </w:rPr>
     </w:lvl>
-    <w:lvl w:ilvl="3" w:tentative="0">
+    <w:lvl w:ilvl="3">
       <w:start w:val="1"/>
       <w:numFmt w:val="decimal"/>
-      <w:pStyle w:val="5"/>
+      <w:pStyle w:val="Heading4"/>
       <w:lvlText w:val="%1.%2.%3.%4."/>
       <w:lvlJc w:val="left"/>
       <w:pPr>
@@ -7008,10 +6828,10 @@
         <w:rFonts w:hint="default"/>
       </w:rPr>
     </w:lvl>
-    <w:lvl w:ilvl="4" w:tentative="0">
+    <w:lvl w:ilvl="4">
       <w:start w:val="1"/>
       <w:numFmt w:val="decimal"/>
-      <w:pStyle w:val="6"/>
+      <w:pStyle w:val="Heading5"/>
       <w:lvlText w:val="%1.%2.%3.%4.%5."/>
       <w:lvlJc w:val="left"/>
       <w:pPr>
@@ -7021,10 +6841,10 @@
         <w:rFonts w:hint="default"/>
       </w:rPr>
     </w:lvl>
-    <w:lvl w:ilvl="5" w:tentative="0">
+    <w:lvl w:ilvl="5">
       <w:start w:val="1"/>
       <w:numFmt w:val="decimal"/>
-      <w:pStyle w:val="7"/>
+      <w:pStyle w:val="Heading6"/>
       <w:lvlText w:val="%1.%2.%3.%4.%5.%6."/>
       <w:lvlJc w:val="left"/>
       <w:pPr>
@@ -7034,10 +6854,10 @@
         <w:rFonts w:hint="default"/>
       </w:rPr>
     </w:lvl>
-    <w:lvl w:ilvl="6" w:tentative="0">
+    <w:lvl w:ilvl="6">
       <w:start w:val="1"/>
       <w:numFmt w:val="decimal"/>
-      <w:pStyle w:val="8"/>
+      <w:pStyle w:val="Heading7"/>
       <w:lvlText w:val="%1.%2.%3.%4.%5.%6.%7."/>
       <w:lvlJc w:val="left"/>
       <w:pPr>
@@ -7047,10 +6867,10 @@
         <w:rFonts w:hint="default"/>
       </w:rPr>
     </w:lvl>
-    <w:lvl w:ilvl="7" w:tentative="0">
+    <w:lvl w:ilvl="7">
       <w:start w:val="1"/>
       <w:numFmt w:val="decimal"/>
-      <w:pStyle w:val="9"/>
+      <w:pStyle w:val="Heading8"/>
       <w:lvlText w:val="%1.%2.%3.%4.%5.%6.%7.%8."/>
       <w:lvlJc w:val="left"/>
       <w:pPr>
@@ -7060,10 +6880,10 @@
         <w:rFonts w:hint="default"/>
       </w:rPr>
     </w:lvl>
-    <w:lvl w:ilvl="8" w:tentative="0">
+    <w:lvl w:ilvl="8">
       <w:start w:val="1"/>
       <w:numFmt w:val="decimal"/>
-      <w:pStyle w:val="10"/>
+      <w:pStyle w:val="Heading9"/>
       <w:lvlText w:val="%1.%2.%3.%4.%5.%6.%7.%8.%9."/>
       <w:lvlJc w:val="left"/>
       <w:pPr>
@@ -7078,7 +6898,7 @@
     <w:nsid w:val="43C22752"/>
     <w:multiLevelType w:val="singleLevel"/>
     <w:tmpl w:val="43C22752"/>
-    <w:lvl w:ilvl="0" w:tentative="0">
+    <w:lvl w:ilvl="0">
       <w:start w:val="1"/>
       <w:numFmt w:val="decimal"/>
       <w:lvlText w:val="%1."/>
@@ -7101,269 +6921,267 @@
 </file>
 
 <file path=word/styles.xml><?xml version="1.0" encoding="utf-8"?>
-<w:styles xmlns:mc="http://schemas.openxmlformats.org/markup-compatibility/2006" xmlns:o="urn:schemas-microsoft-com:office:office" xmlns:r="http://schemas.openxmlformats.org/officeDocument/2006/relationships" xmlns:m="http://schemas.openxmlformats.org/officeDocument/2006/math" xmlns:v="urn:schemas-microsoft-com:vml" xmlns:w="http://schemas.openxmlformats.org/wordprocessingml/2006/main" xmlns:w14="http://schemas.microsoft.com/office/word/2010/wordml" xmlns:w10="urn:schemas-microsoft-com:office:word" xmlns:sl="http://schemas.openxmlformats.org/schemaLibrary/2006/main" xmlns:wpsCustomData="http://www.wps.cn/officeDocument/2013/wpsCustomData" mc:Ignorable="w14">
+<w:styles xmlns:mc="http://schemas.openxmlformats.org/markup-compatibility/2006" xmlns:r="http://schemas.openxmlformats.org/officeDocument/2006/relationships" xmlns:w="http://schemas.openxmlformats.org/wordprocessingml/2006/main" xmlns:w14="http://schemas.microsoft.com/office/word/2010/wordml" xmlns:w15="http://schemas.microsoft.com/office/word/2012/wordml" mc:Ignorable="w14 w15">
   <w:docDefaults>
     <w:rPrDefault>
       <w:rPr>
-        <w:rFonts w:ascii="Times New Roman" w:hAnsi="Times New Roman" w:eastAsia="宋体" w:cs="Times New Roman"/>
+        <w:rFonts w:ascii="Times New Roman" w:eastAsia="宋体" w:hAnsi="Times New Roman" w:cs="Times New Roman"/>
       </w:rPr>
     </w:rPrDefault>
     <w:pPrDefault/>
   </w:docDefaults>
-  <w:latentStyles w:count="260" w:defQFormat="0" w:defUnhideWhenUsed="1" w:defSemiHidden="1" w:defUIPriority="99" w:defLockedState="0">
-    <w:lsdException w:qFormat="1" w:unhideWhenUsed="0" w:uiPriority="0" w:semiHidden="0" w:name="Normal"/>
-    <w:lsdException w:qFormat="1" w:unhideWhenUsed="0" w:uiPriority="0" w:semiHidden="0" w:name="heading 1"/>
-    <w:lsdException w:qFormat="1" w:uiPriority="0" w:semiHidden="0" w:name="heading 2"/>
-    <w:lsdException w:qFormat="1" w:uiPriority="0" w:name="heading 3"/>
-    <w:lsdException w:qFormat="1" w:uiPriority="0" w:semiHidden="0" w:name="heading 4"/>
-    <w:lsdException w:qFormat="1" w:uiPriority="0" w:name="heading 5"/>
-    <w:lsdException w:qFormat="1" w:uiPriority="0" w:name="heading 6"/>
-    <w:lsdException w:qFormat="1" w:uiPriority="0" w:name="heading 7"/>
-    <w:lsdException w:qFormat="1" w:uiPriority="0" w:name="heading 8"/>
-    <w:lsdException w:qFormat="1" w:uiPriority="0" w:name="heading 9"/>
-    <w:lsdException w:unhideWhenUsed="0" w:uiPriority="0" w:semiHidden="0" w:name="index 1"/>
-    <w:lsdException w:unhideWhenUsed="0" w:uiPriority="0" w:semiHidden="0" w:name="index 2"/>
-    <w:lsdException w:unhideWhenUsed="0" w:uiPriority="0" w:semiHidden="0" w:name="index 3"/>
-    <w:lsdException w:unhideWhenUsed="0" w:uiPriority="0" w:semiHidden="0" w:name="index 4"/>
-    <w:lsdException w:unhideWhenUsed="0" w:uiPriority="0" w:semiHidden="0" w:name="index 5"/>
-    <w:lsdException w:unhideWhenUsed="0" w:uiPriority="0" w:semiHidden="0" w:name="index 6"/>
-    <w:lsdException w:unhideWhenUsed="0" w:uiPriority="0" w:semiHidden="0" w:name="index 7"/>
-    <w:lsdException w:unhideWhenUsed="0" w:uiPriority="0" w:semiHidden="0" w:name="index 8"/>
-    <w:lsdException w:unhideWhenUsed="0" w:uiPriority="0" w:semiHidden="0" w:name="index 9"/>
-    <w:lsdException w:qFormat="1" w:unhideWhenUsed="0" w:uiPriority="0" w:semiHidden="0" w:name="toc 1"/>
-    <w:lsdException w:qFormat="1" w:unhideWhenUsed="0" w:uiPriority="0" w:semiHidden="0" w:name="toc 2"/>
-    <w:lsdException w:qFormat="1" w:unhideWhenUsed="0" w:uiPriority="0" w:semiHidden="0" w:name="toc 3"/>
-    <w:lsdException w:unhideWhenUsed="0" w:uiPriority="0" w:semiHidden="0" w:name="toc 4"/>
-    <w:lsdException w:unhideWhenUsed="0" w:uiPriority="0" w:semiHidden="0" w:name="toc 5"/>
-    <w:lsdException w:unhideWhenUsed="0" w:uiPriority="0" w:semiHidden="0" w:name="toc 6"/>
-    <w:lsdException w:unhideWhenUsed="0" w:uiPriority="0" w:semiHidden="0" w:name="toc 7"/>
-    <w:lsdException w:unhideWhenUsed="0" w:uiPriority="0" w:semiHidden="0" w:name="toc 8"/>
-    <w:lsdException w:unhideWhenUsed="0" w:uiPriority="0" w:semiHidden="0" w:name="toc 9"/>
-    <w:lsdException w:unhideWhenUsed="0" w:uiPriority="0" w:semiHidden="0" w:name="Normal Indent"/>
-    <w:lsdException w:unhideWhenUsed="0" w:uiPriority="0" w:semiHidden="0" w:name="footnote text"/>
-    <w:lsdException w:qFormat="1" w:unhideWhenUsed="0" w:uiPriority="0" w:semiHidden="0" w:name="annotation text"/>
-    <w:lsdException w:qFormat="1" w:unhideWhenUsed="0" w:uiPriority="0" w:semiHidden="0" w:name="header"/>
-    <w:lsdException w:qFormat="1" w:unhideWhenUsed="0" w:uiPriority="0" w:semiHidden="0" w:name="footer"/>
-    <w:lsdException w:unhideWhenUsed="0" w:uiPriority="0" w:semiHidden="0" w:name="index heading"/>
-    <w:lsdException w:qFormat="1" w:uiPriority="0" w:name="caption"/>
-    <w:lsdException w:unhideWhenUsed="0" w:uiPriority="0" w:semiHidden="0" w:name="table of figures"/>
-    <w:lsdException w:unhideWhenUsed="0" w:uiPriority="0" w:semiHidden="0" w:name="envelope address"/>
-    <w:lsdException w:unhideWhenUsed="0" w:uiPriority="0" w:semiHidden="0" w:name="envelope return"/>
-    <w:lsdException w:unhideWhenUsed="0" w:uiPriority="0" w:semiHidden="0" w:name="footnote reference"/>
-    <w:lsdException w:unhideWhenUsed="0" w:uiPriority="0" w:semiHidden="0" w:name="annotation reference"/>
-    <w:lsdException w:unhideWhenUsed="0" w:uiPriority="0" w:semiHidden="0" w:name="line number"/>
-    <w:lsdException w:unhideWhenUsed="0" w:uiPriority="0" w:semiHidden="0" w:name="page number"/>
-    <w:lsdException w:unhideWhenUsed="0" w:uiPriority="0" w:semiHidden="0" w:name="endnote reference"/>
-    <w:lsdException w:unhideWhenUsed="0" w:uiPriority="0" w:semiHidden="0" w:name="endnote text"/>
-    <w:lsdException w:unhideWhenUsed="0" w:uiPriority="0" w:semiHidden="0" w:name="table of authorities"/>
-    <w:lsdException w:unhideWhenUsed="0" w:uiPriority="0" w:semiHidden="0" w:name="macro"/>
-    <w:lsdException w:unhideWhenUsed="0" w:uiPriority="0" w:semiHidden="0" w:name="toa heading"/>
-    <w:lsdException w:unhideWhenUsed="0" w:uiPriority="0" w:semiHidden="0" w:name="List"/>
-    <w:lsdException w:unhideWhenUsed="0" w:uiPriority="0" w:semiHidden="0" w:name="List Bullet"/>
-    <w:lsdException w:unhideWhenUsed="0" w:uiPriority="0" w:semiHidden="0" w:name="List Number"/>
-    <w:lsdException w:unhideWhenUsed="0" w:uiPriority="0" w:semiHidden="0" w:name="List 2"/>
-    <w:lsdException w:unhideWhenUsed="0" w:uiPriority="0" w:semiHidden="0" w:name="List 3"/>
-    <w:lsdException w:unhideWhenUsed="0" w:uiPriority="0" w:semiHidden="0" w:name="List 4"/>
-    <w:lsdException w:unhideWhenUsed="0" w:uiPriority="0" w:semiHidden="0" w:name="List 5"/>
-    <w:lsdException w:unhideWhenUsed="0" w:uiPriority="0" w:semiHidden="0" w:name="List Bullet 2"/>
-    <w:lsdException w:unhideWhenUsed="0" w:uiPriority="0" w:semiHidden="0" w:name="List Bullet 3"/>
-    <w:lsdException w:unhideWhenUsed="0" w:uiPriority="0" w:semiHidden="0" w:name="List Bullet 4"/>
-    <w:lsdException w:unhideWhenUsed="0" w:uiPriority="0" w:semiHidden="0" w:name="List Bullet 5"/>
-    <w:lsdException w:unhideWhenUsed="0" w:uiPriority="0" w:semiHidden="0" w:name="List Number 2"/>
-    <w:lsdException w:unhideWhenUsed="0" w:uiPriority="0" w:semiHidden="0" w:name="List Number 3"/>
-    <w:lsdException w:unhideWhenUsed="0" w:uiPriority="0" w:semiHidden="0" w:name="List Number 4"/>
-    <w:lsdException w:unhideWhenUsed="0" w:uiPriority="0" w:semiHidden="0" w:name="List Number 5"/>
-    <w:lsdException w:qFormat="1" w:unhideWhenUsed="0" w:uiPriority="0" w:semiHidden="0" w:name="Title"/>
-    <w:lsdException w:unhideWhenUsed="0" w:uiPriority="0" w:semiHidden="0" w:name="Closing"/>
-    <w:lsdException w:unhideWhenUsed="0" w:uiPriority="0" w:semiHidden="0" w:name="Signature"/>
-    <w:lsdException w:qFormat="1" w:unhideWhenUsed="0" w:uiPriority="0" w:name="Default Paragraph Font"/>
-    <w:lsdException w:qFormat="1" w:unhideWhenUsed="0" w:uiPriority="0" w:name="Body Text"/>
-    <w:lsdException w:unhideWhenUsed="0" w:uiPriority="0" w:semiHidden="0" w:name="Body Text Indent"/>
-    <w:lsdException w:unhideWhenUsed="0" w:uiPriority="0" w:semiHidden="0" w:name="List Continue"/>
-    <w:lsdException w:unhideWhenUsed="0" w:uiPriority="0" w:semiHidden="0" w:name="List Continue 2"/>
-    <w:lsdException w:unhideWhenUsed="0" w:uiPriority="0" w:semiHidden="0" w:name="List Continue 3"/>
-    <w:lsdException w:unhideWhenUsed="0" w:uiPriority="0" w:semiHidden="0" w:name="List Continue 4"/>
-    <w:lsdException w:unhideWhenUsed="0" w:uiPriority="0" w:semiHidden="0" w:name="List Continue 5"/>
-    <w:lsdException w:unhideWhenUsed="0" w:uiPriority="0" w:semiHidden="0" w:name="Message Header"/>
-    <w:lsdException w:qFormat="1" w:unhideWhenUsed="0" w:uiPriority="0" w:semiHidden="0" w:name="Subtitle"/>
-    <w:lsdException w:unhideWhenUsed="0" w:uiPriority="0" w:semiHidden="0" w:name="Salutation"/>
-    <w:lsdException w:unhideWhenUsed="0" w:uiPriority="0" w:semiHidden="0" w:name="Date"/>
-    <w:lsdException w:unhideWhenUsed="0" w:uiPriority="0" w:semiHidden="0" w:name="Body Text First Indent"/>
-    <w:lsdException w:unhideWhenUsed="0" w:uiPriority="0" w:semiHidden="0" w:name="Body Text First Indent 2"/>
-    <w:lsdException w:uiPriority="99" w:name="Note Heading"/>
-    <w:lsdException w:unhideWhenUsed="0" w:uiPriority="0" w:semiHidden="0" w:name="Body Text 2"/>
-    <w:lsdException w:unhideWhenUsed="0" w:uiPriority="0" w:semiHidden="0" w:name="Body Text 3"/>
-    <w:lsdException w:unhideWhenUsed="0" w:uiPriority="0" w:semiHidden="0" w:name="Body Text Indent 2"/>
-    <w:lsdException w:unhideWhenUsed="0" w:uiPriority="0" w:semiHidden="0" w:name="Body Text Indent 3"/>
-    <w:lsdException w:unhideWhenUsed="0" w:uiPriority="0" w:semiHidden="0" w:name="Block Text"/>
-    <w:lsdException w:unhideWhenUsed="0" w:uiPriority="0" w:semiHidden="0" w:name="Hyperlink"/>
-    <w:lsdException w:unhideWhenUsed="0" w:uiPriority="0" w:semiHidden="0" w:name="FollowedHyperlink"/>
-    <w:lsdException w:qFormat="1" w:unhideWhenUsed="0" w:uiPriority="0" w:semiHidden="0" w:name="Strong"/>
-    <w:lsdException w:qFormat="1" w:unhideWhenUsed="0" w:uiPriority="0" w:semiHidden="0" w:name="Emphasis"/>
-    <w:lsdException w:unhideWhenUsed="0" w:uiPriority="0" w:semiHidden="0" w:name="Document Map"/>
-    <w:lsdException w:unhideWhenUsed="0" w:uiPriority="0" w:semiHidden="0" w:name="Plain Text"/>
-    <w:lsdException w:unhideWhenUsed="0" w:uiPriority="0" w:semiHidden="0" w:name="E-mail Signature"/>
-    <w:lsdException w:qFormat="1" w:unhideWhenUsed="0" w:uiPriority="0" w:semiHidden="0" w:name="Normal (Web)"/>
-    <w:lsdException w:unhideWhenUsed="0" w:uiPriority="0" w:semiHidden="0" w:name="HTML Acronym"/>
-    <w:lsdException w:unhideWhenUsed="0" w:uiPriority="0" w:semiHidden="0" w:name="HTML Address"/>
-    <w:lsdException w:unhideWhenUsed="0" w:uiPriority="0" w:semiHidden="0" w:name="HTML Cite"/>
-    <w:lsdException w:unhideWhenUsed="0" w:uiPriority="0" w:semiHidden="0" w:name="HTML Code"/>
-    <w:lsdException w:unhideWhenUsed="0" w:uiPriority="0" w:semiHidden="0" w:name="HTML Definition"/>
-    <w:lsdException w:unhideWhenUsed="0" w:uiPriority="0" w:semiHidden="0" w:name="HTML Keyboard"/>
-    <w:lsdException w:unhideWhenUsed="0" w:uiPriority="0" w:semiHidden="0" w:name="HTML Preformatted"/>
-    <w:lsdException w:unhideWhenUsed="0" w:uiPriority="0" w:semiHidden="0" w:name="HTML Sample"/>
-    <w:lsdException w:unhideWhenUsed="0" w:uiPriority="0" w:semiHidden="0" w:name="HTML Typewriter"/>
-    <w:lsdException w:unhideWhenUsed="0" w:uiPriority="0" w:semiHidden="0" w:name="HTML Variable"/>
-    <w:lsdException w:qFormat="1" w:unhideWhenUsed="0" w:uiPriority="0" w:name="Normal Table"/>
-    <w:lsdException w:unhideWhenUsed="0" w:uiPriority="0" w:semiHidden="0" w:name="annotation subject"/>
-    <w:lsdException w:unhideWhenUsed="0" w:uiPriority="0" w:semiHidden="0" w:name="Table Simple 1"/>
-    <w:lsdException w:unhideWhenUsed="0" w:uiPriority="0" w:semiHidden="0" w:name="Table Simple 2"/>
-    <w:lsdException w:unhideWhenUsed="0" w:uiPriority="0" w:semiHidden="0" w:name="Table Simple 3"/>
-    <w:lsdException w:unhideWhenUsed="0" w:uiPriority="0" w:semiHidden="0" w:name="Table Classic 1"/>
-    <w:lsdException w:unhideWhenUsed="0" w:uiPriority="0" w:semiHidden="0" w:name="Table Classic 2"/>
-    <w:lsdException w:unhideWhenUsed="0" w:uiPriority="0" w:semiHidden="0" w:name="Table Classic 3"/>
-    <w:lsdException w:unhideWhenUsed="0" w:uiPriority="0" w:semiHidden="0" w:name="Table Classic 4"/>
-    <w:lsdException w:unhideWhenUsed="0" w:uiPriority="0" w:semiHidden="0" w:name="Table Colorful 1"/>
-    <w:lsdException w:unhideWhenUsed="0" w:uiPriority="0" w:semiHidden="0" w:name="Table Colorful 2"/>
-    <w:lsdException w:unhideWhenUsed="0" w:uiPriority="0" w:semiHidden="0" w:name="Table Colorful 3"/>
-    <w:lsdException w:unhideWhenUsed="0" w:uiPriority="0" w:semiHidden="0" w:name="Table Columns 1"/>
-    <w:lsdException w:unhideWhenUsed="0" w:uiPriority="0" w:semiHidden="0" w:name="Table Columns 2"/>
-    <w:lsdException w:unhideWhenUsed="0" w:uiPriority="0" w:semiHidden="0" w:name="Table Columns 3"/>
-    <w:lsdException w:unhideWhenUsed="0" w:uiPriority="0" w:semiHidden="0" w:name="Table Columns 4"/>
-    <w:lsdException w:unhideWhenUsed="0" w:uiPriority="0" w:semiHidden="0" w:name="Table Columns 5"/>
-    <w:lsdException w:unhideWhenUsed="0" w:uiPriority="0" w:semiHidden="0" w:name="Table Grid 1"/>
-    <w:lsdException w:unhideWhenUsed="0" w:uiPriority="0" w:semiHidden="0" w:name="Table Grid 2"/>
-    <w:lsdException w:unhideWhenUsed="0" w:uiPriority="0" w:semiHidden="0" w:name="Table Grid 3"/>
-    <w:lsdException w:unhideWhenUsed="0" w:uiPriority="0" w:semiHidden="0" w:name="Table Grid 4"/>
-    <w:lsdException w:unhideWhenUsed="0" w:uiPriority="0" w:semiHidden="0" w:name="Table Grid 5"/>
-    <w:lsdException w:unhideWhenUsed="0" w:uiPriority="0" w:semiHidden="0" w:name="Table Grid 6"/>
-    <w:lsdException w:unhideWhenUsed="0" w:uiPriority="0" w:semiHidden="0" w:name="Table Grid 7"/>
-    <w:lsdException w:unhideWhenUsed="0" w:uiPriority="0" w:semiHidden="0" w:name="Table Grid 8"/>
-    <w:lsdException w:unhideWhenUsed="0" w:uiPriority="0" w:semiHidden="0" w:name="Table List 1"/>
-    <w:lsdException w:unhideWhenUsed="0" w:uiPriority="0" w:semiHidden="0" w:name="Table List 2"/>
-    <w:lsdException w:unhideWhenUsed="0" w:uiPriority="0" w:semiHidden="0" w:name="Table List 3"/>
-    <w:lsdException w:unhideWhenUsed="0" w:uiPriority="0" w:semiHidden="0" w:name="Table List 4"/>
-    <w:lsdException w:unhideWhenUsed="0" w:uiPriority="0" w:semiHidden="0" w:name="Table List 5"/>
-    <w:lsdException w:unhideWhenUsed="0" w:uiPriority="0" w:semiHidden="0" w:name="Table List 6"/>
-    <w:lsdException w:unhideWhenUsed="0" w:uiPriority="0" w:semiHidden="0" w:name="Table List 7"/>
-    <w:lsdException w:unhideWhenUsed="0" w:uiPriority="0" w:semiHidden="0" w:name="Table List 8"/>
-    <w:lsdException w:unhideWhenUsed="0" w:uiPriority="0" w:semiHidden="0" w:name="Table 3D effects 1"/>
-    <w:lsdException w:unhideWhenUsed="0" w:uiPriority="0" w:semiHidden="0" w:name="Table 3D effects 2"/>
-    <w:lsdException w:unhideWhenUsed="0" w:uiPriority="0" w:semiHidden="0" w:name="Table 3D effects 3"/>
-    <w:lsdException w:unhideWhenUsed="0" w:uiPriority="0" w:semiHidden="0" w:name="Table Contemporary"/>
-    <w:lsdException w:unhideWhenUsed="0" w:uiPriority="0" w:semiHidden="0" w:name="Table Elegant"/>
-    <w:lsdException w:unhideWhenUsed="0" w:uiPriority="0" w:semiHidden="0" w:name="Table Professional"/>
-    <w:lsdException w:unhideWhenUsed="0" w:uiPriority="0" w:semiHidden="0" w:name="Table Subtle 1"/>
-    <w:lsdException w:unhideWhenUsed="0" w:uiPriority="0" w:semiHidden="0" w:name="Table Subtle 2"/>
-    <w:lsdException w:unhideWhenUsed="0" w:uiPriority="0" w:semiHidden="0" w:name="Table Web 1"/>
-    <w:lsdException w:unhideWhenUsed="0" w:uiPriority="0" w:semiHidden="0" w:name="Table Web 2"/>
-    <w:lsdException w:unhideWhenUsed="0" w:uiPriority="0" w:semiHidden="0" w:name="Table Web 3"/>
-    <w:lsdException w:unhideWhenUsed="0" w:uiPriority="0" w:semiHidden="0" w:name="Balloon Text"/>
-    <w:lsdException w:qFormat="1" w:unhideWhenUsed="0" w:uiPriority="0" w:semiHidden="0" w:name="Table Grid"/>
-    <w:lsdException w:unhideWhenUsed="0" w:uiPriority="0" w:semiHidden="0" w:name="Table Theme"/>
-    <w:lsdException w:unhideWhenUsed="0" w:uiPriority="60" w:semiHidden="0" w:name="Light Shading"/>
-    <w:lsdException w:unhideWhenUsed="0" w:uiPriority="61" w:semiHidden="0" w:name="Light List"/>
-    <w:lsdException w:unhideWhenUsed="0" w:uiPriority="62" w:semiHidden="0" w:name="Light Grid"/>
-    <w:lsdException w:unhideWhenUsed="0" w:uiPriority="63" w:semiHidden="0" w:name="Medium Shading 1"/>
-    <w:lsdException w:unhideWhenUsed="0" w:uiPriority="64" w:semiHidden="0" w:name="Medium Shading 2"/>
-    <w:lsdException w:unhideWhenUsed="0" w:uiPriority="65" w:semiHidden="0" w:name="Medium List 1"/>
-    <w:lsdException w:unhideWhenUsed="0" w:uiPriority="66" w:semiHidden="0" w:name="Medium List 2"/>
-    <w:lsdException w:unhideWhenUsed="0" w:uiPriority="67" w:semiHidden="0" w:name="Medium Grid 1"/>
-    <w:lsdException w:unhideWhenUsed="0" w:uiPriority="68" w:semiHidden="0" w:name="Medium Grid 2"/>
-    <w:lsdException w:unhideWhenUsed="0" w:uiPriority="69" w:semiHidden="0" w:name="Medium Grid 3"/>
-    <w:lsdException w:unhideWhenUsed="0" w:uiPriority="70" w:semiHidden="0" w:name="Dark List"/>
-    <w:lsdException w:unhideWhenUsed="0" w:uiPriority="71" w:semiHidden="0" w:name="Colorful Shading"/>
-    <w:lsdException w:unhideWhenUsed="0" w:uiPriority="72" w:semiHidden="0" w:name="Colorful List"/>
-    <w:lsdException w:unhideWhenUsed="0" w:uiPriority="73" w:semiHidden="0" w:name="Colorful Grid"/>
-    <w:lsdException w:unhideWhenUsed="0" w:uiPriority="60" w:semiHidden="0" w:name="Light Shading Accent 1"/>
-    <w:lsdException w:unhideWhenUsed="0" w:uiPriority="61" w:semiHidden="0" w:name="Light List Accent 1"/>
-    <w:lsdException w:unhideWhenUsed="0" w:uiPriority="62" w:semiHidden="0" w:name="Light Grid Accent 1"/>
-    <w:lsdException w:unhideWhenUsed="0" w:uiPriority="63" w:semiHidden="0" w:name="Medium Shading 1 Accent 1"/>
-    <w:lsdException w:unhideWhenUsed="0" w:uiPriority="64" w:semiHidden="0" w:name="Medium Shading 2 Accent 1"/>
-    <w:lsdException w:unhideWhenUsed="0" w:uiPriority="65" w:semiHidden="0" w:name="Medium List 1 Accent 1"/>
-    <w:lsdException w:unhideWhenUsed="0" w:uiPriority="66" w:semiHidden="0" w:name="Medium List 2 Accent 1"/>
-    <w:lsdException w:unhideWhenUsed="0" w:uiPriority="67" w:semiHidden="0" w:name="Medium Grid 1 Accent 1"/>
-    <w:lsdException w:unhideWhenUsed="0" w:uiPriority="68" w:semiHidden="0" w:name="Medium Grid 2 Accent 1"/>
-    <w:lsdException w:unhideWhenUsed="0" w:uiPriority="69" w:semiHidden="0" w:name="Medium Grid 3 Accent 1"/>
-    <w:lsdException w:unhideWhenUsed="0" w:uiPriority="70" w:semiHidden="0" w:name="Dark List Accent 1"/>
-    <w:lsdException w:unhideWhenUsed="0" w:uiPriority="71" w:semiHidden="0" w:name="Colorful Shading Accent 1"/>
-    <w:lsdException w:unhideWhenUsed="0" w:uiPriority="72" w:semiHidden="0" w:name="Colorful List Accent 1"/>
-    <w:lsdException w:unhideWhenUsed="0" w:uiPriority="73" w:semiHidden="0" w:name="Colorful Grid Accent 1"/>
-    <w:lsdException w:unhideWhenUsed="0" w:uiPriority="60" w:semiHidden="0" w:name="Light Shading Accent 2"/>
-    <w:lsdException w:unhideWhenUsed="0" w:uiPriority="61" w:semiHidden="0" w:name="Light List Accent 2"/>
-    <w:lsdException w:unhideWhenUsed="0" w:uiPriority="62" w:semiHidden="0" w:name="Light Grid Accent 2"/>
-    <w:lsdException w:unhideWhenUsed="0" w:uiPriority="63" w:semiHidden="0" w:name="Medium Shading 1 Accent 2"/>
-    <w:lsdException w:unhideWhenUsed="0" w:uiPriority="64" w:semiHidden="0" w:name="Medium Shading 2 Accent 2"/>
-    <w:lsdException w:unhideWhenUsed="0" w:uiPriority="65" w:semiHidden="0" w:name="Medium List 1 Accent 2"/>
-    <w:lsdException w:unhideWhenUsed="0" w:uiPriority="66" w:semiHidden="0" w:name="Medium List 2 Accent 2"/>
-    <w:lsdException w:unhideWhenUsed="0" w:uiPriority="67" w:semiHidden="0" w:name="Medium Grid 1 Accent 2"/>
-    <w:lsdException w:unhideWhenUsed="0" w:uiPriority="68" w:semiHidden="0" w:name="Medium Grid 2 Accent 2"/>
-    <w:lsdException w:unhideWhenUsed="0" w:uiPriority="69" w:semiHidden="0" w:name="Medium Grid 3 Accent 2"/>
-    <w:lsdException w:unhideWhenUsed="0" w:uiPriority="70" w:semiHidden="0" w:name="Dark List Accent 2"/>
-    <w:lsdException w:unhideWhenUsed="0" w:uiPriority="71" w:semiHidden="0" w:name="Colorful Shading Accent 2"/>
-    <w:lsdException w:unhideWhenUsed="0" w:uiPriority="72" w:semiHidden="0" w:name="Colorful List Accent 2"/>
-    <w:lsdException w:unhideWhenUsed="0" w:uiPriority="73" w:semiHidden="0" w:name="Colorful Grid Accent 2"/>
-    <w:lsdException w:unhideWhenUsed="0" w:uiPriority="60" w:semiHidden="0" w:name="Light Shading Accent 3"/>
-    <w:lsdException w:unhideWhenUsed="0" w:uiPriority="61" w:semiHidden="0" w:name="Light List Accent 3"/>
-    <w:lsdException w:unhideWhenUsed="0" w:uiPriority="62" w:semiHidden="0" w:name="Light Grid Accent 3"/>
-    <w:lsdException w:unhideWhenUsed="0" w:uiPriority="63" w:semiHidden="0" w:name="Medium Shading 1 Accent 3"/>
-    <w:lsdException w:unhideWhenUsed="0" w:uiPriority="64" w:semiHidden="0" w:name="Medium Shading 2 Accent 3"/>
-    <w:lsdException w:unhideWhenUsed="0" w:uiPriority="65" w:semiHidden="0" w:name="Medium List 1 Accent 3"/>
-    <w:lsdException w:unhideWhenUsed="0" w:uiPriority="66" w:semiHidden="0" w:name="Medium List 2 Accent 3"/>
-    <w:lsdException w:unhideWhenUsed="0" w:uiPriority="67" w:semiHidden="0" w:name="Medium Grid 1 Accent 3"/>
-    <w:lsdException w:unhideWhenUsed="0" w:uiPriority="68" w:semiHidden="0" w:name="Medium Grid 2 Accent 3"/>
-    <w:lsdException w:unhideWhenUsed="0" w:uiPriority="69" w:semiHidden="0" w:name="Medium Grid 3 Accent 3"/>
-    <w:lsdException w:unhideWhenUsed="0" w:uiPriority="70" w:semiHidden="0" w:name="Dark List Accent 3"/>
-    <w:lsdException w:unhideWhenUsed="0" w:uiPriority="71" w:semiHidden="0" w:name="Colorful Shading Accent 3"/>
-    <w:lsdException w:unhideWhenUsed="0" w:uiPriority="72" w:semiHidden="0" w:name="Colorful List Accent 3"/>
-    <w:lsdException w:unhideWhenUsed="0" w:uiPriority="73" w:semiHidden="0" w:name="Colorful Grid Accent 3"/>
-    <w:lsdException w:unhideWhenUsed="0" w:uiPriority="60" w:semiHidden="0" w:name="Light Shading Accent 4"/>
-    <w:lsdException w:unhideWhenUsed="0" w:uiPriority="61" w:semiHidden="0" w:name="Light List Accent 4"/>
-    <w:lsdException w:unhideWhenUsed="0" w:uiPriority="62" w:semiHidden="0" w:name="Light Grid Accent 4"/>
-    <w:lsdException w:unhideWhenUsed="0" w:uiPriority="63" w:semiHidden="0" w:name="Medium Shading 1 Accent 4"/>
-    <w:lsdException w:unhideWhenUsed="0" w:uiPriority="64" w:semiHidden="0" w:name="Medium Shading 2 Accent 4"/>
-    <w:lsdException w:unhideWhenUsed="0" w:uiPriority="65" w:semiHidden="0" w:name="Medium List 1 Accent 4"/>
-    <w:lsdException w:unhideWhenUsed="0" w:uiPriority="66" w:semiHidden="0" w:name="Medium List 2 Accent 4"/>
-    <w:lsdException w:unhideWhenUsed="0" w:uiPriority="67" w:semiHidden="0" w:name="Medium Grid 1 Accent 4"/>
-    <w:lsdException w:unhideWhenUsed="0" w:uiPriority="68" w:semiHidden="0" w:name="Medium Grid 2 Accent 4"/>
-    <w:lsdException w:unhideWhenUsed="0" w:uiPriority="69" w:semiHidden="0" w:name="Medium Grid 3 Accent 4"/>
-    <w:lsdException w:unhideWhenUsed="0" w:uiPriority="70" w:semiHidden="0" w:name="Dark List Accent 4"/>
-    <w:lsdException w:unhideWhenUsed="0" w:uiPriority="71" w:semiHidden="0" w:name="Colorful Shading Accent 4"/>
-    <w:lsdException w:unhideWhenUsed="0" w:uiPriority="72" w:semiHidden="0" w:name="Colorful List Accent 4"/>
-    <w:lsdException w:unhideWhenUsed="0" w:uiPriority="73" w:semiHidden="0" w:name="Colorful Grid Accent 4"/>
-    <w:lsdException w:unhideWhenUsed="0" w:uiPriority="60" w:semiHidden="0" w:name="Light Shading Accent 5"/>
-    <w:lsdException w:unhideWhenUsed="0" w:uiPriority="61" w:semiHidden="0" w:name="Light List Accent 5"/>
-    <w:lsdException w:unhideWhenUsed="0" w:uiPriority="62" w:semiHidden="0" w:name="Light Grid Accent 5"/>
-    <w:lsdException w:unhideWhenUsed="0" w:uiPriority="63" w:semiHidden="0" w:name="Medium Shading 1 Accent 5"/>
-    <w:lsdException w:unhideWhenUsed="0" w:uiPriority="64" w:semiHidden="0" w:name="Medium Shading 2 Accent 5"/>
-    <w:lsdException w:unhideWhenUsed="0" w:uiPriority="65" w:semiHidden="0" w:name="Medium List 1 Accent 5"/>
-    <w:lsdException w:unhideWhenUsed="0" w:uiPriority="66" w:semiHidden="0" w:name="Medium List 2 Accent 5"/>
-    <w:lsdException w:unhideWhenUsed="0" w:uiPriority="67" w:semiHidden="0" w:name="Medium Grid 1 Accent 5"/>
-    <w:lsdException w:unhideWhenUsed="0" w:uiPriority="68" w:semiHidden="0" w:name="Medium Grid 2 Accent 5"/>
-    <w:lsdException w:unhideWhenUsed="0" w:uiPriority="69" w:semiHidden="0" w:name="Medium Grid 3 Accent 5"/>
-    <w:lsdException w:unhideWhenUsed="0" w:uiPriority="70" w:semiHidden="0" w:name="Dark List Accent 5"/>
-    <w:lsdException w:unhideWhenUsed="0" w:uiPriority="71" w:semiHidden="0" w:name="Colorful Shading Accent 5"/>
-    <w:lsdException w:unhideWhenUsed="0" w:uiPriority="72" w:semiHidden="0" w:name="Colorful List Accent 5"/>
-    <w:lsdException w:unhideWhenUsed="0" w:uiPriority="73" w:semiHidden="0" w:name="Colorful Grid Accent 5"/>
-    <w:lsdException w:unhideWhenUsed="0" w:uiPriority="60" w:semiHidden="0" w:name="Light Shading Accent 6"/>
-    <w:lsdException w:unhideWhenUsed="0" w:uiPriority="61" w:semiHidden="0" w:name="Light List Accent 6"/>
-    <w:lsdException w:unhideWhenUsed="0" w:uiPriority="62" w:semiHidden="0" w:name="Light Grid Accent 6"/>
-    <w:lsdException w:unhideWhenUsed="0" w:uiPriority="63" w:semiHidden="0" w:name="Medium Shading 1 Accent 6"/>
-    <w:lsdException w:unhideWhenUsed="0" w:uiPriority="64" w:semiHidden="0" w:name="Medium Shading 2 Accent 6"/>
-    <w:lsdException w:unhideWhenUsed="0" w:uiPriority="65" w:semiHidden="0" w:name="Medium List 1 Accent 6"/>
-    <w:lsdException w:unhideWhenUsed="0" w:uiPriority="66" w:semiHidden="0" w:name="Medium List 2 Accent 6"/>
-    <w:lsdException w:unhideWhenUsed="0" w:uiPriority="67" w:semiHidden="0" w:name="Medium Grid 1 Accent 6"/>
-    <w:lsdException w:unhideWhenUsed="0" w:uiPriority="68" w:semiHidden="0" w:name="Medium Grid 2 Accent 6"/>
-    <w:lsdException w:unhideWhenUsed="0" w:uiPriority="69" w:semiHidden="0" w:name="Medium Grid 3 Accent 6"/>
-    <w:lsdException w:unhideWhenUsed="0" w:uiPriority="70" w:semiHidden="0" w:name="Dark List Accent 6"/>
-    <w:lsdException w:unhideWhenUsed="0" w:uiPriority="71" w:semiHidden="0" w:name="Colorful Shading Accent 6"/>
-    <w:lsdException w:unhideWhenUsed="0" w:uiPriority="72" w:semiHidden="0" w:name="Colorful List Accent 6"/>
-    <w:lsdException w:unhideWhenUsed="0" w:uiPriority="73" w:semiHidden="0" w:name="Colorful Grid Accent 6"/>
+  <w:latentStyles w:defLockedState="0" w:defUIPriority="99" w:defSemiHidden="1" w:defUnhideWhenUsed="1" w:defQFormat="0" w:count="260">
+    <w:lsdException w:name="Normal" w:semiHidden="0" w:uiPriority="0" w:unhideWhenUsed="0" w:qFormat="1"/>
+    <w:lsdException w:name="heading 1" w:semiHidden="0" w:uiPriority="0" w:unhideWhenUsed="0" w:qFormat="1"/>
+    <w:lsdException w:name="heading 2" w:semiHidden="0" w:uiPriority="0" w:qFormat="1"/>
+    <w:lsdException w:name="heading 3" w:uiPriority="0" w:qFormat="1"/>
+    <w:lsdException w:name="heading 4" w:semiHidden="0" w:uiPriority="0" w:qFormat="1"/>
+    <w:lsdException w:name="heading 5" w:uiPriority="0" w:qFormat="1"/>
+    <w:lsdException w:name="heading 6" w:uiPriority="0" w:qFormat="1"/>
+    <w:lsdException w:name="heading 7" w:uiPriority="0" w:qFormat="1"/>
+    <w:lsdException w:name="heading 8" w:uiPriority="0" w:qFormat="1"/>
+    <w:lsdException w:name="heading 9" w:uiPriority="0" w:qFormat="1"/>
+    <w:lsdException w:name="index 1" w:semiHidden="0" w:uiPriority="0" w:unhideWhenUsed="0"/>
+    <w:lsdException w:name="index 2" w:semiHidden="0" w:uiPriority="0" w:unhideWhenUsed="0"/>
+    <w:lsdException w:name="index 3" w:semiHidden="0" w:uiPriority="0" w:unhideWhenUsed="0"/>
+    <w:lsdException w:name="index 4" w:semiHidden="0" w:uiPriority="0" w:unhideWhenUsed="0"/>
+    <w:lsdException w:name="index 5" w:semiHidden="0" w:uiPriority="0" w:unhideWhenUsed="0"/>
+    <w:lsdException w:name="index 6" w:semiHidden="0" w:uiPriority="0" w:unhideWhenUsed="0"/>
+    <w:lsdException w:name="index 7" w:semiHidden="0" w:uiPriority="0" w:unhideWhenUsed="0"/>
+    <w:lsdException w:name="index 8" w:semiHidden="0" w:uiPriority="0" w:unhideWhenUsed="0"/>
+    <w:lsdException w:name="index 9" w:semiHidden="0" w:uiPriority="0" w:unhideWhenUsed="0"/>
+    <w:lsdException w:name="toc 1" w:semiHidden="0" w:uiPriority="0" w:unhideWhenUsed="0" w:qFormat="1"/>
+    <w:lsdException w:name="toc 2" w:semiHidden="0" w:uiPriority="0" w:unhideWhenUsed="0" w:qFormat="1"/>
+    <w:lsdException w:name="toc 3" w:semiHidden="0" w:uiPriority="0" w:unhideWhenUsed="0" w:qFormat="1"/>
+    <w:lsdException w:name="toc 4" w:semiHidden="0" w:uiPriority="0" w:unhideWhenUsed="0"/>
+    <w:lsdException w:name="toc 5" w:semiHidden="0" w:uiPriority="0" w:unhideWhenUsed="0"/>
+    <w:lsdException w:name="toc 6" w:semiHidden="0" w:uiPriority="0" w:unhideWhenUsed="0"/>
+    <w:lsdException w:name="toc 7" w:semiHidden="0" w:uiPriority="0" w:unhideWhenUsed="0"/>
+    <w:lsdException w:name="toc 8" w:semiHidden="0" w:uiPriority="0" w:unhideWhenUsed="0"/>
+    <w:lsdException w:name="toc 9" w:semiHidden="0" w:uiPriority="0" w:unhideWhenUsed="0"/>
+    <w:lsdException w:name="Normal Indent" w:semiHidden="0" w:uiPriority="0" w:unhideWhenUsed="0"/>
+    <w:lsdException w:name="footnote text" w:semiHidden="0" w:uiPriority="0" w:unhideWhenUsed="0"/>
+    <w:lsdException w:name="annotation text" w:semiHidden="0" w:uiPriority="0" w:unhideWhenUsed="0" w:qFormat="1"/>
+    <w:lsdException w:name="header" w:semiHidden="0" w:uiPriority="0" w:unhideWhenUsed="0" w:qFormat="1"/>
+    <w:lsdException w:name="footer" w:semiHidden="0" w:uiPriority="0" w:unhideWhenUsed="0" w:qFormat="1"/>
+    <w:lsdException w:name="index heading" w:semiHidden="0" w:uiPriority="0" w:unhideWhenUsed="0"/>
+    <w:lsdException w:name="caption" w:uiPriority="0" w:qFormat="1"/>
+    <w:lsdException w:name="table of figures" w:semiHidden="0" w:uiPriority="0" w:unhideWhenUsed="0"/>
+    <w:lsdException w:name="envelope address" w:semiHidden="0" w:uiPriority="0" w:unhideWhenUsed="0"/>
+    <w:lsdException w:name="envelope return" w:semiHidden="0" w:uiPriority="0" w:unhideWhenUsed="0"/>
+    <w:lsdException w:name="footnote reference" w:semiHidden="0" w:uiPriority="0" w:unhideWhenUsed="0"/>
+    <w:lsdException w:name="annotation reference" w:semiHidden="0" w:uiPriority="0" w:unhideWhenUsed="0"/>
+    <w:lsdException w:name="line number" w:semiHidden="0" w:uiPriority="0" w:unhideWhenUsed="0"/>
+    <w:lsdException w:name="page number" w:semiHidden="0" w:uiPriority="0" w:unhideWhenUsed="0"/>
+    <w:lsdException w:name="endnote reference" w:semiHidden="0" w:uiPriority="0" w:unhideWhenUsed="0"/>
+    <w:lsdException w:name="endnote text" w:semiHidden="0" w:uiPriority="0" w:unhideWhenUsed="0"/>
+    <w:lsdException w:name="table of authorities" w:semiHidden="0" w:uiPriority="0" w:unhideWhenUsed="0"/>
+    <w:lsdException w:name="macro" w:semiHidden="0" w:uiPriority="0" w:unhideWhenUsed="0"/>
+    <w:lsdException w:name="toa heading" w:semiHidden="0" w:uiPriority="0" w:unhideWhenUsed="0"/>
+    <w:lsdException w:name="List" w:semiHidden="0" w:uiPriority="0" w:unhideWhenUsed="0"/>
+    <w:lsdException w:name="List Bullet" w:semiHidden="0" w:uiPriority="0" w:unhideWhenUsed="0"/>
+    <w:lsdException w:name="List Number" w:semiHidden="0" w:uiPriority="0" w:unhideWhenUsed="0"/>
+    <w:lsdException w:name="List 2" w:semiHidden="0" w:uiPriority="0" w:unhideWhenUsed="0"/>
+    <w:lsdException w:name="List 3" w:semiHidden="0" w:uiPriority="0" w:unhideWhenUsed="0"/>
+    <w:lsdException w:name="List 4" w:semiHidden="0" w:uiPriority="0" w:unhideWhenUsed="0"/>
+    <w:lsdException w:name="List 5" w:semiHidden="0" w:uiPriority="0" w:unhideWhenUsed="0"/>
+    <w:lsdException w:name="List Bullet 2" w:semiHidden="0" w:uiPriority="0" w:unhideWhenUsed="0"/>
+    <w:lsdException w:name="List Bullet 3" w:semiHidden="0" w:uiPriority="0" w:unhideWhenUsed="0"/>
+    <w:lsdException w:name="List Bullet 4" w:semiHidden="0" w:uiPriority="0" w:unhideWhenUsed="0"/>
+    <w:lsdException w:name="List Bullet 5" w:semiHidden="0" w:uiPriority="0" w:unhideWhenUsed="0"/>
+    <w:lsdException w:name="List Number 2" w:semiHidden="0" w:uiPriority="0" w:unhideWhenUsed="0"/>
+    <w:lsdException w:name="List Number 3" w:semiHidden="0" w:uiPriority="0" w:unhideWhenUsed="0"/>
+    <w:lsdException w:name="List Number 4" w:semiHidden="0" w:uiPriority="0" w:unhideWhenUsed="0"/>
+    <w:lsdException w:name="List Number 5" w:semiHidden="0" w:uiPriority="0" w:unhideWhenUsed="0"/>
+    <w:lsdException w:name="Title" w:semiHidden="0" w:uiPriority="0" w:unhideWhenUsed="0" w:qFormat="1"/>
+    <w:lsdException w:name="Closing" w:semiHidden="0" w:uiPriority="0" w:unhideWhenUsed="0"/>
+    <w:lsdException w:name="Signature" w:semiHidden="0" w:uiPriority="0" w:unhideWhenUsed="0"/>
+    <w:lsdException w:name="Default Paragraph Font" w:uiPriority="0" w:unhideWhenUsed="0" w:qFormat="1"/>
+    <w:lsdException w:name="Body Text" w:uiPriority="0" w:unhideWhenUsed="0" w:qFormat="1"/>
+    <w:lsdException w:name="Body Text Indent" w:semiHidden="0" w:uiPriority="0" w:unhideWhenUsed="0"/>
+    <w:lsdException w:name="List Continue" w:semiHidden="0" w:uiPriority="0" w:unhideWhenUsed="0"/>
+    <w:lsdException w:name="List Continue 2" w:semiHidden="0" w:uiPriority="0" w:unhideWhenUsed="0"/>
+    <w:lsdException w:name="List Continue 3" w:semiHidden="0" w:uiPriority="0" w:unhideWhenUsed="0"/>
+    <w:lsdException w:name="List Continue 4" w:semiHidden="0" w:uiPriority="0" w:unhideWhenUsed="0"/>
+    <w:lsdException w:name="List Continue 5" w:semiHidden="0" w:uiPriority="0" w:unhideWhenUsed="0"/>
+    <w:lsdException w:name="Message Header" w:semiHidden="0" w:uiPriority="0" w:unhideWhenUsed="0"/>
+    <w:lsdException w:name="Subtitle" w:semiHidden="0" w:uiPriority="0" w:unhideWhenUsed="0" w:qFormat="1"/>
+    <w:lsdException w:name="Salutation" w:semiHidden="0" w:uiPriority="0" w:unhideWhenUsed="0"/>
+    <w:lsdException w:name="Date" w:semiHidden="0" w:uiPriority="0" w:unhideWhenUsed="0"/>
+    <w:lsdException w:name="Body Text First Indent" w:semiHidden="0" w:uiPriority="0" w:unhideWhenUsed="0"/>
+    <w:lsdException w:name="Body Text First Indent 2" w:semiHidden="0" w:uiPriority="0" w:unhideWhenUsed="0"/>
+    <w:lsdException w:name="Body Text 2" w:semiHidden="0" w:uiPriority="0" w:unhideWhenUsed="0"/>
+    <w:lsdException w:name="Body Text 3" w:semiHidden="0" w:uiPriority="0" w:unhideWhenUsed="0"/>
+    <w:lsdException w:name="Body Text Indent 2" w:semiHidden="0" w:uiPriority="0" w:unhideWhenUsed="0"/>
+    <w:lsdException w:name="Body Text Indent 3" w:semiHidden="0" w:uiPriority="0" w:unhideWhenUsed="0"/>
+    <w:lsdException w:name="Block Text" w:semiHidden="0" w:uiPriority="0" w:unhideWhenUsed="0"/>
+    <w:lsdException w:name="Hyperlink" w:semiHidden="0" w:uiPriority="0" w:unhideWhenUsed="0"/>
+    <w:lsdException w:name="FollowedHyperlink" w:semiHidden="0" w:uiPriority="0" w:unhideWhenUsed="0"/>
+    <w:lsdException w:name="Strong" w:semiHidden="0" w:uiPriority="0" w:unhideWhenUsed="0" w:qFormat="1"/>
+    <w:lsdException w:name="Emphasis" w:semiHidden="0" w:uiPriority="0" w:unhideWhenUsed="0" w:qFormat="1"/>
+    <w:lsdException w:name="Document Map" w:semiHidden="0" w:uiPriority="0" w:unhideWhenUsed="0"/>
+    <w:lsdException w:name="Plain Text" w:semiHidden="0" w:uiPriority="0" w:unhideWhenUsed="0"/>
+    <w:lsdException w:name="E-mail Signature" w:semiHidden="0" w:uiPriority="0" w:unhideWhenUsed="0"/>
+    <w:lsdException w:name="Normal (Web)" w:semiHidden="0" w:uiPriority="0" w:unhideWhenUsed="0" w:qFormat="1"/>
+    <w:lsdException w:name="HTML Acronym" w:semiHidden="0" w:uiPriority="0" w:unhideWhenUsed="0"/>
+    <w:lsdException w:name="HTML Address" w:semiHidden="0" w:uiPriority="0" w:unhideWhenUsed="0"/>
+    <w:lsdException w:name="HTML Cite" w:semiHidden="0" w:uiPriority="0" w:unhideWhenUsed="0"/>
+    <w:lsdException w:name="HTML Code" w:semiHidden="0" w:uiPriority="0" w:unhideWhenUsed="0"/>
+    <w:lsdException w:name="HTML Definition" w:semiHidden="0" w:uiPriority="0" w:unhideWhenUsed="0"/>
+    <w:lsdException w:name="HTML Keyboard" w:semiHidden="0" w:uiPriority="0" w:unhideWhenUsed="0"/>
+    <w:lsdException w:name="HTML Preformatted" w:semiHidden="0" w:uiPriority="0" w:unhideWhenUsed="0"/>
+    <w:lsdException w:name="HTML Sample" w:semiHidden="0" w:uiPriority="0" w:unhideWhenUsed="0"/>
+    <w:lsdException w:name="HTML Typewriter" w:semiHidden="0" w:uiPriority="0" w:unhideWhenUsed="0"/>
+    <w:lsdException w:name="HTML Variable" w:semiHidden="0" w:uiPriority="0" w:unhideWhenUsed="0"/>
+    <w:lsdException w:name="Normal Table" w:uiPriority="0" w:unhideWhenUsed="0" w:qFormat="1"/>
+    <w:lsdException w:name="annotation subject" w:semiHidden="0" w:uiPriority="0" w:unhideWhenUsed="0"/>
+    <w:lsdException w:name="Table Simple 1" w:semiHidden="0" w:uiPriority="0" w:unhideWhenUsed="0"/>
+    <w:lsdException w:name="Table Simple 2" w:semiHidden="0" w:uiPriority="0" w:unhideWhenUsed="0"/>
+    <w:lsdException w:name="Table Simple 3" w:semiHidden="0" w:uiPriority="0" w:unhideWhenUsed="0"/>
+    <w:lsdException w:name="Table Classic 1" w:semiHidden="0" w:uiPriority="0" w:unhideWhenUsed="0"/>
+    <w:lsdException w:name="Table Classic 2" w:semiHidden="0" w:uiPriority="0" w:unhideWhenUsed="0"/>
+    <w:lsdException w:name="Table Classic 3" w:semiHidden="0" w:uiPriority="0" w:unhideWhenUsed="0"/>
+    <w:lsdException w:name="Table Classic 4" w:semiHidden="0" w:uiPriority="0" w:unhideWhenUsed="0"/>
+    <w:lsdException w:name="Table Colorful 1" w:semiHidden="0" w:uiPriority="0" w:unhideWhenUsed="0"/>
+    <w:lsdException w:name="Table Colorful 2" w:semiHidden="0" w:uiPriority="0" w:unhideWhenUsed="0"/>
+    <w:lsdException w:name="Table Colorful 3" w:semiHidden="0" w:uiPriority="0" w:unhideWhenUsed="0"/>
+    <w:lsdException w:name="Table Columns 1" w:semiHidden="0" w:uiPriority="0" w:unhideWhenUsed="0"/>
+    <w:lsdException w:name="Table Columns 2" w:semiHidden="0" w:uiPriority="0" w:unhideWhenUsed="0"/>
+    <w:lsdException w:name="Table Columns 3" w:semiHidden="0" w:uiPriority="0" w:unhideWhenUsed="0"/>
+    <w:lsdException w:name="Table Columns 4" w:semiHidden="0" w:uiPriority="0" w:unhideWhenUsed="0"/>
+    <w:lsdException w:name="Table Columns 5" w:semiHidden="0" w:uiPriority="0" w:unhideWhenUsed="0"/>
+    <w:lsdException w:name="Table Grid 1" w:semiHidden="0" w:uiPriority="0" w:unhideWhenUsed="0"/>
+    <w:lsdException w:name="Table Grid 2" w:semiHidden="0" w:uiPriority="0" w:unhideWhenUsed="0"/>
+    <w:lsdException w:name="Table Grid 3" w:semiHidden="0" w:uiPriority="0" w:unhideWhenUsed="0"/>
+    <w:lsdException w:name="Table Grid 4" w:semiHidden="0" w:uiPriority="0" w:unhideWhenUsed="0"/>
+    <w:lsdException w:name="Table Grid 5" w:semiHidden="0" w:uiPriority="0" w:unhideWhenUsed="0"/>
+    <w:lsdException w:name="Table Grid 6" w:semiHidden="0" w:uiPriority="0" w:unhideWhenUsed="0"/>
+    <w:lsdException w:name="Table Grid 7" w:semiHidden="0" w:uiPriority="0" w:unhideWhenUsed="0"/>
+    <w:lsdException w:name="Table Grid 8" w:semiHidden="0" w:uiPriority="0" w:unhideWhenUsed="0"/>
+    <w:lsdException w:name="Table List 1" w:semiHidden="0" w:uiPriority="0" w:unhideWhenUsed="0"/>
+    <w:lsdException w:name="Table List 2" w:semiHidden="0" w:uiPriority="0" w:unhideWhenUsed="0"/>
+    <w:lsdException w:name="Table List 3" w:semiHidden="0" w:uiPriority="0" w:unhideWhenUsed="0"/>
+    <w:lsdException w:name="Table List 4" w:semiHidden="0" w:uiPriority="0" w:unhideWhenUsed="0"/>
+    <w:lsdException w:name="Table List 5" w:semiHidden="0" w:uiPriority="0" w:unhideWhenUsed="0"/>
+    <w:lsdException w:name="Table List 6" w:semiHidden="0" w:uiPriority="0" w:unhideWhenUsed="0"/>
+    <w:lsdException w:name="Table List 7" w:semiHidden="0" w:uiPriority="0" w:unhideWhenUsed="0"/>
+    <w:lsdException w:name="Table List 8" w:semiHidden="0" w:uiPriority="0" w:unhideWhenUsed="0"/>
+    <w:lsdException w:name="Table 3D effects 1" w:semiHidden="0" w:uiPriority="0" w:unhideWhenUsed="0"/>
+    <w:lsdException w:name="Table 3D effects 2" w:semiHidden="0" w:uiPriority="0" w:unhideWhenUsed="0"/>
+    <w:lsdException w:name="Table 3D effects 3" w:semiHidden="0" w:uiPriority="0" w:unhideWhenUsed="0"/>
+    <w:lsdException w:name="Table Contemporary" w:semiHidden="0" w:uiPriority="0" w:unhideWhenUsed="0"/>
+    <w:lsdException w:name="Table Elegant" w:semiHidden="0" w:uiPriority="0" w:unhideWhenUsed="0"/>
+    <w:lsdException w:name="Table Professional" w:semiHidden="0" w:uiPriority="0" w:unhideWhenUsed="0"/>
+    <w:lsdException w:name="Table Subtle 1" w:semiHidden="0" w:uiPriority="0" w:unhideWhenUsed="0"/>
+    <w:lsdException w:name="Table Subtle 2" w:semiHidden="0" w:uiPriority="0" w:unhideWhenUsed="0"/>
+    <w:lsdException w:name="Table Web 1" w:semiHidden="0" w:uiPriority="0" w:unhideWhenUsed="0"/>
+    <w:lsdException w:name="Table Web 2" w:semiHidden="0" w:uiPriority="0" w:unhideWhenUsed="0"/>
+    <w:lsdException w:name="Table Web 3" w:semiHidden="0" w:uiPriority="0" w:unhideWhenUsed="0"/>
+    <w:lsdException w:name="Balloon Text" w:semiHidden="0" w:uiPriority="0" w:unhideWhenUsed="0"/>
+    <w:lsdException w:name="Table Grid" w:semiHidden="0" w:uiPriority="0" w:unhideWhenUsed="0" w:qFormat="1"/>
+    <w:lsdException w:name="Table Theme" w:semiHidden="0" w:uiPriority="0" w:unhideWhenUsed="0"/>
+    <w:lsdException w:name="Light Shading" w:semiHidden="0" w:uiPriority="60" w:unhideWhenUsed="0"/>
+    <w:lsdException w:name="Light List" w:semiHidden="0" w:uiPriority="61" w:unhideWhenUsed="0"/>
+    <w:lsdException w:name="Light Grid" w:semiHidden="0" w:uiPriority="62" w:unhideWhenUsed="0"/>
+    <w:lsdException w:name="Medium Shading 1" w:semiHidden="0" w:uiPriority="63" w:unhideWhenUsed="0"/>
+    <w:lsdException w:name="Medium Shading 2" w:semiHidden="0" w:uiPriority="64" w:unhideWhenUsed="0"/>
+    <w:lsdException w:name="Medium List 1" w:semiHidden="0" w:uiPriority="65" w:unhideWhenUsed="0"/>
+    <w:lsdException w:name="Medium List 2" w:semiHidden="0" w:uiPriority="66" w:unhideWhenUsed="0"/>
+    <w:lsdException w:name="Medium Grid 1" w:semiHidden="0" w:uiPriority="67" w:unhideWhenUsed="0"/>
+    <w:lsdException w:name="Medium Grid 2" w:semiHidden="0" w:uiPriority="68" w:unhideWhenUsed="0"/>
+    <w:lsdException w:name="Medium Grid 3" w:semiHidden="0" w:uiPriority="69" w:unhideWhenUsed="0"/>
+    <w:lsdException w:name="Dark List" w:semiHidden="0" w:uiPriority="70" w:unhideWhenUsed="0"/>
+    <w:lsdException w:name="Colorful Shading" w:semiHidden="0" w:uiPriority="71" w:unhideWhenUsed="0"/>
+    <w:lsdException w:name="Colorful List" w:semiHidden="0" w:uiPriority="72" w:unhideWhenUsed="0"/>
+    <w:lsdException w:name="Colorful Grid" w:semiHidden="0" w:uiPriority="73" w:unhideWhenUsed="0"/>
+    <w:lsdException w:name="Light Shading Accent 1" w:semiHidden="0" w:uiPriority="60" w:unhideWhenUsed="0"/>
+    <w:lsdException w:name="Light List Accent 1" w:semiHidden="0" w:uiPriority="61" w:unhideWhenUsed="0"/>
+    <w:lsdException w:name="Light Grid Accent 1" w:semiHidden="0" w:uiPriority="62" w:unhideWhenUsed="0"/>
+    <w:lsdException w:name="Medium Shading 1 Accent 1" w:semiHidden="0" w:uiPriority="63" w:unhideWhenUsed="0"/>
+    <w:lsdException w:name="Medium Shading 2 Accent 1" w:semiHidden="0" w:uiPriority="64" w:unhideWhenUsed="0"/>
+    <w:lsdException w:name="Medium List 1 Accent 1" w:semiHidden="0" w:uiPriority="65" w:unhideWhenUsed="0"/>
+    <w:lsdException w:name="Medium List 2 Accent 1" w:semiHidden="0" w:uiPriority="66" w:unhideWhenUsed="0"/>
+    <w:lsdException w:name="Medium Grid 1 Accent 1" w:semiHidden="0" w:uiPriority="67" w:unhideWhenUsed="0"/>
+    <w:lsdException w:name="Medium Grid 2 Accent 1" w:semiHidden="0" w:uiPriority="68" w:unhideWhenUsed="0"/>
+    <w:lsdException w:name="Medium Grid 3 Accent 1" w:semiHidden="0" w:uiPriority="69" w:unhideWhenUsed="0"/>
+    <w:lsdException w:name="Dark List Accent 1" w:semiHidden="0" w:uiPriority="70" w:unhideWhenUsed="0"/>
+    <w:lsdException w:name="Colorful Shading Accent 1" w:semiHidden="0" w:uiPriority="71" w:unhideWhenUsed="0"/>
+    <w:lsdException w:name="Colorful List Accent 1" w:semiHidden="0" w:uiPriority="72" w:unhideWhenUsed="0"/>
+    <w:lsdException w:name="Colorful Grid Accent 1" w:semiHidden="0" w:uiPriority="73" w:unhideWhenUsed="0"/>
+    <w:lsdException w:name="Light Shading Accent 2" w:semiHidden="0" w:uiPriority="60" w:unhideWhenUsed="0"/>
+    <w:lsdException w:name="Light List Accent 2" w:semiHidden="0" w:uiPriority="61" w:unhideWhenUsed="0"/>
+    <w:lsdException w:name="Light Grid Accent 2" w:semiHidden="0" w:uiPriority="62" w:unhideWhenUsed="0"/>
+    <w:lsdException w:name="Medium Shading 1 Accent 2" w:semiHidden="0" w:uiPriority="63" w:unhideWhenUsed="0"/>
+    <w:lsdException w:name="Medium Shading 2 Accent 2" w:semiHidden="0" w:uiPriority="64" w:unhideWhenUsed="0"/>
+    <w:lsdException w:name="Medium List 1 Accent 2" w:semiHidden="0" w:uiPriority="65" w:unhideWhenUsed="0"/>
+    <w:lsdException w:name="Medium List 2 Accent 2" w:semiHidden="0" w:uiPriority="66" w:unhideWhenUsed="0"/>
+    <w:lsdException w:name="Medium Grid 1 Accent 2" w:semiHidden="0" w:uiPriority="67" w:unhideWhenUsed="0"/>
+    <w:lsdException w:name="Medium Grid 2 Accent 2" w:semiHidden="0" w:uiPriority="68" w:unhideWhenUsed="0"/>
+    <w:lsdException w:name="Medium Grid 3 Accent 2" w:semiHidden="0" w:uiPriority="69" w:unhideWhenUsed="0"/>
+    <w:lsdException w:name="Dark List Accent 2" w:semiHidden="0" w:uiPriority="70" w:unhideWhenUsed="0"/>
+    <w:lsdException w:name="Colorful Shading Accent 2" w:semiHidden="0" w:uiPriority="71" w:unhideWhenUsed="0"/>
+    <w:lsdException w:name="Colorful List Accent 2" w:semiHidden="0" w:uiPriority="72" w:unhideWhenUsed="0"/>
+    <w:lsdException w:name="Colorful Grid Accent 2" w:semiHidden="0" w:uiPriority="73" w:unhideWhenUsed="0"/>
+    <w:lsdException w:name="Light Shading Accent 3" w:semiHidden="0" w:uiPriority="60" w:unhideWhenUsed="0"/>
+    <w:lsdException w:name="Light List Accent 3" w:semiHidden="0" w:uiPriority="61" w:unhideWhenUsed="0"/>
+    <w:lsdException w:name="Light Grid Accent 3" w:semiHidden="0" w:uiPriority="62" w:unhideWhenUsed="0"/>
+    <w:lsdException w:name="Medium Shading 1 Accent 3" w:semiHidden="0" w:uiPriority="63" w:unhideWhenUsed="0"/>
+    <w:lsdException w:name="Medium Shading 2 Accent 3" w:semiHidden="0" w:uiPriority="64" w:unhideWhenUsed="0"/>
+    <w:lsdException w:name="Medium List 1 Accent 3" w:semiHidden="0" w:uiPriority="65" w:unhideWhenUsed="0"/>
+    <w:lsdException w:name="Medium List 2 Accent 3" w:semiHidden="0" w:uiPriority="66" w:unhideWhenUsed="0"/>
+    <w:lsdException w:name="Medium Grid 1 Accent 3" w:semiHidden="0" w:uiPriority="67" w:unhideWhenUsed="0"/>
+    <w:lsdException w:name="Medium Grid 2 Accent 3" w:semiHidden="0" w:uiPriority="68" w:unhideWhenUsed="0"/>
+    <w:lsdException w:name="Medium Grid 3 Accent 3" w:semiHidden="0" w:uiPriority="69" w:unhideWhenUsed="0"/>
+    <w:lsdException w:name="Dark List Accent 3" w:semiHidden="0" w:uiPriority="70" w:unhideWhenUsed="0"/>
+    <w:lsdException w:name="Colorful Shading Accent 3" w:semiHidden="0" w:uiPriority="71" w:unhideWhenUsed="0"/>
+    <w:lsdException w:name="Colorful List Accent 3" w:semiHidden="0" w:uiPriority="72" w:unhideWhenUsed="0"/>
+    <w:lsdException w:name="Colorful Grid Accent 3" w:semiHidden="0" w:uiPriority="73" w:unhideWhenUsed="0"/>
+    <w:lsdException w:name="Light Shading Accent 4" w:semiHidden="0" w:uiPriority="60" w:unhideWhenUsed="0"/>
+    <w:lsdException w:name="Light List Accent 4" w:semiHidden="0" w:uiPriority="61" w:unhideWhenUsed="0"/>
+    <w:lsdException w:name="Light Grid Accent 4" w:semiHidden="0" w:uiPriority="62" w:unhideWhenUsed="0"/>
+    <w:lsdException w:name="Medium Shading 1 Accent 4" w:semiHidden="0" w:uiPriority="63" w:unhideWhenUsed="0"/>
+    <w:lsdException w:name="Medium Shading 2 Accent 4" w:semiHidden="0" w:uiPriority="64" w:unhideWhenUsed="0"/>
+    <w:lsdException w:name="Medium List 1 Accent 4" w:semiHidden="0" w:uiPriority="65" w:unhideWhenUsed="0"/>
+    <w:lsdException w:name="Medium List 2 Accent 4" w:semiHidden="0" w:uiPriority="66" w:unhideWhenUsed="0"/>
+    <w:lsdException w:name="Medium Grid 1 Accent 4" w:semiHidden="0" w:uiPriority="67" w:unhideWhenUsed="0"/>
+    <w:lsdException w:name="Medium Grid 2 Accent 4" w:semiHidden="0" w:uiPriority="68" w:unhideWhenUsed="0"/>
+    <w:lsdException w:name="Medium Grid 3 Accent 4" w:semiHidden="0" w:uiPriority="69" w:unhideWhenUsed="0"/>
+    <w:lsdException w:name="Dark List Accent 4" w:semiHidden="0" w:uiPriority="70" w:unhideWhenUsed="0"/>
+    <w:lsdException w:name="Colorful Shading Accent 4" w:semiHidden="0" w:uiPriority="71" w:unhideWhenUsed="0"/>
+    <w:lsdException w:name="Colorful List Accent 4" w:semiHidden="0" w:uiPriority="72" w:unhideWhenUsed="0"/>
+    <w:lsdException w:name="Colorful Grid Accent 4" w:semiHidden="0" w:uiPriority="73" w:unhideWhenUsed="0"/>
+    <w:lsdException w:name="Light Shading Accent 5" w:semiHidden="0" w:uiPriority="60" w:unhideWhenUsed="0"/>
+    <w:lsdException w:name="Light List Accent 5" w:semiHidden="0" w:uiPriority="61" w:unhideWhenUsed="0"/>
+    <w:lsdException w:name="Light Grid Accent 5" w:semiHidden="0" w:uiPriority="62" w:unhideWhenUsed="0"/>
+    <w:lsdException w:name="Medium Shading 1 Accent 5" w:semiHidden="0" w:uiPriority="63" w:unhideWhenUsed="0"/>
+    <w:lsdException w:name="Medium Shading 2 Accent 5" w:semiHidden="0" w:uiPriority="64" w:unhideWhenUsed="0"/>
+    <w:lsdException w:name="Medium List 1 Accent 5" w:semiHidden="0" w:uiPriority="65" w:unhideWhenUsed="0"/>
+    <w:lsdException w:name="Medium List 2 Accent 5" w:semiHidden="0" w:uiPriority="66" w:unhideWhenUsed="0"/>
+    <w:lsdException w:name="Medium Grid 1 Accent 5" w:semiHidden="0" w:uiPriority="67" w:unhideWhenUsed="0"/>
+    <w:lsdException w:name="Medium Grid 2 Accent 5" w:semiHidden="0" w:uiPriority="68" w:unhideWhenUsed="0"/>
+    <w:lsdException w:name="Medium Grid 3 Accent 5" w:semiHidden="0" w:uiPriority="69" w:unhideWhenUsed="0"/>
+    <w:lsdException w:name="Dark List Accent 5" w:semiHidden="0" w:uiPriority="70" w:unhideWhenUsed="0"/>
+    <w:lsdException w:name="Colorful Shading Accent 5" w:semiHidden="0" w:uiPriority="71" w:unhideWhenUsed="0"/>
+    <w:lsdException w:name="Colorful List Accent 5" w:semiHidden="0" w:uiPriority="72" w:unhideWhenUsed="0"/>
+    <w:lsdException w:name="Colorful Grid Accent 5" w:semiHidden="0" w:uiPriority="73" w:unhideWhenUsed="0"/>
+    <w:lsdException w:name="Light Shading Accent 6" w:semiHidden="0" w:uiPriority="60" w:unhideWhenUsed="0"/>
+    <w:lsdException w:name="Light List Accent 6" w:semiHidden="0" w:uiPriority="61" w:unhideWhenUsed="0"/>
+    <w:lsdException w:name="Light Grid Accent 6" w:semiHidden="0" w:uiPriority="62" w:unhideWhenUsed="0"/>
+    <w:lsdException w:name="Medium Shading 1 Accent 6" w:semiHidden="0" w:uiPriority="63" w:unhideWhenUsed="0"/>
+    <w:lsdException w:name="Medium Shading 2 Accent 6" w:semiHidden="0" w:uiPriority="64" w:unhideWhenUsed="0"/>
+    <w:lsdException w:name="Medium List 1 Accent 6" w:semiHidden="0" w:uiPriority="65" w:unhideWhenUsed="0"/>
+    <w:lsdException w:name="Medium List 2 Accent 6" w:semiHidden="0" w:uiPriority="66" w:unhideWhenUsed="0"/>
+    <w:lsdException w:name="Medium Grid 1 Accent 6" w:semiHidden="0" w:uiPriority="67" w:unhideWhenUsed="0"/>
+    <w:lsdException w:name="Medium Grid 2 Accent 6" w:semiHidden="0" w:uiPriority="68" w:unhideWhenUsed="0"/>
+    <w:lsdException w:name="Medium Grid 3 Accent 6" w:semiHidden="0" w:uiPriority="69" w:unhideWhenUsed="0"/>
+    <w:lsdException w:name="Dark List Accent 6" w:semiHidden="0" w:uiPriority="70" w:unhideWhenUsed="0"/>
+    <w:lsdException w:name="Colorful Shading Accent 6" w:semiHidden="0" w:uiPriority="71" w:unhideWhenUsed="0"/>
+    <w:lsdException w:name="Colorful List Accent 6" w:semiHidden="0" w:uiPriority="72" w:unhideWhenUsed="0"/>
+    <w:lsdException w:name="Colorful Grid Accent 6" w:semiHidden="0" w:uiPriority="73" w:unhideWhenUsed="0"/>
   </w:latentStyles>
-  <w:style w:type="paragraph" w:default="1" w:styleId="1">
+  <w:style w:type="paragraph" w:default="1" w:styleId="Normal">
     <w:name w:val="Normal"/>
     <w:qFormat/>
-    <w:uiPriority w:val="0"/>
     <w:pPr>
       <w:kinsoku w:val="0"/>
       <w:autoSpaceDE w:val="0"/>
@@ -7375,7 +7193,7 @@
       <w:textAlignment w:val="baseline"/>
     </w:pPr>
     <w:rPr>
-      <w:rFonts w:ascii="Arial" w:hAnsi="Arial" w:eastAsia="宋体" w:cs="Arial"/>
+      <w:rFonts w:ascii="Arial" w:eastAsia="宋体" w:hAnsi="Arial" w:cs="Arial"/>
       <w:snapToGrid w:val="0"/>
       <w:color w:val="000000"/>
       <w:kern w:val="0"/>
@@ -7384,12 +7202,11 @@
       <w:lang w:val="en-US" w:eastAsia="en-US" w:bidi="ar-SA"/>
     </w:rPr>
   </w:style>
-  <w:style w:type="paragraph" w:styleId="2">
+  <w:style w:type="paragraph" w:styleId="Heading1">
     <w:name w:val="heading 1"/>
-    <w:basedOn w:val="1"/>
-    <w:next w:val="1"/>
+    <w:basedOn w:val="Normal"/>
+    <w:next w:val="Normal"/>
     <w:qFormat/>
-    <w:uiPriority w:val="0"/>
     <w:pPr>
       <w:keepNext/>
       <w:keepLines/>
@@ -7407,13 +7224,12 @@
       <w:sz w:val="44"/>
     </w:rPr>
   </w:style>
-  <w:style w:type="paragraph" w:styleId="3">
+  <w:style w:type="paragraph" w:styleId="Heading2">
     <w:name w:val="heading 2"/>
-    <w:basedOn w:val="1"/>
-    <w:next w:val="1"/>
+    <w:basedOn w:val="Normal"/>
+    <w:next w:val="Normal"/>
     <w:unhideWhenUsed/>
     <w:qFormat/>
-    <w:uiPriority w:val="0"/>
     <w:pPr>
       <w:keepNext/>
       <w:keepLines/>
@@ -7426,19 +7242,18 @@
       <w:outlineLvl w:val="1"/>
     </w:pPr>
     <w:rPr>
-      <w:rFonts w:ascii="Arial" w:hAnsi="Arial" w:eastAsia="黑体"/>
+      <w:rFonts w:ascii="Arial" w:eastAsia="黑体" w:hAnsi="Arial"/>
       <w:b/>
       <w:sz w:val="32"/>
     </w:rPr>
   </w:style>
-  <w:style w:type="paragraph" w:styleId="4">
+  <w:style w:type="paragraph" w:styleId="Heading3">
     <w:name w:val="heading 3"/>
-    <w:basedOn w:val="1"/>
-    <w:next w:val="1"/>
+    <w:basedOn w:val="Normal"/>
+    <w:next w:val="Normal"/>
     <w:semiHidden/>
     <w:unhideWhenUsed/>
     <w:qFormat/>
-    <w:uiPriority w:val="0"/>
     <w:pPr>
       <w:keepNext/>
       <w:keepLines/>
@@ -7455,13 +7270,12 @@
       <w:sz w:val="32"/>
     </w:rPr>
   </w:style>
-  <w:style w:type="paragraph" w:styleId="5">
+  <w:style w:type="paragraph" w:styleId="Heading4">
     <w:name w:val="heading 4"/>
-    <w:basedOn w:val="1"/>
-    <w:next w:val="1"/>
+    <w:basedOn w:val="Normal"/>
+    <w:next w:val="Normal"/>
     <w:unhideWhenUsed/>
     <w:qFormat/>
-    <w:uiPriority w:val="0"/>
     <w:pPr>
       <w:keepNext/>
       <w:keepLines/>
@@ -7474,19 +7288,18 @@
       <w:outlineLvl w:val="3"/>
     </w:pPr>
     <w:rPr>
-      <w:rFonts w:ascii="Arial" w:hAnsi="Arial" w:eastAsia="黑体"/>
+      <w:rFonts w:ascii="Arial" w:eastAsia="黑体" w:hAnsi="Arial"/>
       <w:b/>
       <w:sz w:val="28"/>
     </w:rPr>
   </w:style>
-  <w:style w:type="paragraph" w:styleId="6">
+  <w:style w:type="paragraph" w:styleId="Heading5">
     <w:name w:val="heading 5"/>
-    <w:basedOn w:val="1"/>
-    <w:next w:val="1"/>
+    <w:basedOn w:val="Normal"/>
+    <w:next w:val="Normal"/>
     <w:semiHidden/>
     <w:unhideWhenUsed/>
     <w:qFormat/>
-    <w:uiPriority w:val="0"/>
     <w:pPr>
       <w:keepNext/>
       <w:keepLines/>
@@ -7503,14 +7316,13 @@
       <w:sz w:val="28"/>
     </w:rPr>
   </w:style>
-  <w:style w:type="paragraph" w:styleId="7">
+  <w:style w:type="paragraph" w:styleId="Heading6">
     <w:name w:val="heading 6"/>
-    <w:basedOn w:val="1"/>
-    <w:next w:val="1"/>
+    <w:basedOn w:val="Normal"/>
+    <w:next w:val="Normal"/>
     <w:semiHidden/>
     <w:unhideWhenUsed/>
     <w:qFormat/>
-    <w:uiPriority w:val="0"/>
     <w:pPr>
       <w:keepNext/>
       <w:keepLines/>
@@ -7523,19 +7335,18 @@
       <w:outlineLvl w:val="5"/>
     </w:pPr>
     <w:rPr>
-      <w:rFonts w:ascii="Arial" w:hAnsi="Arial" w:eastAsia="黑体"/>
+      <w:rFonts w:ascii="Arial" w:eastAsia="黑体" w:hAnsi="Arial"/>
       <w:b/>
       <w:sz w:val="24"/>
     </w:rPr>
   </w:style>
-  <w:style w:type="paragraph" w:styleId="8">
+  <w:style w:type="paragraph" w:styleId="Heading7">
     <w:name w:val="heading 7"/>
-    <w:basedOn w:val="1"/>
-    <w:next w:val="1"/>
+    <w:basedOn w:val="Normal"/>
+    <w:next w:val="Normal"/>
     <w:semiHidden/>
     <w:unhideWhenUsed/>
     <w:qFormat/>
-    <w:uiPriority w:val="0"/>
     <w:pPr>
       <w:keepNext/>
       <w:keepLines/>
@@ -7552,14 +7363,13 @@
       <w:sz w:val="24"/>
     </w:rPr>
   </w:style>
-  <w:style w:type="paragraph" w:styleId="9">
+  <w:style w:type="paragraph" w:styleId="Heading8">
     <w:name w:val="heading 8"/>
-    <w:basedOn w:val="1"/>
-    <w:next w:val="1"/>
+    <w:basedOn w:val="Normal"/>
+    <w:next w:val="Normal"/>
     <w:semiHidden/>
     <w:unhideWhenUsed/>
     <w:qFormat/>
-    <w:uiPriority w:val="0"/>
     <w:pPr>
       <w:keepNext/>
       <w:keepLines/>
@@ -7572,18 +7382,17 @@
       <w:outlineLvl w:val="7"/>
     </w:pPr>
     <w:rPr>
-      <w:rFonts w:ascii="Arial" w:hAnsi="Arial" w:eastAsia="黑体"/>
+      <w:rFonts w:ascii="Arial" w:eastAsia="黑体" w:hAnsi="Arial"/>
       <w:sz w:val="24"/>
     </w:rPr>
   </w:style>
-  <w:style w:type="paragraph" w:styleId="10">
+  <w:style w:type="paragraph" w:styleId="Heading9">
     <w:name w:val="heading 9"/>
-    <w:basedOn w:val="1"/>
-    <w:next w:val="1"/>
+    <w:basedOn w:val="Normal"/>
+    <w:next w:val="Normal"/>
     <w:semiHidden/>
     <w:unhideWhenUsed/>
     <w:qFormat/>
-    <w:uiPriority w:val="0"/>
     <w:pPr>
       <w:keepNext/>
       <w:keepLines/>
@@ -7596,21 +7405,19 @@
       <w:outlineLvl w:val="8"/>
     </w:pPr>
     <w:rPr>
-      <w:rFonts w:ascii="Arial" w:hAnsi="Arial" w:eastAsia="黑体"/>
+      <w:rFonts w:ascii="Arial" w:eastAsia="黑体" w:hAnsi="Arial"/>
       <w:sz w:val="21"/>
     </w:rPr>
   </w:style>
-  <w:style w:type="character" w:default="1" w:styleId="22">
+  <w:style w:type="character" w:default="1" w:styleId="DefaultParagraphFont">
     <w:name w:val="Default Paragraph Font"/>
     <w:semiHidden/>
     <w:qFormat/>
-    <w:uiPriority w:val="0"/>
   </w:style>
-  <w:style w:type="table" w:default="1" w:styleId="20">
+  <w:style w:type="table" w:default="1" w:styleId="TableNormal">
     <w:name w:val="Normal Table"/>
     <w:semiHidden/>
     <w:qFormat/>
-    <w:uiPriority w:val="0"/>
     <w:tblPr>
       <w:tblCellMar>
         <w:top w:w="0" w:type="dxa"/>
@@ -7620,43 +7427,39 @@
       </w:tblCellMar>
     </w:tblPr>
   </w:style>
-  <w:style w:type="paragraph" w:styleId="11">
+  <w:style w:type="paragraph" w:styleId="CommentText">
     <w:name w:val="annotation text"/>
-    <w:basedOn w:val="1"/>
+    <w:basedOn w:val="Normal"/>
     <w:qFormat/>
-    <w:uiPriority w:val="0"/>
     <w:pPr>
       <w:jc w:val="left"/>
     </w:pPr>
   </w:style>
-  <w:style w:type="paragraph" w:styleId="12">
+  <w:style w:type="paragraph" w:styleId="BodyText">
     <w:name w:val="Body Text"/>
-    <w:basedOn w:val="1"/>
+    <w:basedOn w:val="Normal"/>
     <w:semiHidden/>
     <w:qFormat/>
-    <w:uiPriority w:val="0"/>
     <w:rPr>
-      <w:rFonts w:ascii="Arial" w:hAnsi="Arial" w:eastAsia="Arial" w:cs="Arial"/>
+      <w:rFonts w:ascii="Arial" w:eastAsia="Arial" w:hAnsi="Arial" w:cs="Arial"/>
       <w:sz w:val="21"/>
       <w:szCs w:val="21"/>
       <w:lang w:val="en-US" w:eastAsia="en-US" w:bidi="ar-SA"/>
     </w:rPr>
   </w:style>
-  <w:style w:type="paragraph" w:styleId="13">
+  <w:style w:type="paragraph" w:styleId="TOC3">
     <w:name w:val="toc 3"/>
-    <w:basedOn w:val="1"/>
-    <w:next w:val="1"/>
+    <w:basedOn w:val="Normal"/>
+    <w:next w:val="Normal"/>
     <w:qFormat/>
-    <w:uiPriority w:val="0"/>
     <w:pPr>
       <w:ind w:left="840" w:leftChars="400"/>
     </w:pPr>
   </w:style>
-  <w:style w:type="paragraph" w:styleId="14">
+  <w:style w:type="paragraph" w:styleId="Footer">
     <w:name w:val="footer"/>
-    <w:basedOn w:val="1"/>
+    <w:basedOn w:val="Normal"/>
     <w:qFormat/>
-    <w:uiPriority w:val="0"/>
     <w:pPr>
       <w:tabs>
         <w:tab w:val="center" w:pos="4153"/>
@@ -7669,17 +7472,16 @@
       <w:sz w:val="18"/>
     </w:rPr>
   </w:style>
-  <w:style w:type="paragraph" w:styleId="15">
+  <w:style w:type="paragraph" w:styleId="Header">
     <w:name w:val="header"/>
-    <w:basedOn w:val="1"/>
+    <w:basedOn w:val="Normal"/>
     <w:qFormat/>
-    <w:uiPriority w:val="0"/>
     <w:pPr>
       <w:pBdr>
-        <w:top w:val="none" w:color="auto" w:sz="0" w:space="0"/>
-        <w:left w:val="none" w:color="auto" w:sz="0" w:space="0"/>
-        <w:bottom w:val="none" w:color="auto" w:sz="0" w:space="0"/>
-        <w:right w:val="none" w:color="auto" w:sz="0" w:space="0"/>
+        <w:top w:val="nil"/>
+        <w:left w:val="nil"/>
+        <w:bottom w:val="nil"/>
+        <w:right w:val="nil"/>
       </w:pBdr>
       <w:tabs>
         <w:tab w:val="center" w:pos="4153"/>
@@ -7694,41 +7496,37 @@
       <w:sz w:val="18"/>
     </w:rPr>
   </w:style>
-  <w:style w:type="paragraph" w:styleId="16">
+  <w:style w:type="paragraph" w:styleId="TOC1">
     <w:name w:val="toc 1"/>
-    <w:basedOn w:val="1"/>
-    <w:next w:val="1"/>
+    <w:basedOn w:val="Normal"/>
+    <w:next w:val="Normal"/>
     <w:qFormat/>
-    <w:uiPriority w:val="0"/>
     <w:rPr>
-      <w:rFonts w:ascii="Arial" w:hAnsi="Arial" w:eastAsia="Microsoft JhengHei"/>
+      <w:rFonts w:ascii="Arial" w:eastAsia="Microsoft JhengHei" w:hAnsi="Arial"/>
       <w:sz w:val="24"/>
     </w:rPr>
   </w:style>
-  <w:style w:type="paragraph" w:styleId="17">
+  <w:style w:type="paragraph" w:styleId="TOC2">
     <w:name w:val="toc 2"/>
-    <w:basedOn w:val="1"/>
-    <w:next w:val="1"/>
+    <w:basedOn w:val="Normal"/>
+    <w:next w:val="Normal"/>
     <w:qFormat/>
-    <w:uiPriority w:val="0"/>
     <w:pPr>
       <w:ind w:left="420" w:leftChars="200"/>
     </w:pPr>
   </w:style>
-  <w:style w:type="paragraph" w:styleId="18">
+  <w:style w:type="paragraph" w:styleId="NormalWeb">
     <w:name w:val="Normal (Web)"/>
-    <w:basedOn w:val="1"/>
+    <w:basedOn w:val="Normal"/>
     <w:qFormat/>
-    <w:uiPriority w:val="0"/>
     <w:rPr>
       <w:sz w:val="24"/>
     </w:rPr>
   </w:style>
-  <w:style w:type="paragraph" w:styleId="19">
+  <w:style w:type="paragraph" w:styleId="Title">
     <w:name w:val="Title"/>
-    <w:basedOn w:val="1"/>
+    <w:basedOn w:val="Normal"/>
     <w:qFormat/>
-    <w:uiPriority w:val="0"/>
     <w:pPr>
       <w:spacing w:before="240" w:beforeLines="0" w:beforeAutospacing="0" w:after="60" w:afterLines="0" w:afterAutospacing="0"/>
       <w:jc w:val="center"/>
@@ -7740,73 +7538,68 @@
       <w:sz w:val="32"/>
     </w:rPr>
   </w:style>
-  <w:style w:type="table" w:styleId="21">
+  <w:style w:type="table" w:styleId="TableGrid">
     <w:name w:val="Table Grid"/>
-    <w:basedOn w:val="20"/>
+    <w:basedOn w:val="TableNormal"/>
     <w:qFormat/>
-    <w:uiPriority w:val="0"/>
     <w:pPr>
       <w:widowControl w:val="0"/>
       <w:jc w:val="both"/>
     </w:pPr>
     <w:tblPr>
       <w:tblBorders>
-        <w:top w:val="single" w:color="auto" w:sz="4" w:space="0"/>
-        <w:left w:val="single" w:color="auto" w:sz="4" w:space="0"/>
-        <w:bottom w:val="single" w:color="auto" w:sz="4" w:space="0"/>
-        <w:right w:val="single" w:color="auto" w:sz="4" w:space="0"/>
-        <w:insideH w:val="single" w:color="auto" w:sz="4" w:space="0"/>
-        <w:insideV w:val="single" w:color="auto" w:sz="4" w:space="0"/>
+        <w:top w:val="single" w:sz="4" w:space="0" w:color="auto"/>
+        <w:left w:val="single" w:sz="4" w:space="0" w:color="auto"/>
+        <w:bottom w:val="single" w:sz="4" w:space="0" w:color="auto"/>
+        <w:right w:val="single" w:sz="4" w:space="0" w:color="auto"/>
+        <w:insideH w:val="single" w:sz="4" w:space="0" w:color="auto"/>
+        <w:insideV w:val="single" w:sz="4" w:space="0" w:color="auto"/>
       </w:tblBorders>
     </w:tblPr>
   </w:style>
-  <w:style w:type="character" w:styleId="23">
+  <w:style w:type="character" w:styleId="Strong">
     <w:name w:val="Strong"/>
-    <w:basedOn w:val="22"/>
+    <w:basedOn w:val="DefaultParagraphFont"/>
     <w:qFormat/>
-    <w:uiPriority w:val="0"/>
     <w:rPr>
       <w:b/>
     </w:rPr>
   </w:style>
-  <w:style w:type="paragraph" w:customStyle="1" w:styleId="24">
+  <w:style w:type="paragraph" w:customStyle="1" w:styleId="a">
     <w:name w:val="柴_公司名"/>
-    <w:basedOn w:val="19"/>
+    <w:basedOn w:val="Title"/>
     <w:qFormat/>
-    <w:uiPriority w:val="0"/>
     <w:pPr>
       <w:spacing w:after="600" w:afterLines="600"/>
     </w:pPr>
     <w:rPr>
-      <w:rFonts w:hint="eastAsia" w:ascii="宋体" w:hAnsi="宋体" w:eastAsia="宋体" w:cs="宋体"/>
+      <w:rFonts w:ascii="宋体" w:eastAsia="宋体" w:hAnsi="宋体" w:cs="宋体" w:hint="eastAsia"/>
       <w:bCs/>
       <w:spacing w:val="-6"/>
       <w:sz w:val="52"/>
       <w:szCs w:val="52"/>
     </w:rPr>
   </w:style>
-  <w:style w:type="paragraph" w:customStyle="1" w:styleId="25">
+  <w:style w:type="paragraph" w:customStyle="1" w:styleId="a0">
     <w:name w:val="柴_文档名"/>
-    <w:basedOn w:val="19"/>
+    <w:basedOn w:val="Title"/>
     <w:qFormat/>
-    <w:uiPriority w:val="0"/>
     <w:pPr>
       <w:spacing w:after="900" w:afterLines="900"/>
     </w:pPr>
     <w:rPr>
-      <w:rFonts w:ascii="黑体" w:hAnsi="黑体" w:eastAsia="黑体" w:cs="黑体"/>
+      <w:rFonts w:ascii="黑体" w:eastAsia="黑体" w:hAnsi="黑体" w:cs="黑体"/>
       <w:bCs/>
       <w:spacing w:val="-7"/>
       <w:sz w:val="52"/>
       <w:szCs w:val="52"/>
     </w:rPr>
   </w:style>
-  <w:style w:type="table" w:customStyle="1" w:styleId="26">
+  <w:style w:type="table" w:customStyle="1" w:styleId="TableNormal0">
     <w:name w:val="Table Normal_0"/>
     <w:semiHidden/>
     <w:unhideWhenUsed/>
     <w:qFormat/>
-    <w:uiPriority w:val="0"/>
     <w:tblPr>
       <w:tblCellMar>
         <w:top w:w="0" w:type="dxa"/>
@@ -7816,87 +7609,81 @@
       </w:tblCellMar>
     </w:tblPr>
   </w:style>
-  <w:style w:type="paragraph" w:customStyle="1" w:styleId="27">
+  <w:style w:type="paragraph" w:customStyle="1" w:styleId="TableText">
     <w:name w:val="Table Text"/>
-    <w:basedOn w:val="1"/>
+    <w:basedOn w:val="Normal"/>
     <w:semiHidden/>
     <w:qFormat/>
-    <w:uiPriority w:val="0"/>
     <w:rPr>
-      <w:rFonts w:ascii="宋体" w:hAnsi="宋体" w:eastAsia="宋体" w:cs="宋体"/>
+      <w:rFonts w:ascii="宋体" w:eastAsia="宋体" w:hAnsi="宋体" w:cs="宋体"/>
       <w:sz w:val="21"/>
       <w:szCs w:val="21"/>
       <w:lang w:val="en-US" w:eastAsia="en-US" w:bidi="ar-SA"/>
     </w:rPr>
   </w:style>
-  <w:style w:type="paragraph" w:customStyle="1" w:styleId="28">
+  <w:style w:type="paragraph" w:customStyle="1" w:styleId="1">
     <w:name w:val="柴_标题1"/>
-    <w:basedOn w:val="2"/>
-    <w:next w:val="29"/>
-    <w:link w:val="38"/>
+    <w:basedOn w:val="Heading1"/>
+    <w:next w:val="a1"/>
+    <w:link w:val="1Char"/>
     <w:qFormat/>
-    <w:uiPriority w:val="0"/>
     <w:pPr>
       <w:spacing w:before="100" w:after="90" w:line="360" w:lineRule="auto"/>
     </w:pPr>
     <w:rPr>
-      <w:rFonts w:ascii="Arial" w:hAnsi="Arial" w:eastAsia="宋体"/>
+      <w:rFonts w:ascii="Arial" w:eastAsia="宋体" w:hAnsi="Arial"/>
       <w:sz w:val="32"/>
     </w:rPr>
   </w:style>
-  <w:style w:type="paragraph" w:customStyle="1" w:styleId="29">
+  <w:style w:type="paragraph" w:customStyle="1" w:styleId="a1">
     <w:name w:val="柴_正文"/>
-    <w:basedOn w:val="12"/>
-    <w:link w:val="42"/>
+    <w:basedOn w:val="BodyText"/>
+    <w:link w:val="Char"/>
     <w:qFormat/>
-    <w:uiPriority w:val="0"/>
     <w:pPr>
       <w:spacing w:line="360" w:lineRule="auto"/>
       <w:ind w:firstLine="470" w:firstLineChars="200"/>
     </w:pPr>
     <w:rPr>
-      <w:rFonts w:ascii="Arial" w:hAnsi="Arial" w:eastAsia="宋体"/>
+      <w:rFonts w:ascii="Arial" w:eastAsia="宋体" w:hAnsi="Arial"/>
       <w:sz w:val="24"/>
       <w:lang w:eastAsia="zh-CN"/>
     </w:rPr>
   </w:style>
-  <w:style w:type="paragraph" w:customStyle="1" w:styleId="30">
+  <w:style w:type="paragraph" w:customStyle="1" w:styleId="2">
     <w:name w:val="柴_标题2"/>
-    <w:basedOn w:val="3"/>
-    <w:next w:val="29"/>
+    <w:basedOn w:val="Heading2"/>
+    <w:next w:val="a1"/>
     <w:qFormat/>
-    <w:uiPriority w:val="0"/>
     <w:pPr>
       <w:spacing w:line="360" w:lineRule="auto"/>
     </w:pPr>
     <w:rPr>
-      <w:rFonts w:ascii="Arial" w:hAnsi="Arial" w:eastAsia="宋体"/>
+      <w:rFonts w:ascii="Arial" w:eastAsia="宋体" w:hAnsi="Arial"/>
       <w:sz w:val="28"/>
     </w:rPr>
   </w:style>
-  <w:style w:type="paragraph" w:customStyle="1" w:styleId="31">
+  <w:style w:type="paragraph" w:customStyle="1" w:styleId="3">
     <w:name w:val="柴_标题3"/>
-    <w:basedOn w:val="4"/>
-    <w:next w:val="29"/>
+    <w:basedOn w:val="Heading3"/>
+    <w:next w:val="a1"/>
     <w:qFormat/>
-    <w:uiPriority w:val="0"/>
     <w:pPr>
       <w:spacing w:line="360" w:lineRule="auto"/>
       <w:ind w:left="0" w:firstLine="472" w:firstLineChars="200"/>
     </w:pPr>
     <w:rPr>
-      <w:rFonts w:ascii="宋体" w:hAnsi="宋体" w:eastAsia="宋体" w:cs="宋体"/>
+      <w:rFonts w:ascii="宋体" w:eastAsia="宋体" w:hAnsi="宋体" w:cs="宋体"/>
       <w:spacing w:val="-2"/>
       <w:sz w:val="24"/>
       <w:szCs w:val="24"/>
     </w:rPr>
   </w:style>
-  <w:style w:type="paragraph" w:customStyle="1" w:styleId="32">
+  <w:style w:type="paragraph" w:customStyle="1" w:styleId="a2">
     <w:name w:val="柴_目录"/>
-    <w:basedOn w:val="1"/>
-    <w:next w:val="12"/>
+    <w:basedOn w:val="Normal"/>
+    <w:next w:val="BodyText"/>
     <w:qFormat/>
-    <w:uiPriority w:val="0"/>
     <w:pPr>
       <w:tabs>
         <w:tab w:val="right" w:leader="dot" w:pos="8442"/>
@@ -7904,64 +7691,59 @@
       <w:ind w:left="0" w:leftChars="0"/>
     </w:pPr>
     <w:rPr>
-      <w:rFonts w:ascii="Arial" w:hAnsi="Arial" w:eastAsia="Microsoft JhengHei"/>
+      <w:rFonts w:ascii="Arial" w:eastAsia="Microsoft JhengHei" w:hAnsi="Arial"/>
       <w:sz w:val="24"/>
     </w:rPr>
   </w:style>
-  <w:style w:type="paragraph" w:customStyle="1" w:styleId="33">
+  <w:style w:type="paragraph" w:customStyle="1" w:styleId="WPSOffice1">
     <w:name w:val="WPSOffice手动目录 1"/>
     <w:qFormat/>
-    <w:uiPriority w:val="0"/>
     <w:pPr>
       <w:ind w:leftChars="0"/>
     </w:pPr>
     <w:rPr>
-      <w:rFonts w:ascii="Times New Roman" w:hAnsi="Times New Roman" w:eastAsia="宋体" w:cs="Times New Roman"/>
+      <w:rFonts w:ascii="Times New Roman" w:eastAsia="宋体" w:hAnsi="Times New Roman" w:cs="Times New Roman"/>
       <w:sz w:val="20"/>
       <w:szCs w:val="20"/>
     </w:rPr>
   </w:style>
-  <w:style w:type="paragraph" w:customStyle="1" w:styleId="34">
+  <w:style w:type="paragraph" w:customStyle="1" w:styleId="WPSOffice2">
     <w:name w:val="WPSOffice手动目录 2"/>
     <w:qFormat/>
-    <w:uiPriority w:val="0"/>
     <w:pPr>
       <w:ind w:leftChars="200"/>
     </w:pPr>
     <w:rPr>
-      <w:rFonts w:ascii="Times New Roman" w:hAnsi="Times New Roman" w:eastAsia="宋体" w:cs="Times New Roman"/>
+      <w:rFonts w:ascii="Times New Roman" w:eastAsia="宋体" w:hAnsi="Times New Roman" w:cs="Times New Roman"/>
       <w:sz w:val="20"/>
       <w:szCs w:val="20"/>
     </w:rPr>
   </w:style>
-  <w:style w:type="paragraph" w:customStyle="1" w:styleId="35">
+  <w:style w:type="paragraph" w:customStyle="1" w:styleId="WPSOffice3">
     <w:name w:val="WPSOffice手动目录 3"/>
     <w:qFormat/>
-    <w:uiPriority w:val="0"/>
     <w:pPr>
       <w:ind w:leftChars="400"/>
     </w:pPr>
     <w:rPr>
-      <w:rFonts w:ascii="Times New Roman" w:hAnsi="Times New Roman" w:eastAsia="宋体" w:cs="Times New Roman"/>
+      <w:rFonts w:ascii="Times New Roman" w:eastAsia="宋体" w:hAnsi="Times New Roman" w:cs="Times New Roman"/>
       <w:sz w:val="20"/>
       <w:szCs w:val="20"/>
     </w:rPr>
   </w:style>
-  <w:style w:type="paragraph" w:customStyle="1" w:styleId="36">
+  <w:style w:type="paragraph" w:customStyle="1" w:styleId="Compact">
     <w:name w:val="Compact"/>
-    <w:basedOn w:val="12"/>
+    <w:basedOn w:val="BodyText"/>
     <w:qFormat/>
-    <w:uiPriority w:val="0"/>
     <w:pPr>
       <w:spacing w:before="36" w:after="36"/>
     </w:pPr>
   </w:style>
-  <w:style w:type="table" w:customStyle="1" w:styleId="37">
+  <w:style w:type="table" w:customStyle="1" w:styleId="Table">
     <w:name w:val="Table"/>
     <w:semiHidden/>
     <w:unhideWhenUsed/>
     <w:qFormat/>
-    <w:uiPriority w:val="0"/>
     <w:tblPr>
       <w:tblCellMar>
         <w:top w:w="0" w:type="dxa"/>
@@ -7973,28 +7755,26 @@
     <w:tblStylePr w:type="firstRow">
       <w:tcPr>
         <w:tcBorders>
-          <w:bottom w:val="single" w:color="auto" w:sz="0" w:space="0"/>
+          <w:bottom w:val="single" w:sz="0" w:space="0" w:color="auto"/>
         </w:tcBorders>
         <w:vAlign w:val="bottom"/>
       </w:tcPr>
     </w:tblStylePr>
   </w:style>
-  <w:style w:type="character" w:customStyle="1" w:styleId="38">
+  <w:style w:type="character" w:customStyle="1" w:styleId="1Char">
     <w:name w:val="柴_标题1 Char"/>
-    <w:link w:val="28"/>
+    <w:link w:val="1"/>
     <w:qFormat/>
-    <w:uiPriority w:val="0"/>
     <w:rPr>
-      <w:rFonts w:ascii="Arial" w:hAnsi="Arial" w:eastAsia="宋体"/>
+      <w:rFonts w:ascii="Arial" w:eastAsia="宋体" w:hAnsi="Arial"/>
       <w:sz w:val="32"/>
     </w:rPr>
   </w:style>
-  <w:style w:type="table" w:customStyle="1" w:styleId="39">
+  <w:style w:type="table" w:customStyle="1" w:styleId="TableNormal1">
     <w:name w:val="Table Normal_1"/>
     <w:semiHidden/>
     <w:unhideWhenUsed/>
     <w:qFormat/>
-    <w:uiPriority w:val="0"/>
     <w:tblPr>
       <w:tblCellMar>
         <w:top w:w="0" w:type="dxa"/>
@@ -8004,11 +7784,10 @@
       </w:tblCellMar>
     </w:tblPr>
   </w:style>
-  <w:style w:type="paragraph" w:customStyle="1" w:styleId="40">
+  <w:style w:type="paragraph" w:customStyle="1" w:styleId="a3">
     <w:name w:val="柴_正文_无缩进"/>
-    <w:basedOn w:val="1"/>
+    <w:basedOn w:val="Normal"/>
     <w:qFormat/>
-    <w:uiPriority w:val="0"/>
     <w:pPr>
       <w:ind w:firstLine="0" w:firstLineChars="0"/>
     </w:pPr>
@@ -8018,31 +7797,29 @@
       <w:lang w:eastAsia="zh-CN"/>
     </w:rPr>
   </w:style>
-  <w:style w:type="paragraph" w:customStyle="1" w:styleId="41">
+  <w:style w:type="paragraph" w:customStyle="1" w:styleId="4">
     <w:name w:val="柴_标题4"/>
-    <w:basedOn w:val="5"/>
-    <w:next w:val="1"/>
+    <w:basedOn w:val="Heading4"/>
+    <w:next w:val="Normal"/>
     <w:qFormat/>
-    <w:uiPriority w:val="0"/>
     <w:pPr>
       <w:widowControl w:val="0"/>
       <w:spacing w:before="160" w:line="360" w:lineRule="auto"/>
-      <w:ind w:left="981" w:leftChars="300" w:hanging="862"/>
+      <w:ind w:left="981" w:hanging="862" w:leftChars="300"/>
     </w:pPr>
     <w:rPr>
-      <w:rFonts w:hint="eastAsia" w:ascii="Calibri" w:hAnsi="Calibri" w:eastAsia="宋体" w:cs="宋体"/>
+      <w:rFonts w:ascii="Calibri" w:eastAsia="宋体" w:hAnsi="Calibri" w:cs="宋体" w:hint="eastAsia"/>
       <w:sz w:val="24"/>
       <w:szCs w:val="24"/>
       <w:lang w:eastAsia="zh-CN" w:bidi="zh-CN"/>
     </w:rPr>
   </w:style>
-  <w:style w:type="character" w:customStyle="1" w:styleId="42">
+  <w:style w:type="character" w:customStyle="1" w:styleId="Char">
     <w:name w:val="柴_正文 Char"/>
-    <w:link w:val="29"/>
+    <w:link w:val="a1"/>
     <w:qFormat/>
-    <w:uiPriority w:val="0"/>
     <w:rPr>
-      <w:rFonts w:ascii="Arial" w:hAnsi="Arial" w:eastAsia="宋体"/>
+      <w:rFonts w:ascii="Arial" w:eastAsia="宋体" w:hAnsi="Arial"/>
       <w:sz w:val="24"/>
       <w:lang w:eastAsia="zh-CN"/>
     </w:rPr>

--- a/3-能力管理/流程制度规范类文件/TXHS-03-02-运维服务能力改进管理制度.docx
+++ b/3-能力管理/流程制度规范类文件/TXHS-03-02-运维服务能力改进管理制度.docx
@@ -1,11 +1,10 @@
 
 <file path=word/document.xml><?xml version="1.0" encoding="utf-8"?>
-<w:document xmlns:wpc="http://schemas.microsoft.com/office/word/2010/wordprocessingCanvas" xmlns:mc="http://schemas.openxmlformats.org/markup-compatibility/2006" xmlns:o="urn:schemas-microsoft-com:office:office" xmlns:r="http://schemas.openxmlformats.org/officeDocument/2006/relationships" xmlns:m="http://schemas.openxmlformats.org/officeDocument/2006/math" xmlns:v="urn:schemas-microsoft-com:vml" xmlns:wp14="http://schemas.microsoft.com/office/word/2010/wordprocessingDrawing" xmlns:wp="http://schemas.openxmlformats.org/drawingml/2006/wordprocessingDrawing" xmlns:w10="urn:schemas-microsoft-com:office:word" xmlns:w="http://schemas.openxmlformats.org/wordprocessingml/2006/main" xmlns:w14="http://schemas.microsoft.com/office/word/2010/wordml" xmlns:w15="http://schemas.microsoft.com/office/word/2012/wordml" xmlns:wne="http://schemas.microsoft.com/office/word/2006/wordml" xmlns:wpg="http://schemas.microsoft.com/office/word/2010/wordprocessingGroup" xmlns:wpi="http://schemas.microsoft.com/office/word/2010/wordprocessingInk" xmlns:wps="http://schemas.microsoft.com/office/word/2010/wordprocessingShape" mc:Ignorable="w14 w15 wp14">
-  <!-- Generated by Aspose.Words for .NET 13.3.0.1 -->
+<w:document xmlns:wpc="http://schemas.microsoft.com/office/word/2010/wordprocessingCanvas" xmlns:mc="http://schemas.openxmlformats.org/markup-compatibility/2006" xmlns:o="urn:schemas-microsoft-com:office:office" xmlns:r="http://schemas.openxmlformats.org/officeDocument/2006/relationships" xmlns:m="http://schemas.openxmlformats.org/officeDocument/2006/math" xmlns:v="urn:schemas-microsoft-com:vml" xmlns:wp14="http://schemas.microsoft.com/office/word/2010/wordprocessingDrawing" xmlns:wp="http://schemas.openxmlformats.org/drawingml/2006/wordprocessingDrawing" xmlns:w="http://schemas.openxmlformats.org/wordprocessingml/2006/main" xmlns:w14="http://schemas.microsoft.com/office/word/2010/wordml" xmlns:w10="urn:schemas-microsoft-com:office:word" xmlns:w15="http://schemas.microsoft.com/office/word/2012/wordml" xmlns:wpg="http://schemas.microsoft.com/office/word/2010/wordprocessingGroup" xmlns:wpi="http://schemas.microsoft.com/office/word/2010/wordprocessingInk" xmlns:wne="http://schemas.microsoft.com/office/word/2006/wordml" xmlns:wps="http://schemas.microsoft.com/office/word/2010/wordprocessingShape" xmlns:wpsCustomData="http://www.wps.cn/officeDocument/2013/wpsCustomData" mc:Ignorable="w14 w15 wp14">
   <w:body>
     <w:p>
       <w:pPr>
-        <w:pStyle w:val="a"/>
+        <w:pStyle w:val="24"/>
         <w:keepNext w:val="0"/>
         <w:keepLines w:val="0"/>
         <w:pageBreakBefore w:val="0"/>
@@ -22,10 +21,10 @@
         <w:spacing w:before="3120" w:beforeLines="1000"/>
         <w:textAlignment w:val="baseline"/>
       </w:pPr>
-      <w:bookmarkStart w:id="0" w:name="_Toc29524"/>
+      <w:bookmarkStart w:id="0" w:name="_Toc5820"/>
       <w:r>
         <w:drawing>
-          <wp:anchor distT="0" distB="0" distL="114300" distR="114300" simplePos="0" relativeHeight="251660288" behindDoc="1" locked="0" layoutInCell="1" allowOverlap="1">
+          <wp:anchor distT="0" distB="0" distL="114300" distR="114300" simplePos="0" relativeHeight="251661312" behindDoc="1" locked="0" layoutInCell="1" allowOverlap="1">
             <wp:simplePos x="0" y="0"/>
             <wp:positionH relativeFrom="column">
               <wp:posOffset>-19050</wp:posOffset>
@@ -50,7 +49,7 @@
                     </pic:cNvPicPr>
                   </pic:nvPicPr>
                   <pic:blipFill>
-                    <a:blip xmlns:r="http://schemas.openxmlformats.org/officeDocument/2006/relationships" r:embed="rId4"/>
+                    <a:blip r:embed="rId7"/>
                     <a:stretch>
                       <a:fillRect/>
                     </a:stretch>
@@ -76,7 +75,7 @@
       </w:r>
       <w:r>
         <w:drawing>
-          <wp:anchor distT="0" distB="0" distL="114300" distR="114300" simplePos="0" relativeHeight="251659264" behindDoc="1" locked="0" layoutInCell="1" allowOverlap="1">
+          <wp:anchor distT="0" distB="0" distL="114300" distR="114300" simplePos="0" relativeHeight="251660288" behindDoc="1" locked="0" layoutInCell="1" allowOverlap="1">
             <wp:simplePos x="0" y="0"/>
             <wp:positionH relativeFrom="column">
               <wp:posOffset>0</wp:posOffset>
@@ -101,7 +100,7 @@
                     </pic:cNvPicPr>
                   </pic:nvPicPr>
                   <pic:blipFill>
-                    <a:blip xmlns:r="http://schemas.openxmlformats.org/officeDocument/2006/relationships" r:embed="rId5"/>
+                    <a:blip r:embed="rId8"/>
                     <a:stretch>
                       <a:fillRect/>
                     </a:stretch>
@@ -131,7 +130,7 @@
           <w:lang w:val="en-US" w:eastAsia="zh-CN"/>
         </w:rPr>
         <w:drawing>
-          <wp:anchor distT="0" distB="0" distL="114300" distR="114300" simplePos="0" relativeHeight="251658240" behindDoc="1" locked="0" layoutInCell="1" allowOverlap="1">
+          <wp:anchor distT="0" distB="0" distL="114300" distR="114300" simplePos="0" relativeHeight="251659264" behindDoc="1" locked="0" layoutInCell="1" allowOverlap="1">
             <wp:simplePos x="0" y="0"/>
             <wp:positionH relativeFrom="column">
               <wp:posOffset>635</wp:posOffset>
@@ -156,7 +155,7 @@
                     </pic:cNvPicPr>
                   </pic:nvPicPr>
                   <pic:blipFill>
-                    <a:blip xmlns:r="http://schemas.openxmlformats.org/officeDocument/2006/relationships" r:embed="rId6">
+                    <a:blip r:embed="rId9">
                       <a:alphaModFix amt="58000"/>
                       <a:lum contrast="-52000"/>
                     </a:blip>
@@ -190,7 +189,7 @@
     </w:p>
     <w:p>
       <w:pPr>
-        <w:pStyle w:val="a0"/>
+        <w:pStyle w:val="25"/>
         <w:keepNext w:val="0"/>
         <w:keepLines w:val="0"/>
         <w:pageBreakBefore w:val="0"/>
@@ -211,7 +210,7 @@
           <w:lang w:val="en-US" w:eastAsia="zh-CN"/>
         </w:rPr>
       </w:pPr>
-      <w:bookmarkStart w:id="1" w:name="_Toc13995"/>
+      <w:bookmarkStart w:id="1" w:name="_Toc11562"/>
       <w:r>
         <w:rPr>
           <w:rFonts w:hint="eastAsia"/>
@@ -237,11 +236,11 @@
         <w:adjustRightInd w:val="0"/>
         <w:snapToGrid w:val="0"/>
         <w:spacing w:after="624" w:afterLines="200" w:line="219" w:lineRule="auto"/>
-        <w:ind w:left="0" w:right="0" w:firstLine="0" w:leftChars="0" w:rightChars="0" w:firstLineChars="0"/>
+        <w:ind w:left="0" w:leftChars="0" w:right="0" w:rightChars="0" w:firstLine="0" w:firstLineChars="0"/>
         <w:jc w:val="center"/>
         <w:textAlignment w:val="baseline"/>
         <w:rPr>
-          <w:rFonts w:ascii="宋体" w:eastAsia="宋体" w:hAnsi="宋体" w:cs="宋体" w:hint="eastAsia"/>
+          <w:rFonts w:hint="eastAsia" w:ascii="宋体" w:hAnsi="宋体" w:eastAsia="宋体" w:cs="宋体"/>
           <w:sz w:val="24"/>
           <w:szCs w:val="24"/>
           <w:lang w:val="en-US" w:eastAsia="zh-CN"/>
@@ -249,7 +248,7 @@
       </w:pPr>
       <w:r>
         <w:rPr>
-          <w:rFonts w:ascii="宋体" w:eastAsia="宋体" w:hAnsi="宋体" w:cs="宋体"/>
+          <w:rFonts w:ascii="宋体" w:hAnsi="宋体" w:eastAsia="宋体" w:cs="宋体"/>
           <w:b/>
           <w:bCs/>
           <w:spacing w:val="-3"/>
@@ -260,7 +259,7 @@
       </w:r>
       <w:r>
         <w:rPr>
-          <w:rFonts w:ascii="宋体" w:eastAsia="宋体" w:hAnsi="宋体" w:cs="宋体" w:hint="eastAsia"/>
+          <w:rFonts w:hint="eastAsia" w:ascii="宋体" w:hAnsi="宋体" w:eastAsia="宋体" w:cs="宋体"/>
           <w:b/>
           <w:bCs/>
           <w:spacing w:val="-3"/>
@@ -272,7 +271,7 @@
       </w:r>
       <w:r>
         <w:rPr>
-          <w:rFonts w:ascii="宋体" w:eastAsia="宋体" w:hAnsi="宋体" w:cs="宋体"/>
+          <w:rFonts w:ascii="宋体" w:hAnsi="宋体" w:eastAsia="宋体" w:cs="宋体"/>
           <w:b/>
           <w:bCs/>
           <w:spacing w:val="-3"/>
@@ -283,7 +282,7 @@
       </w:r>
       <w:r>
         <w:rPr>
-          <w:rFonts w:ascii="宋体" w:hAnsi="宋体" w:cs="宋体" w:hint="eastAsia"/>
+          <w:rFonts w:hint="eastAsia" w:ascii="宋体" w:hAnsi="宋体" w:cs="宋体"/>
           <w:b/>
           <w:bCs/>
           <w:spacing w:val="-3"/>
@@ -295,7 +294,7 @@
       </w:r>
       <w:r>
         <w:rPr>
-          <w:rFonts w:ascii="宋体" w:eastAsia="宋体" w:hAnsi="宋体" w:cs="宋体"/>
+          <w:rFonts w:ascii="宋体" w:hAnsi="宋体" w:eastAsia="宋体" w:cs="宋体"/>
           <w:b/>
           <w:bCs/>
           <w:spacing w:val="-3"/>
@@ -306,7 +305,7 @@
       </w:r>
       <w:r>
         <w:rPr>
-          <w:rFonts w:ascii="宋体" w:hAnsi="宋体" w:cs="宋体" w:hint="eastAsia"/>
+          <w:rFonts w:hint="eastAsia" w:ascii="宋体" w:hAnsi="宋体" w:cs="宋体"/>
           <w:b/>
           <w:bCs/>
           <w:spacing w:val="-3"/>
@@ -319,17 +318,18 @@
     </w:p>
     <w:tbl>
       <w:tblPr>
-        <w:tblStyle w:val="TableGrid"/>
+        <w:tblStyle w:val="21"/>
         <w:tblW w:w="0" w:type="auto"/>
         <w:jc w:val="center"/>
         <w:tblBorders>
-          <w:top w:val="nil"/>
-          <w:left w:val="nil"/>
-          <w:bottom w:val="nil"/>
-          <w:right w:val="nil"/>
-          <w:insideH w:val="nil"/>
-          <w:insideV w:val="nil"/>
+          <w:top w:val="none" w:color="auto" w:sz="0" w:space="0"/>
+          <w:left w:val="none" w:color="auto" w:sz="0" w:space="0"/>
+          <w:bottom w:val="none" w:color="auto" w:sz="0" w:space="0"/>
+          <w:right w:val="none" w:color="auto" w:sz="0" w:space="0"/>
+          <w:insideH w:val="none" w:color="auto" w:sz="0" w:space="0"/>
+          <w:insideV w:val="none" w:color="auto" w:sz="0" w:space="0"/>
         </w:tblBorders>
+        <w:tblLayout w:type="autofit"/>
         <w:tblCellMar>
           <w:top w:w="0" w:type="dxa"/>
           <w:left w:w="108" w:type="dxa"/>
@@ -343,15 +343,13 @@
       </w:tblGrid>
       <w:tr>
         <w:tblPrEx>
-          <w:tblW w:w="0" w:type="auto"/>
-          <w:jc w:val="center"/>
           <w:tblBorders>
-            <w:top w:val="nil"/>
-            <w:left w:val="nil"/>
-            <w:bottom w:val="nil"/>
-            <w:right w:val="nil"/>
-            <w:insideH w:val="nil"/>
-            <w:insideV w:val="nil"/>
+            <w:top w:val="none" w:color="auto" w:sz="0" w:space="0"/>
+            <w:left w:val="none" w:color="auto" w:sz="0" w:space="0"/>
+            <w:bottom w:val="none" w:color="auto" w:sz="0" w:space="0"/>
+            <w:right w:val="none" w:color="auto" w:sz="0" w:space="0"/>
+            <w:insideH w:val="none" w:color="auto" w:sz="0" w:space="0"/>
+            <w:insideV w:val="none" w:color="auto" w:sz="0" w:space="0"/>
           </w:tblBorders>
           <w:tblCellMar>
             <w:top w:w="0" w:type="dxa"/>
@@ -361,7 +359,7 @@
           </w:tblCellMar>
         </w:tblPrEx>
         <w:trPr>
-          <w:trHeight w:val="810"/>
+          <w:trHeight w:val="810" w:hRule="atLeast"/>
           <w:jc w:val="center"/>
         </w:trPr>
         <w:tc>
@@ -400,7 +398,7 @@
             </w:r>
             <w:r>
               <w:rPr>
-                <w:rFonts w:asciiTheme="minorAscii" w:eastAsiaTheme="minorEastAsia" w:hAnsiTheme="minorAscii" w:hint="default"/>
+                <w:rFonts w:hint="default" w:asciiTheme="minorAscii" w:hAnsiTheme="minorAscii" w:eastAsiaTheme="minorEastAsia"/>
                 <w:spacing w:val="227"/>
                 <w:sz w:val="21"/>
                 <w:vertAlign w:val="baseline"/>
@@ -455,7 +453,7 @@
             </w:r>
             <w:r>
               <w:rPr>
-                <w:rFonts w:asciiTheme="minorAscii" w:eastAsiaTheme="minorEastAsia" w:hAnsiTheme="minorAscii" w:hint="eastAsia"/>
+                <w:rFonts w:hint="eastAsia" w:asciiTheme="minorAscii" w:hAnsiTheme="minorAscii" w:eastAsiaTheme="minorEastAsia"/>
                 <w:spacing w:val="227"/>
                 <w:sz w:val="21"/>
                 <w:vertAlign w:val="baseline"/>
@@ -477,8 +475,14 @@
       </w:tr>
       <w:tr>
         <w:tblPrEx>
-          <w:tblW w:w="0" w:type="auto"/>
-          <w:jc w:val="center"/>
+          <w:tblBorders>
+            <w:top w:val="none" w:color="auto" w:sz="0" w:space="0"/>
+            <w:left w:val="none" w:color="auto" w:sz="0" w:space="0"/>
+            <w:bottom w:val="none" w:color="auto" w:sz="0" w:space="0"/>
+            <w:right w:val="none" w:color="auto" w:sz="0" w:space="0"/>
+            <w:insideH w:val="none" w:color="auto" w:sz="0" w:space="0"/>
+            <w:insideV w:val="none" w:color="auto" w:sz="0" w:space="0"/>
+          </w:tblBorders>
           <w:tblCellMar>
             <w:top w:w="0" w:type="dxa"/>
             <w:left w:w="108" w:type="dxa"/>
@@ -487,7 +491,7 @@
           </w:tblCellMar>
         </w:tblPrEx>
         <w:trPr>
-          <w:trHeight w:val="810"/>
+          <w:trHeight w:val="810" w:hRule="atLeast"/>
           <w:jc w:val="center"/>
         </w:trPr>
         <w:tc>
@@ -512,7 +516,7 @@
               <w:snapToGrid w:val="0"/>
               <w:textAlignment w:val="baseline"/>
               <w:rPr>
-                <w:rFonts w:ascii="Arial" w:eastAsia="Arial" w:hAnsi="Arial" w:cs="Arial" w:hint="default"/>
+                <w:rFonts w:hint="default" w:ascii="Arial" w:hAnsi="Arial" w:eastAsia="Arial" w:cs="Arial"/>
                 <w:snapToGrid w:val="0"/>
                 <w:color w:val="000000"/>
                 <w:kern w:val="0"/>
@@ -544,7 +548,7 @@
             </w:r>
             <w:r>
               <w:rPr>
-                <w:rFonts w:asciiTheme="minorAscii" w:eastAsiaTheme="minorEastAsia" w:hAnsiTheme="minorAscii" w:hint="default"/>
+                <w:rFonts w:hint="default" w:asciiTheme="minorAscii" w:hAnsiTheme="minorAscii" w:eastAsiaTheme="minorEastAsia"/>
                 <w:spacing w:val="227"/>
                 <w:sz w:val="21"/>
                 <w:vertAlign w:val="baseline"/>
@@ -587,7 +591,7 @@
               <w:snapToGrid w:val="0"/>
               <w:textAlignment w:val="baseline"/>
               <w:rPr>
-                <w:rFonts w:ascii="Arial" w:eastAsia="Arial" w:hAnsi="Arial" w:cs="Arial" w:hint="default"/>
+                <w:rFonts w:hint="default" w:ascii="Arial" w:hAnsi="Arial" w:eastAsia="Arial" w:cs="Arial"/>
                 <w:snapToGrid w:val="0"/>
                 <w:color w:val="000000"/>
                 <w:kern w:val="0"/>
@@ -607,7 +611,7 @@
             </w:r>
             <w:r>
               <w:rPr>
-                <w:rFonts w:asciiTheme="minorAscii" w:eastAsiaTheme="minorEastAsia" w:hAnsiTheme="minorAscii" w:hint="eastAsia"/>
+                <w:rFonts w:hint="eastAsia" w:asciiTheme="minorAscii" w:hAnsiTheme="minorAscii" w:eastAsiaTheme="minorEastAsia"/>
                 <w:spacing w:val="227"/>
                 <w:sz w:val="21"/>
                 <w:vertAlign w:val="baseline"/>
@@ -629,8 +633,14 @@
       </w:tr>
       <w:tr>
         <w:tblPrEx>
-          <w:tblW w:w="0" w:type="auto"/>
-          <w:jc w:val="center"/>
+          <w:tblBorders>
+            <w:top w:val="none" w:color="auto" w:sz="0" w:space="0"/>
+            <w:left w:val="none" w:color="auto" w:sz="0" w:space="0"/>
+            <w:bottom w:val="none" w:color="auto" w:sz="0" w:space="0"/>
+            <w:right w:val="none" w:color="auto" w:sz="0" w:space="0"/>
+            <w:insideH w:val="none" w:color="auto" w:sz="0" w:space="0"/>
+            <w:insideV w:val="none" w:color="auto" w:sz="0" w:space="0"/>
+          </w:tblBorders>
           <w:tblCellMar>
             <w:top w:w="0" w:type="dxa"/>
             <w:left w:w="108" w:type="dxa"/>
@@ -639,7 +649,7 @@
           </w:tblCellMar>
         </w:tblPrEx>
         <w:trPr>
-          <w:trHeight w:val="635"/>
+          <w:trHeight w:val="635" w:hRule="atLeast"/>
           <w:jc w:val="center"/>
         </w:trPr>
         <w:tc>
@@ -690,7 +700,7 @@
             </w:r>
             <w:r>
               <w:rPr>
-                <w:rFonts w:asciiTheme="minorAscii" w:eastAsiaTheme="minorEastAsia" w:hAnsiTheme="minorAscii" w:hint="eastAsia"/>
+                <w:rFonts w:hint="eastAsia" w:asciiTheme="minorAscii" w:hAnsiTheme="minorAscii" w:eastAsiaTheme="minorEastAsia"/>
                 <w:spacing w:val="227"/>
                 <w:sz w:val="21"/>
                 <w:vertAlign w:val="baseline"/>
@@ -744,7 +754,7 @@
             </w:r>
             <w:r>
               <w:rPr>
-                <w:rFonts w:asciiTheme="minorAscii" w:eastAsiaTheme="minorEastAsia" w:hAnsiTheme="minorAscii" w:hint="eastAsia"/>
+                <w:rFonts w:hint="eastAsia" w:asciiTheme="minorAscii" w:hAnsiTheme="minorAscii" w:eastAsiaTheme="minorEastAsia"/>
                 <w:spacing w:val="227"/>
                 <w:sz w:val="21"/>
                 <w:vertAlign w:val="baseline"/>
@@ -805,14 +815,14 @@
         <w:ind w:left="3634"/>
         <w:textAlignment w:val="baseline"/>
         <w:rPr>
-          <w:rFonts w:ascii="宋体" w:eastAsia="宋体" w:hAnsi="宋体" w:cs="宋体"/>
+          <w:rFonts w:ascii="宋体" w:hAnsi="宋体" w:eastAsia="宋体" w:cs="宋体"/>
           <w:sz w:val="31"/>
           <w:szCs w:val="31"/>
         </w:rPr>
       </w:pPr>
       <w:r>
         <w:rPr>
-          <w:rFonts w:ascii="宋体" w:eastAsia="宋体" w:hAnsi="宋体" w:cs="宋体"/>
+          <w:rFonts w:ascii="宋体" w:hAnsi="宋体" w:eastAsia="宋体" w:cs="宋体"/>
           <w:b/>
           <w:bCs/>
           <w:spacing w:val="4"/>
@@ -824,16 +834,16 @@
     </w:p>
     <w:tbl>
       <w:tblPr>
-        <w:tblStyle w:val="TableNormal0"/>
+        <w:tblStyle w:val="26"/>
         <w:tblW w:w="8214" w:type="dxa"/>
         <w:jc w:val="center"/>
         <w:tblBorders>
-          <w:top w:val="single" w:sz="2" w:space="0" w:color="000000"/>
-          <w:left w:val="single" w:sz="2" w:space="0" w:color="000000"/>
-          <w:bottom w:val="single" w:sz="2" w:space="0" w:color="000000"/>
-          <w:right w:val="single" w:sz="2" w:space="0" w:color="000000"/>
-          <w:insideH w:val="single" w:sz="2" w:space="0" w:color="000000"/>
-          <w:insideV w:val="single" w:sz="2" w:space="0" w:color="000000"/>
+          <w:top w:val="single" w:color="000000" w:sz="2" w:space="0"/>
+          <w:left w:val="single" w:color="000000" w:sz="2" w:space="0"/>
+          <w:bottom w:val="single" w:color="000000" w:sz="2" w:space="0"/>
+          <w:right w:val="single" w:color="000000" w:sz="2" w:space="0"/>
+          <w:insideH w:val="single" w:color="000000" w:sz="2" w:space="0"/>
+          <w:insideV w:val="single" w:color="000000" w:sz="2" w:space="0"/>
         </w:tblBorders>
         <w:tblLayout w:type="fixed"/>
         <w:tblCellMar>
@@ -853,17 +863,14 @@
       </w:tblGrid>
       <w:tr>
         <w:tblPrEx>
-          <w:tblW w:w="8214" w:type="dxa"/>
-          <w:jc w:val="center"/>
           <w:tblBorders>
-            <w:top w:val="single" w:sz="2" w:space="0" w:color="000000"/>
-            <w:left w:val="single" w:sz="2" w:space="0" w:color="000000"/>
-            <w:bottom w:val="single" w:sz="2" w:space="0" w:color="000000"/>
-            <w:right w:val="single" w:sz="2" w:space="0" w:color="000000"/>
-            <w:insideH w:val="single" w:sz="2" w:space="0" w:color="000000"/>
-            <w:insideV w:val="single" w:sz="2" w:space="0" w:color="000000"/>
+            <w:top w:val="single" w:color="000000" w:sz="2" w:space="0"/>
+            <w:left w:val="single" w:color="000000" w:sz="2" w:space="0"/>
+            <w:bottom w:val="single" w:color="000000" w:sz="2" w:space="0"/>
+            <w:right w:val="single" w:color="000000" w:sz="2" w:space="0"/>
+            <w:insideH w:val="single" w:color="000000" w:sz="2" w:space="0"/>
+            <w:insideV w:val="single" w:color="000000" w:sz="2" w:space="0"/>
           </w:tblBorders>
-          <w:tblLayout w:type="fixed"/>
           <w:tblCellMar>
             <w:top w:w="0" w:type="dxa"/>
             <w:left w:w="0" w:type="dxa"/>
@@ -872,7 +879,7 @@
           </w:tblCellMar>
         </w:tblPrEx>
         <w:trPr>
-          <w:trHeight w:val="593"/>
+          <w:trHeight w:val="593" w:hRule="atLeast"/>
           <w:jc w:val="center"/>
         </w:trPr>
         <w:tc>
@@ -894,18 +901,18 @@
               <w:adjustRightInd w:val="0"/>
               <w:snapToGrid w:val="0"/>
               <w:spacing w:before="176" w:line="228" w:lineRule="auto"/>
-              <w:ind w:left="0" w:right="0" w:firstLine="0" w:leftChars="0" w:rightChars="0" w:firstLineChars="0"/>
+              <w:ind w:left="0" w:leftChars="0" w:right="0" w:rightChars="0" w:firstLine="0" w:firstLineChars="0"/>
               <w:jc w:val="center"/>
               <w:textAlignment w:val="baseline"/>
               <w:rPr>
-                <w:rFonts w:ascii="宋体" w:eastAsia="宋体" w:hAnsi="宋体" w:cs="宋体"/>
+                <w:rFonts w:ascii="宋体" w:hAnsi="宋体" w:eastAsia="宋体" w:cs="宋体"/>
                 <w:sz w:val="20"/>
                 <w:szCs w:val="20"/>
               </w:rPr>
             </w:pPr>
             <w:r>
               <w:rPr>
-                <w:rFonts w:ascii="宋体" w:hAnsi="宋体" w:cs="宋体" w:hint="eastAsia"/>
+                <w:rFonts w:hint="eastAsia" w:ascii="宋体" w:hAnsi="宋体" w:cs="宋体"/>
                 <w:spacing w:val="-14"/>
                 <w:sz w:val="20"/>
                 <w:szCs w:val="20"/>
@@ -915,7 +922,7 @@
             </w:r>
             <w:r>
               <w:rPr>
-                <w:rFonts w:ascii="宋体" w:eastAsia="宋体" w:hAnsi="宋体" w:cs="宋体"/>
+                <w:rFonts w:ascii="宋体" w:hAnsi="宋体" w:eastAsia="宋体" w:cs="宋体"/>
                 <w:spacing w:val="-14"/>
                 <w:sz w:val="20"/>
                 <w:szCs w:val="20"/>
@@ -943,18 +950,18 @@
               <w:adjustRightInd w:val="0"/>
               <w:snapToGrid w:val="0"/>
               <w:spacing w:before="175" w:line="227" w:lineRule="auto"/>
-              <w:ind w:left="0" w:right="0" w:firstLine="0" w:leftChars="0" w:rightChars="0" w:firstLineChars="0"/>
+              <w:ind w:left="0" w:leftChars="0" w:right="0" w:rightChars="0" w:firstLine="0" w:firstLineChars="0"/>
               <w:jc w:val="center"/>
               <w:textAlignment w:val="baseline"/>
               <w:rPr>
-                <w:rFonts w:ascii="宋体" w:eastAsia="宋体" w:hAnsi="宋体" w:cs="宋体"/>
+                <w:rFonts w:ascii="宋体" w:hAnsi="宋体" w:eastAsia="宋体" w:cs="宋体"/>
                 <w:sz w:val="20"/>
                 <w:szCs w:val="20"/>
               </w:rPr>
             </w:pPr>
             <w:r>
               <w:rPr>
-                <w:rFonts w:ascii="宋体" w:eastAsia="宋体" w:hAnsi="宋体" w:cs="宋体"/>
+                <w:rFonts w:ascii="宋体" w:hAnsi="宋体" w:eastAsia="宋体" w:cs="宋体"/>
                 <w:spacing w:val="4"/>
                 <w:sz w:val="20"/>
                 <w:szCs w:val="20"/>
@@ -982,18 +989,18 @@
               <w:adjustRightInd w:val="0"/>
               <w:snapToGrid w:val="0"/>
               <w:spacing w:before="175" w:line="228" w:lineRule="auto"/>
-              <w:ind w:left="0" w:right="0" w:firstLine="0" w:leftChars="0" w:rightChars="0" w:firstLineChars="0"/>
+              <w:ind w:left="0" w:leftChars="0" w:right="0" w:rightChars="0" w:firstLine="0" w:firstLineChars="0"/>
               <w:jc w:val="center"/>
               <w:textAlignment w:val="baseline"/>
               <w:rPr>
-                <w:rFonts w:ascii="宋体" w:eastAsia="宋体" w:hAnsi="宋体" w:cs="宋体"/>
+                <w:rFonts w:ascii="宋体" w:hAnsi="宋体" w:eastAsia="宋体" w:cs="宋体"/>
                 <w:sz w:val="20"/>
                 <w:szCs w:val="20"/>
               </w:rPr>
             </w:pPr>
             <w:r>
               <w:rPr>
-                <w:rFonts w:ascii="宋体" w:eastAsia="宋体" w:hAnsi="宋体" w:cs="宋体"/>
+                <w:rFonts w:ascii="宋体" w:hAnsi="宋体" w:eastAsia="宋体" w:cs="宋体"/>
                 <w:spacing w:val="7"/>
                 <w:sz w:val="20"/>
                 <w:szCs w:val="20"/>
@@ -1021,11 +1028,11 @@
               <w:adjustRightInd w:val="0"/>
               <w:snapToGrid w:val="0"/>
               <w:spacing w:before="175" w:line="228" w:lineRule="auto"/>
-              <w:ind w:left="0" w:right="0" w:firstLine="0" w:leftChars="0" w:rightChars="0" w:firstLineChars="0"/>
+              <w:ind w:left="0" w:leftChars="0" w:right="0" w:rightChars="0" w:firstLine="0" w:firstLineChars="0"/>
               <w:jc w:val="center"/>
               <w:textAlignment w:val="baseline"/>
               <w:rPr>
-                <w:rFonts w:ascii="宋体" w:eastAsia="宋体" w:hAnsi="宋体" w:cs="宋体" w:hint="eastAsia"/>
+                <w:rFonts w:hint="eastAsia" w:ascii="宋体" w:hAnsi="宋体" w:eastAsia="宋体" w:cs="宋体"/>
                 <w:spacing w:val="7"/>
                 <w:sz w:val="20"/>
                 <w:szCs w:val="20"/>
@@ -1034,7 +1041,7 @@
             </w:pPr>
             <w:r>
               <w:rPr>
-                <w:rFonts w:ascii="宋体" w:hAnsi="宋体" w:cs="宋体" w:hint="eastAsia"/>
+                <w:rFonts w:hint="eastAsia" w:ascii="宋体" w:hAnsi="宋体" w:cs="宋体"/>
                 <w:spacing w:val="7"/>
                 <w:sz w:val="20"/>
                 <w:szCs w:val="20"/>
@@ -1063,11 +1070,11 @@
               <w:adjustRightInd w:val="0"/>
               <w:snapToGrid w:val="0"/>
               <w:spacing w:before="175" w:line="228" w:lineRule="auto"/>
-              <w:ind w:left="0" w:right="0" w:firstLine="0" w:leftChars="0" w:rightChars="0" w:firstLineChars="0"/>
+              <w:ind w:left="0" w:leftChars="0" w:right="0" w:rightChars="0" w:firstLine="0" w:firstLineChars="0"/>
               <w:jc w:val="center"/>
               <w:textAlignment w:val="baseline"/>
               <w:rPr>
-                <w:rFonts w:ascii="宋体" w:hAnsi="宋体" w:cs="宋体" w:hint="default"/>
+                <w:rFonts w:hint="default" w:ascii="宋体" w:hAnsi="宋体" w:cs="宋体"/>
                 <w:spacing w:val="7"/>
                 <w:sz w:val="20"/>
                 <w:szCs w:val="20"/>
@@ -1076,7 +1083,7 @@
             </w:pPr>
             <w:r>
               <w:rPr>
-                <w:rFonts w:ascii="宋体" w:hAnsi="宋体" w:cs="宋体" w:hint="eastAsia"/>
+                <w:rFonts w:hint="eastAsia" w:ascii="宋体" w:hAnsi="宋体" w:cs="宋体"/>
                 <w:spacing w:val="7"/>
                 <w:sz w:val="20"/>
                 <w:szCs w:val="20"/>
@@ -1105,18 +1112,18 @@
               <w:adjustRightInd w:val="0"/>
               <w:snapToGrid w:val="0"/>
               <w:spacing w:before="176" w:line="229" w:lineRule="auto"/>
-              <w:ind w:left="0" w:right="0" w:firstLine="0" w:leftChars="0" w:rightChars="0" w:firstLineChars="0"/>
+              <w:ind w:left="0" w:leftChars="0" w:right="0" w:rightChars="0" w:firstLine="0" w:firstLineChars="0"/>
               <w:jc w:val="center"/>
               <w:textAlignment w:val="baseline"/>
               <w:rPr>
-                <w:rFonts w:ascii="宋体" w:eastAsia="宋体" w:hAnsi="宋体" w:cs="宋体"/>
+                <w:rFonts w:ascii="宋体" w:hAnsi="宋体" w:eastAsia="宋体" w:cs="宋体"/>
                 <w:sz w:val="20"/>
                 <w:szCs w:val="20"/>
               </w:rPr>
             </w:pPr>
             <w:r>
               <w:rPr>
-                <w:rFonts w:ascii="宋体" w:eastAsia="宋体" w:hAnsi="宋体" w:cs="宋体"/>
+                <w:rFonts w:ascii="宋体" w:hAnsi="宋体" w:eastAsia="宋体" w:cs="宋体"/>
                 <w:spacing w:val="7"/>
                 <w:sz w:val="20"/>
                 <w:szCs w:val="20"/>
@@ -1128,9 +1135,14 @@
       </w:tr>
       <w:tr>
         <w:tblPrEx>
-          <w:tblW w:w="8214" w:type="dxa"/>
-          <w:jc w:val="center"/>
-          <w:tblLayout w:type="fixed"/>
+          <w:tblBorders>
+            <w:top w:val="single" w:color="000000" w:sz="2" w:space="0"/>
+            <w:left w:val="single" w:color="000000" w:sz="2" w:space="0"/>
+            <w:bottom w:val="single" w:color="000000" w:sz="2" w:space="0"/>
+            <w:right w:val="single" w:color="000000" w:sz="2" w:space="0"/>
+            <w:insideH w:val="single" w:color="000000" w:sz="2" w:space="0"/>
+            <w:insideV w:val="single" w:color="000000" w:sz="2" w:space="0"/>
+          </w:tblBorders>
           <w:tblCellMar>
             <w:top w:w="0" w:type="dxa"/>
             <w:left w:w="0" w:type="dxa"/>
@@ -1139,7 +1151,7 @@
           </w:tblCellMar>
         </w:tblPrEx>
         <w:trPr>
-          <w:trHeight w:val="516"/>
+          <w:trHeight w:val="516" w:hRule="atLeast"/>
           <w:jc w:val="center"/>
         </w:trPr>
         <w:tc>
@@ -1161,11 +1173,11 @@
               <w:adjustRightInd w:val="0"/>
               <w:snapToGrid w:val="0"/>
               <w:spacing w:before="173" w:line="267" w:lineRule="exact"/>
-              <w:ind w:left="0" w:right="0" w:firstLine="0" w:leftChars="0" w:rightChars="0" w:firstLineChars="0"/>
+              <w:ind w:left="0" w:leftChars="0" w:right="0" w:rightChars="0" w:firstLine="0" w:firstLineChars="0"/>
               <w:jc w:val="center"/>
               <w:textAlignment w:val="baseline"/>
               <w:rPr>
-                <w:rFonts w:ascii="宋体" w:eastAsia="宋体" w:hAnsi="宋体" w:cs="宋体" w:hint="default"/>
+                <w:rFonts w:hint="default" w:ascii="宋体" w:hAnsi="宋体" w:eastAsia="宋体" w:cs="宋体"/>
                 <w:sz w:val="20"/>
                 <w:szCs w:val="20"/>
                 <w:lang w:val="en-US"/>
@@ -1173,7 +1185,7 @@
             </w:pPr>
             <w:r>
               <w:rPr>
-                <w:rFonts w:ascii="宋体" w:eastAsia="宋体" w:hAnsi="宋体" w:cs="宋体"/>
+                <w:rFonts w:ascii="宋体" w:hAnsi="宋体" w:eastAsia="宋体" w:cs="宋体"/>
                 <w:spacing w:val="3"/>
                 <w:position w:val="1"/>
                 <w:sz w:val="20"/>
@@ -1183,7 +1195,7 @@
             </w:r>
             <w:r>
               <w:rPr>
-                <w:rFonts w:ascii="宋体" w:hAnsi="宋体" w:cs="宋体" w:hint="eastAsia"/>
+                <w:rFonts w:hint="eastAsia" w:ascii="宋体" w:hAnsi="宋体" w:cs="宋体"/>
                 <w:spacing w:val="3"/>
                 <w:position w:val="1"/>
                 <w:sz w:val="20"/>
@@ -1194,7 +1206,7 @@
             </w:r>
             <w:r>
               <w:rPr>
-                <w:rFonts w:ascii="宋体" w:eastAsia="宋体" w:hAnsi="宋体" w:cs="宋体"/>
+                <w:rFonts w:ascii="宋体" w:hAnsi="宋体" w:eastAsia="宋体" w:cs="宋体"/>
                 <w:spacing w:val="3"/>
                 <w:position w:val="1"/>
                 <w:sz w:val="20"/>
@@ -1204,7 +1216,7 @@
             </w:r>
             <w:r>
               <w:rPr>
-                <w:rFonts w:ascii="宋体" w:hAnsi="宋体" w:cs="宋体" w:hint="eastAsia"/>
+                <w:rFonts w:hint="eastAsia" w:ascii="宋体" w:hAnsi="宋体" w:cs="宋体"/>
                 <w:spacing w:val="3"/>
                 <w:position w:val="1"/>
                 <w:sz w:val="20"/>
@@ -1234,18 +1246,18 @@
               <w:adjustRightInd w:val="0"/>
               <w:snapToGrid w:val="0"/>
               <w:spacing w:before="173" w:line="267" w:lineRule="exact"/>
-              <w:ind w:left="0" w:right="0" w:firstLine="0" w:leftChars="0" w:rightChars="0" w:firstLineChars="0"/>
+              <w:ind w:left="0" w:leftChars="0" w:right="0" w:rightChars="0" w:firstLine="0" w:firstLineChars="0"/>
               <w:jc w:val="center"/>
               <w:textAlignment w:val="baseline"/>
               <w:rPr>
-                <w:rFonts w:ascii="宋体" w:eastAsia="宋体" w:hAnsi="宋体" w:cs="宋体"/>
+                <w:rFonts w:ascii="宋体" w:hAnsi="宋体" w:eastAsia="宋体" w:cs="宋体"/>
                 <w:sz w:val="20"/>
                 <w:szCs w:val="20"/>
               </w:rPr>
             </w:pPr>
             <w:r>
               <w:rPr>
-                <w:rFonts w:ascii="宋体" w:eastAsia="宋体" w:hAnsi="宋体" w:cs="宋体"/>
+                <w:rFonts w:ascii="宋体" w:hAnsi="宋体" w:eastAsia="宋体" w:cs="宋体"/>
                 <w:spacing w:val="4"/>
                 <w:position w:val="1"/>
                 <w:sz w:val="20"/>
@@ -1255,7 +1267,7 @@
             </w:r>
             <w:r>
               <w:rPr>
-                <w:rFonts w:ascii="宋体" w:hAnsi="宋体" w:cs="宋体" w:hint="eastAsia"/>
+                <w:rFonts w:hint="eastAsia" w:ascii="宋体" w:hAnsi="宋体" w:cs="宋体"/>
                 <w:spacing w:val="4"/>
                 <w:position w:val="1"/>
                 <w:sz w:val="20"/>
@@ -1266,7 +1278,7 @@
             </w:r>
             <w:r>
               <w:rPr>
-                <w:rFonts w:ascii="宋体" w:eastAsia="宋体" w:hAnsi="宋体" w:cs="宋体"/>
+                <w:rFonts w:ascii="宋体" w:hAnsi="宋体" w:eastAsia="宋体" w:cs="宋体"/>
                 <w:spacing w:val="4"/>
                 <w:position w:val="1"/>
                 <w:sz w:val="20"/>
@@ -1295,18 +1307,18 @@
               <w:adjustRightInd w:val="0"/>
               <w:snapToGrid w:val="0"/>
               <w:spacing w:before="172" w:line="228" w:lineRule="auto"/>
-              <w:ind w:left="0" w:right="0" w:firstLine="0" w:leftChars="0" w:rightChars="0" w:firstLineChars="0"/>
+              <w:ind w:left="0" w:leftChars="0" w:right="0" w:rightChars="0" w:firstLine="0" w:firstLineChars="0"/>
               <w:jc w:val="center"/>
               <w:textAlignment w:val="baseline"/>
               <w:rPr>
-                <w:rFonts w:ascii="宋体" w:eastAsia="宋体" w:hAnsi="宋体" w:cs="宋体"/>
+                <w:rFonts w:ascii="宋体" w:hAnsi="宋体" w:eastAsia="宋体" w:cs="宋体"/>
                 <w:sz w:val="20"/>
                 <w:szCs w:val="20"/>
               </w:rPr>
             </w:pPr>
             <w:r>
               <w:rPr>
-                <w:rFonts w:ascii="宋体" w:eastAsia="宋体" w:hAnsi="宋体" w:cs="宋体"/>
+                <w:rFonts w:ascii="宋体" w:hAnsi="宋体" w:eastAsia="宋体" w:cs="宋体"/>
                 <w:spacing w:val="200"/>
                 <w:kern w:val="0"/>
                 <w:sz w:val="20"/>
@@ -1316,7 +1328,7 @@
             </w:r>
             <w:r>
               <w:rPr>
-                <w:rFonts w:ascii="宋体" w:eastAsia="宋体" w:hAnsi="宋体" w:cs="宋体"/>
+                <w:rFonts w:ascii="宋体" w:hAnsi="宋体" w:eastAsia="宋体" w:cs="宋体"/>
                 <w:spacing w:val="0"/>
                 <w:kern w:val="0"/>
                 <w:sz w:val="20"/>
@@ -1345,11 +1357,11 @@
               <w:adjustRightInd w:val="0"/>
               <w:snapToGrid w:val="0"/>
               <w:spacing w:before="173" w:line="229" w:lineRule="auto"/>
-              <w:ind w:left="0" w:right="0" w:firstLine="0" w:leftChars="0" w:rightChars="0" w:firstLineChars="0"/>
+              <w:ind w:left="0" w:leftChars="0" w:right="0" w:rightChars="0" w:firstLine="0" w:firstLineChars="0"/>
               <w:jc w:val="center"/>
               <w:textAlignment w:val="baseline"/>
               <w:rPr>
-                <w:rFonts w:ascii="宋体" w:eastAsia="宋体" w:hAnsi="宋体" w:cs="宋体"/>
+                <w:rFonts w:ascii="宋体" w:hAnsi="宋体" w:eastAsia="宋体" w:cs="宋体"/>
                 <w:spacing w:val="200"/>
                 <w:kern w:val="0"/>
                 <w:sz w:val="20"/>
@@ -1358,14 +1370,14 @@
             </w:pPr>
             <w:r>
               <w:rPr>
-                <w:rFonts w:asciiTheme="minorAscii" w:eastAsiaTheme="minorEastAsia" w:hAnsiTheme="minorAscii" w:hint="eastAsia"/>
+                <w:rFonts w:hint="eastAsia" w:asciiTheme="minorAscii" w:hAnsiTheme="minorAscii" w:eastAsiaTheme="minorEastAsia"/>
                 <w:spacing w:val="0"/>
                 <w:kern w:val="0"/>
                 <w:sz w:val="21"/>
                 <w:vertAlign w:val="baseline"/>
                 <w:lang w:val="en-US" w:eastAsia="zh-CN"/>
               </w:rPr>
-              <w:t>强宇涛</w:t>
+              <w:t>程方</w:t>
             </w:r>
           </w:p>
         </w:tc>
@@ -1388,11 +1400,11 @@
               <w:adjustRightInd w:val="0"/>
               <w:snapToGrid w:val="0"/>
               <w:spacing w:before="172" w:line="228" w:lineRule="auto"/>
-              <w:ind w:left="0" w:right="0" w:firstLine="0" w:leftChars="0" w:rightChars="0" w:firstLineChars="0"/>
+              <w:ind w:left="0" w:leftChars="0" w:right="0" w:rightChars="0" w:firstLine="0" w:firstLineChars="0"/>
               <w:jc w:val="center"/>
               <w:textAlignment w:val="baseline"/>
               <w:rPr>
-                <w:rFonts w:ascii="宋体" w:eastAsia="宋体" w:hAnsi="宋体" w:cs="宋体"/>
+                <w:rFonts w:ascii="宋体" w:hAnsi="宋体" w:eastAsia="宋体" w:cs="宋体"/>
                 <w:spacing w:val="200"/>
                 <w:kern w:val="0"/>
                 <w:sz w:val="20"/>
@@ -1401,13 +1413,13 @@
             </w:pPr>
             <w:r>
               <w:rPr>
-                <w:rFonts w:ascii="宋体" w:eastAsia="宋体" w:hAnsi="宋体" w:cs="宋体" w:hint="eastAsia"/>
+                <w:rFonts w:hint="eastAsia" w:ascii="宋体" w:hAnsi="宋体" w:eastAsia="宋体" w:cs="宋体"/>
                 <w:spacing w:val="0"/>
                 <w:kern w:val="0"/>
                 <w:sz w:val="20"/>
                 <w:szCs w:val="20"/>
               </w:rPr>
-              <w:t>陈凯</w:t>
+              <w:t>茅建根</w:t>
             </w:r>
           </w:p>
         </w:tc>
@@ -1430,18 +1442,18 @@
               <w:adjustRightInd w:val="0"/>
               <w:snapToGrid w:val="0"/>
               <w:spacing w:before="173" w:line="229" w:lineRule="auto"/>
-              <w:ind w:left="0" w:right="0" w:firstLine="0" w:leftChars="0" w:rightChars="0" w:firstLineChars="0"/>
+              <w:ind w:left="0" w:leftChars="0" w:right="0" w:rightChars="0" w:firstLine="0" w:firstLineChars="0"/>
               <w:jc w:val="center"/>
               <w:textAlignment w:val="baseline"/>
               <w:rPr>
-                <w:rFonts w:ascii="宋体" w:eastAsia="宋体" w:hAnsi="宋体" w:cs="宋体"/>
+                <w:rFonts w:ascii="宋体" w:hAnsi="宋体" w:eastAsia="宋体" w:cs="宋体"/>
                 <w:sz w:val="20"/>
                 <w:szCs w:val="20"/>
               </w:rPr>
             </w:pPr>
             <w:r>
               <w:rPr>
-                <w:rFonts w:asciiTheme="minorAscii" w:eastAsiaTheme="minorEastAsia" w:hAnsiTheme="minorAscii" w:hint="eastAsia"/>
+                <w:rFonts w:hint="eastAsia" w:asciiTheme="minorAscii" w:hAnsiTheme="minorAscii" w:eastAsiaTheme="minorEastAsia"/>
                 <w:spacing w:val="0"/>
                 <w:kern w:val="0"/>
                 <w:sz w:val="21"/>
@@ -1455,9 +1467,14 @@
       </w:tr>
       <w:tr>
         <w:tblPrEx>
-          <w:tblW w:w="8214" w:type="dxa"/>
-          <w:jc w:val="center"/>
-          <w:tblLayout w:type="fixed"/>
+          <w:tblBorders>
+            <w:top w:val="single" w:color="000000" w:sz="2" w:space="0"/>
+            <w:left w:val="single" w:color="000000" w:sz="2" w:space="0"/>
+            <w:bottom w:val="single" w:color="000000" w:sz="2" w:space="0"/>
+            <w:right w:val="single" w:color="000000" w:sz="2" w:space="0"/>
+            <w:insideH w:val="single" w:color="000000" w:sz="2" w:space="0"/>
+            <w:insideV w:val="single" w:color="000000" w:sz="2" w:space="0"/>
+          </w:tblBorders>
           <w:tblCellMar>
             <w:top w:w="0" w:type="dxa"/>
             <w:left w:w="0" w:type="dxa"/>
@@ -1466,7 +1483,7 @@
           </w:tblCellMar>
         </w:tblPrEx>
         <w:trPr>
-          <w:trHeight w:val="556"/>
+          <w:trHeight w:val="556" w:hRule="atLeast"/>
           <w:jc w:val="center"/>
         </w:trPr>
         <w:tc>
@@ -1489,11 +1506,11 @@
               <w:adjustRightInd w:val="0"/>
               <w:snapToGrid w:val="0"/>
               <w:spacing w:before="173" w:line="267" w:lineRule="exact"/>
-              <w:ind w:left="0" w:right="0" w:firstLine="0" w:leftChars="0" w:rightChars="0" w:firstLineChars="0"/>
+              <w:ind w:left="0" w:leftChars="0" w:right="0" w:rightChars="0" w:firstLine="0" w:firstLineChars="0"/>
               <w:jc w:val="center"/>
               <w:textAlignment w:val="baseline"/>
               <w:rPr>
-                <w:rFonts w:ascii="宋体" w:eastAsia="宋体" w:hAnsi="宋体" w:cs="宋体" w:hint="default"/>
+                <w:rFonts w:hint="default" w:ascii="宋体" w:hAnsi="宋体" w:eastAsia="宋体" w:cs="宋体"/>
                 <w:snapToGrid w:val="0"/>
                 <w:color w:val="000000"/>
                 <w:kern w:val="0"/>
@@ -1524,11 +1541,11 @@
               <w:adjustRightInd w:val="0"/>
               <w:snapToGrid w:val="0"/>
               <w:spacing w:before="173" w:line="267" w:lineRule="exact"/>
-              <w:ind w:left="0" w:right="0" w:firstLine="0" w:leftChars="0" w:rightChars="0" w:firstLineChars="0"/>
+              <w:ind w:left="0" w:leftChars="0" w:right="0" w:rightChars="0" w:firstLine="0" w:firstLineChars="0"/>
               <w:jc w:val="center"/>
               <w:textAlignment w:val="baseline"/>
               <w:rPr>
-                <w:rFonts w:ascii="宋体" w:eastAsia="宋体" w:hAnsi="宋体" w:cs="宋体"/>
+                <w:rFonts w:ascii="宋体" w:hAnsi="宋体" w:eastAsia="宋体" w:cs="宋体"/>
                 <w:snapToGrid w:val="0"/>
                 <w:color w:val="000000"/>
                 <w:kern w:val="0"/>
@@ -1559,11 +1576,11 @@
               <w:adjustRightInd w:val="0"/>
               <w:snapToGrid w:val="0"/>
               <w:spacing w:before="172" w:line="228" w:lineRule="auto"/>
-              <w:ind w:left="0" w:right="0" w:firstLine="0" w:leftChars="0" w:rightChars="0" w:firstLineChars="0"/>
+              <w:ind w:left="0" w:leftChars="0" w:right="0" w:rightChars="0" w:firstLine="0" w:firstLineChars="0"/>
               <w:jc w:val="center"/>
               <w:textAlignment w:val="baseline"/>
               <w:rPr>
-                <w:rFonts w:ascii="宋体" w:eastAsia="宋体" w:hAnsi="宋体" w:cs="宋体" w:hint="default"/>
+                <w:rFonts w:hint="default" w:ascii="宋体" w:hAnsi="宋体" w:eastAsia="宋体" w:cs="宋体"/>
                 <w:snapToGrid w:val="0"/>
                 <w:color w:val="000000"/>
                 <w:kern w:val="0"/>
@@ -1594,11 +1611,11 @@
               <w:adjustRightInd w:val="0"/>
               <w:snapToGrid w:val="0"/>
               <w:spacing w:before="173" w:line="229" w:lineRule="auto"/>
-              <w:ind w:left="0" w:right="0" w:firstLine="0" w:leftChars="0" w:rightChars="0" w:firstLineChars="0"/>
+              <w:ind w:left="0" w:leftChars="0" w:right="0" w:rightChars="0" w:firstLine="0" w:firstLineChars="0"/>
               <w:jc w:val="center"/>
               <w:textAlignment w:val="baseline"/>
               <w:rPr>
-                <w:rFonts w:ascii="宋体" w:eastAsia="宋体" w:hAnsi="宋体" w:cs="宋体"/>
+                <w:rFonts w:ascii="宋体" w:hAnsi="宋体" w:eastAsia="宋体" w:cs="宋体"/>
                 <w:snapToGrid w:val="0"/>
                 <w:color w:val="000000"/>
                 <w:spacing w:val="200"/>
@@ -1630,11 +1647,11 @@
               <w:adjustRightInd w:val="0"/>
               <w:snapToGrid w:val="0"/>
               <w:spacing w:before="172" w:line="228" w:lineRule="auto"/>
-              <w:ind w:left="0" w:right="0" w:firstLine="0" w:leftChars="0" w:rightChars="0" w:firstLineChars="0"/>
+              <w:ind w:left="0" w:leftChars="0" w:right="0" w:rightChars="0" w:firstLine="0" w:firstLineChars="0"/>
               <w:jc w:val="center"/>
               <w:textAlignment w:val="baseline"/>
               <w:rPr>
-                <w:rFonts w:ascii="宋体" w:eastAsia="宋体" w:hAnsi="宋体" w:cs="宋体"/>
+                <w:rFonts w:ascii="宋体" w:hAnsi="宋体" w:eastAsia="宋体" w:cs="宋体"/>
                 <w:snapToGrid w:val="0"/>
                 <w:color w:val="000000"/>
                 <w:spacing w:val="200"/>
@@ -1666,11 +1683,11 @@
               <w:adjustRightInd w:val="0"/>
               <w:snapToGrid w:val="0"/>
               <w:spacing w:before="173" w:line="229" w:lineRule="auto"/>
-              <w:ind w:left="0" w:right="0" w:firstLine="0" w:leftChars="0" w:rightChars="0" w:firstLineChars="0"/>
+              <w:ind w:left="0" w:leftChars="0" w:right="0" w:rightChars="0" w:firstLine="0" w:firstLineChars="0"/>
               <w:jc w:val="center"/>
               <w:textAlignment w:val="baseline"/>
               <w:rPr>
-                <w:rFonts w:ascii="宋体" w:eastAsia="宋体" w:hAnsi="宋体" w:cs="宋体"/>
+                <w:rFonts w:ascii="宋体" w:hAnsi="宋体" w:eastAsia="宋体" w:cs="宋体"/>
                 <w:snapToGrid w:val="0"/>
                 <w:color w:val="000000"/>
                 <w:kern w:val="0"/>
@@ -1684,9 +1701,14 @@
       </w:tr>
       <w:tr>
         <w:tblPrEx>
-          <w:tblW w:w="8214" w:type="dxa"/>
-          <w:jc w:val="center"/>
-          <w:tblLayout w:type="fixed"/>
+          <w:tblBorders>
+            <w:top w:val="single" w:color="000000" w:sz="2" w:space="0"/>
+            <w:left w:val="single" w:color="000000" w:sz="2" w:space="0"/>
+            <w:bottom w:val="single" w:color="000000" w:sz="2" w:space="0"/>
+            <w:right w:val="single" w:color="000000" w:sz="2" w:space="0"/>
+            <w:insideH w:val="single" w:color="000000" w:sz="2" w:space="0"/>
+            <w:insideV w:val="single" w:color="000000" w:sz="2" w:space="0"/>
+          </w:tblBorders>
           <w:tblCellMar>
             <w:top w:w="0" w:type="dxa"/>
             <w:left w:w="0" w:type="dxa"/>
@@ -1695,7 +1717,7 @@
           </w:tblCellMar>
         </w:tblPrEx>
         <w:trPr>
-          <w:trHeight w:val="556"/>
+          <w:trHeight w:val="556" w:hRule="atLeast"/>
           <w:jc w:val="center"/>
         </w:trPr>
         <w:tc>
@@ -1704,7 +1726,7 @@
           </w:tcPr>
           <w:p>
             <w:pPr>
-              <w:pStyle w:val="TableText"/>
+              <w:pStyle w:val="27"/>
               <w:keepNext w:val="0"/>
               <w:keepLines w:val="0"/>
               <w:pageBreakBefore w:val="0"/>
@@ -1717,7 +1739,7 @@
               <w:bidi w:val="0"/>
               <w:adjustRightInd w:val="0"/>
               <w:snapToGrid w:val="0"/>
-              <w:ind w:left="0" w:right="0" w:firstLine="0" w:leftChars="0" w:rightChars="0" w:firstLineChars="0"/>
+              <w:ind w:left="0" w:leftChars="0" w:right="0" w:rightChars="0" w:firstLine="0" w:firstLineChars="0"/>
               <w:jc w:val="center"/>
               <w:textAlignment w:val="baseline"/>
             </w:pPr>
@@ -1729,7 +1751,7 @@
           </w:tcPr>
           <w:p>
             <w:pPr>
-              <w:pStyle w:val="TableText"/>
+              <w:pStyle w:val="27"/>
               <w:keepNext w:val="0"/>
               <w:keepLines w:val="0"/>
               <w:pageBreakBefore w:val="0"/>
@@ -1742,7 +1764,7 @@
               <w:bidi w:val="0"/>
               <w:adjustRightInd w:val="0"/>
               <w:snapToGrid w:val="0"/>
-              <w:ind w:left="0" w:right="0" w:firstLine="0" w:leftChars="0" w:rightChars="0" w:firstLineChars="0"/>
+              <w:ind w:left="0" w:leftChars="0" w:right="0" w:rightChars="0" w:firstLine="0" w:firstLineChars="0"/>
               <w:jc w:val="center"/>
               <w:textAlignment w:val="baseline"/>
             </w:pPr>
@@ -1754,7 +1776,7 @@
           </w:tcPr>
           <w:p>
             <w:pPr>
-              <w:pStyle w:val="TableText"/>
+              <w:pStyle w:val="27"/>
               <w:keepNext w:val="0"/>
               <w:keepLines w:val="0"/>
               <w:pageBreakBefore w:val="0"/>
@@ -1767,7 +1789,7 @@
               <w:bidi w:val="0"/>
               <w:adjustRightInd w:val="0"/>
               <w:snapToGrid w:val="0"/>
-              <w:ind w:left="0" w:right="0" w:firstLine="0" w:leftChars="0" w:rightChars="0" w:firstLineChars="0"/>
+              <w:ind w:left="0" w:leftChars="0" w:right="0" w:rightChars="0" w:firstLine="0" w:firstLineChars="0"/>
               <w:jc w:val="center"/>
               <w:textAlignment w:val="baseline"/>
             </w:pPr>
@@ -1779,7 +1801,7 @@
           </w:tcPr>
           <w:p>
             <w:pPr>
-              <w:pStyle w:val="TableText"/>
+              <w:pStyle w:val="27"/>
               <w:keepNext w:val="0"/>
               <w:keepLines w:val="0"/>
               <w:pageBreakBefore w:val="0"/>
@@ -1792,7 +1814,7 @@
               <w:bidi w:val="0"/>
               <w:adjustRightInd w:val="0"/>
               <w:snapToGrid w:val="0"/>
-              <w:ind w:left="0" w:right="0" w:firstLine="0" w:leftChars="0" w:rightChars="0" w:firstLineChars="0"/>
+              <w:ind w:left="0" w:leftChars="0" w:right="0" w:rightChars="0" w:firstLine="0" w:firstLineChars="0"/>
               <w:jc w:val="center"/>
               <w:textAlignment w:val="baseline"/>
             </w:pPr>
@@ -1804,7 +1826,7 @@
           </w:tcPr>
           <w:p>
             <w:pPr>
-              <w:pStyle w:val="TableText"/>
+              <w:pStyle w:val="27"/>
               <w:keepNext w:val="0"/>
               <w:keepLines w:val="0"/>
               <w:pageBreakBefore w:val="0"/>
@@ -1817,7 +1839,7 @@
               <w:bidi w:val="0"/>
               <w:adjustRightInd w:val="0"/>
               <w:snapToGrid w:val="0"/>
-              <w:ind w:left="0" w:right="0" w:firstLine="0" w:leftChars="0" w:rightChars="0" w:firstLineChars="0"/>
+              <w:ind w:left="0" w:leftChars="0" w:right="0" w:rightChars="0" w:firstLine="0" w:firstLineChars="0"/>
               <w:jc w:val="center"/>
               <w:textAlignment w:val="baseline"/>
             </w:pPr>
@@ -1829,7 +1851,7 @@
           </w:tcPr>
           <w:p>
             <w:pPr>
-              <w:pStyle w:val="TableText"/>
+              <w:pStyle w:val="27"/>
               <w:keepNext w:val="0"/>
               <w:keepLines w:val="0"/>
               <w:pageBreakBefore w:val="0"/>
@@ -1842,7 +1864,7 @@
               <w:bidi w:val="0"/>
               <w:adjustRightInd w:val="0"/>
               <w:snapToGrid w:val="0"/>
-              <w:ind w:left="0" w:right="0" w:firstLine="0" w:leftChars="0" w:rightChars="0" w:firstLineChars="0"/>
+              <w:ind w:left="0" w:leftChars="0" w:right="0" w:rightChars="0" w:firstLine="0" w:firstLineChars="0"/>
               <w:jc w:val="center"/>
               <w:textAlignment w:val="baseline"/>
             </w:pPr>
@@ -1851,9 +1873,14 @@
       </w:tr>
       <w:tr>
         <w:tblPrEx>
-          <w:tblW w:w="8214" w:type="dxa"/>
-          <w:jc w:val="center"/>
-          <w:tblLayout w:type="fixed"/>
+          <w:tblBorders>
+            <w:top w:val="single" w:color="000000" w:sz="2" w:space="0"/>
+            <w:left w:val="single" w:color="000000" w:sz="2" w:space="0"/>
+            <w:bottom w:val="single" w:color="000000" w:sz="2" w:space="0"/>
+            <w:right w:val="single" w:color="000000" w:sz="2" w:space="0"/>
+            <w:insideH w:val="single" w:color="000000" w:sz="2" w:space="0"/>
+            <w:insideV w:val="single" w:color="000000" w:sz="2" w:space="0"/>
+          </w:tblBorders>
           <w:tblCellMar>
             <w:top w:w="0" w:type="dxa"/>
             <w:left w:w="0" w:type="dxa"/>
@@ -1862,7 +1889,7 @@
           </w:tblCellMar>
         </w:tblPrEx>
         <w:trPr>
-          <w:trHeight w:val="557"/>
+          <w:trHeight w:val="557" w:hRule="atLeast"/>
           <w:jc w:val="center"/>
         </w:trPr>
         <w:tc>
@@ -1871,7 +1898,7 @@
           </w:tcPr>
           <w:p>
             <w:pPr>
-              <w:pStyle w:val="TableText"/>
+              <w:pStyle w:val="27"/>
               <w:keepNext w:val="0"/>
               <w:keepLines w:val="0"/>
               <w:pageBreakBefore w:val="0"/>
@@ -1884,7 +1911,7 @@
               <w:bidi w:val="0"/>
               <w:adjustRightInd w:val="0"/>
               <w:snapToGrid w:val="0"/>
-              <w:ind w:left="0" w:right="0" w:firstLine="0" w:leftChars="0" w:rightChars="0" w:firstLineChars="0"/>
+              <w:ind w:left="0" w:leftChars="0" w:right="0" w:rightChars="0" w:firstLine="0" w:firstLineChars="0"/>
               <w:jc w:val="center"/>
               <w:textAlignment w:val="baseline"/>
             </w:pPr>
@@ -1896,7 +1923,7 @@
           </w:tcPr>
           <w:p>
             <w:pPr>
-              <w:pStyle w:val="TableText"/>
+              <w:pStyle w:val="27"/>
               <w:keepNext w:val="0"/>
               <w:keepLines w:val="0"/>
               <w:pageBreakBefore w:val="0"/>
@@ -1909,7 +1936,7 @@
               <w:bidi w:val="0"/>
               <w:adjustRightInd w:val="0"/>
               <w:snapToGrid w:val="0"/>
-              <w:ind w:left="0" w:right="0" w:firstLine="0" w:leftChars="0" w:rightChars="0" w:firstLineChars="0"/>
+              <w:ind w:left="0" w:leftChars="0" w:right="0" w:rightChars="0" w:firstLine="0" w:firstLineChars="0"/>
               <w:jc w:val="center"/>
               <w:textAlignment w:val="baseline"/>
             </w:pPr>
@@ -1921,7 +1948,7 @@
           </w:tcPr>
           <w:p>
             <w:pPr>
-              <w:pStyle w:val="TableText"/>
+              <w:pStyle w:val="27"/>
               <w:keepNext w:val="0"/>
               <w:keepLines w:val="0"/>
               <w:pageBreakBefore w:val="0"/>
@@ -1934,7 +1961,7 @@
               <w:bidi w:val="0"/>
               <w:adjustRightInd w:val="0"/>
               <w:snapToGrid w:val="0"/>
-              <w:ind w:left="0" w:right="0" w:firstLine="0" w:leftChars="0" w:rightChars="0" w:firstLineChars="0"/>
+              <w:ind w:left="0" w:leftChars="0" w:right="0" w:rightChars="0" w:firstLine="0" w:firstLineChars="0"/>
               <w:jc w:val="center"/>
               <w:textAlignment w:val="baseline"/>
             </w:pPr>
@@ -1946,7 +1973,7 @@
           </w:tcPr>
           <w:p>
             <w:pPr>
-              <w:pStyle w:val="TableText"/>
+              <w:pStyle w:val="27"/>
               <w:keepNext w:val="0"/>
               <w:keepLines w:val="0"/>
               <w:pageBreakBefore w:val="0"/>
@@ -1959,7 +1986,7 @@
               <w:bidi w:val="0"/>
               <w:adjustRightInd w:val="0"/>
               <w:snapToGrid w:val="0"/>
-              <w:ind w:left="0" w:right="0" w:firstLine="0" w:leftChars="0" w:rightChars="0" w:firstLineChars="0"/>
+              <w:ind w:left="0" w:leftChars="0" w:right="0" w:rightChars="0" w:firstLine="0" w:firstLineChars="0"/>
               <w:jc w:val="center"/>
               <w:textAlignment w:val="baseline"/>
             </w:pPr>
@@ -1971,7 +1998,7 @@
           </w:tcPr>
           <w:p>
             <w:pPr>
-              <w:pStyle w:val="TableText"/>
+              <w:pStyle w:val="27"/>
               <w:keepNext w:val="0"/>
               <w:keepLines w:val="0"/>
               <w:pageBreakBefore w:val="0"/>
@@ -1984,7 +2011,7 @@
               <w:bidi w:val="0"/>
               <w:adjustRightInd w:val="0"/>
               <w:snapToGrid w:val="0"/>
-              <w:ind w:left="0" w:right="0" w:firstLine="0" w:leftChars="0" w:rightChars="0" w:firstLineChars="0"/>
+              <w:ind w:left="0" w:leftChars="0" w:right="0" w:rightChars="0" w:firstLine="0" w:firstLineChars="0"/>
               <w:jc w:val="center"/>
               <w:textAlignment w:val="baseline"/>
             </w:pPr>
@@ -1996,7 +2023,7 @@
           </w:tcPr>
           <w:p>
             <w:pPr>
-              <w:pStyle w:val="TableText"/>
+              <w:pStyle w:val="27"/>
               <w:keepNext w:val="0"/>
               <w:keepLines w:val="0"/>
               <w:pageBreakBefore w:val="0"/>
@@ -2009,7 +2036,7 @@
               <w:bidi w:val="0"/>
               <w:adjustRightInd w:val="0"/>
               <w:snapToGrid w:val="0"/>
-              <w:ind w:left="0" w:right="0" w:firstLine="0" w:leftChars="0" w:rightChars="0" w:firstLineChars="0"/>
+              <w:ind w:left="0" w:leftChars="0" w:right="0" w:rightChars="0" w:firstLine="0" w:firstLineChars="0"/>
               <w:jc w:val="center"/>
               <w:textAlignment w:val="baseline"/>
             </w:pPr>
@@ -2037,13 +2064,11 @@
       <w:r>
         <w:br w:type="page"/>
       </w:r>
-      <w:bookmarkStart w:id="2" w:name="_GoBack"/>
-      <w:bookmarkEnd w:id="2"/>
     </w:p>
     <w:sdt>
       <w:sdtPr>
         <w:rPr>
-          <w:rFonts w:ascii="宋体" w:eastAsia="宋体" w:hAnsi="宋体" w:cs="Arial"/>
+          <w:rFonts w:ascii="宋体" w:hAnsi="宋体" w:eastAsia="宋体" w:cs="Arial"/>
           <w:snapToGrid w:val="0"/>
           <w:color w:val="000000"/>
           <w:kern w:val="0"/>
@@ -2059,7 +2084,7 @@
       </w:sdtPr>
       <w:sdtEndPr>
         <w:rPr>
-          <w:rFonts w:ascii="宋体" w:eastAsia="宋体" w:hAnsi="宋体" w:cs="宋体" w:hint="eastAsia"/>
+          <w:rFonts w:hint="eastAsia" w:ascii="宋体" w:hAnsi="宋体" w:eastAsia="宋体" w:cs="宋体"/>
           <w:snapToGrid w:val="0"/>
           <w:color w:val="000000"/>
           <w:kern w:val="0"/>
@@ -2085,18 +2110,18 @@
             <w:adjustRightInd w:val="0"/>
             <w:snapToGrid w:val="0"/>
             <w:spacing w:before="0" w:beforeLines="0" w:after="0" w:afterLines="0" w:line="240" w:lineRule="auto"/>
-            <w:ind w:left="0" w:right="0" w:firstLine="0" w:leftChars="0" w:rightChars="0" w:firstLineChars="0"/>
+            <w:ind w:left="0" w:leftChars="0" w:right="0" w:rightChars="0" w:firstLine="0" w:firstLineChars="0"/>
             <w:jc w:val="center"/>
             <w:textAlignment w:val="baseline"/>
             <w:rPr>
-              <w:rFonts w:ascii="宋体" w:eastAsia="宋体" w:hAnsi="宋体" w:cs="宋体" w:hint="eastAsia"/>
+              <w:rFonts w:hint="eastAsia" w:ascii="宋体" w:hAnsi="宋体" w:eastAsia="宋体" w:cs="宋体"/>
               <w:sz w:val="24"/>
               <w:szCs w:val="24"/>
             </w:rPr>
           </w:pPr>
           <w:r>
             <w:rPr>
-              <w:rFonts w:ascii="宋体" w:eastAsia="宋体" w:hAnsi="宋体" w:cs="宋体" w:hint="eastAsia"/>
+              <w:rFonts w:hint="eastAsia" w:ascii="宋体" w:hAnsi="宋体" w:eastAsia="宋体" w:cs="宋体"/>
               <w:sz w:val="24"/>
               <w:szCs w:val="24"/>
             </w:rPr>
@@ -2105,14 +2130,16 @@
         </w:p>
         <w:p>
           <w:pPr>
-            <w:pStyle w:val="TOC1"/>
+            <w:pStyle w:val="16"/>
             <w:tabs>
               <w:tab w:val="right" w:leader="dot" w:pos="8306"/>
             </w:tabs>
           </w:pPr>
-          <w:r>
-            <w:rPr>
-              <w:rFonts w:ascii="宋体" w:eastAsia="宋体" w:hAnsi="宋体" w:cs="宋体" w:hint="eastAsia"/>
+          <w:bookmarkStart w:id="28" w:name="_GoBack"/>
+          <w:bookmarkEnd w:id="28"/>
+          <w:r>
+            <w:rPr>
+              <w:rFonts w:hint="eastAsia" w:ascii="宋体" w:hAnsi="宋体" w:eastAsia="宋体" w:cs="宋体"/>
               <w:sz w:val="24"/>
               <w:szCs w:val="24"/>
             </w:rPr>
@@ -2120,7 +2147,7 @@
           </w:r>
           <w:r>
             <w:rPr>
-              <w:rFonts w:ascii="宋体" w:eastAsia="宋体" w:hAnsi="宋体" w:cs="宋体" w:hint="eastAsia"/>
+              <w:rFonts w:hint="eastAsia" w:ascii="宋体" w:hAnsi="宋体" w:eastAsia="宋体" w:cs="宋体"/>
               <w:sz w:val="24"/>
               <w:szCs w:val="24"/>
             </w:rPr>
@@ -2128,7 +2155,7 @@
           </w:r>
           <w:r>
             <w:rPr>
-              <w:rFonts w:ascii="宋体" w:eastAsia="宋体" w:hAnsi="宋体" w:cs="宋体" w:hint="eastAsia"/>
+              <w:rFonts w:hint="eastAsia" w:ascii="宋体" w:hAnsi="宋体" w:eastAsia="宋体" w:cs="宋体"/>
               <w:sz w:val="24"/>
               <w:szCs w:val="24"/>
             </w:rPr>
@@ -2136,21 +2163,21 @@
           </w:r>
           <w:r>
             <w:rPr>
-              <w:rFonts w:ascii="宋体" w:eastAsia="宋体" w:hAnsi="宋体" w:cs="宋体" w:hint="eastAsia"/>
+              <w:rFonts w:hint="eastAsia" w:ascii="宋体" w:hAnsi="宋体" w:eastAsia="宋体" w:cs="宋体"/>
               <w:szCs w:val="24"/>
             </w:rPr>
             <w:fldChar w:fldCharType="begin"/>
           </w:r>
           <w:r>
             <w:rPr>
-              <w:rFonts w:ascii="宋体" w:eastAsia="宋体" w:hAnsi="宋体" w:cs="宋体" w:hint="eastAsia"/>
-              <w:szCs w:val="24"/>
-            </w:rPr>
-            <w:instrText xml:space="preserve"> HYPERLINK \l _Toc29524 </w:instrText>
-          </w:r>
-          <w:r>
-            <w:rPr>
-              <w:rFonts w:ascii="宋体" w:eastAsia="宋体" w:hAnsi="宋体" w:cs="宋体" w:hint="eastAsia"/>
+              <w:rFonts w:hint="eastAsia" w:ascii="宋体" w:hAnsi="宋体" w:eastAsia="宋体" w:cs="宋体"/>
+              <w:szCs w:val="24"/>
+            </w:rPr>
+            <w:instrText xml:space="preserve"> HYPERLINK \l _Toc5820 </w:instrText>
+          </w:r>
+          <w:r>
+            <w:rPr>
+              <w:rFonts w:hint="eastAsia" w:ascii="宋体" w:hAnsi="宋体" w:eastAsia="宋体" w:cs="宋体"/>
               <w:szCs w:val="24"/>
             </w:rPr>
             <w:fldChar w:fldCharType="separate"/>
@@ -2169,7 +2196,7 @@
             <w:fldChar w:fldCharType="begin"/>
           </w:r>
           <w:r>
-            <w:instrText xml:space="preserve"> PAGEREF _Toc29524 \h </w:instrText>
+            <w:instrText xml:space="preserve"> PAGEREF _Toc5820 \h </w:instrText>
           </w:r>
           <w:r>
             <w:fldChar w:fldCharType="separate"/>
@@ -2182,7 +2209,7 @@
           </w:r>
           <w:r>
             <w:rPr>
-              <w:rFonts w:ascii="宋体" w:eastAsia="宋体" w:hAnsi="宋体" w:cs="宋体" w:hint="eastAsia"/>
+              <w:rFonts w:hint="eastAsia" w:ascii="宋体" w:hAnsi="宋体" w:eastAsia="宋体" w:cs="宋体"/>
               <w:szCs w:val="24"/>
             </w:rPr>
             <w:fldChar w:fldCharType="end"/>
@@ -2190,28 +2217,28 @@
         </w:p>
         <w:p>
           <w:pPr>
-            <w:pStyle w:val="TOC1"/>
+            <w:pStyle w:val="16"/>
             <w:tabs>
               <w:tab w:val="right" w:leader="dot" w:pos="8306"/>
             </w:tabs>
           </w:pPr>
           <w:r>
             <w:rPr>
-              <w:rFonts w:ascii="宋体" w:eastAsia="宋体" w:hAnsi="宋体" w:cs="宋体" w:hint="eastAsia"/>
+              <w:rFonts w:hint="eastAsia" w:ascii="宋体" w:hAnsi="宋体" w:eastAsia="宋体" w:cs="宋体"/>
               <w:szCs w:val="24"/>
             </w:rPr>
             <w:fldChar w:fldCharType="begin"/>
           </w:r>
           <w:r>
             <w:rPr>
-              <w:rFonts w:ascii="宋体" w:eastAsia="宋体" w:hAnsi="宋体" w:cs="宋体" w:hint="eastAsia"/>
-              <w:szCs w:val="24"/>
-            </w:rPr>
-            <w:instrText xml:space="preserve"> HYPERLINK \l _Toc13995 </w:instrText>
-          </w:r>
-          <w:r>
-            <w:rPr>
-              <w:rFonts w:ascii="宋体" w:eastAsia="宋体" w:hAnsi="宋体" w:cs="宋体" w:hint="eastAsia"/>
+              <w:rFonts w:hint="eastAsia" w:ascii="宋体" w:hAnsi="宋体" w:eastAsia="宋体" w:cs="宋体"/>
+              <w:szCs w:val="24"/>
+            </w:rPr>
+            <w:instrText xml:space="preserve"> HYPERLINK \l _Toc11562 </w:instrText>
+          </w:r>
+          <w:r>
+            <w:rPr>
+              <w:rFonts w:hint="eastAsia" w:ascii="宋体" w:hAnsi="宋体" w:eastAsia="宋体" w:cs="宋体"/>
               <w:szCs w:val="24"/>
             </w:rPr>
             <w:fldChar w:fldCharType="separate"/>
@@ -2230,7 +2257,7 @@
             <w:fldChar w:fldCharType="begin"/>
           </w:r>
           <w:r>
-            <w:instrText xml:space="preserve"> PAGEREF _Toc13995 \h </w:instrText>
+            <w:instrText xml:space="preserve"> PAGEREF _Toc11562 \h </w:instrText>
           </w:r>
           <w:r>
             <w:fldChar w:fldCharType="separate"/>
@@ -2243,7 +2270,7 @@
           </w:r>
           <w:r>
             <w:rPr>
-              <w:rFonts w:ascii="宋体" w:eastAsia="宋体" w:hAnsi="宋体" w:cs="宋体" w:hint="eastAsia"/>
+              <w:rFonts w:hint="eastAsia" w:ascii="宋体" w:hAnsi="宋体" w:eastAsia="宋体" w:cs="宋体"/>
               <w:szCs w:val="24"/>
             </w:rPr>
             <w:fldChar w:fldCharType="end"/>
@@ -2251,28 +2278,28 @@
         </w:p>
         <w:p>
           <w:pPr>
-            <w:pStyle w:val="TOC1"/>
+            <w:pStyle w:val="16"/>
             <w:tabs>
               <w:tab w:val="right" w:leader="dot" w:pos="8306"/>
             </w:tabs>
           </w:pPr>
           <w:r>
             <w:rPr>
-              <w:rFonts w:ascii="宋体" w:eastAsia="宋体" w:hAnsi="宋体" w:cs="宋体" w:hint="eastAsia"/>
+              <w:rFonts w:hint="eastAsia" w:ascii="宋体" w:hAnsi="宋体" w:eastAsia="宋体" w:cs="宋体"/>
               <w:szCs w:val="24"/>
             </w:rPr>
             <w:fldChar w:fldCharType="begin"/>
           </w:r>
           <w:r>
             <w:rPr>
-              <w:rFonts w:ascii="宋体" w:eastAsia="宋体" w:hAnsi="宋体" w:cs="宋体" w:hint="eastAsia"/>
-              <w:szCs w:val="24"/>
-            </w:rPr>
-            <w:instrText xml:space="preserve"> HYPERLINK \l _Toc30129 </w:instrText>
-          </w:r>
-          <w:r>
-            <w:rPr>
-              <w:rFonts w:ascii="宋体" w:eastAsia="宋体" w:hAnsi="宋体" w:cs="宋体" w:hint="eastAsia"/>
+              <w:rFonts w:hint="eastAsia" w:ascii="宋体" w:hAnsi="宋体" w:eastAsia="宋体" w:cs="宋体"/>
+              <w:szCs w:val="24"/>
+            </w:rPr>
+            <w:instrText xml:space="preserve"> HYPERLINK \l _Toc12432 </w:instrText>
+          </w:r>
+          <w:r>
+            <w:rPr>
+              <w:rFonts w:hint="eastAsia" w:ascii="宋体" w:hAnsi="宋体" w:eastAsia="宋体" w:cs="宋体"/>
               <w:szCs w:val="24"/>
             </w:rPr>
             <w:fldChar w:fldCharType="separate"/>
@@ -2291,7 +2318,7 @@
             <w:fldChar w:fldCharType="begin"/>
           </w:r>
           <w:r>
-            <w:instrText xml:space="preserve"> PAGEREF _Toc30129 \h </w:instrText>
+            <w:instrText xml:space="preserve"> PAGEREF _Toc12432 \h </w:instrText>
           </w:r>
           <w:r>
             <w:fldChar w:fldCharType="separate"/>
@@ -2304,7 +2331,7 @@
           </w:r>
           <w:r>
             <w:rPr>
-              <w:rFonts w:ascii="宋体" w:eastAsia="宋体" w:hAnsi="宋体" w:cs="宋体" w:hint="eastAsia"/>
+              <w:rFonts w:hint="eastAsia" w:ascii="宋体" w:hAnsi="宋体" w:eastAsia="宋体" w:cs="宋体"/>
               <w:szCs w:val="24"/>
             </w:rPr>
             <w:fldChar w:fldCharType="end"/>
@@ -2312,28 +2339,28 @@
         </w:p>
         <w:p>
           <w:pPr>
-            <w:pStyle w:val="TOC2"/>
+            <w:pStyle w:val="17"/>
             <w:tabs>
               <w:tab w:val="right" w:leader="dot" w:pos="8306"/>
             </w:tabs>
           </w:pPr>
           <w:r>
             <w:rPr>
-              <w:rFonts w:ascii="宋体" w:eastAsia="宋体" w:hAnsi="宋体" w:cs="宋体" w:hint="eastAsia"/>
+              <w:rFonts w:hint="eastAsia" w:ascii="宋体" w:hAnsi="宋体" w:eastAsia="宋体" w:cs="宋体"/>
               <w:szCs w:val="24"/>
             </w:rPr>
             <w:fldChar w:fldCharType="begin"/>
           </w:r>
           <w:r>
             <w:rPr>
-              <w:rFonts w:ascii="宋体" w:eastAsia="宋体" w:hAnsi="宋体" w:cs="宋体" w:hint="eastAsia"/>
-              <w:szCs w:val="24"/>
-            </w:rPr>
-            <w:instrText xml:space="preserve"> HYPERLINK \l _Toc21807 </w:instrText>
-          </w:r>
-          <w:r>
-            <w:rPr>
-              <w:rFonts w:ascii="宋体" w:eastAsia="宋体" w:hAnsi="宋体" w:cs="宋体" w:hint="eastAsia"/>
+              <w:rFonts w:hint="eastAsia" w:ascii="宋体" w:hAnsi="宋体" w:eastAsia="宋体" w:cs="宋体"/>
+              <w:szCs w:val="24"/>
+            </w:rPr>
+            <w:instrText xml:space="preserve"> HYPERLINK \l _Toc2043 </w:instrText>
+          </w:r>
+          <w:r>
+            <w:rPr>
+              <w:rFonts w:hint="eastAsia" w:ascii="宋体" w:hAnsi="宋体" w:eastAsia="宋体" w:cs="宋体"/>
               <w:szCs w:val="24"/>
             </w:rPr>
             <w:fldChar w:fldCharType="separate"/>
@@ -2352,7 +2379,7 @@
             <w:fldChar w:fldCharType="begin"/>
           </w:r>
           <w:r>
-            <w:instrText xml:space="preserve"> PAGEREF _Toc21807 \h </w:instrText>
+            <w:instrText xml:space="preserve"> PAGEREF _Toc2043 \h </w:instrText>
           </w:r>
           <w:r>
             <w:fldChar w:fldCharType="separate"/>
@@ -2365,7 +2392,7 @@
           </w:r>
           <w:r>
             <w:rPr>
-              <w:rFonts w:ascii="宋体" w:eastAsia="宋体" w:hAnsi="宋体" w:cs="宋体" w:hint="eastAsia"/>
+              <w:rFonts w:hint="eastAsia" w:ascii="宋体" w:hAnsi="宋体" w:eastAsia="宋体" w:cs="宋体"/>
               <w:szCs w:val="24"/>
             </w:rPr>
             <w:fldChar w:fldCharType="end"/>
@@ -2373,28 +2400,28 @@
         </w:p>
         <w:p>
           <w:pPr>
-            <w:pStyle w:val="TOC2"/>
+            <w:pStyle w:val="17"/>
             <w:tabs>
               <w:tab w:val="right" w:leader="dot" w:pos="8306"/>
             </w:tabs>
           </w:pPr>
           <w:r>
             <w:rPr>
-              <w:rFonts w:ascii="宋体" w:eastAsia="宋体" w:hAnsi="宋体" w:cs="宋体" w:hint="eastAsia"/>
+              <w:rFonts w:hint="eastAsia" w:ascii="宋体" w:hAnsi="宋体" w:eastAsia="宋体" w:cs="宋体"/>
               <w:szCs w:val="24"/>
             </w:rPr>
             <w:fldChar w:fldCharType="begin"/>
           </w:r>
           <w:r>
             <w:rPr>
-              <w:rFonts w:ascii="宋体" w:eastAsia="宋体" w:hAnsi="宋体" w:cs="宋体" w:hint="eastAsia"/>
-              <w:szCs w:val="24"/>
-            </w:rPr>
-            <w:instrText xml:space="preserve"> HYPERLINK \l _Toc31218 </w:instrText>
-          </w:r>
-          <w:r>
-            <w:rPr>
-              <w:rFonts w:ascii="宋体" w:eastAsia="宋体" w:hAnsi="宋体" w:cs="宋体" w:hint="eastAsia"/>
+              <w:rFonts w:hint="eastAsia" w:ascii="宋体" w:hAnsi="宋体" w:eastAsia="宋体" w:cs="宋体"/>
+              <w:szCs w:val="24"/>
+            </w:rPr>
+            <w:instrText xml:space="preserve"> HYPERLINK \l _Toc31705 </w:instrText>
+          </w:r>
+          <w:r>
+            <w:rPr>
+              <w:rFonts w:hint="eastAsia" w:ascii="宋体" w:hAnsi="宋体" w:eastAsia="宋体" w:cs="宋体"/>
               <w:szCs w:val="24"/>
             </w:rPr>
             <w:fldChar w:fldCharType="separate"/>
@@ -2413,7 +2440,7 @@
             <w:fldChar w:fldCharType="begin"/>
           </w:r>
           <w:r>
-            <w:instrText xml:space="preserve"> PAGEREF _Toc31218 \h </w:instrText>
+            <w:instrText xml:space="preserve"> PAGEREF _Toc31705 \h </w:instrText>
           </w:r>
           <w:r>
             <w:fldChar w:fldCharType="separate"/>
@@ -2426,7 +2453,7 @@
           </w:r>
           <w:r>
             <w:rPr>
-              <w:rFonts w:ascii="宋体" w:eastAsia="宋体" w:hAnsi="宋体" w:cs="宋体" w:hint="eastAsia"/>
+              <w:rFonts w:hint="eastAsia" w:ascii="宋体" w:hAnsi="宋体" w:eastAsia="宋体" w:cs="宋体"/>
               <w:szCs w:val="24"/>
             </w:rPr>
             <w:fldChar w:fldCharType="end"/>
@@ -2434,28 +2461,28 @@
         </w:p>
         <w:p>
           <w:pPr>
-            <w:pStyle w:val="TOC2"/>
+            <w:pStyle w:val="17"/>
             <w:tabs>
               <w:tab w:val="right" w:leader="dot" w:pos="8306"/>
             </w:tabs>
           </w:pPr>
           <w:r>
             <w:rPr>
-              <w:rFonts w:ascii="宋体" w:eastAsia="宋体" w:hAnsi="宋体" w:cs="宋体" w:hint="eastAsia"/>
+              <w:rFonts w:hint="eastAsia" w:ascii="宋体" w:hAnsi="宋体" w:eastAsia="宋体" w:cs="宋体"/>
               <w:szCs w:val="24"/>
             </w:rPr>
             <w:fldChar w:fldCharType="begin"/>
           </w:r>
           <w:r>
             <w:rPr>
-              <w:rFonts w:ascii="宋体" w:eastAsia="宋体" w:hAnsi="宋体" w:cs="宋体" w:hint="eastAsia"/>
-              <w:szCs w:val="24"/>
-            </w:rPr>
-            <w:instrText xml:space="preserve"> HYPERLINK \l _Toc14119 </w:instrText>
-          </w:r>
-          <w:r>
-            <w:rPr>
-              <w:rFonts w:ascii="宋体" w:eastAsia="宋体" w:hAnsi="宋体" w:cs="宋体" w:hint="eastAsia"/>
+              <w:rFonts w:hint="eastAsia" w:ascii="宋体" w:hAnsi="宋体" w:eastAsia="宋体" w:cs="宋体"/>
+              <w:szCs w:val="24"/>
+            </w:rPr>
+            <w:instrText xml:space="preserve"> HYPERLINK \l _Toc5394 </w:instrText>
+          </w:r>
+          <w:r>
+            <w:rPr>
+              <w:rFonts w:hint="eastAsia" w:ascii="宋体" w:hAnsi="宋体" w:eastAsia="宋体" w:cs="宋体"/>
               <w:szCs w:val="24"/>
             </w:rPr>
             <w:fldChar w:fldCharType="separate"/>
@@ -2474,7 +2501,7 @@
             <w:fldChar w:fldCharType="begin"/>
           </w:r>
           <w:r>
-            <w:instrText xml:space="preserve"> PAGEREF _Toc14119 \h </w:instrText>
+            <w:instrText xml:space="preserve"> PAGEREF _Toc5394 \h </w:instrText>
           </w:r>
           <w:r>
             <w:fldChar w:fldCharType="separate"/>
@@ -2487,7 +2514,7 @@
           </w:r>
           <w:r>
             <w:rPr>
-              <w:rFonts w:ascii="宋体" w:eastAsia="宋体" w:hAnsi="宋体" w:cs="宋体" w:hint="eastAsia"/>
+              <w:rFonts w:hint="eastAsia" w:ascii="宋体" w:hAnsi="宋体" w:eastAsia="宋体" w:cs="宋体"/>
               <w:szCs w:val="24"/>
             </w:rPr>
             <w:fldChar w:fldCharType="end"/>
@@ -2495,28 +2522,28 @@
         </w:p>
         <w:p>
           <w:pPr>
-            <w:pStyle w:val="TOC2"/>
+            <w:pStyle w:val="17"/>
             <w:tabs>
               <w:tab w:val="right" w:leader="dot" w:pos="8306"/>
             </w:tabs>
           </w:pPr>
           <w:r>
             <w:rPr>
-              <w:rFonts w:ascii="宋体" w:eastAsia="宋体" w:hAnsi="宋体" w:cs="宋体" w:hint="eastAsia"/>
+              <w:rFonts w:hint="eastAsia" w:ascii="宋体" w:hAnsi="宋体" w:eastAsia="宋体" w:cs="宋体"/>
               <w:szCs w:val="24"/>
             </w:rPr>
             <w:fldChar w:fldCharType="begin"/>
           </w:r>
           <w:r>
             <w:rPr>
-              <w:rFonts w:ascii="宋体" w:eastAsia="宋体" w:hAnsi="宋体" w:cs="宋体" w:hint="eastAsia"/>
-              <w:szCs w:val="24"/>
-            </w:rPr>
-            <w:instrText xml:space="preserve"> HYPERLINK \l _Toc23935 </w:instrText>
-          </w:r>
-          <w:r>
-            <w:rPr>
-              <w:rFonts w:ascii="宋体" w:eastAsia="宋体" w:hAnsi="宋体" w:cs="宋体" w:hint="eastAsia"/>
+              <w:rFonts w:hint="eastAsia" w:ascii="宋体" w:hAnsi="宋体" w:eastAsia="宋体" w:cs="宋体"/>
+              <w:szCs w:val="24"/>
+            </w:rPr>
+            <w:instrText xml:space="preserve"> HYPERLINK \l _Toc350 </w:instrText>
+          </w:r>
+          <w:r>
+            <w:rPr>
+              <w:rFonts w:hint="eastAsia" w:ascii="宋体" w:hAnsi="宋体" w:eastAsia="宋体" w:cs="宋体"/>
               <w:szCs w:val="24"/>
             </w:rPr>
             <w:fldChar w:fldCharType="separate"/>
@@ -2535,7 +2562,7 @@
             <w:fldChar w:fldCharType="begin"/>
           </w:r>
           <w:r>
-            <w:instrText xml:space="preserve"> PAGEREF _Toc23935 \h </w:instrText>
+            <w:instrText xml:space="preserve"> PAGEREF _Toc350 \h </w:instrText>
           </w:r>
           <w:r>
             <w:fldChar w:fldCharType="separate"/>
@@ -2548,7 +2575,7 @@
           </w:r>
           <w:r>
             <w:rPr>
-              <w:rFonts w:ascii="宋体" w:eastAsia="宋体" w:hAnsi="宋体" w:cs="宋体" w:hint="eastAsia"/>
+              <w:rFonts w:hint="eastAsia" w:ascii="宋体" w:hAnsi="宋体" w:eastAsia="宋体" w:cs="宋体"/>
               <w:szCs w:val="24"/>
             </w:rPr>
             <w:fldChar w:fldCharType="end"/>
@@ -2556,28 +2583,28 @@
         </w:p>
         <w:p>
           <w:pPr>
-            <w:pStyle w:val="TOC1"/>
+            <w:pStyle w:val="16"/>
             <w:tabs>
               <w:tab w:val="right" w:leader="dot" w:pos="8306"/>
             </w:tabs>
           </w:pPr>
           <w:r>
             <w:rPr>
-              <w:rFonts w:ascii="宋体" w:eastAsia="宋体" w:hAnsi="宋体" w:cs="宋体" w:hint="eastAsia"/>
+              <w:rFonts w:hint="eastAsia" w:ascii="宋体" w:hAnsi="宋体" w:eastAsia="宋体" w:cs="宋体"/>
               <w:szCs w:val="24"/>
             </w:rPr>
             <w:fldChar w:fldCharType="begin"/>
           </w:r>
           <w:r>
             <w:rPr>
-              <w:rFonts w:ascii="宋体" w:eastAsia="宋体" w:hAnsi="宋体" w:cs="宋体" w:hint="eastAsia"/>
-              <w:szCs w:val="24"/>
-            </w:rPr>
-            <w:instrText xml:space="preserve"> HYPERLINK \l _Toc28480 </w:instrText>
-          </w:r>
-          <w:r>
-            <w:rPr>
-              <w:rFonts w:ascii="宋体" w:eastAsia="宋体" w:hAnsi="宋体" w:cs="宋体" w:hint="eastAsia"/>
+              <w:rFonts w:hint="eastAsia" w:ascii="宋体" w:hAnsi="宋体" w:eastAsia="宋体" w:cs="宋体"/>
+              <w:szCs w:val="24"/>
+            </w:rPr>
+            <w:instrText xml:space="preserve"> HYPERLINK \l _Toc4418 </w:instrText>
+          </w:r>
+          <w:r>
+            <w:rPr>
+              <w:rFonts w:hint="eastAsia" w:ascii="宋体" w:hAnsi="宋体" w:eastAsia="宋体" w:cs="宋体"/>
               <w:szCs w:val="24"/>
             </w:rPr>
             <w:fldChar w:fldCharType="separate"/>
@@ -2596,7 +2623,7 @@
             <w:fldChar w:fldCharType="begin"/>
           </w:r>
           <w:r>
-            <w:instrText xml:space="preserve"> PAGEREF _Toc28480 \h </w:instrText>
+            <w:instrText xml:space="preserve"> PAGEREF _Toc4418 \h </w:instrText>
           </w:r>
           <w:r>
             <w:fldChar w:fldCharType="separate"/>
@@ -2609,7 +2636,7 @@
           </w:r>
           <w:r>
             <w:rPr>
-              <w:rFonts w:ascii="宋体" w:eastAsia="宋体" w:hAnsi="宋体" w:cs="宋体" w:hint="eastAsia"/>
+              <w:rFonts w:hint="eastAsia" w:ascii="宋体" w:hAnsi="宋体" w:eastAsia="宋体" w:cs="宋体"/>
               <w:szCs w:val="24"/>
             </w:rPr>
             <w:fldChar w:fldCharType="end"/>
@@ -2617,28 +2644,28 @@
         </w:p>
         <w:p>
           <w:pPr>
-            <w:pStyle w:val="TOC2"/>
+            <w:pStyle w:val="17"/>
             <w:tabs>
               <w:tab w:val="right" w:leader="dot" w:pos="8306"/>
             </w:tabs>
           </w:pPr>
           <w:r>
             <w:rPr>
-              <w:rFonts w:ascii="宋体" w:eastAsia="宋体" w:hAnsi="宋体" w:cs="宋体" w:hint="eastAsia"/>
+              <w:rFonts w:hint="eastAsia" w:ascii="宋体" w:hAnsi="宋体" w:eastAsia="宋体" w:cs="宋体"/>
               <w:szCs w:val="24"/>
             </w:rPr>
             <w:fldChar w:fldCharType="begin"/>
           </w:r>
           <w:r>
             <w:rPr>
-              <w:rFonts w:ascii="宋体" w:eastAsia="宋体" w:hAnsi="宋体" w:cs="宋体" w:hint="eastAsia"/>
-              <w:szCs w:val="24"/>
-            </w:rPr>
-            <w:instrText xml:space="preserve"> HYPERLINK \l _Toc3988 </w:instrText>
-          </w:r>
-          <w:r>
-            <w:rPr>
-              <w:rFonts w:ascii="宋体" w:eastAsia="宋体" w:hAnsi="宋体" w:cs="宋体" w:hint="eastAsia"/>
+              <w:rFonts w:hint="eastAsia" w:ascii="宋体" w:hAnsi="宋体" w:eastAsia="宋体" w:cs="宋体"/>
+              <w:szCs w:val="24"/>
+            </w:rPr>
+            <w:instrText xml:space="preserve"> HYPERLINK \l _Toc11563 </w:instrText>
+          </w:r>
+          <w:r>
+            <w:rPr>
+              <w:rFonts w:hint="eastAsia" w:ascii="宋体" w:hAnsi="宋体" w:eastAsia="宋体" w:cs="宋体"/>
               <w:szCs w:val="24"/>
             </w:rPr>
             <w:fldChar w:fldCharType="separate"/>
@@ -2657,7 +2684,7 @@
             <w:fldChar w:fldCharType="begin"/>
           </w:r>
           <w:r>
-            <w:instrText xml:space="preserve"> PAGEREF _Toc3988 \h </w:instrText>
+            <w:instrText xml:space="preserve"> PAGEREF _Toc11563 \h </w:instrText>
           </w:r>
           <w:r>
             <w:fldChar w:fldCharType="separate"/>
@@ -2670,7 +2697,7 @@
           </w:r>
           <w:r>
             <w:rPr>
-              <w:rFonts w:ascii="宋体" w:eastAsia="宋体" w:hAnsi="宋体" w:cs="宋体" w:hint="eastAsia"/>
+              <w:rFonts w:hint="eastAsia" w:ascii="宋体" w:hAnsi="宋体" w:eastAsia="宋体" w:cs="宋体"/>
               <w:szCs w:val="24"/>
             </w:rPr>
             <w:fldChar w:fldCharType="end"/>
@@ -2678,28 +2705,28 @@
         </w:p>
         <w:p>
           <w:pPr>
-            <w:pStyle w:val="TOC2"/>
+            <w:pStyle w:val="17"/>
             <w:tabs>
               <w:tab w:val="right" w:leader="dot" w:pos="8306"/>
             </w:tabs>
           </w:pPr>
           <w:r>
             <w:rPr>
-              <w:rFonts w:ascii="宋体" w:eastAsia="宋体" w:hAnsi="宋体" w:cs="宋体" w:hint="eastAsia"/>
+              <w:rFonts w:hint="eastAsia" w:ascii="宋体" w:hAnsi="宋体" w:eastAsia="宋体" w:cs="宋体"/>
               <w:szCs w:val="24"/>
             </w:rPr>
             <w:fldChar w:fldCharType="begin"/>
           </w:r>
           <w:r>
             <w:rPr>
-              <w:rFonts w:ascii="宋体" w:eastAsia="宋体" w:hAnsi="宋体" w:cs="宋体" w:hint="eastAsia"/>
-              <w:szCs w:val="24"/>
-            </w:rPr>
-            <w:instrText xml:space="preserve"> HYPERLINK \l _Toc16897 </w:instrText>
-          </w:r>
-          <w:r>
-            <w:rPr>
-              <w:rFonts w:ascii="宋体" w:eastAsia="宋体" w:hAnsi="宋体" w:cs="宋体" w:hint="eastAsia"/>
+              <w:rFonts w:hint="eastAsia" w:ascii="宋体" w:hAnsi="宋体" w:eastAsia="宋体" w:cs="宋体"/>
+              <w:szCs w:val="24"/>
+            </w:rPr>
+            <w:instrText xml:space="preserve"> HYPERLINK \l _Toc22760 </w:instrText>
+          </w:r>
+          <w:r>
+            <w:rPr>
+              <w:rFonts w:hint="eastAsia" w:ascii="宋体" w:hAnsi="宋体" w:eastAsia="宋体" w:cs="宋体"/>
               <w:szCs w:val="24"/>
             </w:rPr>
             <w:fldChar w:fldCharType="separate"/>
@@ -2718,7 +2745,7 @@
             <w:fldChar w:fldCharType="begin"/>
           </w:r>
           <w:r>
-            <w:instrText xml:space="preserve"> PAGEREF _Toc16897 \h </w:instrText>
+            <w:instrText xml:space="preserve"> PAGEREF _Toc22760 \h </w:instrText>
           </w:r>
           <w:r>
             <w:fldChar w:fldCharType="separate"/>
@@ -2731,7 +2758,7 @@
           </w:r>
           <w:r>
             <w:rPr>
-              <w:rFonts w:ascii="宋体" w:eastAsia="宋体" w:hAnsi="宋体" w:cs="宋体" w:hint="eastAsia"/>
+              <w:rFonts w:hint="eastAsia" w:ascii="宋体" w:hAnsi="宋体" w:eastAsia="宋体" w:cs="宋体"/>
               <w:szCs w:val="24"/>
             </w:rPr>
             <w:fldChar w:fldCharType="end"/>
@@ -2739,28 +2766,28 @@
         </w:p>
         <w:p>
           <w:pPr>
-            <w:pStyle w:val="TOC2"/>
+            <w:pStyle w:val="17"/>
             <w:tabs>
               <w:tab w:val="right" w:leader="dot" w:pos="8306"/>
             </w:tabs>
           </w:pPr>
           <w:r>
             <w:rPr>
-              <w:rFonts w:ascii="宋体" w:eastAsia="宋体" w:hAnsi="宋体" w:cs="宋体" w:hint="eastAsia"/>
+              <w:rFonts w:hint="eastAsia" w:ascii="宋体" w:hAnsi="宋体" w:eastAsia="宋体" w:cs="宋体"/>
               <w:szCs w:val="24"/>
             </w:rPr>
             <w:fldChar w:fldCharType="begin"/>
           </w:r>
           <w:r>
             <w:rPr>
-              <w:rFonts w:ascii="宋体" w:eastAsia="宋体" w:hAnsi="宋体" w:cs="宋体" w:hint="eastAsia"/>
-              <w:szCs w:val="24"/>
-            </w:rPr>
-            <w:instrText xml:space="preserve"> HYPERLINK \l _Toc29675 </w:instrText>
-          </w:r>
-          <w:r>
-            <w:rPr>
-              <w:rFonts w:ascii="宋体" w:eastAsia="宋体" w:hAnsi="宋体" w:cs="宋体" w:hint="eastAsia"/>
+              <w:rFonts w:hint="eastAsia" w:ascii="宋体" w:hAnsi="宋体" w:eastAsia="宋体" w:cs="宋体"/>
+              <w:szCs w:val="24"/>
+            </w:rPr>
+            <w:instrText xml:space="preserve"> HYPERLINK \l _Toc28858 </w:instrText>
+          </w:r>
+          <w:r>
+            <w:rPr>
+              <w:rFonts w:hint="eastAsia" w:ascii="宋体" w:hAnsi="宋体" w:eastAsia="宋体" w:cs="宋体"/>
               <w:szCs w:val="24"/>
             </w:rPr>
             <w:fldChar w:fldCharType="separate"/>
@@ -2779,7 +2806,7 @@
             <w:fldChar w:fldCharType="begin"/>
           </w:r>
           <w:r>
-            <w:instrText xml:space="preserve"> PAGEREF _Toc29675 \h </w:instrText>
+            <w:instrText xml:space="preserve"> PAGEREF _Toc28858 \h </w:instrText>
           </w:r>
           <w:r>
             <w:fldChar w:fldCharType="separate"/>
@@ -2792,7 +2819,7 @@
           </w:r>
           <w:r>
             <w:rPr>
-              <w:rFonts w:ascii="宋体" w:eastAsia="宋体" w:hAnsi="宋体" w:cs="宋体" w:hint="eastAsia"/>
+              <w:rFonts w:hint="eastAsia" w:ascii="宋体" w:hAnsi="宋体" w:eastAsia="宋体" w:cs="宋体"/>
               <w:szCs w:val="24"/>
             </w:rPr>
             <w:fldChar w:fldCharType="end"/>
@@ -2800,28 +2827,28 @@
         </w:p>
         <w:p>
           <w:pPr>
-            <w:pStyle w:val="TOC2"/>
+            <w:pStyle w:val="17"/>
             <w:tabs>
               <w:tab w:val="right" w:leader="dot" w:pos="8306"/>
             </w:tabs>
           </w:pPr>
           <w:r>
             <w:rPr>
-              <w:rFonts w:ascii="宋体" w:eastAsia="宋体" w:hAnsi="宋体" w:cs="宋体" w:hint="eastAsia"/>
+              <w:rFonts w:hint="eastAsia" w:ascii="宋体" w:hAnsi="宋体" w:eastAsia="宋体" w:cs="宋体"/>
               <w:szCs w:val="24"/>
             </w:rPr>
             <w:fldChar w:fldCharType="begin"/>
           </w:r>
           <w:r>
             <w:rPr>
-              <w:rFonts w:ascii="宋体" w:eastAsia="宋体" w:hAnsi="宋体" w:cs="宋体" w:hint="eastAsia"/>
-              <w:szCs w:val="24"/>
-            </w:rPr>
-            <w:instrText xml:space="preserve"> HYPERLINK \l _Toc14409 </w:instrText>
-          </w:r>
-          <w:r>
-            <w:rPr>
-              <w:rFonts w:ascii="宋体" w:eastAsia="宋体" w:hAnsi="宋体" w:cs="宋体" w:hint="eastAsia"/>
+              <w:rFonts w:hint="eastAsia" w:ascii="宋体" w:hAnsi="宋体" w:eastAsia="宋体" w:cs="宋体"/>
+              <w:szCs w:val="24"/>
+            </w:rPr>
+            <w:instrText xml:space="preserve"> HYPERLINK \l _Toc19416 </w:instrText>
+          </w:r>
+          <w:r>
+            <w:rPr>
+              <w:rFonts w:hint="eastAsia" w:ascii="宋体" w:hAnsi="宋体" w:eastAsia="宋体" w:cs="宋体"/>
               <w:szCs w:val="24"/>
             </w:rPr>
             <w:fldChar w:fldCharType="separate"/>
@@ -2840,7 +2867,7 @@
             <w:fldChar w:fldCharType="begin"/>
           </w:r>
           <w:r>
-            <w:instrText xml:space="preserve"> PAGEREF _Toc14409 \h </w:instrText>
+            <w:instrText xml:space="preserve"> PAGEREF _Toc19416 \h </w:instrText>
           </w:r>
           <w:r>
             <w:fldChar w:fldCharType="separate"/>
@@ -2853,7 +2880,7 @@
           </w:r>
           <w:r>
             <w:rPr>
-              <w:rFonts w:ascii="宋体" w:eastAsia="宋体" w:hAnsi="宋体" w:cs="宋体" w:hint="eastAsia"/>
+              <w:rFonts w:hint="eastAsia" w:ascii="宋体" w:hAnsi="宋体" w:eastAsia="宋体" w:cs="宋体"/>
               <w:szCs w:val="24"/>
             </w:rPr>
             <w:fldChar w:fldCharType="end"/>
@@ -2861,28 +2888,28 @@
         </w:p>
         <w:p>
           <w:pPr>
-            <w:pStyle w:val="TOC2"/>
+            <w:pStyle w:val="17"/>
             <w:tabs>
               <w:tab w:val="right" w:leader="dot" w:pos="8306"/>
             </w:tabs>
           </w:pPr>
           <w:r>
             <w:rPr>
-              <w:rFonts w:ascii="宋体" w:eastAsia="宋体" w:hAnsi="宋体" w:cs="宋体" w:hint="eastAsia"/>
+              <w:rFonts w:hint="eastAsia" w:ascii="宋体" w:hAnsi="宋体" w:eastAsia="宋体" w:cs="宋体"/>
               <w:szCs w:val="24"/>
             </w:rPr>
             <w:fldChar w:fldCharType="begin"/>
           </w:r>
           <w:r>
             <w:rPr>
-              <w:rFonts w:ascii="宋体" w:eastAsia="宋体" w:hAnsi="宋体" w:cs="宋体" w:hint="eastAsia"/>
-              <w:szCs w:val="24"/>
-            </w:rPr>
-            <w:instrText xml:space="preserve"> HYPERLINK \l _Toc31693 </w:instrText>
-          </w:r>
-          <w:r>
-            <w:rPr>
-              <w:rFonts w:ascii="宋体" w:eastAsia="宋体" w:hAnsi="宋体" w:cs="宋体" w:hint="eastAsia"/>
+              <w:rFonts w:hint="eastAsia" w:ascii="宋体" w:hAnsi="宋体" w:eastAsia="宋体" w:cs="宋体"/>
+              <w:szCs w:val="24"/>
+            </w:rPr>
+            <w:instrText xml:space="preserve"> HYPERLINK \l _Toc14257 </w:instrText>
+          </w:r>
+          <w:r>
+            <w:rPr>
+              <w:rFonts w:hint="eastAsia" w:ascii="宋体" w:hAnsi="宋体" w:eastAsia="宋体" w:cs="宋体"/>
               <w:szCs w:val="24"/>
             </w:rPr>
             <w:fldChar w:fldCharType="separate"/>
@@ -2901,7 +2928,7 @@
             <w:fldChar w:fldCharType="begin"/>
           </w:r>
           <w:r>
-            <w:instrText xml:space="preserve"> PAGEREF _Toc31693 \h </w:instrText>
+            <w:instrText xml:space="preserve"> PAGEREF _Toc14257 \h </w:instrText>
           </w:r>
           <w:r>
             <w:fldChar w:fldCharType="separate"/>
@@ -2914,7 +2941,7 @@
           </w:r>
           <w:r>
             <w:rPr>
-              <w:rFonts w:ascii="宋体" w:eastAsia="宋体" w:hAnsi="宋体" w:cs="宋体" w:hint="eastAsia"/>
+              <w:rFonts w:hint="eastAsia" w:ascii="宋体" w:hAnsi="宋体" w:eastAsia="宋体" w:cs="宋体"/>
               <w:szCs w:val="24"/>
             </w:rPr>
             <w:fldChar w:fldCharType="end"/>
@@ -2922,28 +2949,28 @@
         </w:p>
         <w:p>
           <w:pPr>
-            <w:pStyle w:val="TOC2"/>
+            <w:pStyle w:val="17"/>
             <w:tabs>
               <w:tab w:val="right" w:leader="dot" w:pos="8306"/>
             </w:tabs>
           </w:pPr>
           <w:r>
             <w:rPr>
-              <w:rFonts w:ascii="宋体" w:eastAsia="宋体" w:hAnsi="宋体" w:cs="宋体" w:hint="eastAsia"/>
+              <w:rFonts w:hint="eastAsia" w:ascii="宋体" w:hAnsi="宋体" w:eastAsia="宋体" w:cs="宋体"/>
               <w:szCs w:val="24"/>
             </w:rPr>
             <w:fldChar w:fldCharType="begin"/>
           </w:r>
           <w:r>
             <w:rPr>
-              <w:rFonts w:ascii="宋体" w:eastAsia="宋体" w:hAnsi="宋体" w:cs="宋体" w:hint="eastAsia"/>
-              <w:szCs w:val="24"/>
-            </w:rPr>
-            <w:instrText xml:space="preserve"> HYPERLINK \l _Toc25238 </w:instrText>
-          </w:r>
-          <w:r>
-            <w:rPr>
-              <w:rFonts w:ascii="宋体" w:eastAsia="宋体" w:hAnsi="宋体" w:cs="宋体" w:hint="eastAsia"/>
+              <w:rFonts w:hint="eastAsia" w:ascii="宋体" w:hAnsi="宋体" w:eastAsia="宋体" w:cs="宋体"/>
+              <w:szCs w:val="24"/>
+            </w:rPr>
+            <w:instrText xml:space="preserve"> HYPERLINK \l _Toc3517 </w:instrText>
+          </w:r>
+          <w:r>
+            <w:rPr>
+              <w:rFonts w:hint="eastAsia" w:ascii="宋体" w:hAnsi="宋体" w:eastAsia="宋体" w:cs="宋体"/>
               <w:szCs w:val="24"/>
             </w:rPr>
             <w:fldChar w:fldCharType="separate"/>
@@ -2969,7 +2996,7 @@
             <w:fldChar w:fldCharType="begin"/>
           </w:r>
           <w:r>
-            <w:instrText xml:space="preserve"> PAGEREF _Toc25238 \h </w:instrText>
+            <w:instrText xml:space="preserve"> PAGEREF _Toc3517 \h </w:instrText>
           </w:r>
           <w:r>
             <w:fldChar w:fldCharType="separate"/>
@@ -2982,7 +3009,7 @@
           </w:r>
           <w:r>
             <w:rPr>
-              <w:rFonts w:ascii="宋体" w:eastAsia="宋体" w:hAnsi="宋体" w:cs="宋体" w:hint="eastAsia"/>
+              <w:rFonts w:hint="eastAsia" w:ascii="宋体" w:hAnsi="宋体" w:eastAsia="宋体" w:cs="宋体"/>
               <w:szCs w:val="24"/>
             </w:rPr>
             <w:fldChar w:fldCharType="end"/>
@@ -2990,28 +3017,28 @@
         </w:p>
         <w:p>
           <w:pPr>
-            <w:pStyle w:val="TOC2"/>
+            <w:pStyle w:val="17"/>
             <w:tabs>
               <w:tab w:val="right" w:leader="dot" w:pos="8306"/>
             </w:tabs>
           </w:pPr>
           <w:r>
             <w:rPr>
-              <w:rFonts w:ascii="宋体" w:eastAsia="宋体" w:hAnsi="宋体" w:cs="宋体" w:hint="eastAsia"/>
+              <w:rFonts w:hint="eastAsia" w:ascii="宋体" w:hAnsi="宋体" w:eastAsia="宋体" w:cs="宋体"/>
               <w:szCs w:val="24"/>
             </w:rPr>
             <w:fldChar w:fldCharType="begin"/>
           </w:r>
           <w:r>
             <w:rPr>
-              <w:rFonts w:ascii="宋体" w:eastAsia="宋体" w:hAnsi="宋体" w:cs="宋体" w:hint="eastAsia"/>
-              <w:szCs w:val="24"/>
-            </w:rPr>
-            <w:instrText xml:space="preserve"> HYPERLINK \l _Toc12465 </w:instrText>
-          </w:r>
-          <w:r>
-            <w:rPr>
-              <w:rFonts w:ascii="宋体" w:eastAsia="宋体" w:hAnsi="宋体" w:cs="宋体" w:hint="eastAsia"/>
+              <w:rFonts w:hint="eastAsia" w:ascii="宋体" w:hAnsi="宋体" w:eastAsia="宋体" w:cs="宋体"/>
+              <w:szCs w:val="24"/>
+            </w:rPr>
+            <w:instrText xml:space="preserve"> HYPERLINK \l _Toc19264 </w:instrText>
+          </w:r>
+          <w:r>
+            <w:rPr>
+              <w:rFonts w:hint="eastAsia" w:ascii="宋体" w:hAnsi="宋体" w:eastAsia="宋体" w:cs="宋体"/>
               <w:szCs w:val="24"/>
             </w:rPr>
             <w:fldChar w:fldCharType="separate"/>
@@ -3037,7 +3064,7 @@
             <w:fldChar w:fldCharType="begin"/>
           </w:r>
           <w:r>
-            <w:instrText xml:space="preserve"> PAGEREF _Toc12465 \h </w:instrText>
+            <w:instrText xml:space="preserve"> PAGEREF _Toc19264 \h </w:instrText>
           </w:r>
           <w:r>
             <w:fldChar w:fldCharType="separate"/>
@@ -3050,7 +3077,7 @@
           </w:r>
           <w:r>
             <w:rPr>
-              <w:rFonts w:ascii="宋体" w:eastAsia="宋体" w:hAnsi="宋体" w:cs="宋体" w:hint="eastAsia"/>
+              <w:rFonts w:hint="eastAsia" w:ascii="宋体" w:hAnsi="宋体" w:eastAsia="宋体" w:cs="宋体"/>
               <w:szCs w:val="24"/>
             </w:rPr>
             <w:fldChar w:fldCharType="end"/>
@@ -3058,28 +3085,28 @@
         </w:p>
         <w:p>
           <w:pPr>
-            <w:pStyle w:val="TOC1"/>
+            <w:pStyle w:val="16"/>
             <w:tabs>
               <w:tab w:val="right" w:leader="dot" w:pos="8306"/>
             </w:tabs>
           </w:pPr>
           <w:r>
             <w:rPr>
-              <w:rFonts w:ascii="宋体" w:eastAsia="宋体" w:hAnsi="宋体" w:cs="宋体" w:hint="eastAsia"/>
+              <w:rFonts w:hint="eastAsia" w:ascii="宋体" w:hAnsi="宋体" w:eastAsia="宋体" w:cs="宋体"/>
               <w:szCs w:val="24"/>
             </w:rPr>
             <w:fldChar w:fldCharType="begin"/>
           </w:r>
           <w:r>
             <w:rPr>
-              <w:rFonts w:ascii="宋体" w:eastAsia="宋体" w:hAnsi="宋体" w:cs="宋体" w:hint="eastAsia"/>
-              <w:szCs w:val="24"/>
-            </w:rPr>
-            <w:instrText xml:space="preserve"> HYPERLINK \l _Toc15274 </w:instrText>
-          </w:r>
-          <w:r>
-            <w:rPr>
-              <w:rFonts w:ascii="宋体" w:eastAsia="宋体" w:hAnsi="宋体" w:cs="宋体" w:hint="eastAsia"/>
+              <w:rFonts w:hint="eastAsia" w:ascii="宋体" w:hAnsi="宋体" w:eastAsia="宋体" w:cs="宋体"/>
+              <w:szCs w:val="24"/>
+            </w:rPr>
+            <w:instrText xml:space="preserve"> HYPERLINK \l _Toc28275 </w:instrText>
+          </w:r>
+          <w:r>
+            <w:rPr>
+              <w:rFonts w:hint="eastAsia" w:ascii="宋体" w:hAnsi="宋体" w:eastAsia="宋体" w:cs="宋体"/>
               <w:szCs w:val="24"/>
             </w:rPr>
             <w:fldChar w:fldCharType="separate"/>
@@ -3098,7 +3125,7 @@
             <w:fldChar w:fldCharType="begin"/>
           </w:r>
           <w:r>
-            <w:instrText xml:space="preserve"> PAGEREF _Toc15274 \h </w:instrText>
+            <w:instrText xml:space="preserve"> PAGEREF _Toc28275 \h </w:instrText>
           </w:r>
           <w:r>
             <w:fldChar w:fldCharType="separate"/>
@@ -3111,7 +3138,7 @@
           </w:r>
           <w:r>
             <w:rPr>
-              <w:rFonts w:ascii="宋体" w:eastAsia="宋体" w:hAnsi="宋体" w:cs="宋体" w:hint="eastAsia"/>
+              <w:rFonts w:hint="eastAsia" w:ascii="宋体" w:hAnsi="宋体" w:eastAsia="宋体" w:cs="宋体"/>
               <w:szCs w:val="24"/>
             </w:rPr>
             <w:fldChar w:fldCharType="end"/>
@@ -3119,28 +3146,28 @@
         </w:p>
         <w:p>
           <w:pPr>
-            <w:pStyle w:val="TOC2"/>
+            <w:pStyle w:val="17"/>
             <w:tabs>
               <w:tab w:val="right" w:leader="dot" w:pos="8306"/>
             </w:tabs>
           </w:pPr>
           <w:r>
             <w:rPr>
-              <w:rFonts w:ascii="宋体" w:eastAsia="宋体" w:hAnsi="宋体" w:cs="宋体" w:hint="eastAsia"/>
+              <w:rFonts w:hint="eastAsia" w:ascii="宋体" w:hAnsi="宋体" w:eastAsia="宋体" w:cs="宋体"/>
               <w:szCs w:val="24"/>
             </w:rPr>
             <w:fldChar w:fldCharType="begin"/>
           </w:r>
           <w:r>
             <w:rPr>
-              <w:rFonts w:ascii="宋体" w:eastAsia="宋体" w:hAnsi="宋体" w:cs="宋体" w:hint="eastAsia"/>
-              <w:szCs w:val="24"/>
-            </w:rPr>
-            <w:instrText xml:space="preserve"> HYPERLINK \l _Toc1234 </w:instrText>
-          </w:r>
-          <w:r>
-            <w:rPr>
-              <w:rFonts w:ascii="宋体" w:eastAsia="宋体" w:hAnsi="宋体" w:cs="宋体" w:hint="eastAsia"/>
+              <w:rFonts w:hint="eastAsia" w:ascii="宋体" w:hAnsi="宋体" w:eastAsia="宋体" w:cs="宋体"/>
+              <w:szCs w:val="24"/>
+            </w:rPr>
+            <w:instrText xml:space="preserve"> HYPERLINK \l _Toc24985 </w:instrText>
+          </w:r>
+          <w:r>
+            <w:rPr>
+              <w:rFonts w:hint="eastAsia" w:ascii="宋体" w:hAnsi="宋体" w:eastAsia="宋体" w:cs="宋体"/>
               <w:szCs w:val="24"/>
             </w:rPr>
             <w:fldChar w:fldCharType="separate"/>
@@ -3159,7 +3186,7 @@
             <w:fldChar w:fldCharType="begin"/>
           </w:r>
           <w:r>
-            <w:instrText xml:space="preserve"> PAGEREF _Toc1234 \h </w:instrText>
+            <w:instrText xml:space="preserve"> PAGEREF _Toc24985 \h </w:instrText>
           </w:r>
           <w:r>
             <w:fldChar w:fldCharType="separate"/>
@@ -3172,7 +3199,7 @@
           </w:r>
           <w:r>
             <w:rPr>
-              <w:rFonts w:ascii="宋体" w:eastAsia="宋体" w:hAnsi="宋体" w:cs="宋体" w:hint="eastAsia"/>
+              <w:rFonts w:hint="eastAsia" w:ascii="宋体" w:hAnsi="宋体" w:eastAsia="宋体" w:cs="宋体"/>
               <w:szCs w:val="24"/>
             </w:rPr>
             <w:fldChar w:fldCharType="end"/>
@@ -3180,28 +3207,28 @@
         </w:p>
         <w:p>
           <w:pPr>
-            <w:pStyle w:val="TOC2"/>
+            <w:pStyle w:val="17"/>
             <w:tabs>
               <w:tab w:val="right" w:leader="dot" w:pos="8306"/>
             </w:tabs>
           </w:pPr>
           <w:r>
             <w:rPr>
-              <w:rFonts w:ascii="宋体" w:eastAsia="宋体" w:hAnsi="宋体" w:cs="宋体" w:hint="eastAsia"/>
+              <w:rFonts w:hint="eastAsia" w:ascii="宋体" w:hAnsi="宋体" w:eastAsia="宋体" w:cs="宋体"/>
               <w:szCs w:val="24"/>
             </w:rPr>
             <w:fldChar w:fldCharType="begin"/>
           </w:r>
           <w:r>
             <w:rPr>
-              <w:rFonts w:ascii="宋体" w:eastAsia="宋体" w:hAnsi="宋体" w:cs="宋体" w:hint="eastAsia"/>
-              <w:szCs w:val="24"/>
-            </w:rPr>
-            <w:instrText xml:space="preserve"> HYPERLINK \l _Toc19794 </w:instrText>
-          </w:r>
-          <w:r>
-            <w:rPr>
-              <w:rFonts w:ascii="宋体" w:eastAsia="宋体" w:hAnsi="宋体" w:cs="宋体" w:hint="eastAsia"/>
+              <w:rFonts w:hint="eastAsia" w:ascii="宋体" w:hAnsi="宋体" w:eastAsia="宋体" w:cs="宋体"/>
+              <w:szCs w:val="24"/>
+            </w:rPr>
+            <w:instrText xml:space="preserve"> HYPERLINK \l _Toc25115 </w:instrText>
+          </w:r>
+          <w:r>
+            <w:rPr>
+              <w:rFonts w:hint="eastAsia" w:ascii="宋体" w:hAnsi="宋体" w:eastAsia="宋体" w:cs="宋体"/>
               <w:szCs w:val="24"/>
             </w:rPr>
             <w:fldChar w:fldCharType="separate"/>
@@ -3220,7 +3247,7 @@
             <w:fldChar w:fldCharType="begin"/>
           </w:r>
           <w:r>
-            <w:instrText xml:space="preserve"> PAGEREF _Toc19794 \h </w:instrText>
+            <w:instrText xml:space="preserve"> PAGEREF _Toc25115 \h </w:instrText>
           </w:r>
           <w:r>
             <w:fldChar w:fldCharType="separate"/>
@@ -3233,7 +3260,7 @@
           </w:r>
           <w:r>
             <w:rPr>
-              <w:rFonts w:ascii="宋体" w:eastAsia="宋体" w:hAnsi="宋体" w:cs="宋体" w:hint="eastAsia"/>
+              <w:rFonts w:hint="eastAsia" w:ascii="宋体" w:hAnsi="宋体" w:eastAsia="宋体" w:cs="宋体"/>
               <w:szCs w:val="24"/>
             </w:rPr>
             <w:fldChar w:fldCharType="end"/>
@@ -3241,28 +3268,28 @@
         </w:p>
         <w:p>
           <w:pPr>
-            <w:pStyle w:val="TOC2"/>
+            <w:pStyle w:val="17"/>
             <w:tabs>
               <w:tab w:val="right" w:leader="dot" w:pos="8306"/>
             </w:tabs>
           </w:pPr>
           <w:r>
             <w:rPr>
-              <w:rFonts w:ascii="宋体" w:eastAsia="宋体" w:hAnsi="宋体" w:cs="宋体" w:hint="eastAsia"/>
+              <w:rFonts w:hint="eastAsia" w:ascii="宋体" w:hAnsi="宋体" w:eastAsia="宋体" w:cs="宋体"/>
               <w:szCs w:val="24"/>
             </w:rPr>
             <w:fldChar w:fldCharType="begin"/>
           </w:r>
           <w:r>
             <w:rPr>
-              <w:rFonts w:ascii="宋体" w:eastAsia="宋体" w:hAnsi="宋体" w:cs="宋体" w:hint="eastAsia"/>
-              <w:szCs w:val="24"/>
-            </w:rPr>
-            <w:instrText xml:space="preserve"> HYPERLINK \l _Toc8540 </w:instrText>
-          </w:r>
-          <w:r>
-            <w:rPr>
-              <w:rFonts w:ascii="宋体" w:eastAsia="宋体" w:hAnsi="宋体" w:cs="宋体" w:hint="eastAsia"/>
+              <w:rFonts w:hint="eastAsia" w:ascii="宋体" w:hAnsi="宋体" w:eastAsia="宋体" w:cs="宋体"/>
+              <w:szCs w:val="24"/>
+            </w:rPr>
+            <w:instrText xml:space="preserve"> HYPERLINK \l _Toc16934 </w:instrText>
+          </w:r>
+          <w:r>
+            <w:rPr>
+              <w:rFonts w:hint="eastAsia" w:ascii="宋体" w:hAnsi="宋体" w:eastAsia="宋体" w:cs="宋体"/>
               <w:szCs w:val="24"/>
             </w:rPr>
             <w:fldChar w:fldCharType="separate"/>
@@ -3281,7 +3308,7 @@
             <w:fldChar w:fldCharType="begin"/>
           </w:r>
           <w:r>
-            <w:instrText xml:space="preserve"> PAGEREF _Toc8540 \h </w:instrText>
+            <w:instrText xml:space="preserve"> PAGEREF _Toc16934 \h </w:instrText>
           </w:r>
           <w:r>
             <w:fldChar w:fldCharType="separate"/>
@@ -3294,7 +3321,7 @@
           </w:r>
           <w:r>
             <w:rPr>
-              <w:rFonts w:ascii="宋体" w:eastAsia="宋体" w:hAnsi="宋体" w:cs="宋体" w:hint="eastAsia"/>
+              <w:rFonts w:hint="eastAsia" w:ascii="宋体" w:hAnsi="宋体" w:eastAsia="宋体" w:cs="宋体"/>
               <w:szCs w:val="24"/>
             </w:rPr>
             <w:fldChar w:fldCharType="end"/>
@@ -3302,28 +3329,28 @@
         </w:p>
         <w:p>
           <w:pPr>
-            <w:pStyle w:val="TOC3"/>
+            <w:pStyle w:val="13"/>
             <w:tabs>
               <w:tab w:val="right" w:leader="dot" w:pos="8306"/>
             </w:tabs>
           </w:pPr>
           <w:r>
             <w:rPr>
-              <w:rFonts w:ascii="宋体" w:eastAsia="宋体" w:hAnsi="宋体" w:cs="宋体" w:hint="eastAsia"/>
+              <w:rFonts w:hint="eastAsia" w:ascii="宋体" w:hAnsi="宋体" w:eastAsia="宋体" w:cs="宋体"/>
               <w:szCs w:val="24"/>
             </w:rPr>
             <w:fldChar w:fldCharType="begin"/>
           </w:r>
           <w:r>
             <w:rPr>
-              <w:rFonts w:ascii="宋体" w:eastAsia="宋体" w:hAnsi="宋体" w:cs="宋体" w:hint="eastAsia"/>
-              <w:szCs w:val="24"/>
-            </w:rPr>
-            <w:instrText xml:space="preserve"> HYPERLINK \l _Toc4177 </w:instrText>
-          </w:r>
-          <w:r>
-            <w:rPr>
-              <w:rFonts w:ascii="宋体" w:eastAsia="宋体" w:hAnsi="宋体" w:cs="宋体" w:hint="eastAsia"/>
+              <w:rFonts w:hint="eastAsia" w:ascii="宋体" w:hAnsi="宋体" w:eastAsia="宋体" w:cs="宋体"/>
+              <w:szCs w:val="24"/>
+            </w:rPr>
+            <w:instrText xml:space="preserve"> HYPERLINK \l _Toc28419 </w:instrText>
+          </w:r>
+          <w:r>
+            <w:rPr>
+              <w:rFonts w:hint="eastAsia" w:ascii="宋体" w:hAnsi="宋体" w:eastAsia="宋体" w:cs="宋体"/>
               <w:szCs w:val="24"/>
             </w:rPr>
             <w:fldChar w:fldCharType="separate"/>
@@ -3342,7 +3369,7 @@
             <w:fldChar w:fldCharType="begin"/>
           </w:r>
           <w:r>
-            <w:instrText xml:space="preserve"> PAGEREF _Toc4177 \h </w:instrText>
+            <w:instrText xml:space="preserve"> PAGEREF _Toc28419 \h </w:instrText>
           </w:r>
           <w:r>
             <w:fldChar w:fldCharType="separate"/>
@@ -3355,7 +3382,7 @@
           </w:r>
           <w:r>
             <w:rPr>
-              <w:rFonts w:ascii="宋体" w:eastAsia="宋体" w:hAnsi="宋体" w:cs="宋体" w:hint="eastAsia"/>
+              <w:rFonts w:hint="eastAsia" w:ascii="宋体" w:hAnsi="宋体" w:eastAsia="宋体" w:cs="宋体"/>
               <w:szCs w:val="24"/>
             </w:rPr>
             <w:fldChar w:fldCharType="end"/>
@@ -3363,28 +3390,28 @@
         </w:p>
         <w:p>
           <w:pPr>
-            <w:pStyle w:val="TOC3"/>
+            <w:pStyle w:val="13"/>
             <w:tabs>
               <w:tab w:val="right" w:leader="dot" w:pos="8306"/>
             </w:tabs>
           </w:pPr>
           <w:r>
             <w:rPr>
-              <w:rFonts w:ascii="宋体" w:eastAsia="宋体" w:hAnsi="宋体" w:cs="宋体" w:hint="eastAsia"/>
+              <w:rFonts w:hint="eastAsia" w:ascii="宋体" w:hAnsi="宋体" w:eastAsia="宋体" w:cs="宋体"/>
               <w:szCs w:val="24"/>
             </w:rPr>
             <w:fldChar w:fldCharType="begin"/>
           </w:r>
           <w:r>
             <w:rPr>
-              <w:rFonts w:ascii="宋体" w:eastAsia="宋体" w:hAnsi="宋体" w:cs="宋体" w:hint="eastAsia"/>
-              <w:szCs w:val="24"/>
-            </w:rPr>
-            <w:instrText xml:space="preserve"> HYPERLINK \l _Toc26404 </w:instrText>
-          </w:r>
-          <w:r>
-            <w:rPr>
-              <w:rFonts w:ascii="宋体" w:eastAsia="宋体" w:hAnsi="宋体" w:cs="宋体" w:hint="eastAsia"/>
+              <w:rFonts w:hint="eastAsia" w:ascii="宋体" w:hAnsi="宋体" w:eastAsia="宋体" w:cs="宋体"/>
+              <w:szCs w:val="24"/>
+            </w:rPr>
+            <w:instrText xml:space="preserve"> HYPERLINK \l _Toc27745 </w:instrText>
+          </w:r>
+          <w:r>
+            <w:rPr>
+              <w:rFonts w:hint="eastAsia" w:ascii="宋体" w:hAnsi="宋体" w:eastAsia="宋体" w:cs="宋体"/>
               <w:szCs w:val="24"/>
             </w:rPr>
             <w:fldChar w:fldCharType="separate"/>
@@ -3403,7 +3430,7 @@
             <w:fldChar w:fldCharType="begin"/>
           </w:r>
           <w:r>
-            <w:instrText xml:space="preserve"> PAGEREF _Toc26404 \h </w:instrText>
+            <w:instrText xml:space="preserve"> PAGEREF _Toc27745 \h </w:instrText>
           </w:r>
           <w:r>
             <w:fldChar w:fldCharType="separate"/>
@@ -3416,7 +3443,7 @@
           </w:r>
           <w:r>
             <w:rPr>
-              <w:rFonts w:ascii="宋体" w:eastAsia="宋体" w:hAnsi="宋体" w:cs="宋体" w:hint="eastAsia"/>
+              <w:rFonts w:hint="eastAsia" w:ascii="宋体" w:hAnsi="宋体" w:eastAsia="宋体" w:cs="宋体"/>
               <w:szCs w:val="24"/>
             </w:rPr>
             <w:fldChar w:fldCharType="end"/>
@@ -3424,28 +3451,28 @@
         </w:p>
         <w:p>
           <w:pPr>
-            <w:pStyle w:val="TOC2"/>
+            <w:pStyle w:val="17"/>
             <w:tabs>
               <w:tab w:val="right" w:leader="dot" w:pos="8306"/>
             </w:tabs>
           </w:pPr>
           <w:r>
             <w:rPr>
-              <w:rFonts w:ascii="宋体" w:eastAsia="宋体" w:hAnsi="宋体" w:cs="宋体" w:hint="eastAsia"/>
+              <w:rFonts w:hint="eastAsia" w:ascii="宋体" w:hAnsi="宋体" w:eastAsia="宋体" w:cs="宋体"/>
               <w:szCs w:val="24"/>
             </w:rPr>
             <w:fldChar w:fldCharType="begin"/>
           </w:r>
           <w:r>
             <w:rPr>
-              <w:rFonts w:ascii="宋体" w:eastAsia="宋体" w:hAnsi="宋体" w:cs="宋体" w:hint="eastAsia"/>
-              <w:szCs w:val="24"/>
-            </w:rPr>
-            <w:instrText xml:space="preserve"> HYPERLINK \l _Toc2245 </w:instrText>
-          </w:r>
-          <w:r>
-            <w:rPr>
-              <w:rFonts w:ascii="宋体" w:eastAsia="宋体" w:hAnsi="宋体" w:cs="宋体" w:hint="eastAsia"/>
+              <w:rFonts w:hint="eastAsia" w:ascii="宋体" w:hAnsi="宋体" w:eastAsia="宋体" w:cs="宋体"/>
+              <w:szCs w:val="24"/>
+            </w:rPr>
+            <w:instrText xml:space="preserve"> HYPERLINK \l _Toc26518 </w:instrText>
+          </w:r>
+          <w:r>
+            <w:rPr>
+              <w:rFonts w:hint="eastAsia" w:ascii="宋体" w:hAnsi="宋体" w:eastAsia="宋体" w:cs="宋体"/>
               <w:szCs w:val="24"/>
             </w:rPr>
             <w:fldChar w:fldCharType="separate"/>
@@ -3464,7 +3491,7 @@
             <w:fldChar w:fldCharType="begin"/>
           </w:r>
           <w:r>
-            <w:instrText xml:space="preserve"> PAGEREF _Toc2245 \h </w:instrText>
+            <w:instrText xml:space="preserve"> PAGEREF _Toc26518 \h </w:instrText>
           </w:r>
           <w:r>
             <w:fldChar w:fldCharType="separate"/>
@@ -3477,7 +3504,7 @@
           </w:r>
           <w:r>
             <w:rPr>
-              <w:rFonts w:ascii="宋体" w:eastAsia="宋体" w:hAnsi="宋体" w:cs="宋体" w:hint="eastAsia"/>
+              <w:rFonts w:hint="eastAsia" w:ascii="宋体" w:hAnsi="宋体" w:eastAsia="宋体" w:cs="宋体"/>
               <w:szCs w:val="24"/>
             </w:rPr>
             <w:fldChar w:fldCharType="end"/>
@@ -3485,28 +3512,28 @@
         </w:p>
         <w:p>
           <w:pPr>
-            <w:pStyle w:val="TOC2"/>
+            <w:pStyle w:val="17"/>
             <w:tabs>
               <w:tab w:val="right" w:leader="dot" w:pos="8306"/>
             </w:tabs>
           </w:pPr>
           <w:r>
             <w:rPr>
-              <w:rFonts w:ascii="宋体" w:eastAsia="宋体" w:hAnsi="宋体" w:cs="宋体" w:hint="eastAsia"/>
+              <w:rFonts w:hint="eastAsia" w:ascii="宋体" w:hAnsi="宋体" w:eastAsia="宋体" w:cs="宋体"/>
               <w:szCs w:val="24"/>
             </w:rPr>
             <w:fldChar w:fldCharType="begin"/>
           </w:r>
           <w:r>
             <w:rPr>
-              <w:rFonts w:ascii="宋体" w:eastAsia="宋体" w:hAnsi="宋体" w:cs="宋体" w:hint="eastAsia"/>
-              <w:szCs w:val="24"/>
-            </w:rPr>
-            <w:instrText xml:space="preserve"> HYPERLINK \l _Toc15881 </w:instrText>
-          </w:r>
-          <w:r>
-            <w:rPr>
-              <w:rFonts w:ascii="宋体" w:eastAsia="宋体" w:hAnsi="宋体" w:cs="宋体" w:hint="eastAsia"/>
+              <w:rFonts w:hint="eastAsia" w:ascii="宋体" w:hAnsi="宋体" w:eastAsia="宋体" w:cs="宋体"/>
+              <w:szCs w:val="24"/>
+            </w:rPr>
+            <w:instrText xml:space="preserve"> HYPERLINK \l _Toc24188 </w:instrText>
+          </w:r>
+          <w:r>
+            <w:rPr>
+              <w:rFonts w:hint="eastAsia" w:ascii="宋体" w:hAnsi="宋体" w:eastAsia="宋体" w:cs="宋体"/>
               <w:szCs w:val="24"/>
             </w:rPr>
             <w:fldChar w:fldCharType="separate"/>
@@ -3525,7 +3552,7 @@
             <w:fldChar w:fldCharType="begin"/>
           </w:r>
           <w:r>
-            <w:instrText xml:space="preserve"> PAGEREF _Toc15881 \h </w:instrText>
+            <w:instrText xml:space="preserve"> PAGEREF _Toc24188 \h </w:instrText>
           </w:r>
           <w:r>
             <w:fldChar w:fldCharType="separate"/>
@@ -3538,7 +3565,7 @@
           </w:r>
           <w:r>
             <w:rPr>
-              <w:rFonts w:ascii="宋体" w:eastAsia="宋体" w:hAnsi="宋体" w:cs="宋体" w:hint="eastAsia"/>
+              <w:rFonts w:hint="eastAsia" w:ascii="宋体" w:hAnsi="宋体" w:eastAsia="宋体" w:cs="宋体"/>
               <w:szCs w:val="24"/>
             </w:rPr>
             <w:fldChar w:fldCharType="end"/>
@@ -3546,28 +3573,28 @@
         </w:p>
         <w:p>
           <w:pPr>
-            <w:pStyle w:val="TOC2"/>
+            <w:pStyle w:val="17"/>
             <w:tabs>
               <w:tab w:val="right" w:leader="dot" w:pos="8306"/>
             </w:tabs>
           </w:pPr>
           <w:r>
             <w:rPr>
-              <w:rFonts w:ascii="宋体" w:eastAsia="宋体" w:hAnsi="宋体" w:cs="宋体" w:hint="eastAsia"/>
+              <w:rFonts w:hint="eastAsia" w:ascii="宋体" w:hAnsi="宋体" w:eastAsia="宋体" w:cs="宋体"/>
               <w:szCs w:val="24"/>
             </w:rPr>
             <w:fldChar w:fldCharType="begin"/>
           </w:r>
           <w:r>
             <w:rPr>
-              <w:rFonts w:ascii="宋体" w:eastAsia="宋体" w:hAnsi="宋体" w:cs="宋体" w:hint="eastAsia"/>
-              <w:szCs w:val="24"/>
-            </w:rPr>
-            <w:instrText xml:space="preserve"> HYPERLINK \l _Toc27254 </w:instrText>
-          </w:r>
-          <w:r>
-            <w:rPr>
-              <w:rFonts w:ascii="宋体" w:eastAsia="宋体" w:hAnsi="宋体" w:cs="宋体" w:hint="eastAsia"/>
+              <w:rFonts w:hint="eastAsia" w:ascii="宋体" w:hAnsi="宋体" w:eastAsia="宋体" w:cs="宋体"/>
+              <w:szCs w:val="24"/>
+            </w:rPr>
+            <w:instrText xml:space="preserve"> HYPERLINK \l _Toc14569 </w:instrText>
+          </w:r>
+          <w:r>
+            <w:rPr>
+              <w:rFonts w:hint="eastAsia" w:ascii="宋体" w:hAnsi="宋体" w:eastAsia="宋体" w:cs="宋体"/>
               <w:szCs w:val="24"/>
             </w:rPr>
             <w:fldChar w:fldCharType="separate"/>
@@ -3586,7 +3613,7 @@
             <w:fldChar w:fldCharType="begin"/>
           </w:r>
           <w:r>
-            <w:instrText xml:space="preserve"> PAGEREF _Toc27254 \h </w:instrText>
+            <w:instrText xml:space="preserve"> PAGEREF _Toc14569 \h </w:instrText>
           </w:r>
           <w:r>
             <w:fldChar w:fldCharType="separate"/>
@@ -3599,7 +3626,7 @@
           </w:r>
           <w:r>
             <w:rPr>
-              <w:rFonts w:ascii="宋体" w:eastAsia="宋体" w:hAnsi="宋体" w:cs="宋体" w:hint="eastAsia"/>
+              <w:rFonts w:hint="eastAsia" w:ascii="宋体" w:hAnsi="宋体" w:eastAsia="宋体" w:cs="宋体"/>
               <w:szCs w:val="24"/>
             </w:rPr>
             <w:fldChar w:fldCharType="end"/>
@@ -3607,28 +3634,28 @@
         </w:p>
         <w:p>
           <w:pPr>
-            <w:pStyle w:val="TOC1"/>
+            <w:pStyle w:val="16"/>
             <w:tabs>
               <w:tab w:val="right" w:leader="dot" w:pos="8306"/>
             </w:tabs>
           </w:pPr>
           <w:r>
             <w:rPr>
-              <w:rFonts w:ascii="宋体" w:eastAsia="宋体" w:hAnsi="宋体" w:cs="宋体" w:hint="eastAsia"/>
+              <w:rFonts w:hint="eastAsia" w:ascii="宋体" w:hAnsi="宋体" w:eastAsia="宋体" w:cs="宋体"/>
               <w:szCs w:val="24"/>
             </w:rPr>
             <w:fldChar w:fldCharType="begin"/>
           </w:r>
           <w:r>
             <w:rPr>
-              <w:rFonts w:ascii="宋体" w:eastAsia="宋体" w:hAnsi="宋体" w:cs="宋体" w:hint="eastAsia"/>
-              <w:szCs w:val="24"/>
-            </w:rPr>
-            <w:instrText xml:space="preserve"> HYPERLINK \l _Toc28783 </w:instrText>
-          </w:r>
-          <w:r>
-            <w:rPr>
-              <w:rFonts w:ascii="宋体" w:eastAsia="宋体" w:hAnsi="宋体" w:cs="宋体" w:hint="eastAsia"/>
+              <w:rFonts w:hint="eastAsia" w:ascii="宋体" w:hAnsi="宋体" w:eastAsia="宋体" w:cs="宋体"/>
+              <w:szCs w:val="24"/>
+            </w:rPr>
+            <w:instrText xml:space="preserve"> HYPERLINK \l _Toc16956 </w:instrText>
+          </w:r>
+          <w:r>
+            <w:rPr>
+              <w:rFonts w:hint="eastAsia" w:ascii="宋体" w:hAnsi="宋体" w:eastAsia="宋体" w:cs="宋体"/>
               <w:szCs w:val="24"/>
             </w:rPr>
             <w:fldChar w:fldCharType="separate"/>
@@ -3647,7 +3674,7 @@
             <w:fldChar w:fldCharType="begin"/>
           </w:r>
           <w:r>
-            <w:instrText xml:space="preserve"> PAGEREF _Toc28783 \h </w:instrText>
+            <w:instrText xml:space="preserve"> PAGEREF _Toc16956 \h </w:instrText>
           </w:r>
           <w:r>
             <w:fldChar w:fldCharType="separate"/>
@@ -3660,7 +3687,7 @@
           </w:r>
           <w:r>
             <w:rPr>
-              <w:rFonts w:ascii="宋体" w:eastAsia="宋体" w:hAnsi="宋体" w:cs="宋体" w:hint="eastAsia"/>
+              <w:rFonts w:hint="eastAsia" w:ascii="宋体" w:hAnsi="宋体" w:eastAsia="宋体" w:cs="宋体"/>
               <w:szCs w:val="24"/>
             </w:rPr>
             <w:fldChar w:fldCharType="end"/>
@@ -3668,28 +3695,28 @@
         </w:p>
         <w:p>
           <w:pPr>
-            <w:pStyle w:val="TOC1"/>
+            <w:pStyle w:val="16"/>
             <w:tabs>
               <w:tab w:val="right" w:leader="dot" w:pos="8306"/>
             </w:tabs>
           </w:pPr>
           <w:r>
             <w:rPr>
-              <w:rFonts w:ascii="宋体" w:eastAsia="宋体" w:hAnsi="宋体" w:cs="宋体" w:hint="eastAsia"/>
+              <w:rFonts w:hint="eastAsia" w:ascii="宋体" w:hAnsi="宋体" w:eastAsia="宋体" w:cs="宋体"/>
               <w:szCs w:val="24"/>
             </w:rPr>
             <w:fldChar w:fldCharType="begin"/>
           </w:r>
           <w:r>
             <w:rPr>
-              <w:rFonts w:ascii="宋体" w:eastAsia="宋体" w:hAnsi="宋体" w:cs="宋体" w:hint="eastAsia"/>
-              <w:szCs w:val="24"/>
-            </w:rPr>
-            <w:instrText xml:space="preserve"> HYPERLINK \l _Toc11512 </w:instrText>
-          </w:r>
-          <w:r>
-            <w:rPr>
-              <w:rFonts w:ascii="宋体" w:eastAsia="宋体" w:hAnsi="宋体" w:cs="宋体" w:hint="eastAsia"/>
+              <w:rFonts w:hint="eastAsia" w:ascii="宋体" w:hAnsi="宋体" w:eastAsia="宋体" w:cs="宋体"/>
+              <w:szCs w:val="24"/>
+            </w:rPr>
+            <w:instrText xml:space="preserve"> HYPERLINK \l _Toc6821 </w:instrText>
+          </w:r>
+          <w:r>
+            <w:rPr>
+              <w:rFonts w:hint="eastAsia" w:ascii="宋体" w:hAnsi="宋体" w:eastAsia="宋体" w:cs="宋体"/>
               <w:szCs w:val="24"/>
             </w:rPr>
             <w:fldChar w:fldCharType="separate"/>
@@ -3708,7 +3735,7 @@
             <w:fldChar w:fldCharType="begin"/>
           </w:r>
           <w:r>
-            <w:instrText xml:space="preserve"> PAGEREF _Toc11512 \h </w:instrText>
+            <w:instrText xml:space="preserve"> PAGEREF _Toc6821 \h </w:instrText>
           </w:r>
           <w:r>
             <w:fldChar w:fldCharType="separate"/>
@@ -3721,7 +3748,7 @@
           </w:r>
           <w:r>
             <w:rPr>
-              <w:rFonts w:ascii="宋体" w:eastAsia="宋体" w:hAnsi="宋体" w:cs="宋体" w:hint="eastAsia"/>
+              <w:rFonts w:hint="eastAsia" w:ascii="宋体" w:hAnsi="宋体" w:eastAsia="宋体" w:cs="宋体"/>
               <w:szCs w:val="24"/>
             </w:rPr>
             <w:fldChar w:fldCharType="end"/>
@@ -3729,28 +3756,28 @@
         </w:p>
         <w:p>
           <w:pPr>
-            <w:pStyle w:val="TOC1"/>
+            <w:pStyle w:val="16"/>
             <w:tabs>
               <w:tab w:val="right" w:leader="dot" w:pos="8306"/>
             </w:tabs>
           </w:pPr>
           <w:r>
             <w:rPr>
-              <w:rFonts w:ascii="宋体" w:eastAsia="宋体" w:hAnsi="宋体" w:cs="宋体" w:hint="eastAsia"/>
+              <w:rFonts w:hint="eastAsia" w:ascii="宋体" w:hAnsi="宋体" w:eastAsia="宋体" w:cs="宋体"/>
               <w:szCs w:val="24"/>
             </w:rPr>
             <w:fldChar w:fldCharType="begin"/>
           </w:r>
           <w:r>
             <w:rPr>
-              <w:rFonts w:ascii="宋体" w:eastAsia="宋体" w:hAnsi="宋体" w:cs="宋体" w:hint="eastAsia"/>
-              <w:szCs w:val="24"/>
-            </w:rPr>
-            <w:instrText xml:space="preserve"> HYPERLINK \l _Toc31599 </w:instrText>
-          </w:r>
-          <w:r>
-            <w:rPr>
-              <w:rFonts w:ascii="宋体" w:eastAsia="宋体" w:hAnsi="宋体" w:cs="宋体" w:hint="eastAsia"/>
+              <w:rFonts w:hint="eastAsia" w:ascii="宋体" w:hAnsi="宋体" w:eastAsia="宋体" w:cs="宋体"/>
+              <w:szCs w:val="24"/>
+            </w:rPr>
+            <w:instrText xml:space="preserve"> HYPERLINK \l _Toc14769 </w:instrText>
+          </w:r>
+          <w:r>
+            <w:rPr>
+              <w:rFonts w:hint="eastAsia" w:ascii="宋体" w:hAnsi="宋体" w:eastAsia="宋体" w:cs="宋体"/>
               <w:szCs w:val="24"/>
             </w:rPr>
             <w:fldChar w:fldCharType="separate"/>
@@ -3769,7 +3796,7 @@
             <w:fldChar w:fldCharType="begin"/>
           </w:r>
           <w:r>
-            <w:instrText xml:space="preserve"> PAGEREF _Toc31599 \h </w:instrText>
+            <w:instrText xml:space="preserve"> PAGEREF _Toc14769 \h </w:instrText>
           </w:r>
           <w:r>
             <w:fldChar w:fldCharType="separate"/>
@@ -3782,7 +3809,7 @@
           </w:r>
           <w:r>
             <w:rPr>
-              <w:rFonts w:ascii="宋体" w:eastAsia="宋体" w:hAnsi="宋体" w:cs="宋体" w:hint="eastAsia"/>
+              <w:rFonts w:hint="eastAsia" w:ascii="宋体" w:hAnsi="宋体" w:eastAsia="宋体" w:cs="宋体"/>
               <w:szCs w:val="24"/>
             </w:rPr>
             <w:fldChar w:fldCharType="end"/>
@@ -3805,7 +3832,7 @@
             <w:snapToGrid w:val="0"/>
             <w:textAlignment w:val="baseline"/>
             <w:rPr>
-              <w:rFonts w:ascii="宋体" w:eastAsia="宋体" w:hAnsi="宋体" w:cs="宋体" w:hint="eastAsia"/>
+              <w:rFonts w:hint="eastAsia" w:ascii="宋体" w:hAnsi="宋体" w:eastAsia="宋体" w:cs="宋体"/>
               <w:snapToGrid w:val="0"/>
               <w:color w:val="000000"/>
               <w:kern w:val="0"/>
@@ -3816,7 +3843,7 @@
           </w:pPr>
           <w:r>
             <w:rPr>
-              <w:rFonts w:ascii="宋体" w:eastAsia="宋体" w:hAnsi="宋体" w:cs="宋体" w:hint="eastAsia"/>
+              <w:rFonts w:hint="eastAsia" w:ascii="宋体" w:hAnsi="宋体" w:eastAsia="宋体" w:cs="宋体"/>
               <w:szCs w:val="24"/>
             </w:rPr>
             <w:fldChar w:fldCharType="end"/>
@@ -3841,7 +3868,7 @@
         <w:snapToGrid w:val="0"/>
         <w:textAlignment w:val="baseline"/>
         <w:rPr>
-          <w:rFonts w:ascii="Arial" w:eastAsia="Arial" w:hAnsi="Arial" w:cs="Arial"/>
+          <w:rFonts w:ascii="Arial" w:hAnsi="Arial" w:eastAsia="Arial" w:cs="Arial"/>
           <w:snapToGrid w:val="0"/>
           <w:color w:val="000000"/>
           <w:kern w:val="0"/>
@@ -3852,7 +3879,7 @@
       </w:pPr>
       <w:r>
         <w:rPr>
-          <w:rFonts w:ascii="Arial" w:eastAsia="Arial" w:hAnsi="Arial" w:cs="Arial"/>
+          <w:rFonts w:ascii="Arial" w:hAnsi="Arial" w:eastAsia="Arial" w:cs="Arial"/>
           <w:snapToGrid w:val="0"/>
           <w:color w:val="000000"/>
           <w:kern w:val="0"/>
@@ -3865,27 +3892,27 @@
     </w:p>
     <w:p>
       <w:pPr>
-        <w:pStyle w:val="1"/>
-        <w:keepNext w:val="0"/>
-        <w:keepLines w:val="0"/>
-        <w:pageBreakBefore w:val="0"/>
-        <w:widowControl w:val="0"/>
-        <w:kinsoku w:val="0"/>
-        <w:wordWrap/>
-        <w:overflowPunct/>
-        <w:topLinePunct w:val="0"/>
-        <w:autoSpaceDE w:val="0"/>
-        <w:autoSpaceDN w:val="0"/>
-        <w:bidi w:val="0"/>
-        <w:adjustRightInd w:val="0"/>
-        <w:snapToGrid w:val="0"/>
-        <w:textAlignment w:val="baseline"/>
-        <w:rPr>
-          <w:rFonts w:hint="default"/>
-          <w:lang w:val="en-US" w:eastAsia="zh-CN"/>
-        </w:rPr>
-      </w:pPr>
-      <w:bookmarkStart w:id="3" w:name="_Toc30129"/>
+        <w:pStyle w:val="28"/>
+        <w:keepNext w:val="0"/>
+        <w:keepLines w:val="0"/>
+        <w:pageBreakBefore w:val="0"/>
+        <w:widowControl w:val="0"/>
+        <w:kinsoku w:val="0"/>
+        <w:wordWrap/>
+        <w:overflowPunct/>
+        <w:topLinePunct w:val="0"/>
+        <w:autoSpaceDE w:val="0"/>
+        <w:autoSpaceDN w:val="0"/>
+        <w:bidi w:val="0"/>
+        <w:adjustRightInd w:val="0"/>
+        <w:snapToGrid w:val="0"/>
+        <w:textAlignment w:val="baseline"/>
+        <w:rPr>
+          <w:rFonts w:hint="default"/>
+          <w:lang w:val="en-US" w:eastAsia="zh-CN"/>
+        </w:rPr>
+      </w:pPr>
+      <w:bookmarkStart w:id="2" w:name="_Toc12432"/>
       <w:r>
         <w:rPr>
           <w:rFonts w:hint="default"/>
@@ -3893,181 +3920,181 @@
         </w:rPr>
         <w:t>总则</w:t>
       </w:r>
+      <w:bookmarkEnd w:id="2"/>
+    </w:p>
+    <w:p>
+      <w:pPr>
+        <w:pStyle w:val="30"/>
+        <w:keepNext w:val="0"/>
+        <w:keepLines w:val="0"/>
+        <w:pageBreakBefore w:val="0"/>
+        <w:widowControl w:val="0"/>
+        <w:kinsoku w:val="0"/>
+        <w:wordWrap/>
+        <w:overflowPunct/>
+        <w:topLinePunct w:val="0"/>
+        <w:autoSpaceDE w:val="0"/>
+        <w:autoSpaceDN w:val="0"/>
+        <w:bidi w:val="0"/>
+        <w:adjustRightInd w:val="0"/>
+        <w:snapToGrid w:val="0"/>
+        <w:textAlignment w:val="baseline"/>
+        <w:rPr>
+          <w:rFonts w:hint="default"/>
+          <w:lang w:val="en-US" w:eastAsia="zh-CN"/>
+        </w:rPr>
+      </w:pPr>
+      <w:bookmarkStart w:id="3" w:name="_Toc2043"/>
+      <w:r>
+        <w:rPr>
+          <w:rFonts w:hint="default"/>
+          <w:lang w:val="en-US" w:eastAsia="zh-CN"/>
+        </w:rPr>
+        <w:t>目的</w:t>
+      </w:r>
       <w:bookmarkEnd w:id="3"/>
     </w:p>
     <w:p>
       <w:pPr>
-        <w:pStyle w:val="2"/>
-        <w:keepNext w:val="0"/>
-        <w:keepLines w:val="0"/>
-        <w:pageBreakBefore w:val="0"/>
-        <w:widowControl w:val="0"/>
-        <w:kinsoku w:val="0"/>
-        <w:wordWrap/>
-        <w:overflowPunct/>
-        <w:topLinePunct w:val="0"/>
-        <w:autoSpaceDE w:val="0"/>
-        <w:autoSpaceDN w:val="0"/>
-        <w:bidi w:val="0"/>
-        <w:adjustRightInd w:val="0"/>
-        <w:snapToGrid w:val="0"/>
-        <w:textAlignment w:val="baseline"/>
-        <w:rPr>
-          <w:rFonts w:hint="default"/>
-          <w:lang w:val="en-US" w:eastAsia="zh-CN"/>
-        </w:rPr>
-      </w:pPr>
-      <w:bookmarkStart w:id="4" w:name="_Toc21807"/>
-      <w:r>
-        <w:rPr>
-          <w:rFonts w:hint="default"/>
-          <w:lang w:val="en-US" w:eastAsia="zh-CN"/>
-        </w:rPr>
-        <w:t>目的</w:t>
+        <w:pStyle w:val="29"/>
+        <w:keepNext w:val="0"/>
+        <w:keepLines w:val="0"/>
+        <w:pageBreakBefore w:val="0"/>
+        <w:widowControl w:val="0"/>
+        <w:kinsoku w:val="0"/>
+        <w:wordWrap/>
+        <w:overflowPunct/>
+        <w:topLinePunct w:val="0"/>
+        <w:autoSpaceDE w:val="0"/>
+        <w:autoSpaceDN w:val="0"/>
+        <w:bidi w:val="0"/>
+        <w:adjustRightInd w:val="0"/>
+        <w:snapToGrid w:val="0"/>
+        <w:textAlignment w:val="baseline"/>
+        <w:rPr>
+          <w:rFonts w:hint="default"/>
+          <w:lang w:val="en-US" w:eastAsia="zh-CN"/>
+        </w:rPr>
+      </w:pPr>
+      <w:r>
+        <w:rPr>
+          <w:rFonts w:hint="default"/>
+          <w:lang w:val="en-US" w:eastAsia="zh-CN"/>
+        </w:rPr>
+        <w:t>为建立系统化、规范化的运维服务能力改进机制，确保桐乡华数广电网络有限公司（以下简称“公司”）能够主动识别、有效评估、快速实施并验证各类改进机会，形成持续改进的闭环，从而不断提升运维服务效率、质量、客户满意度及核心竞争力，特制定本制度。</w:t>
+      </w:r>
+    </w:p>
+    <w:p>
+      <w:pPr>
+        <w:pStyle w:val="30"/>
+        <w:keepNext w:val="0"/>
+        <w:keepLines w:val="0"/>
+        <w:pageBreakBefore w:val="0"/>
+        <w:widowControl w:val="0"/>
+        <w:kinsoku w:val="0"/>
+        <w:wordWrap/>
+        <w:overflowPunct/>
+        <w:topLinePunct w:val="0"/>
+        <w:autoSpaceDE w:val="0"/>
+        <w:autoSpaceDN w:val="0"/>
+        <w:bidi w:val="0"/>
+        <w:adjustRightInd w:val="0"/>
+        <w:snapToGrid w:val="0"/>
+        <w:textAlignment w:val="baseline"/>
+        <w:rPr>
+          <w:rFonts w:hint="default"/>
+          <w:lang w:val="en-US" w:eastAsia="zh-CN"/>
+        </w:rPr>
+      </w:pPr>
+      <w:bookmarkStart w:id="4" w:name="_Toc31705"/>
+      <w:r>
+        <w:rPr>
+          <w:rFonts w:hint="default"/>
+          <w:lang w:val="en-US" w:eastAsia="zh-CN"/>
+        </w:rPr>
+        <w:t>适用范围</w:t>
       </w:r>
       <w:bookmarkEnd w:id="4"/>
     </w:p>
     <w:p>
       <w:pPr>
-        <w:pStyle w:val="a1"/>
-        <w:keepNext w:val="0"/>
-        <w:keepLines w:val="0"/>
-        <w:pageBreakBefore w:val="0"/>
-        <w:widowControl w:val="0"/>
-        <w:kinsoku w:val="0"/>
-        <w:wordWrap/>
-        <w:overflowPunct/>
-        <w:topLinePunct w:val="0"/>
-        <w:autoSpaceDE w:val="0"/>
-        <w:autoSpaceDN w:val="0"/>
-        <w:bidi w:val="0"/>
-        <w:adjustRightInd w:val="0"/>
-        <w:snapToGrid w:val="0"/>
-        <w:textAlignment w:val="baseline"/>
-        <w:rPr>
-          <w:rFonts w:hint="default"/>
-          <w:lang w:val="en-US" w:eastAsia="zh-CN"/>
-        </w:rPr>
-      </w:pPr>
-      <w:r>
-        <w:rPr>
-          <w:rFonts w:hint="default"/>
-          <w:lang w:val="en-US" w:eastAsia="zh-CN"/>
-        </w:rPr>
-        <w:t>为建立系统化、规范化的运维服务能力改进机制，确保桐乡华数广电网络有限公司（以下简称“公司”）能够主动识别、有效评估、快速实施并验证各类改进机会，形成持续改进的闭环，从而不断提升运维服务效率、质量、客户满意度及核心竞争力，特制定本制度。</w:t>
-      </w:r>
-    </w:p>
-    <w:p>
-      <w:pPr>
-        <w:pStyle w:val="2"/>
-        <w:keepNext w:val="0"/>
-        <w:keepLines w:val="0"/>
-        <w:pageBreakBefore w:val="0"/>
-        <w:widowControl w:val="0"/>
-        <w:kinsoku w:val="0"/>
-        <w:wordWrap/>
-        <w:overflowPunct/>
-        <w:topLinePunct w:val="0"/>
-        <w:autoSpaceDE w:val="0"/>
-        <w:autoSpaceDN w:val="0"/>
-        <w:bidi w:val="0"/>
-        <w:adjustRightInd w:val="0"/>
-        <w:snapToGrid w:val="0"/>
-        <w:textAlignment w:val="baseline"/>
-        <w:rPr>
-          <w:rFonts w:hint="default"/>
-          <w:lang w:val="en-US" w:eastAsia="zh-CN"/>
-        </w:rPr>
-      </w:pPr>
-      <w:bookmarkStart w:id="5" w:name="_Toc31218"/>
-      <w:r>
-        <w:rPr>
-          <w:rFonts w:hint="default"/>
-          <w:lang w:val="en-US" w:eastAsia="zh-CN"/>
-        </w:rPr>
-        <w:t>适用范围</w:t>
+        <w:pStyle w:val="29"/>
+        <w:keepNext w:val="0"/>
+        <w:keepLines w:val="0"/>
+        <w:pageBreakBefore w:val="0"/>
+        <w:widowControl w:val="0"/>
+        <w:kinsoku w:val="0"/>
+        <w:wordWrap/>
+        <w:overflowPunct/>
+        <w:topLinePunct w:val="0"/>
+        <w:autoSpaceDE w:val="0"/>
+        <w:autoSpaceDN w:val="0"/>
+        <w:bidi w:val="0"/>
+        <w:adjustRightInd w:val="0"/>
+        <w:snapToGrid w:val="0"/>
+        <w:textAlignment w:val="baseline"/>
+        <w:rPr>
+          <w:rFonts w:hint="default"/>
+          <w:lang w:val="en-US" w:eastAsia="zh-CN"/>
+        </w:rPr>
+      </w:pPr>
+      <w:r>
+        <w:rPr>
+          <w:rFonts w:hint="default"/>
+          <w:lang w:val="en-US" w:eastAsia="zh-CN"/>
+        </w:rPr>
+        <w:t>本制度适用于公司范围内所有与运维服务能力相关的改进活动，包括但不限于对运维流程、技术工具、人员技能、资源配置、管理体系及应急机制等方面的改进。覆盖部门包括运维部、研发部、</w:t>
+      </w:r>
+      <w:r>
+        <w:rPr>
+          <w:rFonts w:hint="eastAsia"/>
+          <w:lang w:val="en-US" w:eastAsia="zh-CN"/>
+        </w:rPr>
+        <w:t>采购部、</w:t>
+      </w:r>
+      <w:r>
+        <w:rPr>
+          <w:rFonts w:hint="default"/>
+          <w:lang w:val="en-US" w:eastAsia="zh-CN"/>
+        </w:rPr>
+        <w:t>质量管理部、人力资源部及应急管理部。</w:t>
+      </w:r>
+    </w:p>
+    <w:p>
+      <w:pPr>
+        <w:pStyle w:val="30"/>
+        <w:keepNext w:val="0"/>
+        <w:keepLines w:val="0"/>
+        <w:pageBreakBefore w:val="0"/>
+        <w:widowControl w:val="0"/>
+        <w:kinsoku w:val="0"/>
+        <w:wordWrap/>
+        <w:overflowPunct/>
+        <w:topLinePunct w:val="0"/>
+        <w:autoSpaceDE w:val="0"/>
+        <w:autoSpaceDN w:val="0"/>
+        <w:bidi w:val="0"/>
+        <w:adjustRightInd w:val="0"/>
+        <w:snapToGrid w:val="0"/>
+        <w:textAlignment w:val="baseline"/>
+        <w:rPr>
+          <w:rFonts w:hint="default"/>
+          <w:lang w:val="en-US" w:eastAsia="zh-CN"/>
+        </w:rPr>
+      </w:pPr>
+      <w:bookmarkStart w:id="5" w:name="_Toc5394"/>
+      <w:r>
+        <w:rPr>
+          <w:rFonts w:hint="default"/>
+          <w:lang w:val="en-US" w:eastAsia="zh-CN"/>
+        </w:rPr>
+        <w:t>管理目标</w:t>
       </w:r>
       <w:bookmarkEnd w:id="5"/>
     </w:p>
     <w:p>
       <w:pPr>
-        <w:pStyle w:val="a1"/>
-        <w:keepNext w:val="0"/>
-        <w:keepLines w:val="0"/>
-        <w:pageBreakBefore w:val="0"/>
-        <w:widowControl w:val="0"/>
-        <w:kinsoku w:val="0"/>
-        <w:wordWrap/>
-        <w:overflowPunct/>
-        <w:topLinePunct w:val="0"/>
-        <w:autoSpaceDE w:val="0"/>
-        <w:autoSpaceDN w:val="0"/>
-        <w:bidi w:val="0"/>
-        <w:adjustRightInd w:val="0"/>
-        <w:snapToGrid w:val="0"/>
-        <w:textAlignment w:val="baseline"/>
-        <w:rPr>
-          <w:rFonts w:hint="default"/>
-          <w:lang w:val="en-US" w:eastAsia="zh-CN"/>
-        </w:rPr>
-      </w:pPr>
-      <w:r>
-        <w:rPr>
-          <w:rFonts w:hint="default"/>
-          <w:lang w:val="en-US" w:eastAsia="zh-CN"/>
-        </w:rPr>
-        <w:t>本制度适用于公司范围内所有与运维服务能力相关的改进活动，包括但不限于对运维流程、技术工具、人员技能、资源配置、管理体系及应急机制等方面的改进。覆盖部门包括运维部、研发部、</w:t>
-      </w:r>
-      <w:r>
-        <w:rPr>
-          <w:rFonts w:hint="eastAsia"/>
-          <w:lang w:val="en-US" w:eastAsia="zh-CN"/>
-        </w:rPr>
-        <w:t>采购部、</w:t>
-      </w:r>
-      <w:r>
-        <w:rPr>
-          <w:rFonts w:hint="default"/>
-          <w:lang w:val="en-US" w:eastAsia="zh-CN"/>
-        </w:rPr>
-        <w:t>质量管理部、人力资源部及应急管理部。</w:t>
-      </w:r>
-    </w:p>
-    <w:p>
-      <w:pPr>
-        <w:pStyle w:val="2"/>
-        <w:keepNext w:val="0"/>
-        <w:keepLines w:val="0"/>
-        <w:pageBreakBefore w:val="0"/>
-        <w:widowControl w:val="0"/>
-        <w:kinsoku w:val="0"/>
-        <w:wordWrap/>
-        <w:overflowPunct/>
-        <w:topLinePunct w:val="0"/>
-        <w:autoSpaceDE w:val="0"/>
-        <w:autoSpaceDN w:val="0"/>
-        <w:bidi w:val="0"/>
-        <w:adjustRightInd w:val="0"/>
-        <w:snapToGrid w:val="0"/>
-        <w:textAlignment w:val="baseline"/>
-        <w:rPr>
-          <w:rFonts w:hint="default"/>
-          <w:lang w:val="en-US" w:eastAsia="zh-CN"/>
-        </w:rPr>
-      </w:pPr>
-      <w:bookmarkStart w:id="6" w:name="_Toc14119"/>
-      <w:r>
-        <w:rPr>
-          <w:rFonts w:hint="default"/>
-          <w:lang w:val="en-US" w:eastAsia="zh-CN"/>
-        </w:rPr>
-        <w:t>管理目标</w:t>
-      </w:r>
-      <w:bookmarkEnd w:id="6"/>
-    </w:p>
-    <w:p>
-      <w:pPr>
-        <w:pStyle w:val="a1"/>
+        <w:pStyle w:val="29"/>
         <w:keepNext w:val="0"/>
         <w:keepLines w:val="0"/>
         <w:pageBreakBefore w:val="0"/>
@@ -4102,7 +4129,7 @@
     </w:p>
     <w:p>
       <w:pPr>
-        <w:pStyle w:val="a1"/>
+        <w:pStyle w:val="29"/>
         <w:keepNext w:val="0"/>
         <w:keepLines w:val="0"/>
         <w:pageBreakBefore w:val="0"/>
@@ -4137,7 +4164,7 @@
     </w:p>
     <w:p>
       <w:pPr>
-        <w:pStyle w:val="a1"/>
+        <w:pStyle w:val="29"/>
         <w:keepNext w:val="0"/>
         <w:keepLines w:val="0"/>
         <w:pageBreakBefore w:val="0"/>
@@ -4172,7 +4199,7 @@
     </w:p>
     <w:p>
       <w:pPr>
-        <w:pStyle w:val="a1"/>
+        <w:pStyle w:val="29"/>
         <w:keepNext w:val="0"/>
         <w:keepLines w:val="0"/>
         <w:pageBreakBefore w:val="0"/>
@@ -4207,27 +4234,27 @@
     </w:p>
     <w:p>
       <w:pPr>
-        <w:pStyle w:val="2"/>
-        <w:keepNext w:val="0"/>
-        <w:keepLines w:val="0"/>
-        <w:pageBreakBefore w:val="0"/>
-        <w:widowControl w:val="0"/>
-        <w:kinsoku w:val="0"/>
-        <w:wordWrap/>
-        <w:overflowPunct/>
-        <w:topLinePunct w:val="0"/>
-        <w:autoSpaceDE w:val="0"/>
-        <w:autoSpaceDN w:val="0"/>
-        <w:bidi w:val="0"/>
-        <w:adjustRightInd w:val="0"/>
-        <w:snapToGrid w:val="0"/>
-        <w:textAlignment w:val="baseline"/>
-        <w:rPr>
-          <w:rFonts w:hint="default"/>
-          <w:lang w:val="en-US" w:eastAsia="zh-CN"/>
-        </w:rPr>
-      </w:pPr>
-      <w:bookmarkStart w:id="7" w:name="_Toc23935"/>
+        <w:pStyle w:val="30"/>
+        <w:keepNext w:val="0"/>
+        <w:keepLines w:val="0"/>
+        <w:pageBreakBefore w:val="0"/>
+        <w:widowControl w:val="0"/>
+        <w:kinsoku w:val="0"/>
+        <w:wordWrap/>
+        <w:overflowPunct/>
+        <w:topLinePunct w:val="0"/>
+        <w:autoSpaceDE w:val="0"/>
+        <w:autoSpaceDN w:val="0"/>
+        <w:bidi w:val="0"/>
+        <w:adjustRightInd w:val="0"/>
+        <w:snapToGrid w:val="0"/>
+        <w:textAlignment w:val="baseline"/>
+        <w:rPr>
+          <w:rFonts w:hint="default"/>
+          <w:lang w:val="en-US" w:eastAsia="zh-CN"/>
+        </w:rPr>
+      </w:pPr>
+      <w:bookmarkStart w:id="6" w:name="_Toc350"/>
       <w:r>
         <w:rPr>
           <w:rFonts w:hint="default"/>
@@ -4235,11 +4262,11 @@
         </w:rPr>
         <w:t>术语定义</w:t>
       </w:r>
-      <w:bookmarkEnd w:id="7"/>
-    </w:p>
-    <w:p>
-      <w:pPr>
-        <w:pStyle w:val="a1"/>
+      <w:bookmarkEnd w:id="6"/>
+    </w:p>
+    <w:p>
+      <w:pPr>
+        <w:pStyle w:val="29"/>
         <w:keepNext w:val="0"/>
         <w:keepLines w:val="0"/>
         <w:pageBreakBefore w:val="0"/>
@@ -4274,7 +4301,7 @@
     </w:p>
     <w:p>
       <w:pPr>
-        <w:pStyle w:val="a1"/>
+        <w:pStyle w:val="29"/>
         <w:keepNext w:val="0"/>
         <w:keepLines w:val="0"/>
         <w:pageBreakBefore w:val="0"/>
@@ -4309,7 +4336,7 @@
     </w:p>
     <w:p>
       <w:pPr>
-        <w:pStyle w:val="a1"/>
+        <w:pStyle w:val="29"/>
         <w:keepNext w:val="0"/>
         <w:keepLines w:val="0"/>
         <w:pageBreakBefore w:val="0"/>
@@ -4344,27 +4371,27 @@
     </w:p>
     <w:p>
       <w:pPr>
-        <w:pStyle w:val="1"/>
-        <w:keepNext w:val="0"/>
-        <w:keepLines w:val="0"/>
-        <w:pageBreakBefore w:val="0"/>
-        <w:widowControl w:val="0"/>
-        <w:kinsoku w:val="0"/>
-        <w:wordWrap/>
-        <w:overflowPunct/>
-        <w:topLinePunct w:val="0"/>
-        <w:autoSpaceDE w:val="0"/>
-        <w:autoSpaceDN w:val="0"/>
-        <w:bidi w:val="0"/>
-        <w:adjustRightInd w:val="0"/>
-        <w:snapToGrid w:val="0"/>
-        <w:textAlignment w:val="baseline"/>
-        <w:rPr>
-          <w:rFonts w:hint="default"/>
-          <w:lang w:val="en-US" w:eastAsia="zh-CN"/>
-        </w:rPr>
-      </w:pPr>
-      <w:bookmarkStart w:id="8" w:name="_Toc28480"/>
+        <w:pStyle w:val="28"/>
+        <w:keepNext w:val="0"/>
+        <w:keepLines w:val="0"/>
+        <w:pageBreakBefore w:val="0"/>
+        <w:widowControl w:val="0"/>
+        <w:kinsoku w:val="0"/>
+        <w:wordWrap/>
+        <w:overflowPunct/>
+        <w:topLinePunct w:val="0"/>
+        <w:autoSpaceDE w:val="0"/>
+        <w:autoSpaceDN w:val="0"/>
+        <w:bidi w:val="0"/>
+        <w:adjustRightInd w:val="0"/>
+        <w:snapToGrid w:val="0"/>
+        <w:textAlignment w:val="baseline"/>
+        <w:rPr>
+          <w:rFonts w:hint="default"/>
+          <w:lang w:val="en-US" w:eastAsia="zh-CN"/>
+        </w:rPr>
+      </w:pPr>
+      <w:bookmarkStart w:id="7" w:name="_Toc4418"/>
       <w:r>
         <w:rPr>
           <w:rFonts w:hint="default"/>
@@ -4372,43 +4399,43 @@
         </w:rPr>
         <w:t>组织与职责</w:t>
       </w:r>
+      <w:bookmarkEnd w:id="7"/>
+    </w:p>
+    <w:p>
+      <w:pPr>
+        <w:pStyle w:val="30"/>
+        <w:keepNext w:val="0"/>
+        <w:keepLines w:val="0"/>
+        <w:pageBreakBefore w:val="0"/>
+        <w:widowControl w:val="0"/>
+        <w:kinsoku w:val="0"/>
+        <w:wordWrap/>
+        <w:overflowPunct/>
+        <w:topLinePunct w:val="0"/>
+        <w:autoSpaceDE w:val="0"/>
+        <w:autoSpaceDN w:val="0"/>
+        <w:bidi w:val="0"/>
+        <w:adjustRightInd w:val="0"/>
+        <w:snapToGrid w:val="0"/>
+        <w:textAlignment w:val="baseline"/>
+        <w:rPr>
+          <w:rFonts w:hint="default"/>
+          <w:lang w:val="en-US" w:eastAsia="zh-CN"/>
+        </w:rPr>
+      </w:pPr>
+      <w:bookmarkStart w:id="8" w:name="_Toc11563"/>
+      <w:r>
+        <w:rPr>
+          <w:rFonts w:hint="default"/>
+          <w:lang w:val="en-US" w:eastAsia="zh-CN"/>
+        </w:rPr>
+        <w:t>质量管理部</w:t>
+      </w:r>
       <w:bookmarkEnd w:id="8"/>
     </w:p>
     <w:p>
       <w:pPr>
-        <w:pStyle w:val="2"/>
-        <w:keepNext w:val="0"/>
-        <w:keepLines w:val="0"/>
-        <w:pageBreakBefore w:val="0"/>
-        <w:widowControl w:val="0"/>
-        <w:kinsoku w:val="0"/>
-        <w:wordWrap/>
-        <w:overflowPunct/>
-        <w:topLinePunct w:val="0"/>
-        <w:autoSpaceDE w:val="0"/>
-        <w:autoSpaceDN w:val="0"/>
-        <w:bidi w:val="0"/>
-        <w:adjustRightInd w:val="0"/>
-        <w:snapToGrid w:val="0"/>
-        <w:textAlignment w:val="baseline"/>
-        <w:rPr>
-          <w:rFonts w:hint="default"/>
-          <w:lang w:val="en-US" w:eastAsia="zh-CN"/>
-        </w:rPr>
-      </w:pPr>
-      <w:bookmarkStart w:id="9" w:name="_Toc3988"/>
-      <w:r>
-        <w:rPr>
-          <w:rFonts w:hint="default"/>
-          <w:lang w:val="en-US" w:eastAsia="zh-CN"/>
-        </w:rPr>
-        <w:t>质量管理部</w:t>
-      </w:r>
-      <w:bookmarkEnd w:id="9"/>
-    </w:p>
-    <w:p>
-      <w:pPr>
-        <w:pStyle w:val="a1"/>
+        <w:pStyle w:val="29"/>
         <w:keepNext w:val="0"/>
         <w:keepLines w:val="0"/>
         <w:pageBreakBefore w:val="0"/>
@@ -4443,7 +4470,7 @@
     </w:p>
     <w:p>
       <w:pPr>
-        <w:pStyle w:val="a1"/>
+        <w:pStyle w:val="29"/>
         <w:keepNext w:val="0"/>
         <w:keepLines w:val="0"/>
         <w:pageBreakBefore w:val="0"/>
@@ -4478,7 +4505,7 @@
     </w:p>
     <w:p>
       <w:pPr>
-        <w:pStyle w:val="a1"/>
+        <w:pStyle w:val="29"/>
         <w:keepNext w:val="0"/>
         <w:keepLines w:val="0"/>
         <w:pageBreakBefore w:val="0"/>
@@ -4513,7 +4540,7 @@
     </w:p>
     <w:p>
       <w:pPr>
-        <w:pStyle w:val="a1"/>
+        <w:pStyle w:val="29"/>
         <w:keepNext w:val="0"/>
         <w:keepLines w:val="0"/>
         <w:pageBreakBefore w:val="0"/>
@@ -4548,7 +4575,7 @@
     </w:p>
     <w:p>
       <w:pPr>
-        <w:pStyle w:val="a1"/>
+        <w:pStyle w:val="29"/>
         <w:keepNext w:val="0"/>
         <w:keepLines w:val="0"/>
         <w:pageBreakBefore w:val="0"/>
@@ -4583,7 +4610,7 @@
     </w:p>
     <w:p>
       <w:pPr>
-        <w:pStyle w:val="a1"/>
+        <w:pStyle w:val="29"/>
         <w:keepNext w:val="0"/>
         <w:keepLines w:val="0"/>
         <w:pageBreakBefore w:val="0"/>
@@ -4618,27 +4645,27 @@
     </w:p>
     <w:p>
       <w:pPr>
-        <w:pStyle w:val="2"/>
-        <w:keepNext w:val="0"/>
-        <w:keepLines w:val="0"/>
-        <w:pageBreakBefore w:val="0"/>
-        <w:widowControl w:val="0"/>
-        <w:kinsoku w:val="0"/>
-        <w:wordWrap/>
-        <w:overflowPunct/>
-        <w:topLinePunct w:val="0"/>
-        <w:autoSpaceDE w:val="0"/>
-        <w:autoSpaceDN w:val="0"/>
-        <w:bidi w:val="0"/>
-        <w:adjustRightInd w:val="0"/>
-        <w:snapToGrid w:val="0"/>
-        <w:textAlignment w:val="baseline"/>
-        <w:rPr>
-          <w:rFonts w:hint="default"/>
-          <w:lang w:val="en-US" w:eastAsia="zh-CN"/>
-        </w:rPr>
-      </w:pPr>
-      <w:bookmarkStart w:id="10" w:name="_Toc16897"/>
+        <w:pStyle w:val="30"/>
+        <w:keepNext w:val="0"/>
+        <w:keepLines w:val="0"/>
+        <w:pageBreakBefore w:val="0"/>
+        <w:widowControl w:val="0"/>
+        <w:kinsoku w:val="0"/>
+        <w:wordWrap/>
+        <w:overflowPunct/>
+        <w:topLinePunct w:val="0"/>
+        <w:autoSpaceDE w:val="0"/>
+        <w:autoSpaceDN w:val="0"/>
+        <w:bidi w:val="0"/>
+        <w:adjustRightInd w:val="0"/>
+        <w:snapToGrid w:val="0"/>
+        <w:textAlignment w:val="baseline"/>
+        <w:rPr>
+          <w:rFonts w:hint="default"/>
+          <w:lang w:val="en-US" w:eastAsia="zh-CN"/>
+        </w:rPr>
+      </w:pPr>
+      <w:bookmarkStart w:id="9" w:name="_Toc22760"/>
       <w:r>
         <w:rPr>
           <w:rFonts w:hint="default"/>
@@ -4646,11 +4673,11 @@
         </w:rPr>
         <w:t>运维部</w:t>
       </w:r>
-      <w:bookmarkEnd w:id="10"/>
-    </w:p>
-    <w:p>
-      <w:pPr>
-        <w:pStyle w:val="a1"/>
+      <w:bookmarkEnd w:id="9"/>
+    </w:p>
+    <w:p>
+      <w:pPr>
+        <w:pStyle w:val="29"/>
         <w:keepNext w:val="0"/>
         <w:keepLines w:val="0"/>
         <w:pageBreakBefore w:val="0"/>
@@ -4685,7 +4712,7 @@
     </w:p>
     <w:p>
       <w:pPr>
-        <w:pStyle w:val="a1"/>
+        <w:pStyle w:val="29"/>
         <w:keepNext w:val="0"/>
         <w:keepLines w:val="0"/>
         <w:pageBreakBefore w:val="0"/>
@@ -4720,7 +4747,7 @@
     </w:p>
     <w:p>
       <w:pPr>
-        <w:pStyle w:val="a1"/>
+        <w:pStyle w:val="29"/>
         <w:keepNext w:val="0"/>
         <w:keepLines w:val="0"/>
         <w:pageBreakBefore w:val="0"/>
@@ -4755,27 +4782,27 @@
     </w:p>
     <w:p>
       <w:pPr>
-        <w:pStyle w:val="2"/>
-        <w:keepNext w:val="0"/>
-        <w:keepLines w:val="0"/>
-        <w:pageBreakBefore w:val="0"/>
-        <w:widowControl w:val="0"/>
-        <w:kinsoku w:val="0"/>
-        <w:wordWrap/>
-        <w:overflowPunct/>
-        <w:topLinePunct w:val="0"/>
-        <w:autoSpaceDE w:val="0"/>
-        <w:autoSpaceDN w:val="0"/>
-        <w:bidi w:val="0"/>
-        <w:adjustRightInd w:val="0"/>
-        <w:snapToGrid w:val="0"/>
-        <w:textAlignment w:val="baseline"/>
-        <w:rPr>
-          <w:rFonts w:hint="default"/>
-          <w:lang w:val="en-US" w:eastAsia="zh-CN"/>
-        </w:rPr>
-      </w:pPr>
-      <w:bookmarkStart w:id="11" w:name="_Toc29675"/>
+        <w:pStyle w:val="30"/>
+        <w:keepNext w:val="0"/>
+        <w:keepLines w:val="0"/>
+        <w:pageBreakBefore w:val="0"/>
+        <w:widowControl w:val="0"/>
+        <w:kinsoku w:val="0"/>
+        <w:wordWrap/>
+        <w:overflowPunct/>
+        <w:topLinePunct w:val="0"/>
+        <w:autoSpaceDE w:val="0"/>
+        <w:autoSpaceDN w:val="0"/>
+        <w:bidi w:val="0"/>
+        <w:adjustRightInd w:val="0"/>
+        <w:snapToGrid w:val="0"/>
+        <w:textAlignment w:val="baseline"/>
+        <w:rPr>
+          <w:rFonts w:hint="default"/>
+          <w:lang w:val="en-US" w:eastAsia="zh-CN"/>
+        </w:rPr>
+      </w:pPr>
+      <w:bookmarkStart w:id="10" w:name="_Toc28858"/>
       <w:r>
         <w:rPr>
           <w:rFonts w:hint="default"/>
@@ -4783,11 +4810,11 @@
         </w:rPr>
         <w:t>研发部</w:t>
       </w:r>
-      <w:bookmarkEnd w:id="11"/>
-    </w:p>
-    <w:p>
-      <w:pPr>
-        <w:pStyle w:val="a1"/>
+      <w:bookmarkEnd w:id="10"/>
+    </w:p>
+    <w:p>
+      <w:pPr>
+        <w:pStyle w:val="29"/>
         <w:keepNext w:val="0"/>
         <w:keepLines w:val="0"/>
         <w:pageBreakBefore w:val="0"/>
@@ -4822,7 +4849,7 @@
     </w:p>
     <w:p>
       <w:pPr>
-        <w:pStyle w:val="a1"/>
+        <w:pStyle w:val="29"/>
         <w:keepNext w:val="0"/>
         <w:keepLines w:val="0"/>
         <w:pageBreakBefore w:val="0"/>
@@ -4857,7 +4884,7 @@
     </w:p>
     <w:p>
       <w:pPr>
-        <w:pStyle w:val="a1"/>
+        <w:pStyle w:val="29"/>
         <w:keepNext w:val="0"/>
         <w:keepLines w:val="0"/>
         <w:pageBreakBefore w:val="0"/>
@@ -4892,27 +4919,27 @@
     </w:p>
     <w:p>
       <w:pPr>
-        <w:pStyle w:val="2"/>
-        <w:keepNext w:val="0"/>
-        <w:keepLines w:val="0"/>
-        <w:pageBreakBefore w:val="0"/>
-        <w:widowControl w:val="0"/>
-        <w:kinsoku w:val="0"/>
-        <w:wordWrap/>
-        <w:overflowPunct/>
-        <w:topLinePunct w:val="0"/>
-        <w:autoSpaceDE w:val="0"/>
-        <w:autoSpaceDN w:val="0"/>
-        <w:bidi w:val="0"/>
-        <w:adjustRightInd w:val="0"/>
-        <w:snapToGrid w:val="0"/>
-        <w:textAlignment w:val="baseline"/>
-        <w:rPr>
-          <w:rFonts w:hint="default"/>
-          <w:lang w:val="en-US" w:eastAsia="zh-CN"/>
-        </w:rPr>
-      </w:pPr>
-      <w:bookmarkStart w:id="12" w:name="_Toc14409"/>
+        <w:pStyle w:val="30"/>
+        <w:keepNext w:val="0"/>
+        <w:keepLines w:val="0"/>
+        <w:pageBreakBefore w:val="0"/>
+        <w:widowControl w:val="0"/>
+        <w:kinsoku w:val="0"/>
+        <w:wordWrap/>
+        <w:overflowPunct/>
+        <w:topLinePunct w:val="0"/>
+        <w:autoSpaceDE w:val="0"/>
+        <w:autoSpaceDN w:val="0"/>
+        <w:bidi w:val="0"/>
+        <w:adjustRightInd w:val="0"/>
+        <w:snapToGrid w:val="0"/>
+        <w:textAlignment w:val="baseline"/>
+        <w:rPr>
+          <w:rFonts w:hint="default"/>
+          <w:lang w:val="en-US" w:eastAsia="zh-CN"/>
+        </w:rPr>
+      </w:pPr>
+      <w:bookmarkStart w:id="11" w:name="_Toc19416"/>
       <w:r>
         <w:rPr>
           <w:rFonts w:hint="default"/>
@@ -4920,11 +4947,11 @@
         </w:rPr>
         <w:t>人力资源部</w:t>
       </w:r>
-      <w:bookmarkEnd w:id="12"/>
-    </w:p>
-    <w:p>
-      <w:pPr>
-        <w:pStyle w:val="a1"/>
+      <w:bookmarkEnd w:id="11"/>
+    </w:p>
+    <w:p>
+      <w:pPr>
+        <w:pStyle w:val="29"/>
         <w:keepNext w:val="0"/>
         <w:keepLines w:val="0"/>
         <w:pageBreakBefore w:val="0"/>
@@ -4959,7 +4986,7 @@
     </w:p>
     <w:p>
       <w:pPr>
-        <w:pStyle w:val="a1"/>
+        <w:pStyle w:val="29"/>
         <w:keepNext w:val="0"/>
         <w:keepLines w:val="0"/>
         <w:pageBreakBefore w:val="0"/>
@@ -4994,27 +5021,27 @@
     </w:p>
     <w:p>
       <w:pPr>
-        <w:pStyle w:val="2"/>
-        <w:keepNext w:val="0"/>
-        <w:keepLines w:val="0"/>
-        <w:pageBreakBefore w:val="0"/>
-        <w:widowControl w:val="0"/>
-        <w:kinsoku w:val="0"/>
-        <w:wordWrap/>
-        <w:overflowPunct/>
-        <w:topLinePunct w:val="0"/>
-        <w:autoSpaceDE w:val="0"/>
-        <w:autoSpaceDN w:val="0"/>
-        <w:bidi w:val="0"/>
-        <w:adjustRightInd w:val="0"/>
-        <w:snapToGrid w:val="0"/>
-        <w:textAlignment w:val="baseline"/>
-        <w:rPr>
-          <w:rFonts w:hint="default"/>
-          <w:lang w:val="en-US" w:eastAsia="zh-CN"/>
-        </w:rPr>
-      </w:pPr>
-      <w:bookmarkStart w:id="13" w:name="_Toc31693"/>
+        <w:pStyle w:val="30"/>
+        <w:keepNext w:val="0"/>
+        <w:keepLines w:val="0"/>
+        <w:pageBreakBefore w:val="0"/>
+        <w:widowControl w:val="0"/>
+        <w:kinsoku w:val="0"/>
+        <w:wordWrap/>
+        <w:overflowPunct/>
+        <w:topLinePunct w:val="0"/>
+        <w:autoSpaceDE w:val="0"/>
+        <w:autoSpaceDN w:val="0"/>
+        <w:bidi w:val="0"/>
+        <w:adjustRightInd w:val="0"/>
+        <w:snapToGrid w:val="0"/>
+        <w:textAlignment w:val="baseline"/>
+        <w:rPr>
+          <w:rFonts w:hint="default"/>
+          <w:lang w:val="en-US" w:eastAsia="zh-CN"/>
+        </w:rPr>
+      </w:pPr>
+      <w:bookmarkStart w:id="12" w:name="_Toc14257"/>
       <w:r>
         <w:rPr>
           <w:rFonts w:hint="default"/>
@@ -5022,11 +5049,11 @@
         </w:rPr>
         <w:t>应急管理部</w:t>
       </w:r>
-      <w:bookmarkEnd w:id="13"/>
-    </w:p>
-    <w:p>
-      <w:pPr>
-        <w:pStyle w:val="a1"/>
+      <w:bookmarkEnd w:id="12"/>
+    </w:p>
+    <w:p>
+      <w:pPr>
+        <w:pStyle w:val="29"/>
         <w:keepNext w:val="0"/>
         <w:keepLines w:val="0"/>
         <w:pageBreakBefore w:val="0"/>
@@ -5061,7 +5088,7 @@
     </w:p>
     <w:p>
       <w:pPr>
-        <w:pStyle w:val="a1"/>
+        <w:pStyle w:val="29"/>
         <w:keepNext w:val="0"/>
         <w:keepLines w:val="0"/>
         <w:pageBreakBefore w:val="0"/>
@@ -5096,27 +5123,27 @@
     </w:p>
     <w:p>
       <w:pPr>
-        <w:pStyle w:val="2"/>
-        <w:keepNext w:val="0"/>
-        <w:keepLines w:val="0"/>
-        <w:pageBreakBefore w:val="0"/>
-        <w:widowControl w:val="0"/>
-        <w:kinsoku w:val="0"/>
-        <w:wordWrap/>
-        <w:overflowPunct/>
-        <w:topLinePunct w:val="0"/>
-        <w:autoSpaceDE w:val="0"/>
-        <w:autoSpaceDN w:val="0"/>
-        <w:bidi w:val="0"/>
-        <w:adjustRightInd w:val="0"/>
-        <w:snapToGrid w:val="0"/>
-        <w:textAlignment w:val="baseline"/>
-        <w:rPr>
-          <w:rFonts w:hint="default"/>
-          <w:lang w:val="en-US" w:eastAsia="zh-CN"/>
-        </w:rPr>
-      </w:pPr>
-      <w:bookmarkStart w:id="14" w:name="_Toc25238"/>
+        <w:pStyle w:val="30"/>
+        <w:keepNext w:val="0"/>
+        <w:keepLines w:val="0"/>
+        <w:pageBreakBefore w:val="0"/>
+        <w:widowControl w:val="0"/>
+        <w:kinsoku w:val="0"/>
+        <w:wordWrap/>
+        <w:overflowPunct/>
+        <w:topLinePunct w:val="0"/>
+        <w:autoSpaceDE w:val="0"/>
+        <w:autoSpaceDN w:val="0"/>
+        <w:bidi w:val="0"/>
+        <w:adjustRightInd w:val="0"/>
+        <w:snapToGrid w:val="0"/>
+        <w:textAlignment w:val="baseline"/>
+        <w:rPr>
+          <w:rFonts w:hint="default"/>
+          <w:lang w:val="en-US" w:eastAsia="zh-CN"/>
+        </w:rPr>
+      </w:pPr>
+      <w:bookmarkStart w:id="13" w:name="_Toc3517"/>
       <w:r>
         <w:rPr>
           <w:rFonts w:hint="eastAsia"/>
@@ -5124,11 +5151,11 @@
         </w:rPr>
         <w:t>管理者代表</w:t>
       </w:r>
-      <w:bookmarkEnd w:id="14"/>
-    </w:p>
-    <w:p>
-      <w:pPr>
-        <w:pStyle w:val="a1"/>
+      <w:bookmarkEnd w:id="13"/>
+    </w:p>
+    <w:p>
+      <w:pPr>
+        <w:pStyle w:val="29"/>
         <w:keepNext w:val="0"/>
         <w:keepLines w:val="0"/>
         <w:pageBreakBefore w:val="0"/>
@@ -5163,7 +5190,7 @@
     </w:p>
     <w:p>
       <w:pPr>
-        <w:pStyle w:val="a1"/>
+        <w:pStyle w:val="29"/>
         <w:keepNext w:val="0"/>
         <w:keepLines w:val="0"/>
         <w:pageBreakBefore w:val="0"/>
@@ -5198,15 +5225,15 @@
     </w:p>
     <w:p>
       <w:pPr>
-        <w:pStyle w:val="2"/>
+        <w:pStyle w:val="30"/>
         <w:bidi w:val="0"/>
         <w:rPr>
           <w:rFonts w:hint="eastAsia"/>
           <w:lang w:val="en-US" w:eastAsia="zh-CN"/>
         </w:rPr>
       </w:pPr>
-      <w:bookmarkStart w:id="15" w:name="_Toc25603"/>
-      <w:bookmarkStart w:id="16" w:name="_Toc12465"/>
+      <w:bookmarkStart w:id="14" w:name="_Toc25603"/>
+      <w:bookmarkStart w:id="15" w:name="_Toc19264"/>
       <w:r>
         <w:rPr>
           <w:rFonts w:hint="eastAsia"/>
@@ -5214,163 +5241,163 @@
         </w:rPr>
         <w:t>采购部</w:t>
       </w:r>
+      <w:bookmarkEnd w:id="14"/>
       <w:bookmarkEnd w:id="15"/>
+    </w:p>
+    <w:p>
+      <w:pPr>
+        <w:pStyle w:val="29"/>
+        <w:keepNext w:val="0"/>
+        <w:keepLines w:val="0"/>
+        <w:pageBreakBefore w:val="0"/>
+        <w:widowControl w:val="0"/>
+        <w:kinsoku w:val="0"/>
+        <w:wordWrap/>
+        <w:overflowPunct/>
+        <w:autoSpaceDE w:val="0"/>
+        <w:autoSpaceDN w:val="0"/>
+        <w:bidi w:val="0"/>
+        <w:adjustRightInd w:val="0"/>
+        <w:snapToGrid w:val="0"/>
+        <w:textAlignment w:val="baseline"/>
+        <w:rPr>
+          <w:rFonts w:hint="default"/>
+          <w:lang w:val="en-US" w:eastAsia="zh-CN"/>
+        </w:rPr>
+      </w:pPr>
+      <w:r>
+        <w:rPr>
+          <w:rFonts w:hint="default"/>
+          <w:lang w:val="en-US" w:eastAsia="zh-CN"/>
+        </w:rPr>
+        <w:t>资源获取保障：作为运维服务能力建设的资源支撑部门，负责根据年度能力策划要求，实施运维工具、备件及第三方维保服务的采购工作。</w:t>
+      </w:r>
+    </w:p>
+    <w:p>
+      <w:pPr>
+        <w:pStyle w:val="29"/>
+        <w:keepNext w:val="0"/>
+        <w:keepLines w:val="0"/>
+        <w:pageBreakBefore w:val="0"/>
+        <w:widowControl w:val="0"/>
+        <w:kinsoku w:val="0"/>
+        <w:wordWrap/>
+        <w:overflowPunct/>
+        <w:autoSpaceDE w:val="0"/>
+        <w:autoSpaceDN w:val="0"/>
+        <w:bidi w:val="0"/>
+        <w:adjustRightInd w:val="0"/>
+        <w:snapToGrid w:val="0"/>
+        <w:textAlignment w:val="baseline"/>
+        <w:rPr>
+          <w:rFonts w:hint="default"/>
+          <w:lang w:val="en-US" w:eastAsia="zh-CN"/>
+        </w:rPr>
+      </w:pPr>
+      <w:r>
+        <w:rPr>
+          <w:rFonts w:hint="default"/>
+          <w:lang w:val="en-US" w:eastAsia="zh-CN"/>
+        </w:rPr>
+        <w:t>供应商管理：负责建立和维护合格供应商名录，定期对提供运维支撑的供应商（如硬件厂商、集成商等）进行服务质量评估与考核，确保外部资源持续满足公司运维能力要求。</w:t>
+      </w:r>
+    </w:p>
+    <w:p>
+      <w:pPr>
+        <w:pStyle w:val="29"/>
+        <w:keepNext w:val="0"/>
+        <w:keepLines w:val="0"/>
+        <w:pageBreakBefore w:val="0"/>
+        <w:widowControl w:val="0"/>
+        <w:kinsoku w:val="0"/>
+        <w:wordWrap/>
+        <w:overflowPunct/>
+        <w:autoSpaceDE w:val="0"/>
+        <w:autoSpaceDN w:val="0"/>
+        <w:bidi w:val="0"/>
+        <w:adjustRightInd w:val="0"/>
+        <w:snapToGrid w:val="0"/>
+        <w:textAlignment w:val="baseline"/>
+        <w:rPr>
+          <w:rFonts w:hint="default"/>
+          <w:lang w:val="en-US" w:eastAsia="zh-CN"/>
+        </w:rPr>
+      </w:pPr>
+      <w:r>
+        <w:rPr>
+          <w:rFonts w:hint="default"/>
+          <w:lang w:val="en-US" w:eastAsia="zh-CN"/>
+        </w:rPr>
+        <w:t>合同与交付管理：负责采购合同的签订与履行监控，确保供应商交付的资源（备件、软件授权等）符合合同约定的质量标准及服务级别协议（SLA）。</w:t>
+      </w:r>
+    </w:p>
+    <w:p>
+      <w:pPr>
+        <w:pStyle w:val="28"/>
+        <w:keepNext w:val="0"/>
+        <w:keepLines w:val="0"/>
+        <w:pageBreakBefore w:val="0"/>
+        <w:widowControl w:val="0"/>
+        <w:kinsoku w:val="0"/>
+        <w:wordWrap/>
+        <w:overflowPunct/>
+        <w:topLinePunct w:val="0"/>
+        <w:autoSpaceDE w:val="0"/>
+        <w:autoSpaceDN w:val="0"/>
+        <w:bidi w:val="0"/>
+        <w:adjustRightInd w:val="0"/>
+        <w:snapToGrid w:val="0"/>
+        <w:textAlignment w:val="baseline"/>
+        <w:rPr>
+          <w:rFonts w:hint="default"/>
+          <w:lang w:val="en-US" w:eastAsia="zh-CN"/>
+        </w:rPr>
+      </w:pPr>
+      <w:bookmarkStart w:id="16" w:name="_Toc28275"/>
+      <w:r>
+        <w:rPr>
+          <w:rFonts w:hint="default"/>
+          <w:lang w:val="en-US" w:eastAsia="zh-CN"/>
+        </w:rPr>
+        <w:t>改进管理流程</w:t>
+      </w:r>
       <w:bookmarkEnd w:id="16"/>
     </w:p>
     <w:p>
       <w:pPr>
-        <w:pStyle w:val="a1"/>
-        <w:keepNext w:val="0"/>
-        <w:keepLines w:val="0"/>
-        <w:pageBreakBefore w:val="0"/>
-        <w:widowControl w:val="0"/>
-        <w:kinsoku w:val="0"/>
-        <w:wordWrap/>
-        <w:overflowPunct/>
-        <w:autoSpaceDE w:val="0"/>
-        <w:autoSpaceDN w:val="0"/>
-        <w:bidi w:val="0"/>
-        <w:adjustRightInd w:val="0"/>
-        <w:snapToGrid w:val="0"/>
-        <w:textAlignment w:val="baseline"/>
-        <w:rPr>
-          <w:rFonts w:hint="default"/>
-          <w:lang w:val="en-US" w:eastAsia="zh-CN"/>
-        </w:rPr>
-      </w:pPr>
-      <w:r>
-        <w:rPr>
-          <w:rFonts w:hint="default"/>
-          <w:lang w:val="en-US" w:eastAsia="zh-CN"/>
-        </w:rPr>
-        <w:t>资源获取保障：作为运维服务能力建设的资源支撑部门，负责根据年度能力策划要求，实施运维工具、备件及第三方维保服务的采购工作。</w:t>
-      </w:r>
-    </w:p>
-    <w:p>
-      <w:pPr>
-        <w:pStyle w:val="a1"/>
-        <w:keepNext w:val="0"/>
-        <w:keepLines w:val="0"/>
-        <w:pageBreakBefore w:val="0"/>
-        <w:widowControl w:val="0"/>
-        <w:kinsoku w:val="0"/>
-        <w:wordWrap/>
-        <w:overflowPunct/>
-        <w:autoSpaceDE w:val="0"/>
-        <w:autoSpaceDN w:val="0"/>
-        <w:bidi w:val="0"/>
-        <w:adjustRightInd w:val="0"/>
-        <w:snapToGrid w:val="0"/>
-        <w:textAlignment w:val="baseline"/>
-        <w:rPr>
-          <w:rFonts w:hint="default"/>
-          <w:lang w:val="en-US" w:eastAsia="zh-CN"/>
-        </w:rPr>
-      </w:pPr>
-      <w:r>
-        <w:rPr>
-          <w:rFonts w:hint="default"/>
-          <w:lang w:val="en-US" w:eastAsia="zh-CN"/>
-        </w:rPr>
-        <w:t>供应商管理：负责建立和维护合格供应商名录，定期对提供运维支撑的供应商（如硬件厂商、集成商等）进行服务质量评估与考核，确保外部资源持续满足公司运维能力要求。</w:t>
-      </w:r>
-    </w:p>
-    <w:p>
-      <w:pPr>
-        <w:pStyle w:val="a1"/>
-        <w:keepNext w:val="0"/>
-        <w:keepLines w:val="0"/>
-        <w:pageBreakBefore w:val="0"/>
-        <w:widowControl w:val="0"/>
-        <w:kinsoku w:val="0"/>
-        <w:wordWrap/>
-        <w:overflowPunct/>
-        <w:autoSpaceDE w:val="0"/>
-        <w:autoSpaceDN w:val="0"/>
-        <w:bidi w:val="0"/>
-        <w:adjustRightInd w:val="0"/>
-        <w:snapToGrid w:val="0"/>
-        <w:textAlignment w:val="baseline"/>
-        <w:rPr>
-          <w:rFonts w:hint="default"/>
-          <w:lang w:val="en-US" w:eastAsia="zh-CN"/>
-        </w:rPr>
-      </w:pPr>
-      <w:r>
-        <w:rPr>
-          <w:rFonts w:hint="default"/>
-          <w:lang w:val="en-US" w:eastAsia="zh-CN"/>
-        </w:rPr>
-        <w:t>合同与交付管理：负责采购合同的签订与履行监控，确保供应商交付的资源（备件、软件授权等）符合合同约定的质量标准及服务级别协议（SLA）。</w:t>
-      </w:r>
-    </w:p>
-    <w:p>
-      <w:pPr>
-        <w:pStyle w:val="1"/>
-        <w:keepNext w:val="0"/>
-        <w:keepLines w:val="0"/>
-        <w:pageBreakBefore w:val="0"/>
-        <w:widowControl w:val="0"/>
-        <w:kinsoku w:val="0"/>
-        <w:wordWrap/>
-        <w:overflowPunct/>
-        <w:topLinePunct w:val="0"/>
-        <w:autoSpaceDE w:val="0"/>
-        <w:autoSpaceDN w:val="0"/>
-        <w:bidi w:val="0"/>
-        <w:adjustRightInd w:val="0"/>
-        <w:snapToGrid w:val="0"/>
-        <w:textAlignment w:val="baseline"/>
-        <w:rPr>
-          <w:rFonts w:hint="default"/>
-          <w:lang w:val="en-US" w:eastAsia="zh-CN"/>
-        </w:rPr>
-      </w:pPr>
-      <w:bookmarkStart w:id="17" w:name="_Toc15274"/>
-      <w:r>
-        <w:rPr>
-          <w:rFonts w:hint="default"/>
-          <w:lang w:val="en-US" w:eastAsia="zh-CN"/>
-        </w:rPr>
-        <w:t>改进管理流程</w:t>
+        <w:pStyle w:val="30"/>
+        <w:keepNext w:val="0"/>
+        <w:keepLines w:val="0"/>
+        <w:pageBreakBefore w:val="0"/>
+        <w:widowControl w:val="0"/>
+        <w:kinsoku w:val="0"/>
+        <w:wordWrap/>
+        <w:overflowPunct/>
+        <w:topLinePunct w:val="0"/>
+        <w:autoSpaceDE w:val="0"/>
+        <w:autoSpaceDN w:val="0"/>
+        <w:bidi w:val="0"/>
+        <w:adjustRightInd w:val="0"/>
+        <w:snapToGrid w:val="0"/>
+        <w:textAlignment w:val="baseline"/>
+        <w:rPr>
+          <w:rFonts w:hint="default"/>
+          <w:lang w:val="en-US" w:eastAsia="zh-CN"/>
+        </w:rPr>
+      </w:pPr>
+      <w:bookmarkStart w:id="17" w:name="_Toc24985"/>
+      <w:r>
+        <w:rPr>
+          <w:rFonts w:hint="default"/>
+          <w:lang w:val="en-US" w:eastAsia="zh-CN"/>
+        </w:rPr>
+        <w:t>改进机会识别</w:t>
       </w:r>
       <w:bookmarkEnd w:id="17"/>
     </w:p>
     <w:p>
       <w:pPr>
-        <w:pStyle w:val="2"/>
-        <w:keepNext w:val="0"/>
-        <w:keepLines w:val="0"/>
-        <w:pageBreakBefore w:val="0"/>
-        <w:widowControl w:val="0"/>
-        <w:kinsoku w:val="0"/>
-        <w:wordWrap/>
-        <w:overflowPunct/>
-        <w:topLinePunct w:val="0"/>
-        <w:autoSpaceDE w:val="0"/>
-        <w:autoSpaceDN w:val="0"/>
-        <w:bidi w:val="0"/>
-        <w:adjustRightInd w:val="0"/>
-        <w:snapToGrid w:val="0"/>
-        <w:textAlignment w:val="baseline"/>
-        <w:rPr>
-          <w:rFonts w:hint="default"/>
-          <w:lang w:val="en-US" w:eastAsia="zh-CN"/>
-        </w:rPr>
-      </w:pPr>
-      <w:bookmarkStart w:id="18" w:name="_Toc1234"/>
-      <w:r>
-        <w:rPr>
-          <w:rFonts w:hint="default"/>
-          <w:lang w:val="en-US" w:eastAsia="zh-CN"/>
-        </w:rPr>
-        <w:t>改进机会识别</w:t>
-      </w:r>
-      <w:bookmarkEnd w:id="18"/>
-    </w:p>
-    <w:p>
-      <w:pPr>
-        <w:pStyle w:val="a1"/>
+        <w:pStyle w:val="29"/>
         <w:keepNext w:val="0"/>
         <w:keepLines w:val="0"/>
         <w:pageBreakBefore w:val="0"/>
@@ -5405,7 +5432,7 @@
     </w:p>
     <w:p>
       <w:pPr>
-        <w:pStyle w:val="a1"/>
+        <w:pStyle w:val="29"/>
         <w:keepNext w:val="0"/>
         <w:keepLines w:val="0"/>
         <w:pageBreakBefore w:val="0"/>
@@ -5423,7 +5450,7 @@
         <w:bidi w:val="0"/>
         <w:adjustRightInd w:val="0"/>
         <w:snapToGrid w:val="0"/>
-        <w:ind w:left="425" w:hanging="425" w:leftChars="0" w:firstLineChars="0"/>
+        <w:ind w:left="425" w:leftChars="0" w:hanging="425" w:firstLineChars="0"/>
         <w:textAlignment w:val="baseline"/>
         <w:rPr>
           <w:rFonts w:hint="default"/>
@@ -5440,7 +5467,7 @@
     </w:p>
     <w:p>
       <w:pPr>
-        <w:pStyle w:val="a1"/>
+        <w:pStyle w:val="29"/>
         <w:keepNext w:val="0"/>
         <w:keepLines w:val="0"/>
         <w:pageBreakBefore w:val="0"/>
@@ -5458,7 +5485,7 @@
         <w:bidi w:val="0"/>
         <w:adjustRightInd w:val="0"/>
         <w:snapToGrid w:val="0"/>
-        <w:ind w:left="425" w:hanging="425" w:leftChars="0" w:firstLineChars="0"/>
+        <w:ind w:left="425" w:leftChars="0" w:hanging="425" w:firstLineChars="0"/>
         <w:textAlignment w:val="baseline"/>
         <w:rPr>
           <w:rFonts w:hint="default"/>
@@ -5475,7 +5502,7 @@
     </w:p>
     <w:p>
       <w:pPr>
-        <w:pStyle w:val="a1"/>
+        <w:pStyle w:val="29"/>
         <w:keepNext w:val="0"/>
         <w:keepLines w:val="0"/>
         <w:pageBreakBefore w:val="0"/>
@@ -5493,7 +5520,7 @@
         <w:bidi w:val="0"/>
         <w:adjustRightInd w:val="0"/>
         <w:snapToGrid w:val="0"/>
-        <w:ind w:left="425" w:hanging="425" w:leftChars="0" w:firstLineChars="0"/>
+        <w:ind w:left="425" w:leftChars="0" w:hanging="425" w:firstLineChars="0"/>
         <w:textAlignment w:val="baseline"/>
         <w:rPr>
           <w:rFonts w:hint="default"/>
@@ -5510,7 +5537,7 @@
     </w:p>
     <w:p>
       <w:pPr>
-        <w:pStyle w:val="a1"/>
+        <w:pStyle w:val="29"/>
         <w:keepNext w:val="0"/>
         <w:keepLines w:val="0"/>
         <w:pageBreakBefore w:val="0"/>
@@ -5528,7 +5555,7 @@
         <w:bidi w:val="0"/>
         <w:adjustRightInd w:val="0"/>
         <w:snapToGrid w:val="0"/>
-        <w:ind w:left="425" w:hanging="425" w:leftChars="0" w:firstLineChars="0"/>
+        <w:ind w:left="425" w:leftChars="0" w:hanging="425" w:firstLineChars="0"/>
         <w:textAlignment w:val="baseline"/>
         <w:rPr>
           <w:rFonts w:hint="default"/>
@@ -5545,7 +5572,7 @@
     </w:p>
     <w:p>
       <w:pPr>
-        <w:pStyle w:val="a1"/>
+        <w:pStyle w:val="29"/>
         <w:keepNext w:val="0"/>
         <w:keepLines w:val="0"/>
         <w:pageBreakBefore w:val="0"/>
@@ -5563,7 +5590,7 @@
         <w:bidi w:val="0"/>
         <w:adjustRightInd w:val="0"/>
         <w:snapToGrid w:val="0"/>
-        <w:ind w:left="425" w:hanging="425" w:leftChars="0" w:firstLineChars="0"/>
+        <w:ind w:left="425" w:leftChars="0" w:hanging="425" w:firstLineChars="0"/>
         <w:textAlignment w:val="baseline"/>
         <w:rPr>
           <w:rFonts w:hint="default"/>
@@ -5580,7 +5607,7 @@
     </w:p>
     <w:p>
       <w:pPr>
-        <w:pStyle w:val="a1"/>
+        <w:pStyle w:val="29"/>
         <w:keepNext w:val="0"/>
         <w:keepLines w:val="0"/>
         <w:pageBreakBefore w:val="0"/>
@@ -5598,7 +5625,7 @@
         <w:bidi w:val="0"/>
         <w:adjustRightInd w:val="0"/>
         <w:snapToGrid w:val="0"/>
-        <w:ind w:left="425" w:hanging="425" w:leftChars="0" w:firstLineChars="0"/>
+        <w:ind w:left="425" w:leftChars="0" w:hanging="425" w:firstLineChars="0"/>
         <w:textAlignment w:val="baseline"/>
         <w:rPr>
           <w:rFonts w:hint="default"/>
@@ -5615,7 +5642,7 @@
     </w:p>
     <w:p>
       <w:pPr>
-        <w:pStyle w:val="a1"/>
+        <w:pStyle w:val="29"/>
         <w:keepNext w:val="0"/>
         <w:keepLines w:val="0"/>
         <w:pageBreakBefore w:val="0"/>
@@ -5633,7 +5660,7 @@
         <w:bidi w:val="0"/>
         <w:adjustRightInd w:val="0"/>
         <w:snapToGrid w:val="0"/>
-        <w:ind w:left="425" w:hanging="425" w:leftChars="0" w:firstLineChars="0"/>
+        <w:ind w:left="425" w:leftChars="0" w:hanging="425" w:firstLineChars="0"/>
         <w:textAlignment w:val="baseline"/>
         <w:rPr>
           <w:rFonts w:hint="default"/>
@@ -5650,27 +5677,27 @@
     </w:p>
     <w:p>
       <w:pPr>
-        <w:pStyle w:val="2"/>
-        <w:keepNext w:val="0"/>
-        <w:keepLines w:val="0"/>
-        <w:pageBreakBefore w:val="0"/>
-        <w:widowControl w:val="0"/>
-        <w:kinsoku w:val="0"/>
-        <w:wordWrap/>
-        <w:overflowPunct/>
-        <w:topLinePunct w:val="0"/>
-        <w:autoSpaceDE w:val="0"/>
-        <w:autoSpaceDN w:val="0"/>
-        <w:bidi w:val="0"/>
-        <w:adjustRightInd w:val="0"/>
-        <w:snapToGrid w:val="0"/>
-        <w:textAlignment w:val="baseline"/>
-        <w:rPr>
-          <w:rFonts w:hint="default"/>
-          <w:lang w:val="en-US" w:eastAsia="zh-CN"/>
-        </w:rPr>
-      </w:pPr>
-      <w:bookmarkStart w:id="19" w:name="_Toc19794"/>
+        <w:pStyle w:val="30"/>
+        <w:keepNext w:val="0"/>
+        <w:keepLines w:val="0"/>
+        <w:pageBreakBefore w:val="0"/>
+        <w:widowControl w:val="0"/>
+        <w:kinsoku w:val="0"/>
+        <w:wordWrap/>
+        <w:overflowPunct/>
+        <w:topLinePunct w:val="0"/>
+        <w:autoSpaceDE w:val="0"/>
+        <w:autoSpaceDN w:val="0"/>
+        <w:bidi w:val="0"/>
+        <w:adjustRightInd w:val="0"/>
+        <w:snapToGrid w:val="0"/>
+        <w:textAlignment w:val="baseline"/>
+        <w:rPr>
+          <w:rFonts w:hint="default"/>
+          <w:lang w:val="en-US" w:eastAsia="zh-CN"/>
+        </w:rPr>
+      </w:pPr>
+      <w:bookmarkStart w:id="18" w:name="_Toc25115"/>
       <w:r>
         <w:rPr>
           <w:rFonts w:hint="default"/>
@@ -5678,11 +5705,11 @@
         </w:rPr>
         <w:t>改进建议提交与评估</w:t>
       </w:r>
-      <w:bookmarkEnd w:id="19"/>
-    </w:p>
-    <w:p>
-      <w:pPr>
-        <w:pStyle w:val="a1"/>
+      <w:bookmarkEnd w:id="18"/>
+    </w:p>
+    <w:p>
+      <w:pPr>
+        <w:pStyle w:val="29"/>
         <w:keepNext w:val="0"/>
         <w:keepLines w:val="0"/>
         <w:pageBreakBefore w:val="0"/>
@@ -5717,7 +5744,7 @@
     </w:p>
     <w:p>
       <w:pPr>
-        <w:pStyle w:val="a1"/>
+        <w:pStyle w:val="29"/>
         <w:keepNext w:val="0"/>
         <w:keepLines w:val="0"/>
         <w:pageBreakBefore w:val="0"/>
@@ -5752,7 +5779,7 @@
     </w:p>
     <w:p>
       <w:pPr>
-        <w:pStyle w:val="a1"/>
+        <w:pStyle w:val="29"/>
         <w:keepNext w:val="0"/>
         <w:keepLines w:val="0"/>
         <w:pageBreakBefore w:val="0"/>
@@ -5787,7 +5814,7 @@
     </w:p>
     <w:p>
       <w:pPr>
-        <w:pStyle w:val="a1"/>
+        <w:pStyle w:val="29"/>
         <w:keepNext w:val="0"/>
         <w:keepLines w:val="0"/>
         <w:pageBreakBefore w:val="0"/>
@@ -5822,27 +5849,27 @@
     </w:p>
     <w:p>
       <w:pPr>
-        <w:pStyle w:val="2"/>
-        <w:keepNext w:val="0"/>
-        <w:keepLines w:val="0"/>
-        <w:pageBreakBefore w:val="0"/>
-        <w:widowControl w:val="0"/>
-        <w:kinsoku w:val="0"/>
-        <w:wordWrap/>
-        <w:overflowPunct/>
-        <w:topLinePunct w:val="0"/>
-        <w:autoSpaceDE w:val="0"/>
-        <w:autoSpaceDN w:val="0"/>
-        <w:bidi w:val="0"/>
-        <w:adjustRightInd w:val="0"/>
-        <w:snapToGrid w:val="0"/>
-        <w:textAlignment w:val="baseline"/>
-        <w:rPr>
-          <w:rFonts w:hint="default"/>
-          <w:lang w:val="en-US" w:eastAsia="zh-CN"/>
-        </w:rPr>
-      </w:pPr>
-      <w:bookmarkStart w:id="20" w:name="_Toc8540"/>
+        <w:pStyle w:val="30"/>
+        <w:keepNext w:val="0"/>
+        <w:keepLines w:val="0"/>
+        <w:pageBreakBefore w:val="0"/>
+        <w:widowControl w:val="0"/>
+        <w:kinsoku w:val="0"/>
+        <w:wordWrap/>
+        <w:overflowPunct/>
+        <w:topLinePunct w:val="0"/>
+        <w:autoSpaceDE w:val="0"/>
+        <w:autoSpaceDN w:val="0"/>
+        <w:bidi w:val="0"/>
+        <w:adjustRightInd w:val="0"/>
+        <w:snapToGrid w:val="0"/>
+        <w:textAlignment w:val="baseline"/>
+        <w:rPr>
+          <w:rFonts w:hint="default"/>
+          <w:lang w:val="en-US" w:eastAsia="zh-CN"/>
+        </w:rPr>
+      </w:pPr>
+      <w:bookmarkStart w:id="19" w:name="_Toc16934"/>
       <w:r>
         <w:rPr>
           <w:rFonts w:hint="default"/>
@@ -5850,105 +5877,105 @@
         </w:rPr>
         <w:t>改进计划制定与审批</w:t>
       </w:r>
+      <w:bookmarkEnd w:id="19"/>
+    </w:p>
+    <w:p>
+      <w:pPr>
+        <w:pStyle w:val="31"/>
+        <w:keepNext w:val="0"/>
+        <w:keepLines w:val="0"/>
+        <w:pageBreakBefore w:val="0"/>
+        <w:widowControl w:val="0"/>
+        <w:kinsoku w:val="0"/>
+        <w:wordWrap/>
+        <w:overflowPunct/>
+        <w:topLinePunct w:val="0"/>
+        <w:autoSpaceDE w:val="0"/>
+        <w:autoSpaceDN w:val="0"/>
+        <w:bidi w:val="0"/>
+        <w:adjustRightInd w:val="0"/>
+        <w:snapToGrid w:val="0"/>
+        <w:textAlignment w:val="baseline"/>
+        <w:rPr>
+          <w:rFonts w:hint="default"/>
+          <w:lang w:val="en-US" w:eastAsia="zh-CN"/>
+        </w:rPr>
+      </w:pPr>
+      <w:bookmarkStart w:id="20" w:name="_Toc28419"/>
+      <w:r>
+        <w:rPr>
+          <w:rFonts w:hint="default"/>
+          <w:lang w:val="en-US" w:eastAsia="zh-CN"/>
+        </w:rPr>
+        <w:t>计划制定</w:t>
+      </w:r>
       <w:bookmarkEnd w:id="20"/>
     </w:p>
     <w:p>
       <w:pPr>
-        <w:pStyle w:val="3"/>
-        <w:keepNext w:val="0"/>
-        <w:keepLines w:val="0"/>
-        <w:pageBreakBefore w:val="0"/>
-        <w:widowControl w:val="0"/>
-        <w:kinsoku w:val="0"/>
-        <w:wordWrap/>
-        <w:overflowPunct/>
-        <w:topLinePunct w:val="0"/>
-        <w:autoSpaceDE w:val="0"/>
-        <w:autoSpaceDN w:val="0"/>
-        <w:bidi w:val="0"/>
-        <w:adjustRightInd w:val="0"/>
-        <w:snapToGrid w:val="0"/>
-        <w:textAlignment w:val="baseline"/>
-        <w:rPr>
-          <w:rFonts w:hint="default"/>
-          <w:lang w:val="en-US" w:eastAsia="zh-CN"/>
-        </w:rPr>
-      </w:pPr>
-      <w:bookmarkStart w:id="21" w:name="_Toc4177"/>
-      <w:r>
-        <w:rPr>
-          <w:rFonts w:hint="default"/>
-          <w:lang w:val="en-US" w:eastAsia="zh-CN"/>
-        </w:rPr>
-        <w:t>计划制定</w:t>
+        <w:pStyle w:val="29"/>
+        <w:keepNext w:val="0"/>
+        <w:keepLines w:val="0"/>
+        <w:pageBreakBefore w:val="0"/>
+        <w:widowControl w:val="0"/>
+        <w:kinsoku w:val="0"/>
+        <w:wordWrap/>
+        <w:overflowPunct/>
+        <w:topLinePunct w:val="0"/>
+        <w:autoSpaceDE w:val="0"/>
+        <w:autoSpaceDN w:val="0"/>
+        <w:bidi w:val="0"/>
+        <w:adjustRightInd w:val="0"/>
+        <w:snapToGrid w:val="0"/>
+        <w:textAlignment w:val="baseline"/>
+        <w:rPr>
+          <w:rFonts w:hint="default"/>
+          <w:lang w:val="en-US" w:eastAsia="zh-CN"/>
+        </w:rPr>
+      </w:pPr>
+      <w:r>
+        <w:rPr>
+          <w:rFonts w:hint="default"/>
+          <w:lang w:val="en-US" w:eastAsia="zh-CN"/>
+        </w:rPr>
+        <w:t>对于决定采纳的改进项，由责任部门制定详细的《改进实施计划》，明确改进目标、范围、具体措施、责任人与完成时限、验收标准及所需资源。</w:t>
+      </w:r>
+    </w:p>
+    <w:p>
+      <w:pPr>
+        <w:pStyle w:val="31"/>
+        <w:keepNext w:val="0"/>
+        <w:keepLines w:val="0"/>
+        <w:pageBreakBefore w:val="0"/>
+        <w:widowControl w:val="0"/>
+        <w:kinsoku w:val="0"/>
+        <w:wordWrap/>
+        <w:overflowPunct/>
+        <w:topLinePunct w:val="0"/>
+        <w:autoSpaceDE w:val="0"/>
+        <w:autoSpaceDN w:val="0"/>
+        <w:bidi w:val="0"/>
+        <w:adjustRightInd w:val="0"/>
+        <w:snapToGrid w:val="0"/>
+        <w:textAlignment w:val="baseline"/>
+        <w:rPr>
+          <w:rFonts w:hint="default"/>
+          <w:lang w:val="en-US" w:eastAsia="zh-CN"/>
+        </w:rPr>
+      </w:pPr>
+      <w:bookmarkStart w:id="21" w:name="_Toc27745"/>
+      <w:r>
+        <w:rPr>
+          <w:rFonts w:hint="default"/>
+          <w:lang w:val="en-US" w:eastAsia="zh-CN"/>
+        </w:rPr>
+        <w:t>审批</w:t>
       </w:r>
       <w:bookmarkEnd w:id="21"/>
     </w:p>
     <w:p>
       <w:pPr>
-        <w:pStyle w:val="a1"/>
-        <w:keepNext w:val="0"/>
-        <w:keepLines w:val="0"/>
-        <w:pageBreakBefore w:val="0"/>
-        <w:widowControl w:val="0"/>
-        <w:kinsoku w:val="0"/>
-        <w:wordWrap/>
-        <w:overflowPunct/>
-        <w:topLinePunct w:val="0"/>
-        <w:autoSpaceDE w:val="0"/>
-        <w:autoSpaceDN w:val="0"/>
-        <w:bidi w:val="0"/>
-        <w:adjustRightInd w:val="0"/>
-        <w:snapToGrid w:val="0"/>
-        <w:textAlignment w:val="baseline"/>
-        <w:rPr>
-          <w:rFonts w:hint="default"/>
-          <w:lang w:val="en-US" w:eastAsia="zh-CN"/>
-        </w:rPr>
-      </w:pPr>
-      <w:r>
-        <w:rPr>
-          <w:rFonts w:hint="default"/>
-          <w:lang w:val="en-US" w:eastAsia="zh-CN"/>
-        </w:rPr>
-        <w:t>对于决定采纳的改进项，由责任部门制定详细的《改进实施计划》，明确改进目标、范围、具体措施、责任人与完成时限、验收标准及所需资源。</w:t>
-      </w:r>
-    </w:p>
-    <w:p>
-      <w:pPr>
-        <w:pStyle w:val="3"/>
-        <w:keepNext w:val="0"/>
-        <w:keepLines w:val="0"/>
-        <w:pageBreakBefore w:val="0"/>
-        <w:widowControl w:val="0"/>
-        <w:kinsoku w:val="0"/>
-        <w:wordWrap/>
-        <w:overflowPunct/>
-        <w:topLinePunct w:val="0"/>
-        <w:autoSpaceDE w:val="0"/>
-        <w:autoSpaceDN w:val="0"/>
-        <w:bidi w:val="0"/>
-        <w:adjustRightInd w:val="0"/>
-        <w:snapToGrid w:val="0"/>
-        <w:textAlignment w:val="baseline"/>
-        <w:rPr>
-          <w:rFonts w:hint="default"/>
-          <w:lang w:val="en-US" w:eastAsia="zh-CN"/>
-        </w:rPr>
-      </w:pPr>
-      <w:bookmarkStart w:id="22" w:name="_Toc26404"/>
-      <w:r>
-        <w:rPr>
-          <w:rFonts w:hint="default"/>
-          <w:lang w:val="en-US" w:eastAsia="zh-CN"/>
-        </w:rPr>
-        <w:t>审批</w:t>
-      </w:r>
-      <w:bookmarkEnd w:id="22"/>
-    </w:p>
-    <w:p>
-      <w:pPr>
-        <w:pStyle w:val="a1"/>
+        <w:pStyle w:val="29"/>
         <w:keepNext w:val="0"/>
         <w:keepLines w:val="0"/>
         <w:pageBreakBefore w:val="0"/>
@@ -5983,7 +6010,7 @@
     </w:p>
     <w:p>
       <w:pPr>
-        <w:pStyle w:val="a1"/>
+        <w:pStyle w:val="29"/>
         <w:keepNext w:val="0"/>
         <w:keepLines w:val="0"/>
         <w:pageBreakBefore w:val="0"/>
@@ -6018,27 +6045,27 @@
     </w:p>
     <w:p>
       <w:pPr>
-        <w:pStyle w:val="2"/>
-        <w:keepNext w:val="0"/>
-        <w:keepLines w:val="0"/>
-        <w:pageBreakBefore w:val="0"/>
-        <w:widowControl w:val="0"/>
-        <w:kinsoku w:val="0"/>
-        <w:wordWrap/>
-        <w:overflowPunct/>
-        <w:topLinePunct w:val="0"/>
-        <w:autoSpaceDE w:val="0"/>
-        <w:autoSpaceDN w:val="0"/>
-        <w:bidi w:val="0"/>
-        <w:adjustRightInd w:val="0"/>
-        <w:snapToGrid w:val="0"/>
-        <w:textAlignment w:val="baseline"/>
-        <w:rPr>
-          <w:rFonts w:hint="default"/>
-          <w:lang w:val="en-US" w:eastAsia="zh-CN"/>
-        </w:rPr>
-      </w:pPr>
-      <w:bookmarkStart w:id="23" w:name="_Toc2245"/>
+        <w:pStyle w:val="30"/>
+        <w:keepNext w:val="0"/>
+        <w:keepLines w:val="0"/>
+        <w:pageBreakBefore w:val="0"/>
+        <w:widowControl w:val="0"/>
+        <w:kinsoku w:val="0"/>
+        <w:wordWrap/>
+        <w:overflowPunct/>
+        <w:topLinePunct w:val="0"/>
+        <w:autoSpaceDE w:val="0"/>
+        <w:autoSpaceDN w:val="0"/>
+        <w:bidi w:val="0"/>
+        <w:adjustRightInd w:val="0"/>
+        <w:snapToGrid w:val="0"/>
+        <w:textAlignment w:val="baseline"/>
+        <w:rPr>
+          <w:rFonts w:hint="default"/>
+          <w:lang w:val="en-US" w:eastAsia="zh-CN"/>
+        </w:rPr>
+      </w:pPr>
+      <w:bookmarkStart w:id="22" w:name="_Toc26518"/>
       <w:r>
         <w:rPr>
           <w:rFonts w:hint="default"/>
@@ -6046,11 +6073,11 @@
         </w:rPr>
         <w:t>改进措施实施与跟踪</w:t>
       </w:r>
-      <w:bookmarkEnd w:id="23"/>
-    </w:p>
-    <w:p>
-      <w:pPr>
-        <w:pStyle w:val="a1"/>
+      <w:bookmarkEnd w:id="22"/>
+    </w:p>
+    <w:p>
+      <w:pPr>
+        <w:pStyle w:val="29"/>
         <w:keepNext w:val="0"/>
         <w:keepLines w:val="0"/>
         <w:pageBreakBefore w:val="0"/>
@@ -6085,7 +6112,7 @@
     </w:p>
     <w:p>
       <w:pPr>
-        <w:pStyle w:val="a1"/>
+        <w:pStyle w:val="29"/>
         <w:keepNext w:val="0"/>
         <w:keepLines w:val="0"/>
         <w:pageBreakBefore w:val="0"/>
@@ -6120,27 +6147,27 @@
     </w:p>
     <w:p>
       <w:pPr>
-        <w:pStyle w:val="2"/>
-        <w:keepNext w:val="0"/>
-        <w:keepLines w:val="0"/>
-        <w:pageBreakBefore w:val="0"/>
-        <w:widowControl w:val="0"/>
-        <w:kinsoku w:val="0"/>
-        <w:wordWrap/>
-        <w:overflowPunct/>
-        <w:topLinePunct w:val="0"/>
-        <w:autoSpaceDE w:val="0"/>
-        <w:autoSpaceDN w:val="0"/>
-        <w:bidi w:val="0"/>
-        <w:adjustRightInd w:val="0"/>
-        <w:snapToGrid w:val="0"/>
-        <w:textAlignment w:val="baseline"/>
-        <w:rPr>
-          <w:rFonts w:hint="default"/>
-          <w:lang w:val="en-US" w:eastAsia="zh-CN"/>
-        </w:rPr>
-      </w:pPr>
-      <w:bookmarkStart w:id="24" w:name="_Toc15881"/>
+        <w:pStyle w:val="30"/>
+        <w:keepNext w:val="0"/>
+        <w:keepLines w:val="0"/>
+        <w:pageBreakBefore w:val="0"/>
+        <w:widowControl w:val="0"/>
+        <w:kinsoku w:val="0"/>
+        <w:wordWrap/>
+        <w:overflowPunct/>
+        <w:topLinePunct w:val="0"/>
+        <w:autoSpaceDE w:val="0"/>
+        <w:autoSpaceDN w:val="0"/>
+        <w:bidi w:val="0"/>
+        <w:adjustRightInd w:val="0"/>
+        <w:snapToGrid w:val="0"/>
+        <w:textAlignment w:val="baseline"/>
+        <w:rPr>
+          <w:rFonts w:hint="default"/>
+          <w:lang w:val="en-US" w:eastAsia="zh-CN"/>
+        </w:rPr>
+      </w:pPr>
+      <w:bookmarkStart w:id="23" w:name="_Toc24188"/>
       <w:r>
         <w:rPr>
           <w:rFonts w:hint="default"/>
@@ -6148,11 +6175,11 @@
         </w:rPr>
         <w:t>改进效果验证与关闭</w:t>
       </w:r>
-      <w:bookmarkEnd w:id="24"/>
-    </w:p>
-    <w:p>
-      <w:pPr>
-        <w:pStyle w:val="a1"/>
+      <w:bookmarkEnd w:id="23"/>
+    </w:p>
+    <w:p>
+      <w:pPr>
+        <w:pStyle w:val="29"/>
         <w:keepNext w:val="0"/>
         <w:keepLines w:val="0"/>
         <w:pageBreakBefore w:val="0"/>
@@ -6187,7 +6214,7 @@
     </w:p>
     <w:p>
       <w:pPr>
-        <w:pStyle w:val="a1"/>
+        <w:pStyle w:val="29"/>
         <w:keepNext w:val="0"/>
         <w:keepLines w:val="0"/>
         <w:pageBreakBefore w:val="0"/>
@@ -6222,7 +6249,7 @@
     </w:p>
     <w:p>
       <w:pPr>
-        <w:pStyle w:val="a1"/>
+        <w:pStyle w:val="29"/>
         <w:keepNext w:val="0"/>
         <w:keepLines w:val="0"/>
         <w:pageBreakBefore w:val="0"/>
@@ -6257,7 +6284,101 @@
     </w:p>
     <w:p>
       <w:pPr>
-        <w:pStyle w:val="a1"/>
+        <w:pStyle w:val="30"/>
+        <w:keepNext w:val="0"/>
+        <w:keepLines w:val="0"/>
+        <w:pageBreakBefore w:val="0"/>
+        <w:widowControl w:val="0"/>
+        <w:kinsoku w:val="0"/>
+        <w:wordWrap/>
+        <w:overflowPunct/>
+        <w:topLinePunct w:val="0"/>
+        <w:autoSpaceDE w:val="0"/>
+        <w:autoSpaceDN w:val="0"/>
+        <w:bidi w:val="0"/>
+        <w:adjustRightInd w:val="0"/>
+        <w:snapToGrid w:val="0"/>
+        <w:textAlignment w:val="baseline"/>
+        <w:rPr>
+          <w:rFonts w:hint="default"/>
+          <w:lang w:val="en-US" w:eastAsia="zh-CN"/>
+        </w:rPr>
+      </w:pPr>
+      <w:bookmarkStart w:id="24" w:name="_Toc14569"/>
+      <w:r>
+        <w:rPr>
+          <w:rFonts w:hint="default"/>
+          <w:lang w:val="en-US" w:eastAsia="zh-CN"/>
+        </w:rPr>
+        <w:t>知识管理与固化</w:t>
+      </w:r>
+      <w:bookmarkEnd w:id="24"/>
+    </w:p>
+    <w:p>
+      <w:pPr>
+        <w:pStyle w:val="29"/>
+        <w:keepNext w:val="0"/>
+        <w:keepLines w:val="0"/>
+        <w:pageBreakBefore w:val="0"/>
+        <w:widowControl w:val="0"/>
+        <w:kinsoku w:val="0"/>
+        <w:wordWrap/>
+        <w:overflowPunct/>
+        <w:topLinePunct w:val="0"/>
+        <w:autoSpaceDE w:val="0"/>
+        <w:autoSpaceDN w:val="0"/>
+        <w:bidi w:val="0"/>
+        <w:adjustRightInd w:val="0"/>
+        <w:snapToGrid w:val="0"/>
+        <w:textAlignment w:val="baseline"/>
+        <w:rPr>
+          <w:rFonts w:hint="default"/>
+          <w:lang w:val="en-US" w:eastAsia="zh-CN"/>
+        </w:rPr>
+      </w:pPr>
+      <w:r>
+        <w:rPr>
+          <w:rFonts w:hint="default"/>
+          <w:lang w:val="en-US" w:eastAsia="zh-CN"/>
+        </w:rPr>
+        <w:t>所有已关闭的改进项，特别是效果显著的改进案例，应由责任部门整理成标准操作程序（SOP）、技术规范、培训材料或最佳实践案例，经质量管理部审核后，纳入公司服务知识库，供全员学习和推广，实现改进成果的固化与共享。</w:t>
+      </w:r>
+    </w:p>
+    <w:p>
+      <w:pPr>
+        <w:pStyle w:val="28"/>
+        <w:keepNext w:val="0"/>
+        <w:keepLines w:val="0"/>
+        <w:pageBreakBefore w:val="0"/>
+        <w:widowControl w:val="0"/>
+        <w:kinsoku w:val="0"/>
+        <w:wordWrap/>
+        <w:overflowPunct/>
+        <w:topLinePunct w:val="0"/>
+        <w:autoSpaceDE w:val="0"/>
+        <w:autoSpaceDN w:val="0"/>
+        <w:bidi w:val="0"/>
+        <w:adjustRightInd w:val="0"/>
+        <w:snapToGrid w:val="0"/>
+        <w:textAlignment w:val="baseline"/>
+        <w:rPr>
+          <w:rFonts w:hint="default"/>
+          <w:lang w:val="en-US" w:eastAsia="zh-CN"/>
+        </w:rPr>
+      </w:pPr>
+      <w:bookmarkStart w:id="25" w:name="_Toc16956"/>
+      <w:r>
+        <w:rPr>
+          <w:rFonts w:hint="default"/>
+          <w:lang w:val="en-US" w:eastAsia="zh-CN"/>
+        </w:rPr>
+        <w:t>改进的分类与分级</w:t>
+      </w:r>
+      <w:bookmarkEnd w:id="25"/>
+    </w:p>
+    <w:p>
+      <w:pPr>
+        <w:pStyle w:val="29"/>
         <w:keepNext w:val="0"/>
         <w:keepLines w:val="0"/>
         <w:pageBreakBefore w:val="0"/>
@@ -6282,104 +6403,17 @@
           <w:lang w:val="en-US" w:eastAsia="zh-CN"/>
         </w:rPr>
       </w:pPr>
-    </w:p>
-    <w:p>
-      <w:pPr>
-        <w:pStyle w:val="2"/>
-        <w:keepNext w:val="0"/>
-        <w:keepLines w:val="0"/>
-        <w:pageBreakBefore w:val="0"/>
-        <w:widowControl w:val="0"/>
-        <w:kinsoku w:val="0"/>
-        <w:wordWrap/>
-        <w:overflowPunct/>
-        <w:topLinePunct w:val="0"/>
-        <w:autoSpaceDE w:val="0"/>
-        <w:autoSpaceDN w:val="0"/>
-        <w:bidi w:val="0"/>
-        <w:adjustRightInd w:val="0"/>
-        <w:snapToGrid w:val="0"/>
-        <w:textAlignment w:val="baseline"/>
-        <w:rPr>
-          <w:rFonts w:hint="default"/>
-          <w:lang w:val="en-US" w:eastAsia="zh-CN"/>
-        </w:rPr>
-      </w:pPr>
-      <w:bookmarkStart w:id="25" w:name="_Toc27254"/>
-      <w:r>
-        <w:rPr>
-          <w:rFonts w:hint="default"/>
-          <w:lang w:val="en-US" w:eastAsia="zh-CN"/>
-        </w:rPr>
-        <w:t>知识管理与固化</w:t>
-      </w:r>
-      <w:bookmarkEnd w:id="25"/>
-    </w:p>
-    <w:p>
-      <w:pPr>
-        <w:pStyle w:val="a1"/>
-        <w:keepNext w:val="0"/>
-        <w:keepLines w:val="0"/>
-        <w:pageBreakBefore w:val="0"/>
-        <w:widowControl w:val="0"/>
-        <w:kinsoku w:val="0"/>
-        <w:wordWrap/>
-        <w:overflowPunct/>
-        <w:topLinePunct w:val="0"/>
-        <w:autoSpaceDE w:val="0"/>
-        <w:autoSpaceDN w:val="0"/>
-        <w:bidi w:val="0"/>
-        <w:adjustRightInd w:val="0"/>
-        <w:snapToGrid w:val="0"/>
-        <w:textAlignment w:val="baseline"/>
-        <w:rPr>
-          <w:rFonts w:hint="default"/>
-          <w:lang w:val="en-US" w:eastAsia="zh-CN"/>
-        </w:rPr>
-      </w:pPr>
-      <w:r>
-        <w:rPr>
-          <w:rFonts w:hint="default"/>
-          <w:lang w:val="en-US" w:eastAsia="zh-CN"/>
-        </w:rPr>
-        <w:t>所有已关闭的改进项，特别是效果显著的改进案例，应由责任部门整理成标准操作程序（SOP）、技术规范、培训材料或最佳实践案例，经质量管理部审核后，纳入公司服务知识库，供全员学习和推广，实现改进成果的固化与共享。</w:t>
-      </w:r>
-    </w:p>
-    <w:p>
-      <w:pPr>
-        <w:pStyle w:val="1"/>
-        <w:keepNext w:val="0"/>
-        <w:keepLines w:val="0"/>
-        <w:pageBreakBefore w:val="0"/>
-        <w:widowControl w:val="0"/>
-        <w:kinsoku w:val="0"/>
-        <w:wordWrap/>
-        <w:overflowPunct/>
-        <w:topLinePunct w:val="0"/>
-        <w:autoSpaceDE w:val="0"/>
-        <w:autoSpaceDN w:val="0"/>
-        <w:bidi w:val="0"/>
-        <w:adjustRightInd w:val="0"/>
-        <w:snapToGrid w:val="0"/>
-        <w:textAlignment w:val="baseline"/>
-        <w:rPr>
-          <w:rFonts w:hint="default"/>
-          <w:lang w:val="en-US" w:eastAsia="zh-CN"/>
-        </w:rPr>
-      </w:pPr>
-      <w:bookmarkStart w:id="26" w:name="_Toc28783"/>
-      <w:r>
-        <w:rPr>
-          <w:rFonts w:hint="default"/>
-          <w:lang w:val="en-US" w:eastAsia="zh-CN"/>
-        </w:rPr>
-        <w:t>改进的分类与分级</w:t>
-      </w:r>
-      <w:bookmarkEnd w:id="26"/>
-    </w:p>
-    <w:p>
-      <w:pPr>
-        <w:pStyle w:val="a1"/>
+      <w:r>
+        <w:rPr>
+          <w:rFonts w:hint="default"/>
+          <w:lang w:val="en-US" w:eastAsia="zh-CN"/>
+        </w:rPr>
+        <w:t>按性质分类：流程优化类、技术工具类、人员技能类、管理机制类、应急能力类。</w:t>
+      </w:r>
+    </w:p>
+    <w:p>
+      <w:pPr>
+        <w:pStyle w:val="29"/>
         <w:keepNext w:val="0"/>
         <w:keepLines w:val="0"/>
         <w:pageBreakBefore w:val="0"/>
@@ -6409,12 +6443,12 @@
           <w:rFonts w:hint="default"/>
           <w:lang w:val="en-US" w:eastAsia="zh-CN"/>
         </w:rPr>
-        <w:t>按性质分类：流程优化类、技术工具类、人员技能类、管理机制类、应急能力类。</w:t>
-      </w:r>
-    </w:p>
-    <w:p>
-      <w:pPr>
-        <w:pStyle w:val="a1"/>
+        <w:t>按影响分级：</w:t>
+      </w:r>
+    </w:p>
+    <w:p>
+      <w:pPr>
+        <w:pStyle w:val="29"/>
         <w:keepNext w:val="0"/>
         <w:keepLines w:val="0"/>
         <w:pageBreakBefore w:val="0"/>
@@ -6444,12 +6478,12 @@
           <w:rFonts w:hint="default"/>
           <w:lang w:val="en-US" w:eastAsia="zh-CN"/>
         </w:rPr>
-        <w:t>按影响分级：</w:t>
-      </w:r>
-    </w:p>
-    <w:p>
-      <w:pPr>
-        <w:pStyle w:val="a1"/>
+        <w:t>重大改进：需管理层审批，跨部门项目，投入资源多。</w:t>
+      </w:r>
+    </w:p>
+    <w:p>
+      <w:pPr>
+        <w:pStyle w:val="29"/>
         <w:keepNext w:val="0"/>
         <w:keepLines w:val="0"/>
         <w:pageBreakBefore w:val="0"/>
@@ -6479,12 +6513,12 @@
           <w:rFonts w:hint="default"/>
           <w:lang w:val="en-US" w:eastAsia="zh-CN"/>
         </w:rPr>
-        <w:t>重大改进：需管理层审批，跨部门项目，投入资源多。</w:t>
-      </w:r>
-    </w:p>
-    <w:p>
-      <w:pPr>
-        <w:pStyle w:val="a1"/>
+        <w:t>一般改进：部门内可决策并实施。</w:t>
+      </w:r>
+    </w:p>
+    <w:p>
+      <w:pPr>
+        <w:pStyle w:val="29"/>
         <w:keepNext w:val="0"/>
         <w:keepLines w:val="0"/>
         <w:pageBreakBefore w:val="0"/>
@@ -6514,12 +6548,106 @@
           <w:rFonts w:hint="default"/>
           <w:lang w:val="en-US" w:eastAsia="zh-CN"/>
         </w:rPr>
-        <w:t>一般改进：部门内可决策并实施。</w:t>
-      </w:r>
-    </w:p>
-    <w:p>
-      <w:pPr>
-        <w:pStyle w:val="a1"/>
+        <w:t>日常优化：可通过快速通道（如团队站会）直接处理并记录。</w:t>
+      </w:r>
+    </w:p>
+    <w:p>
+      <w:pPr>
+        <w:pStyle w:val="28"/>
+        <w:keepNext w:val="0"/>
+        <w:keepLines w:val="0"/>
+        <w:pageBreakBefore w:val="0"/>
+        <w:widowControl w:val="0"/>
+        <w:kinsoku w:val="0"/>
+        <w:wordWrap/>
+        <w:overflowPunct/>
+        <w:topLinePunct w:val="0"/>
+        <w:autoSpaceDE w:val="0"/>
+        <w:autoSpaceDN w:val="0"/>
+        <w:bidi w:val="0"/>
+        <w:adjustRightInd w:val="0"/>
+        <w:snapToGrid w:val="0"/>
+        <w:textAlignment w:val="baseline"/>
+        <w:rPr>
+          <w:rFonts w:hint="default"/>
+          <w:lang w:val="en-US" w:eastAsia="zh-CN"/>
+        </w:rPr>
+      </w:pPr>
+      <w:bookmarkStart w:id="26" w:name="_Toc6821"/>
+      <w:r>
+        <w:rPr>
+          <w:rFonts w:hint="default"/>
+          <w:lang w:val="en-US" w:eastAsia="zh-CN"/>
+        </w:rPr>
+        <w:t>持续改进文化</w:t>
+      </w:r>
+      <w:bookmarkEnd w:id="26"/>
+    </w:p>
+    <w:p>
+      <w:pPr>
+        <w:pStyle w:val="29"/>
+        <w:keepNext w:val="0"/>
+        <w:keepLines w:val="0"/>
+        <w:pageBreakBefore w:val="0"/>
+        <w:widowControl w:val="0"/>
+        <w:kinsoku w:val="0"/>
+        <w:wordWrap/>
+        <w:overflowPunct/>
+        <w:topLinePunct w:val="0"/>
+        <w:autoSpaceDE w:val="0"/>
+        <w:autoSpaceDN w:val="0"/>
+        <w:bidi w:val="0"/>
+        <w:adjustRightInd w:val="0"/>
+        <w:snapToGrid w:val="0"/>
+        <w:textAlignment w:val="baseline"/>
+        <w:rPr>
+          <w:rFonts w:hint="default"/>
+          <w:lang w:val="en-US" w:eastAsia="zh-CN"/>
+        </w:rPr>
+      </w:pPr>
+      <w:r>
+        <w:rPr>
+          <w:rFonts w:hint="default"/>
+          <w:lang w:val="en-US" w:eastAsia="zh-CN"/>
+        </w:rPr>
+        <w:t>公司倡导和鼓励全员参与改进。对提出有价值改进建议或在改进实施中贡献突出的团队及个人，将依据公司相关规定给予认可或奖励。</w:t>
+      </w:r>
+    </w:p>
+    <w:p>
+      <w:pPr>
+        <w:pStyle w:val="28"/>
+        <w:keepNext w:val="0"/>
+        <w:keepLines w:val="0"/>
+        <w:pageBreakBefore w:val="0"/>
+        <w:widowControl w:val="0"/>
+        <w:kinsoku w:val="0"/>
+        <w:wordWrap/>
+        <w:overflowPunct/>
+        <w:topLinePunct w:val="0"/>
+        <w:autoSpaceDE w:val="0"/>
+        <w:autoSpaceDN w:val="0"/>
+        <w:bidi w:val="0"/>
+        <w:adjustRightInd w:val="0"/>
+        <w:snapToGrid w:val="0"/>
+        <w:textAlignment w:val="baseline"/>
+        <w:rPr>
+          <w:rFonts w:hint="default"/>
+          <w:lang w:val="en-US" w:eastAsia="zh-CN"/>
+        </w:rPr>
+      </w:pPr>
+      <w:bookmarkStart w:id="27" w:name="_Toc14769"/>
+      <w:r>
+        <w:rPr>
+          <w:rFonts w:hint="default"/>
+          <w:lang w:val="en-US" w:eastAsia="zh-CN"/>
+        </w:rPr>
+        <w:t>附则</w:t>
+      </w:r>
+      <w:bookmarkEnd w:id="27"/>
+    </w:p>
+    <w:p>
+      <w:pPr>
+        <w:pStyle w:val="29"/>
         <w:keepNext w:val="0"/>
         <w:keepLines w:val="0"/>
         <w:pageBreakBefore w:val="0"/>
@@ -6549,106 +6677,12 @@
           <w:rFonts w:hint="default"/>
           <w:lang w:val="en-US" w:eastAsia="zh-CN"/>
         </w:rPr>
-        <w:t>日常优化：可通过快速通道（如团队站会）直接处理并记录。</w:t>
-      </w:r>
-    </w:p>
-    <w:p>
-      <w:pPr>
-        <w:pStyle w:val="1"/>
-        <w:keepNext w:val="0"/>
-        <w:keepLines w:val="0"/>
-        <w:pageBreakBefore w:val="0"/>
-        <w:widowControl w:val="0"/>
-        <w:kinsoku w:val="0"/>
-        <w:wordWrap/>
-        <w:overflowPunct/>
-        <w:topLinePunct w:val="0"/>
-        <w:autoSpaceDE w:val="0"/>
-        <w:autoSpaceDN w:val="0"/>
-        <w:bidi w:val="0"/>
-        <w:adjustRightInd w:val="0"/>
-        <w:snapToGrid w:val="0"/>
-        <w:textAlignment w:val="baseline"/>
-        <w:rPr>
-          <w:rFonts w:hint="default"/>
-          <w:lang w:val="en-US" w:eastAsia="zh-CN"/>
-        </w:rPr>
-      </w:pPr>
-      <w:bookmarkStart w:id="27" w:name="_Toc11512"/>
-      <w:r>
-        <w:rPr>
-          <w:rFonts w:hint="default"/>
-          <w:lang w:val="en-US" w:eastAsia="zh-CN"/>
-        </w:rPr>
-        <w:t>持续改进文化</w:t>
-      </w:r>
-      <w:bookmarkEnd w:id="27"/>
-    </w:p>
-    <w:p>
-      <w:pPr>
-        <w:pStyle w:val="a1"/>
-        <w:keepNext w:val="0"/>
-        <w:keepLines w:val="0"/>
-        <w:pageBreakBefore w:val="0"/>
-        <w:widowControl w:val="0"/>
-        <w:kinsoku w:val="0"/>
-        <w:wordWrap/>
-        <w:overflowPunct/>
-        <w:topLinePunct w:val="0"/>
-        <w:autoSpaceDE w:val="0"/>
-        <w:autoSpaceDN w:val="0"/>
-        <w:bidi w:val="0"/>
-        <w:adjustRightInd w:val="0"/>
-        <w:snapToGrid w:val="0"/>
-        <w:textAlignment w:val="baseline"/>
-        <w:rPr>
-          <w:rFonts w:hint="default"/>
-          <w:lang w:val="en-US" w:eastAsia="zh-CN"/>
-        </w:rPr>
-      </w:pPr>
-      <w:r>
-        <w:rPr>
-          <w:rFonts w:hint="default"/>
-          <w:lang w:val="en-US" w:eastAsia="zh-CN"/>
-        </w:rPr>
-        <w:t>公司倡导和鼓励全员参与改进。对提出有价值改进建议或在改进实施中贡献突出的团队及个人，将依据公司相关规定给予认可或奖励。</w:t>
-      </w:r>
-    </w:p>
-    <w:p>
-      <w:pPr>
-        <w:pStyle w:val="1"/>
-        <w:keepNext w:val="0"/>
-        <w:keepLines w:val="0"/>
-        <w:pageBreakBefore w:val="0"/>
-        <w:widowControl w:val="0"/>
-        <w:kinsoku w:val="0"/>
-        <w:wordWrap/>
-        <w:overflowPunct/>
-        <w:topLinePunct w:val="0"/>
-        <w:autoSpaceDE w:val="0"/>
-        <w:autoSpaceDN w:val="0"/>
-        <w:bidi w:val="0"/>
-        <w:adjustRightInd w:val="0"/>
-        <w:snapToGrid w:val="0"/>
-        <w:textAlignment w:val="baseline"/>
-        <w:rPr>
-          <w:rFonts w:hint="default"/>
-          <w:lang w:val="en-US" w:eastAsia="zh-CN"/>
-        </w:rPr>
-      </w:pPr>
-      <w:bookmarkStart w:id="28" w:name="_Toc31599"/>
-      <w:r>
-        <w:rPr>
-          <w:rFonts w:hint="default"/>
-          <w:lang w:val="en-US" w:eastAsia="zh-CN"/>
-        </w:rPr>
-        <w:t>附则</w:t>
-      </w:r>
-      <w:bookmarkEnd w:id="28"/>
-    </w:p>
-    <w:p>
-      <w:pPr>
-        <w:pStyle w:val="a1"/>
+        <w:t>本制度由质量管理部负责解释和修订。</w:t>
+      </w:r>
+    </w:p>
+    <w:p>
+      <w:pPr>
+        <w:pStyle w:val="29"/>
         <w:keepNext w:val="0"/>
         <w:keepLines w:val="0"/>
         <w:pageBreakBefore w:val="0"/>
@@ -6678,62 +6712,77 @@
           <w:rFonts w:hint="default"/>
           <w:lang w:val="en-US" w:eastAsia="zh-CN"/>
         </w:rPr>
-        <w:t>本制度由质量管理部负责解释和修订。</w:t>
-      </w:r>
-    </w:p>
-    <w:p>
-      <w:pPr>
-        <w:pStyle w:val="a1"/>
-        <w:keepNext w:val="0"/>
-        <w:keepLines w:val="0"/>
-        <w:pageBreakBefore w:val="0"/>
-        <w:widowControl w:val="0"/>
-        <w:numPr>
-          <w:ilvl w:val="0"/>
-          <w:numId w:val="0"/>
-        </w:numPr>
-        <w:kinsoku w:val="0"/>
-        <w:wordWrap/>
-        <w:overflowPunct/>
-        <w:topLinePunct w:val="0"/>
-        <w:autoSpaceDE w:val="0"/>
-        <w:autoSpaceDN w:val="0"/>
-        <w:bidi w:val="0"/>
-        <w:adjustRightInd w:val="0"/>
-        <w:snapToGrid w:val="0"/>
-        <w:ind w:left="420" w:leftChars="200"/>
-        <w:textAlignment w:val="baseline"/>
-        <w:rPr>
-          <w:rFonts w:hint="default"/>
-          <w:lang w:val="en-US" w:eastAsia="zh-CN"/>
-        </w:rPr>
-      </w:pPr>
-      <w:r>
-        <w:rPr>
-          <w:rFonts w:hint="default"/>
-          <w:lang w:val="en-US" w:eastAsia="zh-CN"/>
-        </w:rPr>
         <w:t>本制度自发布之日起正式实施，相关记录表单由质量管理部统一发布。</w:t>
       </w:r>
     </w:p>
     <w:sectPr>
-      <w:headerReference w:type="default" r:id="rId7"/>
+      <w:headerReference r:id="rId5" w:type="default"/>
       <w:pgSz w:w="11906" w:h="16838"/>
       <w:pgMar w:top="1417" w:right="1800" w:bottom="1440" w:left="1800" w:header="1140" w:footer="992" w:gutter="0"/>
-      <w:cols w:num="1" w:space="425"/>
+      <w:cols w:space="425" w:num="1"/>
       <w:docGrid w:type="lines" w:linePitch="312" w:charSpace="0"/>
     </w:sectPr>
   </w:body>
 </w:document>
 </file>
 
+<file path=word/endnotes.xml><?xml version="1.0" encoding="utf-8"?>
+<w:endnotes xmlns:wpc="http://schemas.microsoft.com/office/word/2010/wordprocessingCanvas" xmlns:mc="http://schemas.openxmlformats.org/markup-compatibility/2006" xmlns:o="urn:schemas-microsoft-com:office:office" xmlns:r="http://schemas.openxmlformats.org/officeDocument/2006/relationships" xmlns:m="http://schemas.openxmlformats.org/officeDocument/2006/math" xmlns:v="urn:schemas-microsoft-com:vml" xmlns:wp14="http://schemas.microsoft.com/office/word/2010/wordprocessingDrawing" xmlns:wp="http://schemas.openxmlformats.org/drawingml/2006/wordprocessingDrawing" xmlns:w="http://schemas.openxmlformats.org/wordprocessingml/2006/main" xmlns:w14="http://schemas.microsoft.com/office/word/2010/wordml" xmlns:w15="http://schemas.microsoft.com/office/word/2012/wordml" xmlns:w10="urn:schemas-microsoft-com:office:word" xmlns:wpg="http://schemas.microsoft.com/office/word/2010/wordprocessingGroup" xmlns:wpi="http://schemas.microsoft.com/office/word/2010/wordprocessingInk" xmlns:wne="http://schemas.microsoft.com/office/word/2006/wordml" xmlns:wps="http://schemas.microsoft.com/office/word/2010/wordprocessingShape" xmlns:wpsCustomData="http://www.wps.cn/officeDocument/2013/wpsCustomData" mc:Ignorable="w14 w15 wp14">
+  <w:endnote w:type="separator" w:id="0">
+    <w:p>
+      <w:pPr>
+        <w:spacing w:line="240" w:lineRule="auto"/>
+      </w:pPr>
+      <w:r>
+        <w:separator/>
+      </w:r>
+    </w:p>
+  </w:endnote>
+  <w:endnote w:type="continuationSeparator" w:id="1">
+    <w:p>
+      <w:pPr>
+        <w:spacing w:line="240" w:lineRule="auto"/>
+      </w:pPr>
+      <w:r>
+        <w:continuationSeparator/>
+      </w:r>
+    </w:p>
+  </w:endnote>
+</w:endnotes>
+</file>
+
+<file path=word/footnotes.xml><?xml version="1.0" encoding="utf-8"?>
+<w:footnotes xmlns:wpc="http://schemas.microsoft.com/office/word/2010/wordprocessingCanvas" xmlns:mc="http://schemas.openxmlformats.org/markup-compatibility/2006" xmlns:o="urn:schemas-microsoft-com:office:office" xmlns:r="http://schemas.openxmlformats.org/officeDocument/2006/relationships" xmlns:m="http://schemas.openxmlformats.org/officeDocument/2006/math" xmlns:v="urn:schemas-microsoft-com:vml" xmlns:wp14="http://schemas.microsoft.com/office/word/2010/wordprocessingDrawing" xmlns:wp="http://schemas.openxmlformats.org/drawingml/2006/wordprocessingDrawing" xmlns:w="http://schemas.openxmlformats.org/wordprocessingml/2006/main" xmlns:w14="http://schemas.microsoft.com/office/word/2010/wordml" xmlns:w15="http://schemas.microsoft.com/office/word/2012/wordml" xmlns:w10="urn:schemas-microsoft-com:office:word" xmlns:wpg="http://schemas.microsoft.com/office/word/2010/wordprocessingGroup" xmlns:wpi="http://schemas.microsoft.com/office/word/2010/wordprocessingInk" xmlns:wne="http://schemas.microsoft.com/office/word/2006/wordml" xmlns:wps="http://schemas.microsoft.com/office/word/2010/wordprocessingShape" xmlns:wpsCustomData="http://www.wps.cn/officeDocument/2013/wpsCustomData" mc:Ignorable="w14 w15 wp14">
+  <w:footnote w:type="separator" w:id="0">
+    <w:p>
+      <w:pPr>
+        <w:spacing w:line="360" w:lineRule="auto"/>
+      </w:pPr>
+      <w:r>
+        <w:separator/>
+      </w:r>
+    </w:p>
+  </w:footnote>
+  <w:footnote w:type="continuationSeparator" w:id="1">
+    <w:p>
+      <w:pPr>
+        <w:spacing w:line="360" w:lineRule="auto"/>
+      </w:pPr>
+      <w:r>
+        <w:continuationSeparator/>
+      </w:r>
+    </w:p>
+  </w:footnote>
+</w:footnotes>
+</file>
+
 <file path=word/header1.xml><?xml version="1.0" encoding="utf-8"?>
-<w:hdr xmlns:wpc="http://schemas.microsoft.com/office/word/2010/wordprocessingCanvas" xmlns:mc="http://schemas.openxmlformats.org/markup-compatibility/2006" xmlns:o="urn:schemas-microsoft-com:office:office" xmlns:r="http://schemas.openxmlformats.org/officeDocument/2006/relationships" xmlns:m="http://schemas.openxmlformats.org/officeDocument/2006/math" xmlns:v="urn:schemas-microsoft-com:vml" xmlns:wp14="http://schemas.microsoft.com/office/word/2010/wordprocessingDrawing" xmlns:wp="http://schemas.openxmlformats.org/drawingml/2006/wordprocessingDrawing" xmlns:w10="urn:schemas-microsoft-com:office:word" xmlns:w="http://schemas.openxmlformats.org/wordprocessingml/2006/main" xmlns:w14="http://schemas.microsoft.com/office/word/2010/wordml" xmlns:w15="http://schemas.microsoft.com/office/word/2012/wordml" xmlns:wne="http://schemas.microsoft.com/office/word/2006/wordml" xmlns:wpg="http://schemas.microsoft.com/office/word/2010/wordprocessingGroup" xmlns:wpi="http://schemas.microsoft.com/office/word/2010/wordprocessingInk" xmlns:wps="http://schemas.microsoft.com/office/word/2010/wordprocessingShape" mc:Ignorable="w14 w15 wp14">
+<w:hdr xmlns:wpc="http://schemas.microsoft.com/office/word/2010/wordprocessingCanvas" xmlns:mc="http://schemas.openxmlformats.org/markup-compatibility/2006" xmlns:o="urn:schemas-microsoft-com:office:office" xmlns:r="http://schemas.openxmlformats.org/officeDocument/2006/relationships" xmlns:m="http://schemas.openxmlformats.org/officeDocument/2006/math" xmlns:v="urn:schemas-microsoft-com:vml" xmlns:wp14="http://schemas.microsoft.com/office/word/2010/wordprocessingDrawing" xmlns:wp="http://schemas.openxmlformats.org/drawingml/2006/wordprocessingDrawing" xmlns:w10="urn:schemas-microsoft-com:office:word" xmlns:w="http://schemas.openxmlformats.org/wordprocessingml/2006/main" xmlns:w14="http://schemas.microsoft.com/office/word/2010/wordml" xmlns:w15="http://schemas.microsoft.com/office/word/2012/wordml" xmlns:wpg="http://schemas.microsoft.com/office/word/2010/wordprocessingGroup" xmlns:wpi="http://schemas.microsoft.com/office/word/2010/wordprocessingInk" xmlns:wne="http://schemas.microsoft.com/office/word/2006/wordml" xmlns:wps="http://schemas.microsoft.com/office/word/2010/wordprocessingShape" xmlns:wpsCustomData="http://www.wps.cn/officeDocument/2013/wpsCustomData" mc:Ignorable="w14 w15 wp14">
   <w:p>
     <w:pPr>
-      <w:pStyle w:val="Header"/>
+      <w:pStyle w:val="15"/>
       <w:pBdr>
-        <w:bottom w:val="single" w:sz="4" w:space="1" w:color="auto"/>
+        <w:bottom w:val="single" w:color="auto" w:sz="4" w:space="1"/>
       </w:pBdr>
       <w:tabs>
         <w:tab w:val="left" w:pos="335"/>
@@ -6741,27 +6790,27 @@
       </w:tabs>
       <w:jc w:val="right"/>
       <w:rPr>
-        <w:rFonts w:eastAsiaTheme="minorEastAsia" w:hint="eastAsia"/>
+        <w:rFonts w:hint="eastAsia" w:eastAsiaTheme="minorEastAsia"/>
         <w:lang w:eastAsia="zh-CN"/>
       </w:rPr>
     </w:pPr>
     <w:r>
       <w:rPr>
-        <w:rFonts w:eastAsiaTheme="minorEastAsia" w:hint="eastAsia"/>
+        <w:rFonts w:hint="eastAsia" w:eastAsiaTheme="minorEastAsia"/>
         <w:lang w:val="en-US" w:eastAsia="zh-CN"/>
       </w:rPr>
       <w:tab/>
     </w:r>
     <w:r>
       <w:rPr>
-        <w:rFonts w:eastAsiaTheme="minorEastAsia" w:hint="eastAsia"/>
+        <w:rFonts w:hint="eastAsia" w:eastAsiaTheme="minorEastAsia"/>
         <w:lang w:val="en-US" w:eastAsia="zh-CN"/>
       </w:rPr>
       <w:tab/>
     </w:r>
     <w:r>
       <w:rPr>
-        <w:rFonts w:eastAsiaTheme="minorEastAsia" w:hint="eastAsia"/>
+        <w:rFonts w:hint="eastAsia" w:eastAsiaTheme="minorEastAsia"/>
         <w:lang w:val="en-US" w:eastAsia="zh-CN"/>
       </w:rPr>
       <w:t>桐乡华数广电网络有限公司</w:t>
@@ -6771,15 +6820,15 @@
 </file>
 
 <file path=word/numbering.xml><?xml version="1.0" encoding="utf-8"?>
-<w:numbering xmlns:wpc="http://schemas.microsoft.com/office/word/2010/wordprocessingCanvas" xmlns:mc="http://schemas.openxmlformats.org/markup-compatibility/2006" xmlns:o="urn:schemas-microsoft-com:office:office" xmlns:r="http://schemas.openxmlformats.org/officeDocument/2006/relationships" xmlns:m="http://schemas.openxmlformats.org/officeDocument/2006/math" xmlns:v="urn:schemas-microsoft-com:vml" xmlns:wp14="http://schemas.microsoft.com/office/word/2010/wordprocessingDrawing" xmlns:wp="http://schemas.openxmlformats.org/drawingml/2006/wordprocessingDrawing" xmlns:w10="urn:schemas-microsoft-com:office:word" xmlns:w="http://schemas.openxmlformats.org/wordprocessingml/2006/main" xmlns:w14="http://schemas.microsoft.com/office/word/2010/wordml" xmlns:w15="http://schemas.microsoft.com/office/word/2012/wordml" xmlns:wne="http://schemas.microsoft.com/office/word/2006/wordml" xmlns:wpg="http://schemas.microsoft.com/office/word/2010/wordprocessingGroup" xmlns:wpi="http://schemas.microsoft.com/office/word/2010/wordprocessingInk" xmlns:wps="http://schemas.microsoft.com/office/word/2010/wordprocessingShape" mc:Ignorable="w14 w15 wp14">
+<w:numbering xmlns:wpc="http://schemas.microsoft.com/office/word/2010/wordprocessingCanvas" xmlns:mc="http://schemas.openxmlformats.org/markup-compatibility/2006" xmlns:o="urn:schemas-microsoft-com:office:office" xmlns:r="http://schemas.openxmlformats.org/officeDocument/2006/relationships" xmlns:m="http://schemas.openxmlformats.org/officeDocument/2006/math" xmlns:v="urn:schemas-microsoft-com:vml" xmlns:wp14="http://schemas.microsoft.com/office/word/2010/wordprocessingDrawing" xmlns:wp="http://schemas.openxmlformats.org/drawingml/2006/wordprocessingDrawing" xmlns:w10="urn:schemas-microsoft-com:office:word" xmlns:w="http://schemas.openxmlformats.org/wordprocessingml/2006/main" xmlns:w14="http://schemas.microsoft.com/office/word/2010/wordml" xmlns:wpg="http://schemas.microsoft.com/office/word/2010/wordprocessingGroup" xmlns:wpi="http://schemas.microsoft.com/office/word/2010/wordprocessingInk" xmlns:wne="http://schemas.microsoft.com/office/word/2006/wordml" xmlns:wps="http://schemas.microsoft.com/office/word/2010/wordprocessingShape" xmlns:wpsCustomData="http://www.wps.cn/officeDocument/2013/wpsCustomData" mc:Ignorable="w14 wp14">
   <w:abstractNum w:abstractNumId="0">
     <w:nsid w:val="8E964DCE"/>
     <w:multiLevelType w:val="multilevel"/>
     <w:tmpl w:val="8E964DCE"/>
-    <w:lvl w:ilvl="0">
+    <w:lvl w:ilvl="0" w:tentative="0">
       <w:start w:val="1"/>
       <w:numFmt w:val="decimal"/>
-      <w:pStyle w:val="Heading1"/>
+      <w:pStyle w:val="2"/>
       <w:lvlText w:val="%1."/>
       <w:lvlJc w:val="left"/>
       <w:pPr>
@@ -6789,10 +6838,10 @@
         <w:rFonts w:hint="default"/>
       </w:rPr>
     </w:lvl>
-    <w:lvl w:ilvl="1">
+    <w:lvl w:ilvl="1" w:tentative="0">
       <w:start w:val="1"/>
       <w:numFmt w:val="decimal"/>
-      <w:pStyle w:val="Heading2"/>
+      <w:pStyle w:val="3"/>
       <w:lvlText w:val="%1.%2."/>
       <w:lvlJc w:val="left"/>
       <w:pPr>
@@ -6802,10 +6851,10 @@
         <w:rFonts w:hint="default"/>
       </w:rPr>
     </w:lvl>
-    <w:lvl w:ilvl="2">
+    <w:lvl w:ilvl="2" w:tentative="0">
       <w:start w:val="1"/>
       <w:numFmt w:val="decimal"/>
-      <w:pStyle w:val="Heading3"/>
+      <w:pStyle w:val="4"/>
       <w:lvlText w:val="%1.%2.%3."/>
       <w:lvlJc w:val="left"/>
       <w:pPr>
@@ -6815,10 +6864,10 @@
         <w:rFonts w:hint="default"/>
       </w:rPr>
     </w:lvl>
-    <w:lvl w:ilvl="3">
+    <w:lvl w:ilvl="3" w:tentative="0">
       <w:start w:val="1"/>
       <w:numFmt w:val="decimal"/>
-      <w:pStyle w:val="Heading4"/>
+      <w:pStyle w:val="5"/>
       <w:lvlText w:val="%1.%2.%3.%4."/>
       <w:lvlJc w:val="left"/>
       <w:pPr>
@@ -6828,10 +6877,10 @@
         <w:rFonts w:hint="default"/>
       </w:rPr>
     </w:lvl>
-    <w:lvl w:ilvl="4">
+    <w:lvl w:ilvl="4" w:tentative="0">
       <w:start w:val="1"/>
       <w:numFmt w:val="decimal"/>
-      <w:pStyle w:val="Heading5"/>
+      <w:pStyle w:val="6"/>
       <w:lvlText w:val="%1.%2.%3.%4.%5."/>
       <w:lvlJc w:val="left"/>
       <w:pPr>
@@ -6841,10 +6890,10 @@
         <w:rFonts w:hint="default"/>
       </w:rPr>
     </w:lvl>
-    <w:lvl w:ilvl="5">
+    <w:lvl w:ilvl="5" w:tentative="0">
       <w:start w:val="1"/>
       <w:numFmt w:val="decimal"/>
-      <w:pStyle w:val="Heading6"/>
+      <w:pStyle w:val="7"/>
       <w:lvlText w:val="%1.%2.%3.%4.%5.%6."/>
       <w:lvlJc w:val="left"/>
       <w:pPr>
@@ -6854,10 +6903,10 @@
         <w:rFonts w:hint="default"/>
       </w:rPr>
     </w:lvl>
-    <w:lvl w:ilvl="6">
+    <w:lvl w:ilvl="6" w:tentative="0">
       <w:start w:val="1"/>
       <w:numFmt w:val="decimal"/>
-      <w:pStyle w:val="Heading7"/>
+      <w:pStyle w:val="8"/>
       <w:lvlText w:val="%1.%2.%3.%4.%5.%6.%7."/>
       <w:lvlJc w:val="left"/>
       <w:pPr>
@@ -6867,10 +6916,10 @@
         <w:rFonts w:hint="default"/>
       </w:rPr>
     </w:lvl>
-    <w:lvl w:ilvl="7">
+    <w:lvl w:ilvl="7" w:tentative="0">
       <w:start w:val="1"/>
       <w:numFmt w:val="decimal"/>
-      <w:pStyle w:val="Heading8"/>
+      <w:pStyle w:val="9"/>
       <w:lvlText w:val="%1.%2.%3.%4.%5.%6.%7.%8."/>
       <w:lvlJc w:val="left"/>
       <w:pPr>
@@ -6880,10 +6929,10 @@
         <w:rFonts w:hint="default"/>
       </w:rPr>
     </w:lvl>
-    <w:lvl w:ilvl="8">
+    <w:lvl w:ilvl="8" w:tentative="0">
       <w:start w:val="1"/>
       <w:numFmt w:val="decimal"/>
-      <w:pStyle w:val="Heading9"/>
+      <w:pStyle w:val="10"/>
       <w:lvlText w:val="%1.%2.%3.%4.%5.%6.%7.%8.%9."/>
       <w:lvlJc w:val="left"/>
       <w:pPr>
@@ -6898,7 +6947,7 @@
     <w:nsid w:val="43C22752"/>
     <w:multiLevelType w:val="singleLevel"/>
     <w:tmpl w:val="43C22752"/>
-    <w:lvl w:ilvl="0">
+    <w:lvl w:ilvl="0" w:tentative="0">
       <w:start w:val="1"/>
       <w:numFmt w:val="decimal"/>
       <w:lvlText w:val="%1."/>
@@ -6921,267 +6970,269 @@
 </file>
 
 <file path=word/styles.xml><?xml version="1.0" encoding="utf-8"?>
-<w:styles xmlns:mc="http://schemas.openxmlformats.org/markup-compatibility/2006" xmlns:r="http://schemas.openxmlformats.org/officeDocument/2006/relationships" xmlns:w="http://schemas.openxmlformats.org/wordprocessingml/2006/main" xmlns:w14="http://schemas.microsoft.com/office/word/2010/wordml" xmlns:w15="http://schemas.microsoft.com/office/word/2012/wordml" mc:Ignorable="w14 w15">
+<w:styles xmlns:mc="http://schemas.openxmlformats.org/markup-compatibility/2006" xmlns:o="urn:schemas-microsoft-com:office:office" xmlns:r="http://schemas.openxmlformats.org/officeDocument/2006/relationships" xmlns:m="http://schemas.openxmlformats.org/officeDocument/2006/math" xmlns:v="urn:schemas-microsoft-com:vml" xmlns:w="http://schemas.openxmlformats.org/wordprocessingml/2006/main" xmlns:w14="http://schemas.microsoft.com/office/word/2010/wordml" xmlns:w10="urn:schemas-microsoft-com:office:word" xmlns:sl="http://schemas.openxmlformats.org/schemaLibrary/2006/main" xmlns:wpsCustomData="http://www.wps.cn/officeDocument/2013/wpsCustomData" mc:Ignorable="w14">
   <w:docDefaults>
     <w:rPrDefault>
       <w:rPr>
-        <w:rFonts w:ascii="Times New Roman" w:eastAsia="宋体" w:hAnsi="Times New Roman" w:cs="Times New Roman"/>
+        <w:rFonts w:ascii="Times New Roman" w:hAnsi="Times New Roman" w:eastAsia="宋体" w:cs="Times New Roman"/>
       </w:rPr>
     </w:rPrDefault>
     <w:pPrDefault/>
   </w:docDefaults>
-  <w:latentStyles w:defLockedState="0" w:defUIPriority="99" w:defSemiHidden="1" w:defUnhideWhenUsed="1" w:defQFormat="0" w:count="260">
-    <w:lsdException w:name="Normal" w:semiHidden="0" w:uiPriority="0" w:unhideWhenUsed="0" w:qFormat="1"/>
-    <w:lsdException w:name="heading 1" w:semiHidden="0" w:uiPriority="0" w:unhideWhenUsed="0" w:qFormat="1"/>
-    <w:lsdException w:name="heading 2" w:semiHidden="0" w:uiPriority="0" w:qFormat="1"/>
-    <w:lsdException w:name="heading 3" w:uiPriority="0" w:qFormat="1"/>
-    <w:lsdException w:name="heading 4" w:semiHidden="0" w:uiPriority="0" w:qFormat="1"/>
-    <w:lsdException w:name="heading 5" w:uiPriority="0" w:qFormat="1"/>
-    <w:lsdException w:name="heading 6" w:uiPriority="0" w:qFormat="1"/>
-    <w:lsdException w:name="heading 7" w:uiPriority="0" w:qFormat="1"/>
-    <w:lsdException w:name="heading 8" w:uiPriority="0" w:qFormat="1"/>
-    <w:lsdException w:name="heading 9" w:uiPriority="0" w:qFormat="1"/>
-    <w:lsdException w:name="index 1" w:semiHidden="0" w:uiPriority="0" w:unhideWhenUsed="0"/>
-    <w:lsdException w:name="index 2" w:semiHidden="0" w:uiPriority="0" w:unhideWhenUsed="0"/>
-    <w:lsdException w:name="index 3" w:semiHidden="0" w:uiPriority="0" w:unhideWhenUsed="0"/>
-    <w:lsdException w:name="index 4" w:semiHidden="0" w:uiPriority="0" w:unhideWhenUsed="0"/>
-    <w:lsdException w:name="index 5" w:semiHidden="0" w:uiPriority="0" w:unhideWhenUsed="0"/>
-    <w:lsdException w:name="index 6" w:semiHidden="0" w:uiPriority="0" w:unhideWhenUsed="0"/>
-    <w:lsdException w:name="index 7" w:semiHidden="0" w:uiPriority="0" w:unhideWhenUsed="0"/>
-    <w:lsdException w:name="index 8" w:semiHidden="0" w:uiPriority="0" w:unhideWhenUsed="0"/>
-    <w:lsdException w:name="index 9" w:semiHidden="0" w:uiPriority="0" w:unhideWhenUsed="0"/>
-    <w:lsdException w:name="toc 1" w:semiHidden="0" w:uiPriority="0" w:unhideWhenUsed="0" w:qFormat="1"/>
-    <w:lsdException w:name="toc 2" w:semiHidden="0" w:uiPriority="0" w:unhideWhenUsed="0" w:qFormat="1"/>
-    <w:lsdException w:name="toc 3" w:semiHidden="0" w:uiPriority="0" w:unhideWhenUsed="0" w:qFormat="1"/>
-    <w:lsdException w:name="toc 4" w:semiHidden="0" w:uiPriority="0" w:unhideWhenUsed="0"/>
-    <w:lsdException w:name="toc 5" w:semiHidden="0" w:uiPriority="0" w:unhideWhenUsed="0"/>
-    <w:lsdException w:name="toc 6" w:semiHidden="0" w:uiPriority="0" w:unhideWhenUsed="0"/>
-    <w:lsdException w:name="toc 7" w:semiHidden="0" w:uiPriority="0" w:unhideWhenUsed="0"/>
-    <w:lsdException w:name="toc 8" w:semiHidden="0" w:uiPriority="0" w:unhideWhenUsed="0"/>
-    <w:lsdException w:name="toc 9" w:semiHidden="0" w:uiPriority="0" w:unhideWhenUsed="0"/>
-    <w:lsdException w:name="Normal Indent" w:semiHidden="0" w:uiPriority="0" w:unhideWhenUsed="0"/>
-    <w:lsdException w:name="footnote text" w:semiHidden="0" w:uiPriority="0" w:unhideWhenUsed="0"/>
-    <w:lsdException w:name="annotation text" w:semiHidden="0" w:uiPriority="0" w:unhideWhenUsed="0" w:qFormat="1"/>
-    <w:lsdException w:name="header" w:semiHidden="0" w:uiPriority="0" w:unhideWhenUsed="0" w:qFormat="1"/>
-    <w:lsdException w:name="footer" w:semiHidden="0" w:uiPriority="0" w:unhideWhenUsed="0" w:qFormat="1"/>
-    <w:lsdException w:name="index heading" w:semiHidden="0" w:uiPriority="0" w:unhideWhenUsed="0"/>
-    <w:lsdException w:name="caption" w:uiPriority="0" w:qFormat="1"/>
-    <w:lsdException w:name="table of figures" w:semiHidden="0" w:uiPriority="0" w:unhideWhenUsed="0"/>
-    <w:lsdException w:name="envelope address" w:semiHidden="0" w:uiPriority="0" w:unhideWhenUsed="0"/>
-    <w:lsdException w:name="envelope return" w:semiHidden="0" w:uiPriority="0" w:unhideWhenUsed="0"/>
-    <w:lsdException w:name="footnote reference" w:semiHidden="0" w:uiPriority="0" w:unhideWhenUsed="0"/>
-    <w:lsdException w:name="annotation reference" w:semiHidden="0" w:uiPriority="0" w:unhideWhenUsed="0"/>
-    <w:lsdException w:name="line number" w:semiHidden="0" w:uiPriority="0" w:unhideWhenUsed="0"/>
-    <w:lsdException w:name="page number" w:semiHidden="0" w:uiPriority="0" w:unhideWhenUsed="0"/>
-    <w:lsdException w:name="endnote reference" w:semiHidden="0" w:uiPriority="0" w:unhideWhenUsed="0"/>
-    <w:lsdException w:name="endnote text" w:semiHidden="0" w:uiPriority="0" w:unhideWhenUsed="0"/>
-    <w:lsdException w:name="table of authorities" w:semiHidden="0" w:uiPriority="0" w:unhideWhenUsed="0"/>
-    <w:lsdException w:name="macro" w:semiHidden="0" w:uiPriority="0" w:unhideWhenUsed="0"/>
-    <w:lsdException w:name="toa heading" w:semiHidden="0" w:uiPriority="0" w:unhideWhenUsed="0"/>
-    <w:lsdException w:name="List" w:semiHidden="0" w:uiPriority="0" w:unhideWhenUsed="0"/>
-    <w:lsdException w:name="List Bullet" w:semiHidden="0" w:uiPriority="0" w:unhideWhenUsed="0"/>
-    <w:lsdException w:name="List Number" w:semiHidden="0" w:uiPriority="0" w:unhideWhenUsed="0"/>
-    <w:lsdException w:name="List 2" w:semiHidden="0" w:uiPriority="0" w:unhideWhenUsed="0"/>
-    <w:lsdException w:name="List 3" w:semiHidden="0" w:uiPriority="0" w:unhideWhenUsed="0"/>
-    <w:lsdException w:name="List 4" w:semiHidden="0" w:uiPriority="0" w:unhideWhenUsed="0"/>
-    <w:lsdException w:name="List 5" w:semiHidden="0" w:uiPriority="0" w:unhideWhenUsed="0"/>
-    <w:lsdException w:name="List Bullet 2" w:semiHidden="0" w:uiPriority="0" w:unhideWhenUsed="0"/>
-    <w:lsdException w:name="List Bullet 3" w:semiHidden="0" w:uiPriority="0" w:unhideWhenUsed="0"/>
-    <w:lsdException w:name="List Bullet 4" w:semiHidden="0" w:uiPriority="0" w:unhideWhenUsed="0"/>
-    <w:lsdException w:name="List Bullet 5" w:semiHidden="0" w:uiPriority="0" w:unhideWhenUsed="0"/>
-    <w:lsdException w:name="List Number 2" w:semiHidden="0" w:uiPriority="0" w:unhideWhenUsed="0"/>
-    <w:lsdException w:name="List Number 3" w:semiHidden="0" w:uiPriority="0" w:unhideWhenUsed="0"/>
-    <w:lsdException w:name="List Number 4" w:semiHidden="0" w:uiPriority="0" w:unhideWhenUsed="0"/>
-    <w:lsdException w:name="List Number 5" w:semiHidden="0" w:uiPriority="0" w:unhideWhenUsed="0"/>
-    <w:lsdException w:name="Title" w:semiHidden="0" w:uiPriority="0" w:unhideWhenUsed="0" w:qFormat="1"/>
-    <w:lsdException w:name="Closing" w:semiHidden="0" w:uiPriority="0" w:unhideWhenUsed="0"/>
-    <w:lsdException w:name="Signature" w:semiHidden="0" w:uiPriority="0" w:unhideWhenUsed="0"/>
-    <w:lsdException w:name="Default Paragraph Font" w:uiPriority="0" w:unhideWhenUsed="0" w:qFormat="1"/>
-    <w:lsdException w:name="Body Text" w:uiPriority="0" w:unhideWhenUsed="0" w:qFormat="1"/>
-    <w:lsdException w:name="Body Text Indent" w:semiHidden="0" w:uiPriority="0" w:unhideWhenUsed="0"/>
-    <w:lsdException w:name="List Continue" w:semiHidden="0" w:uiPriority="0" w:unhideWhenUsed="0"/>
-    <w:lsdException w:name="List Continue 2" w:semiHidden="0" w:uiPriority="0" w:unhideWhenUsed="0"/>
-    <w:lsdException w:name="List Continue 3" w:semiHidden="0" w:uiPriority="0" w:unhideWhenUsed="0"/>
-    <w:lsdException w:name="List Continue 4" w:semiHidden="0" w:uiPriority="0" w:unhideWhenUsed="0"/>
-    <w:lsdException w:name="List Continue 5" w:semiHidden="0" w:uiPriority="0" w:unhideWhenUsed="0"/>
-    <w:lsdException w:name="Message Header" w:semiHidden="0" w:uiPriority="0" w:unhideWhenUsed="0"/>
-    <w:lsdException w:name="Subtitle" w:semiHidden="0" w:uiPriority="0" w:unhideWhenUsed="0" w:qFormat="1"/>
-    <w:lsdException w:name="Salutation" w:semiHidden="0" w:uiPriority="0" w:unhideWhenUsed="0"/>
-    <w:lsdException w:name="Date" w:semiHidden="0" w:uiPriority="0" w:unhideWhenUsed="0"/>
-    <w:lsdException w:name="Body Text First Indent" w:semiHidden="0" w:uiPriority="0" w:unhideWhenUsed="0"/>
-    <w:lsdException w:name="Body Text First Indent 2" w:semiHidden="0" w:uiPriority="0" w:unhideWhenUsed="0"/>
-    <w:lsdException w:name="Body Text 2" w:semiHidden="0" w:uiPriority="0" w:unhideWhenUsed="0"/>
-    <w:lsdException w:name="Body Text 3" w:semiHidden="0" w:uiPriority="0" w:unhideWhenUsed="0"/>
-    <w:lsdException w:name="Body Text Indent 2" w:semiHidden="0" w:uiPriority="0" w:unhideWhenUsed="0"/>
-    <w:lsdException w:name="Body Text Indent 3" w:semiHidden="0" w:uiPriority="0" w:unhideWhenUsed="0"/>
-    <w:lsdException w:name="Block Text" w:semiHidden="0" w:uiPriority="0" w:unhideWhenUsed="0"/>
-    <w:lsdException w:name="Hyperlink" w:semiHidden="0" w:uiPriority="0" w:unhideWhenUsed="0"/>
-    <w:lsdException w:name="FollowedHyperlink" w:semiHidden="0" w:uiPriority="0" w:unhideWhenUsed="0"/>
-    <w:lsdException w:name="Strong" w:semiHidden="0" w:uiPriority="0" w:unhideWhenUsed="0" w:qFormat="1"/>
-    <w:lsdException w:name="Emphasis" w:semiHidden="0" w:uiPriority="0" w:unhideWhenUsed="0" w:qFormat="1"/>
-    <w:lsdException w:name="Document Map" w:semiHidden="0" w:uiPriority="0" w:unhideWhenUsed="0"/>
-    <w:lsdException w:name="Plain Text" w:semiHidden="0" w:uiPriority="0" w:unhideWhenUsed="0"/>
-    <w:lsdException w:name="E-mail Signature" w:semiHidden="0" w:uiPriority="0" w:unhideWhenUsed="0"/>
-    <w:lsdException w:name="Normal (Web)" w:semiHidden="0" w:uiPriority="0" w:unhideWhenUsed="0" w:qFormat="1"/>
-    <w:lsdException w:name="HTML Acronym" w:semiHidden="0" w:uiPriority="0" w:unhideWhenUsed="0"/>
-    <w:lsdException w:name="HTML Address" w:semiHidden="0" w:uiPriority="0" w:unhideWhenUsed="0"/>
-    <w:lsdException w:name="HTML Cite" w:semiHidden="0" w:uiPriority="0" w:unhideWhenUsed="0"/>
-    <w:lsdException w:name="HTML Code" w:semiHidden="0" w:uiPriority="0" w:unhideWhenUsed="0"/>
-    <w:lsdException w:name="HTML Definition" w:semiHidden="0" w:uiPriority="0" w:unhideWhenUsed="0"/>
-    <w:lsdException w:name="HTML Keyboard" w:semiHidden="0" w:uiPriority="0" w:unhideWhenUsed="0"/>
-    <w:lsdException w:name="HTML Preformatted" w:semiHidden="0" w:uiPriority="0" w:unhideWhenUsed="0"/>
-    <w:lsdException w:name="HTML Sample" w:semiHidden="0" w:uiPriority="0" w:unhideWhenUsed="0"/>
-    <w:lsdException w:name="HTML Typewriter" w:semiHidden="0" w:uiPriority="0" w:unhideWhenUsed="0"/>
-    <w:lsdException w:name="HTML Variable" w:semiHidden="0" w:uiPriority="0" w:unhideWhenUsed="0"/>
-    <w:lsdException w:name="Normal Table" w:uiPriority="0" w:unhideWhenUsed="0" w:qFormat="1"/>
-    <w:lsdException w:name="annotation subject" w:semiHidden="0" w:uiPriority="0" w:unhideWhenUsed="0"/>
-    <w:lsdException w:name="Table Simple 1" w:semiHidden="0" w:uiPriority="0" w:unhideWhenUsed="0"/>
-    <w:lsdException w:name="Table Simple 2" w:semiHidden="0" w:uiPriority="0" w:unhideWhenUsed="0"/>
-    <w:lsdException w:name="Table Simple 3" w:semiHidden="0" w:uiPriority="0" w:unhideWhenUsed="0"/>
-    <w:lsdException w:name="Table Classic 1" w:semiHidden="0" w:uiPriority="0" w:unhideWhenUsed="0"/>
-    <w:lsdException w:name="Table Classic 2" w:semiHidden="0" w:uiPriority="0" w:unhideWhenUsed="0"/>
-    <w:lsdException w:name="Table Classic 3" w:semiHidden="0" w:uiPriority="0" w:unhideWhenUsed="0"/>
-    <w:lsdException w:name="Table Classic 4" w:semiHidden="0" w:uiPriority="0" w:unhideWhenUsed="0"/>
-    <w:lsdException w:name="Table Colorful 1" w:semiHidden="0" w:uiPriority="0" w:unhideWhenUsed="0"/>
-    <w:lsdException w:name="Table Colorful 2" w:semiHidden="0" w:uiPriority="0" w:unhideWhenUsed="0"/>
-    <w:lsdException w:name="Table Colorful 3" w:semiHidden="0" w:uiPriority="0" w:unhideWhenUsed="0"/>
-    <w:lsdException w:name="Table Columns 1" w:semiHidden="0" w:uiPriority="0" w:unhideWhenUsed="0"/>
-    <w:lsdException w:name="Table Columns 2" w:semiHidden="0" w:uiPriority="0" w:unhideWhenUsed="0"/>
-    <w:lsdException w:name="Table Columns 3" w:semiHidden="0" w:uiPriority="0" w:unhideWhenUsed="0"/>
-    <w:lsdException w:name="Table Columns 4" w:semiHidden="0" w:uiPriority="0" w:unhideWhenUsed="0"/>
-    <w:lsdException w:name="Table Columns 5" w:semiHidden="0" w:uiPriority="0" w:unhideWhenUsed="0"/>
-    <w:lsdException w:name="Table Grid 1" w:semiHidden="0" w:uiPriority="0" w:unhideWhenUsed="0"/>
-    <w:lsdException w:name="Table Grid 2" w:semiHidden="0" w:uiPriority="0" w:unhideWhenUsed="0"/>
-    <w:lsdException w:name="Table Grid 3" w:semiHidden="0" w:uiPriority="0" w:unhideWhenUsed="0"/>
-    <w:lsdException w:name="Table Grid 4" w:semiHidden="0" w:uiPriority="0" w:unhideWhenUsed="0"/>
-    <w:lsdException w:name="Table Grid 5" w:semiHidden="0" w:uiPriority="0" w:unhideWhenUsed="0"/>
-    <w:lsdException w:name="Table Grid 6" w:semiHidden="0" w:uiPriority="0" w:unhideWhenUsed="0"/>
-    <w:lsdException w:name="Table Grid 7" w:semiHidden="0" w:uiPriority="0" w:unhideWhenUsed="0"/>
-    <w:lsdException w:name="Table Grid 8" w:semiHidden="0" w:uiPriority="0" w:unhideWhenUsed="0"/>
-    <w:lsdException w:name="Table List 1" w:semiHidden="0" w:uiPriority="0" w:unhideWhenUsed="0"/>
-    <w:lsdException w:name="Table List 2" w:semiHidden="0" w:uiPriority="0" w:unhideWhenUsed="0"/>
-    <w:lsdException w:name="Table List 3" w:semiHidden="0" w:uiPriority="0" w:unhideWhenUsed="0"/>
-    <w:lsdException w:name="Table List 4" w:semiHidden="0" w:uiPriority="0" w:unhideWhenUsed="0"/>
-    <w:lsdException w:name="Table List 5" w:semiHidden="0" w:uiPriority="0" w:unhideWhenUsed="0"/>
-    <w:lsdException w:name="Table List 6" w:semiHidden="0" w:uiPriority="0" w:unhideWhenUsed="0"/>
-    <w:lsdException w:name="Table List 7" w:semiHidden="0" w:uiPriority="0" w:unhideWhenUsed="0"/>
-    <w:lsdException w:name="Table List 8" w:semiHidden="0" w:uiPriority="0" w:unhideWhenUsed="0"/>
-    <w:lsdException w:name="Table 3D effects 1" w:semiHidden="0" w:uiPriority="0" w:unhideWhenUsed="0"/>
-    <w:lsdException w:name="Table 3D effects 2" w:semiHidden="0" w:uiPriority="0" w:unhideWhenUsed="0"/>
-    <w:lsdException w:name="Table 3D effects 3" w:semiHidden="0" w:uiPriority="0" w:unhideWhenUsed="0"/>
-    <w:lsdException w:name="Table Contemporary" w:semiHidden="0" w:uiPriority="0" w:unhideWhenUsed="0"/>
-    <w:lsdException w:name="Table Elegant" w:semiHidden="0" w:uiPriority="0" w:unhideWhenUsed="0"/>
-    <w:lsdException w:name="Table Professional" w:semiHidden="0" w:uiPriority="0" w:unhideWhenUsed="0"/>
-    <w:lsdException w:name="Table Subtle 1" w:semiHidden="0" w:uiPriority="0" w:unhideWhenUsed="0"/>
-    <w:lsdException w:name="Table Subtle 2" w:semiHidden="0" w:uiPriority="0" w:unhideWhenUsed="0"/>
-    <w:lsdException w:name="Table Web 1" w:semiHidden="0" w:uiPriority="0" w:unhideWhenUsed="0"/>
-    <w:lsdException w:name="Table Web 2" w:semiHidden="0" w:uiPriority="0" w:unhideWhenUsed="0"/>
-    <w:lsdException w:name="Table Web 3" w:semiHidden="0" w:uiPriority="0" w:unhideWhenUsed="0"/>
-    <w:lsdException w:name="Balloon Text" w:semiHidden="0" w:uiPriority="0" w:unhideWhenUsed="0"/>
-    <w:lsdException w:name="Table Grid" w:semiHidden="0" w:uiPriority="0" w:unhideWhenUsed="0" w:qFormat="1"/>
-    <w:lsdException w:name="Table Theme" w:semiHidden="0" w:uiPriority="0" w:unhideWhenUsed="0"/>
-    <w:lsdException w:name="Light Shading" w:semiHidden="0" w:uiPriority="60" w:unhideWhenUsed="0"/>
-    <w:lsdException w:name="Light List" w:semiHidden="0" w:uiPriority="61" w:unhideWhenUsed="0"/>
-    <w:lsdException w:name="Light Grid" w:semiHidden="0" w:uiPriority="62" w:unhideWhenUsed="0"/>
-    <w:lsdException w:name="Medium Shading 1" w:semiHidden="0" w:uiPriority="63" w:unhideWhenUsed="0"/>
-    <w:lsdException w:name="Medium Shading 2" w:semiHidden="0" w:uiPriority="64" w:unhideWhenUsed="0"/>
-    <w:lsdException w:name="Medium List 1" w:semiHidden="0" w:uiPriority="65" w:unhideWhenUsed="0"/>
-    <w:lsdException w:name="Medium List 2" w:semiHidden="0" w:uiPriority="66" w:unhideWhenUsed="0"/>
-    <w:lsdException w:name="Medium Grid 1" w:semiHidden="0" w:uiPriority="67" w:unhideWhenUsed="0"/>
-    <w:lsdException w:name="Medium Grid 2" w:semiHidden="0" w:uiPriority="68" w:unhideWhenUsed="0"/>
-    <w:lsdException w:name="Medium Grid 3" w:semiHidden="0" w:uiPriority="69" w:unhideWhenUsed="0"/>
-    <w:lsdException w:name="Dark List" w:semiHidden="0" w:uiPriority="70" w:unhideWhenUsed="0"/>
-    <w:lsdException w:name="Colorful Shading" w:semiHidden="0" w:uiPriority="71" w:unhideWhenUsed="0"/>
-    <w:lsdException w:name="Colorful List" w:semiHidden="0" w:uiPriority="72" w:unhideWhenUsed="0"/>
-    <w:lsdException w:name="Colorful Grid" w:semiHidden="0" w:uiPriority="73" w:unhideWhenUsed="0"/>
-    <w:lsdException w:name="Light Shading Accent 1" w:semiHidden="0" w:uiPriority="60" w:unhideWhenUsed="0"/>
-    <w:lsdException w:name="Light List Accent 1" w:semiHidden="0" w:uiPriority="61" w:unhideWhenUsed="0"/>
-    <w:lsdException w:name="Light Grid Accent 1" w:semiHidden="0" w:uiPriority="62" w:unhideWhenUsed="0"/>
-    <w:lsdException w:name="Medium Shading 1 Accent 1" w:semiHidden="0" w:uiPriority="63" w:unhideWhenUsed="0"/>
-    <w:lsdException w:name="Medium Shading 2 Accent 1" w:semiHidden="0" w:uiPriority="64" w:unhideWhenUsed="0"/>
-    <w:lsdException w:name="Medium List 1 Accent 1" w:semiHidden="0" w:uiPriority="65" w:unhideWhenUsed="0"/>
-    <w:lsdException w:name="Medium List 2 Accent 1" w:semiHidden="0" w:uiPriority="66" w:unhideWhenUsed="0"/>
-    <w:lsdException w:name="Medium Grid 1 Accent 1" w:semiHidden="0" w:uiPriority="67" w:unhideWhenUsed="0"/>
-    <w:lsdException w:name="Medium Grid 2 Accent 1" w:semiHidden="0" w:uiPriority="68" w:unhideWhenUsed="0"/>
-    <w:lsdException w:name="Medium Grid 3 Accent 1" w:semiHidden="0" w:uiPriority="69" w:unhideWhenUsed="0"/>
-    <w:lsdException w:name="Dark List Accent 1" w:semiHidden="0" w:uiPriority="70" w:unhideWhenUsed="0"/>
-    <w:lsdException w:name="Colorful Shading Accent 1" w:semiHidden="0" w:uiPriority="71" w:unhideWhenUsed="0"/>
-    <w:lsdException w:name="Colorful List Accent 1" w:semiHidden="0" w:uiPriority="72" w:unhideWhenUsed="0"/>
-    <w:lsdException w:name="Colorful Grid Accent 1" w:semiHidden="0" w:uiPriority="73" w:unhideWhenUsed="0"/>
-    <w:lsdException w:name="Light Shading Accent 2" w:semiHidden="0" w:uiPriority="60" w:unhideWhenUsed="0"/>
-    <w:lsdException w:name="Light List Accent 2" w:semiHidden="0" w:uiPriority="61" w:unhideWhenUsed="0"/>
-    <w:lsdException w:name="Light Grid Accent 2" w:semiHidden="0" w:uiPriority="62" w:unhideWhenUsed="0"/>
-    <w:lsdException w:name="Medium Shading 1 Accent 2" w:semiHidden="0" w:uiPriority="63" w:unhideWhenUsed="0"/>
-    <w:lsdException w:name="Medium Shading 2 Accent 2" w:semiHidden="0" w:uiPriority="64" w:unhideWhenUsed="0"/>
-    <w:lsdException w:name="Medium List 1 Accent 2" w:semiHidden="0" w:uiPriority="65" w:unhideWhenUsed="0"/>
-    <w:lsdException w:name="Medium List 2 Accent 2" w:semiHidden="0" w:uiPriority="66" w:unhideWhenUsed="0"/>
-    <w:lsdException w:name="Medium Grid 1 Accent 2" w:semiHidden="0" w:uiPriority="67" w:unhideWhenUsed="0"/>
-    <w:lsdException w:name="Medium Grid 2 Accent 2" w:semiHidden="0" w:uiPriority="68" w:unhideWhenUsed="0"/>
-    <w:lsdException w:name="Medium Grid 3 Accent 2" w:semiHidden="0" w:uiPriority="69" w:unhideWhenUsed="0"/>
-    <w:lsdException w:name="Dark List Accent 2" w:semiHidden="0" w:uiPriority="70" w:unhideWhenUsed="0"/>
-    <w:lsdException w:name="Colorful Shading Accent 2" w:semiHidden="0" w:uiPriority="71" w:unhideWhenUsed="0"/>
-    <w:lsdException w:name="Colorful List Accent 2" w:semiHidden="0" w:uiPriority="72" w:unhideWhenUsed="0"/>
-    <w:lsdException w:name="Colorful Grid Accent 2" w:semiHidden="0" w:uiPriority="73" w:unhideWhenUsed="0"/>
-    <w:lsdException w:name="Light Shading Accent 3" w:semiHidden="0" w:uiPriority="60" w:unhideWhenUsed="0"/>
-    <w:lsdException w:name="Light List Accent 3" w:semiHidden="0" w:uiPriority="61" w:unhideWhenUsed="0"/>
-    <w:lsdException w:name="Light Grid Accent 3" w:semiHidden="0" w:uiPriority="62" w:unhideWhenUsed="0"/>
-    <w:lsdException w:name="Medium Shading 1 Accent 3" w:semiHidden="0" w:uiPriority="63" w:unhideWhenUsed="0"/>
-    <w:lsdException w:name="Medium Shading 2 Accent 3" w:semiHidden="0" w:uiPriority="64" w:unhideWhenUsed="0"/>
-    <w:lsdException w:name="Medium List 1 Accent 3" w:semiHidden="0" w:uiPriority="65" w:unhideWhenUsed="0"/>
-    <w:lsdException w:name="Medium List 2 Accent 3" w:semiHidden="0" w:uiPriority="66" w:unhideWhenUsed="0"/>
-    <w:lsdException w:name="Medium Grid 1 Accent 3" w:semiHidden="0" w:uiPriority="67" w:unhideWhenUsed="0"/>
-    <w:lsdException w:name="Medium Grid 2 Accent 3" w:semiHidden="0" w:uiPriority="68" w:unhideWhenUsed="0"/>
-    <w:lsdException w:name="Medium Grid 3 Accent 3" w:semiHidden="0" w:uiPriority="69" w:unhideWhenUsed="0"/>
-    <w:lsdException w:name="Dark List Accent 3" w:semiHidden="0" w:uiPriority="70" w:unhideWhenUsed="0"/>
-    <w:lsdException w:name="Colorful Shading Accent 3" w:semiHidden="0" w:uiPriority="71" w:unhideWhenUsed="0"/>
-    <w:lsdException w:name="Colorful List Accent 3" w:semiHidden="0" w:uiPriority="72" w:unhideWhenUsed="0"/>
-    <w:lsdException w:name="Colorful Grid Accent 3" w:semiHidden="0" w:uiPriority="73" w:unhideWhenUsed="0"/>
-    <w:lsdException w:name="Light Shading Accent 4" w:semiHidden="0" w:uiPriority="60" w:unhideWhenUsed="0"/>
-    <w:lsdException w:name="Light List Accent 4" w:semiHidden="0" w:uiPriority="61" w:unhideWhenUsed="0"/>
-    <w:lsdException w:name="Light Grid Accent 4" w:semiHidden="0" w:uiPriority="62" w:unhideWhenUsed="0"/>
-    <w:lsdException w:name="Medium Shading 1 Accent 4" w:semiHidden="0" w:uiPriority="63" w:unhideWhenUsed="0"/>
-    <w:lsdException w:name="Medium Shading 2 Accent 4" w:semiHidden="0" w:uiPriority="64" w:unhideWhenUsed="0"/>
-    <w:lsdException w:name="Medium List 1 Accent 4" w:semiHidden="0" w:uiPriority="65" w:unhideWhenUsed="0"/>
-    <w:lsdException w:name="Medium List 2 Accent 4" w:semiHidden="0" w:uiPriority="66" w:unhideWhenUsed="0"/>
-    <w:lsdException w:name="Medium Grid 1 Accent 4" w:semiHidden="0" w:uiPriority="67" w:unhideWhenUsed="0"/>
-    <w:lsdException w:name="Medium Grid 2 Accent 4" w:semiHidden="0" w:uiPriority="68" w:unhideWhenUsed="0"/>
-    <w:lsdException w:name="Medium Grid 3 Accent 4" w:semiHidden="0" w:uiPriority="69" w:unhideWhenUsed="0"/>
-    <w:lsdException w:name="Dark List Accent 4" w:semiHidden="0" w:uiPriority="70" w:unhideWhenUsed="0"/>
-    <w:lsdException w:name="Colorful Shading Accent 4" w:semiHidden="0" w:uiPriority="71" w:unhideWhenUsed="0"/>
-    <w:lsdException w:name="Colorful List Accent 4" w:semiHidden="0" w:uiPriority="72" w:unhideWhenUsed="0"/>
-    <w:lsdException w:name="Colorful Grid Accent 4" w:semiHidden="0" w:uiPriority="73" w:unhideWhenUsed="0"/>
-    <w:lsdException w:name="Light Shading Accent 5" w:semiHidden="0" w:uiPriority="60" w:unhideWhenUsed="0"/>
-    <w:lsdException w:name="Light List Accent 5" w:semiHidden="0" w:uiPriority="61" w:unhideWhenUsed="0"/>
-    <w:lsdException w:name="Light Grid Accent 5" w:semiHidden="0" w:uiPriority="62" w:unhideWhenUsed="0"/>
-    <w:lsdException w:name="Medium Shading 1 Accent 5" w:semiHidden="0" w:uiPriority="63" w:unhideWhenUsed="0"/>
-    <w:lsdException w:name="Medium Shading 2 Accent 5" w:semiHidden="0" w:uiPriority="64" w:unhideWhenUsed="0"/>
-    <w:lsdException w:name="Medium List 1 Accent 5" w:semiHidden="0" w:uiPriority="65" w:unhideWhenUsed="0"/>
-    <w:lsdException w:name="Medium List 2 Accent 5" w:semiHidden="0" w:uiPriority="66" w:unhideWhenUsed="0"/>
-    <w:lsdException w:name="Medium Grid 1 Accent 5" w:semiHidden="0" w:uiPriority="67" w:unhideWhenUsed="0"/>
-    <w:lsdException w:name="Medium Grid 2 Accent 5" w:semiHidden="0" w:uiPriority="68" w:unhideWhenUsed="0"/>
-    <w:lsdException w:name="Medium Grid 3 Accent 5" w:semiHidden="0" w:uiPriority="69" w:unhideWhenUsed="0"/>
-    <w:lsdException w:name="Dark List Accent 5" w:semiHidden="0" w:uiPriority="70" w:unhideWhenUsed="0"/>
-    <w:lsdException w:name="Colorful Shading Accent 5" w:semiHidden="0" w:uiPriority="71" w:unhideWhenUsed="0"/>
-    <w:lsdException w:name="Colorful List Accent 5" w:semiHidden="0" w:uiPriority="72" w:unhideWhenUsed="0"/>
-    <w:lsdException w:name="Colorful Grid Accent 5" w:semiHidden="0" w:uiPriority="73" w:unhideWhenUsed="0"/>
-    <w:lsdException w:name="Light Shading Accent 6" w:semiHidden="0" w:uiPriority="60" w:unhideWhenUsed="0"/>
-    <w:lsdException w:name="Light List Accent 6" w:semiHidden="0" w:uiPriority="61" w:unhideWhenUsed="0"/>
-    <w:lsdException w:name="Light Grid Accent 6" w:semiHidden="0" w:uiPriority="62" w:unhideWhenUsed="0"/>
-    <w:lsdException w:name="Medium Shading 1 Accent 6" w:semiHidden="0" w:uiPriority="63" w:unhideWhenUsed="0"/>
-    <w:lsdException w:name="Medium Shading 2 Accent 6" w:semiHidden="0" w:uiPriority="64" w:unhideWhenUsed="0"/>
-    <w:lsdException w:name="Medium List 1 Accent 6" w:semiHidden="0" w:uiPriority="65" w:unhideWhenUsed="0"/>
-    <w:lsdException w:name="Medium List 2 Accent 6" w:semiHidden="0" w:uiPriority="66" w:unhideWhenUsed="0"/>
-    <w:lsdException w:name="Medium Grid 1 Accent 6" w:semiHidden="0" w:uiPriority="67" w:unhideWhenUsed="0"/>
-    <w:lsdException w:name="Medium Grid 2 Accent 6" w:semiHidden="0" w:uiPriority="68" w:unhideWhenUsed="0"/>
-    <w:lsdException w:name="Medium Grid 3 Accent 6" w:semiHidden="0" w:uiPriority="69" w:unhideWhenUsed="0"/>
-    <w:lsdException w:name="Dark List Accent 6" w:semiHidden="0" w:uiPriority="70" w:unhideWhenUsed="0"/>
-    <w:lsdException w:name="Colorful Shading Accent 6" w:semiHidden="0" w:uiPriority="71" w:unhideWhenUsed="0"/>
-    <w:lsdException w:name="Colorful List Accent 6" w:semiHidden="0" w:uiPriority="72" w:unhideWhenUsed="0"/>
-    <w:lsdException w:name="Colorful Grid Accent 6" w:semiHidden="0" w:uiPriority="73" w:unhideWhenUsed="0"/>
+  <w:latentStyles w:count="260" w:defQFormat="0" w:defUnhideWhenUsed="1" w:defSemiHidden="1" w:defUIPriority="99" w:defLockedState="0">
+    <w:lsdException w:qFormat="1" w:unhideWhenUsed="0" w:uiPriority="0" w:semiHidden="0" w:name="Normal"/>
+    <w:lsdException w:qFormat="1" w:unhideWhenUsed="0" w:uiPriority="0" w:semiHidden="0" w:name="heading 1"/>
+    <w:lsdException w:qFormat="1" w:uiPriority="0" w:semiHidden="0" w:name="heading 2"/>
+    <w:lsdException w:qFormat="1" w:uiPriority="0" w:name="heading 3"/>
+    <w:lsdException w:qFormat="1" w:uiPriority="0" w:semiHidden="0" w:name="heading 4"/>
+    <w:lsdException w:qFormat="1" w:uiPriority="0" w:name="heading 5"/>
+    <w:lsdException w:qFormat="1" w:uiPriority="0" w:name="heading 6"/>
+    <w:lsdException w:qFormat="1" w:uiPriority="0" w:name="heading 7"/>
+    <w:lsdException w:qFormat="1" w:uiPriority="0" w:name="heading 8"/>
+    <w:lsdException w:qFormat="1" w:uiPriority="0" w:name="heading 9"/>
+    <w:lsdException w:unhideWhenUsed="0" w:uiPriority="0" w:semiHidden="0" w:name="index 1"/>
+    <w:lsdException w:unhideWhenUsed="0" w:uiPriority="0" w:semiHidden="0" w:name="index 2"/>
+    <w:lsdException w:unhideWhenUsed="0" w:uiPriority="0" w:semiHidden="0" w:name="index 3"/>
+    <w:lsdException w:unhideWhenUsed="0" w:uiPriority="0" w:semiHidden="0" w:name="index 4"/>
+    <w:lsdException w:unhideWhenUsed="0" w:uiPriority="0" w:semiHidden="0" w:name="index 5"/>
+    <w:lsdException w:unhideWhenUsed="0" w:uiPriority="0" w:semiHidden="0" w:name="index 6"/>
+    <w:lsdException w:unhideWhenUsed="0" w:uiPriority="0" w:semiHidden="0" w:name="index 7"/>
+    <w:lsdException w:unhideWhenUsed="0" w:uiPriority="0" w:semiHidden="0" w:name="index 8"/>
+    <w:lsdException w:unhideWhenUsed="0" w:uiPriority="0" w:semiHidden="0" w:name="index 9"/>
+    <w:lsdException w:qFormat="1" w:unhideWhenUsed="0" w:uiPriority="0" w:semiHidden="0" w:name="toc 1"/>
+    <w:lsdException w:qFormat="1" w:unhideWhenUsed="0" w:uiPriority="0" w:semiHidden="0" w:name="toc 2"/>
+    <w:lsdException w:qFormat="1" w:unhideWhenUsed="0" w:uiPriority="0" w:semiHidden="0" w:name="toc 3"/>
+    <w:lsdException w:unhideWhenUsed="0" w:uiPriority="0" w:semiHidden="0" w:name="toc 4"/>
+    <w:lsdException w:unhideWhenUsed="0" w:uiPriority="0" w:semiHidden="0" w:name="toc 5"/>
+    <w:lsdException w:unhideWhenUsed="0" w:uiPriority="0" w:semiHidden="0" w:name="toc 6"/>
+    <w:lsdException w:unhideWhenUsed="0" w:uiPriority="0" w:semiHidden="0" w:name="toc 7"/>
+    <w:lsdException w:unhideWhenUsed="0" w:uiPriority="0" w:semiHidden="0" w:name="toc 8"/>
+    <w:lsdException w:unhideWhenUsed="0" w:uiPriority="0" w:semiHidden="0" w:name="toc 9"/>
+    <w:lsdException w:unhideWhenUsed="0" w:uiPriority="0" w:semiHidden="0" w:name="Normal Indent"/>
+    <w:lsdException w:unhideWhenUsed="0" w:uiPriority="0" w:semiHidden="0" w:name="footnote text"/>
+    <w:lsdException w:qFormat="1" w:unhideWhenUsed="0" w:uiPriority="0" w:semiHidden="0" w:name="annotation text"/>
+    <w:lsdException w:qFormat="1" w:unhideWhenUsed="0" w:uiPriority="0" w:semiHidden="0" w:name="header"/>
+    <w:lsdException w:qFormat="1" w:unhideWhenUsed="0" w:uiPriority="0" w:semiHidden="0" w:name="footer"/>
+    <w:lsdException w:unhideWhenUsed="0" w:uiPriority="0" w:semiHidden="0" w:name="index heading"/>
+    <w:lsdException w:qFormat="1" w:uiPriority="0" w:name="caption"/>
+    <w:lsdException w:unhideWhenUsed="0" w:uiPriority="0" w:semiHidden="0" w:name="table of figures"/>
+    <w:lsdException w:unhideWhenUsed="0" w:uiPriority="0" w:semiHidden="0" w:name="envelope address"/>
+    <w:lsdException w:unhideWhenUsed="0" w:uiPriority="0" w:semiHidden="0" w:name="envelope return"/>
+    <w:lsdException w:unhideWhenUsed="0" w:uiPriority="0" w:semiHidden="0" w:name="footnote reference"/>
+    <w:lsdException w:unhideWhenUsed="0" w:uiPriority="0" w:semiHidden="0" w:name="annotation reference"/>
+    <w:lsdException w:unhideWhenUsed="0" w:uiPriority="0" w:semiHidden="0" w:name="line number"/>
+    <w:lsdException w:unhideWhenUsed="0" w:uiPriority="0" w:semiHidden="0" w:name="page number"/>
+    <w:lsdException w:unhideWhenUsed="0" w:uiPriority="0" w:semiHidden="0" w:name="endnote reference"/>
+    <w:lsdException w:unhideWhenUsed="0" w:uiPriority="0" w:semiHidden="0" w:name="endnote text"/>
+    <w:lsdException w:unhideWhenUsed="0" w:uiPriority="0" w:semiHidden="0" w:name="table of authorities"/>
+    <w:lsdException w:unhideWhenUsed="0" w:uiPriority="0" w:semiHidden="0" w:name="macro"/>
+    <w:lsdException w:unhideWhenUsed="0" w:uiPriority="0" w:semiHidden="0" w:name="toa heading"/>
+    <w:lsdException w:unhideWhenUsed="0" w:uiPriority="0" w:semiHidden="0" w:name="List"/>
+    <w:lsdException w:unhideWhenUsed="0" w:uiPriority="0" w:semiHidden="0" w:name="List Bullet"/>
+    <w:lsdException w:unhideWhenUsed="0" w:uiPriority="0" w:semiHidden="0" w:name="List Number"/>
+    <w:lsdException w:unhideWhenUsed="0" w:uiPriority="0" w:semiHidden="0" w:name="List 2"/>
+    <w:lsdException w:unhideWhenUsed="0" w:uiPriority="0" w:semiHidden="0" w:name="List 3"/>
+    <w:lsdException w:unhideWhenUsed="0" w:uiPriority="0" w:semiHidden="0" w:name="List 4"/>
+    <w:lsdException w:unhideWhenUsed="0" w:uiPriority="0" w:semiHidden="0" w:name="List 5"/>
+    <w:lsdException w:unhideWhenUsed="0" w:uiPriority="0" w:semiHidden="0" w:name="List Bullet 2"/>
+    <w:lsdException w:unhideWhenUsed="0" w:uiPriority="0" w:semiHidden="0" w:name="List Bullet 3"/>
+    <w:lsdException w:unhideWhenUsed="0" w:uiPriority="0" w:semiHidden="0" w:name="List Bullet 4"/>
+    <w:lsdException w:unhideWhenUsed="0" w:uiPriority="0" w:semiHidden="0" w:name="List Bullet 5"/>
+    <w:lsdException w:unhideWhenUsed="0" w:uiPriority="0" w:semiHidden="0" w:name="List Number 2"/>
+    <w:lsdException w:unhideWhenUsed="0" w:uiPriority="0" w:semiHidden="0" w:name="List Number 3"/>
+    <w:lsdException w:unhideWhenUsed="0" w:uiPriority="0" w:semiHidden="0" w:name="List Number 4"/>
+    <w:lsdException w:unhideWhenUsed="0" w:uiPriority="0" w:semiHidden="0" w:name="List Number 5"/>
+    <w:lsdException w:qFormat="1" w:unhideWhenUsed="0" w:uiPriority="0" w:semiHidden="0" w:name="Title"/>
+    <w:lsdException w:unhideWhenUsed="0" w:uiPriority="0" w:semiHidden="0" w:name="Closing"/>
+    <w:lsdException w:unhideWhenUsed="0" w:uiPriority="0" w:semiHidden="0" w:name="Signature"/>
+    <w:lsdException w:qFormat="1" w:unhideWhenUsed="0" w:uiPriority="0" w:name="Default Paragraph Font"/>
+    <w:lsdException w:qFormat="1" w:unhideWhenUsed="0" w:uiPriority="0" w:name="Body Text"/>
+    <w:lsdException w:unhideWhenUsed="0" w:uiPriority="0" w:semiHidden="0" w:name="Body Text Indent"/>
+    <w:lsdException w:unhideWhenUsed="0" w:uiPriority="0" w:semiHidden="0" w:name="List Continue"/>
+    <w:lsdException w:unhideWhenUsed="0" w:uiPriority="0" w:semiHidden="0" w:name="List Continue 2"/>
+    <w:lsdException w:unhideWhenUsed="0" w:uiPriority="0" w:semiHidden="0" w:name="List Continue 3"/>
+    <w:lsdException w:unhideWhenUsed="0" w:uiPriority="0" w:semiHidden="0" w:name="List Continue 4"/>
+    <w:lsdException w:unhideWhenUsed="0" w:uiPriority="0" w:semiHidden="0" w:name="List Continue 5"/>
+    <w:lsdException w:unhideWhenUsed="0" w:uiPriority="0" w:semiHidden="0" w:name="Message Header"/>
+    <w:lsdException w:qFormat="1" w:unhideWhenUsed="0" w:uiPriority="0" w:semiHidden="0" w:name="Subtitle"/>
+    <w:lsdException w:unhideWhenUsed="0" w:uiPriority="0" w:semiHidden="0" w:name="Salutation"/>
+    <w:lsdException w:unhideWhenUsed="0" w:uiPriority="0" w:semiHidden="0" w:name="Date"/>
+    <w:lsdException w:unhideWhenUsed="0" w:uiPriority="0" w:semiHidden="0" w:name="Body Text First Indent"/>
+    <w:lsdException w:unhideWhenUsed="0" w:uiPriority="0" w:semiHidden="0" w:name="Body Text First Indent 2"/>
+    <w:lsdException w:uiPriority="99" w:name="Note Heading"/>
+    <w:lsdException w:unhideWhenUsed="0" w:uiPriority="0" w:semiHidden="0" w:name="Body Text 2"/>
+    <w:lsdException w:unhideWhenUsed="0" w:uiPriority="0" w:semiHidden="0" w:name="Body Text 3"/>
+    <w:lsdException w:unhideWhenUsed="0" w:uiPriority="0" w:semiHidden="0" w:name="Body Text Indent 2"/>
+    <w:lsdException w:unhideWhenUsed="0" w:uiPriority="0" w:semiHidden="0" w:name="Body Text Indent 3"/>
+    <w:lsdException w:unhideWhenUsed="0" w:uiPriority="0" w:semiHidden="0" w:name="Block Text"/>
+    <w:lsdException w:unhideWhenUsed="0" w:uiPriority="0" w:semiHidden="0" w:name="Hyperlink"/>
+    <w:lsdException w:unhideWhenUsed="0" w:uiPriority="0" w:semiHidden="0" w:name="FollowedHyperlink"/>
+    <w:lsdException w:qFormat="1" w:unhideWhenUsed="0" w:uiPriority="0" w:semiHidden="0" w:name="Strong"/>
+    <w:lsdException w:qFormat="1" w:unhideWhenUsed="0" w:uiPriority="0" w:semiHidden="0" w:name="Emphasis"/>
+    <w:lsdException w:unhideWhenUsed="0" w:uiPriority="0" w:semiHidden="0" w:name="Document Map"/>
+    <w:lsdException w:unhideWhenUsed="0" w:uiPriority="0" w:semiHidden="0" w:name="Plain Text"/>
+    <w:lsdException w:unhideWhenUsed="0" w:uiPriority="0" w:semiHidden="0" w:name="E-mail Signature"/>
+    <w:lsdException w:qFormat="1" w:unhideWhenUsed="0" w:uiPriority="0" w:semiHidden="0" w:name="Normal (Web)"/>
+    <w:lsdException w:unhideWhenUsed="0" w:uiPriority="0" w:semiHidden="0" w:name="HTML Acronym"/>
+    <w:lsdException w:unhideWhenUsed="0" w:uiPriority="0" w:semiHidden="0" w:name="HTML Address"/>
+    <w:lsdException w:unhideWhenUsed="0" w:uiPriority="0" w:semiHidden="0" w:name="HTML Cite"/>
+    <w:lsdException w:unhideWhenUsed="0" w:uiPriority="0" w:semiHidden="0" w:name="HTML Code"/>
+    <w:lsdException w:unhideWhenUsed="0" w:uiPriority="0" w:semiHidden="0" w:name="HTML Definition"/>
+    <w:lsdException w:unhideWhenUsed="0" w:uiPriority="0" w:semiHidden="0" w:name="HTML Keyboard"/>
+    <w:lsdException w:unhideWhenUsed="0" w:uiPriority="0" w:semiHidden="0" w:name="HTML Preformatted"/>
+    <w:lsdException w:unhideWhenUsed="0" w:uiPriority="0" w:semiHidden="0" w:name="HTML Sample"/>
+    <w:lsdException w:unhideWhenUsed="0" w:uiPriority="0" w:semiHidden="0" w:name="HTML Typewriter"/>
+    <w:lsdException w:unhideWhenUsed="0" w:uiPriority="0" w:semiHidden="0" w:name="HTML Variable"/>
+    <w:lsdException w:qFormat="1" w:unhideWhenUsed="0" w:uiPriority="0" w:name="Normal Table"/>
+    <w:lsdException w:unhideWhenUsed="0" w:uiPriority="0" w:semiHidden="0" w:name="annotation subject"/>
+    <w:lsdException w:unhideWhenUsed="0" w:uiPriority="0" w:semiHidden="0" w:name="Table Simple 1"/>
+    <w:lsdException w:unhideWhenUsed="0" w:uiPriority="0" w:semiHidden="0" w:name="Table Simple 2"/>
+    <w:lsdException w:unhideWhenUsed="0" w:uiPriority="0" w:semiHidden="0" w:name="Table Simple 3"/>
+    <w:lsdException w:unhideWhenUsed="0" w:uiPriority="0" w:semiHidden="0" w:name="Table Classic 1"/>
+    <w:lsdException w:unhideWhenUsed="0" w:uiPriority="0" w:semiHidden="0" w:name="Table Classic 2"/>
+    <w:lsdException w:unhideWhenUsed="0" w:uiPriority="0" w:semiHidden="0" w:name="Table Classic 3"/>
+    <w:lsdException w:unhideWhenUsed="0" w:uiPriority="0" w:semiHidden="0" w:name="Table Classic 4"/>
+    <w:lsdException w:unhideWhenUsed="0" w:uiPriority="0" w:semiHidden="0" w:name="Table Colorful 1"/>
+    <w:lsdException w:unhideWhenUsed="0" w:uiPriority="0" w:semiHidden="0" w:name="Table Colorful 2"/>
+    <w:lsdException w:unhideWhenUsed="0" w:uiPriority="0" w:semiHidden="0" w:name="Table Colorful 3"/>
+    <w:lsdException w:unhideWhenUsed="0" w:uiPriority="0" w:semiHidden="0" w:name="Table Columns 1"/>
+    <w:lsdException w:unhideWhenUsed="0" w:uiPriority="0" w:semiHidden="0" w:name="Table Columns 2"/>
+    <w:lsdException w:unhideWhenUsed="0" w:uiPriority="0" w:semiHidden="0" w:name="Table Columns 3"/>
+    <w:lsdException w:unhideWhenUsed="0" w:uiPriority="0" w:semiHidden="0" w:name="Table Columns 4"/>
+    <w:lsdException w:unhideWhenUsed="0" w:uiPriority="0" w:semiHidden="0" w:name="Table Columns 5"/>
+    <w:lsdException w:unhideWhenUsed="0" w:uiPriority="0" w:semiHidden="0" w:name="Table Grid 1"/>
+    <w:lsdException w:unhideWhenUsed="0" w:uiPriority="0" w:semiHidden="0" w:name="Table Grid 2"/>
+    <w:lsdException w:unhideWhenUsed="0" w:uiPriority="0" w:semiHidden="0" w:name="Table Grid 3"/>
+    <w:lsdException w:unhideWhenUsed="0" w:uiPriority="0" w:semiHidden="0" w:name="Table Grid 4"/>
+    <w:lsdException w:unhideWhenUsed="0" w:uiPriority="0" w:semiHidden="0" w:name="Table Grid 5"/>
+    <w:lsdException w:unhideWhenUsed="0" w:uiPriority="0" w:semiHidden="0" w:name="Table Grid 6"/>
+    <w:lsdException w:unhideWhenUsed="0" w:uiPriority="0" w:semiHidden="0" w:name="Table Grid 7"/>
+    <w:lsdException w:unhideWhenUsed="0" w:uiPriority="0" w:semiHidden="0" w:name="Table Grid 8"/>
+    <w:lsdException w:unhideWhenUsed="0" w:uiPriority="0" w:semiHidden="0" w:name="Table List 1"/>
+    <w:lsdException w:unhideWhenUsed="0" w:uiPriority="0" w:semiHidden="0" w:name="Table List 2"/>
+    <w:lsdException w:unhideWhenUsed="0" w:uiPriority="0" w:semiHidden="0" w:name="Table List 3"/>
+    <w:lsdException w:unhideWhenUsed="0" w:uiPriority="0" w:semiHidden="0" w:name="Table List 4"/>
+    <w:lsdException w:unhideWhenUsed="0" w:uiPriority="0" w:semiHidden="0" w:name="Table List 5"/>
+    <w:lsdException w:unhideWhenUsed="0" w:uiPriority="0" w:semiHidden="0" w:name="Table List 6"/>
+    <w:lsdException w:unhideWhenUsed="0" w:uiPriority="0" w:semiHidden="0" w:name="Table List 7"/>
+    <w:lsdException w:unhideWhenUsed="0" w:uiPriority="0" w:semiHidden="0" w:name="Table List 8"/>
+    <w:lsdException w:unhideWhenUsed="0" w:uiPriority="0" w:semiHidden="0" w:name="Table 3D effects 1"/>
+    <w:lsdException w:unhideWhenUsed="0" w:uiPriority="0" w:semiHidden="0" w:name="Table 3D effects 2"/>
+    <w:lsdException w:unhideWhenUsed="0" w:uiPriority="0" w:semiHidden="0" w:name="Table 3D effects 3"/>
+    <w:lsdException w:unhideWhenUsed="0" w:uiPriority="0" w:semiHidden="0" w:name="Table Contemporary"/>
+    <w:lsdException w:unhideWhenUsed="0" w:uiPriority="0" w:semiHidden="0" w:name="Table Elegant"/>
+    <w:lsdException w:unhideWhenUsed="0" w:uiPriority="0" w:semiHidden="0" w:name="Table Professional"/>
+    <w:lsdException w:unhideWhenUsed="0" w:uiPriority="0" w:semiHidden="0" w:name="Table Subtle 1"/>
+    <w:lsdException w:unhideWhenUsed="0" w:uiPriority="0" w:semiHidden="0" w:name="Table Subtle 2"/>
+    <w:lsdException w:unhideWhenUsed="0" w:uiPriority="0" w:semiHidden="0" w:name="Table Web 1"/>
+    <w:lsdException w:unhideWhenUsed="0" w:uiPriority="0" w:semiHidden="0" w:name="Table Web 2"/>
+    <w:lsdException w:unhideWhenUsed="0" w:uiPriority="0" w:semiHidden="0" w:name="Table Web 3"/>
+    <w:lsdException w:unhideWhenUsed="0" w:uiPriority="0" w:semiHidden="0" w:name="Balloon Text"/>
+    <w:lsdException w:qFormat="1" w:unhideWhenUsed="0" w:uiPriority="0" w:semiHidden="0" w:name="Table Grid"/>
+    <w:lsdException w:unhideWhenUsed="0" w:uiPriority="0" w:semiHidden="0" w:name="Table Theme"/>
+    <w:lsdException w:unhideWhenUsed="0" w:uiPriority="60" w:semiHidden="0" w:name="Light Shading"/>
+    <w:lsdException w:unhideWhenUsed="0" w:uiPriority="61" w:semiHidden="0" w:name="Light List"/>
+    <w:lsdException w:unhideWhenUsed="0" w:uiPriority="62" w:semiHidden="0" w:name="Light Grid"/>
+    <w:lsdException w:unhideWhenUsed="0" w:uiPriority="63" w:semiHidden="0" w:name="Medium Shading 1"/>
+    <w:lsdException w:unhideWhenUsed="0" w:uiPriority="64" w:semiHidden="0" w:name="Medium Shading 2"/>
+    <w:lsdException w:unhideWhenUsed="0" w:uiPriority="65" w:semiHidden="0" w:name="Medium List 1"/>
+    <w:lsdException w:unhideWhenUsed="0" w:uiPriority="66" w:semiHidden="0" w:name="Medium List 2"/>
+    <w:lsdException w:unhideWhenUsed="0" w:uiPriority="67" w:semiHidden="0" w:name="Medium Grid 1"/>
+    <w:lsdException w:unhideWhenUsed="0" w:uiPriority="68" w:semiHidden="0" w:name="Medium Grid 2"/>
+    <w:lsdException w:unhideWhenUsed="0" w:uiPriority="69" w:semiHidden="0" w:name="Medium Grid 3"/>
+    <w:lsdException w:unhideWhenUsed="0" w:uiPriority="70" w:semiHidden="0" w:name="Dark List"/>
+    <w:lsdException w:unhideWhenUsed="0" w:uiPriority="71" w:semiHidden="0" w:name="Colorful Shading"/>
+    <w:lsdException w:unhideWhenUsed="0" w:uiPriority="72" w:semiHidden="0" w:name="Colorful List"/>
+    <w:lsdException w:unhideWhenUsed="0" w:uiPriority="73" w:semiHidden="0" w:name="Colorful Grid"/>
+    <w:lsdException w:unhideWhenUsed="0" w:uiPriority="60" w:semiHidden="0" w:name="Light Shading Accent 1"/>
+    <w:lsdException w:unhideWhenUsed="0" w:uiPriority="61" w:semiHidden="0" w:name="Light List Accent 1"/>
+    <w:lsdException w:unhideWhenUsed="0" w:uiPriority="62" w:semiHidden="0" w:name="Light Grid Accent 1"/>
+    <w:lsdException w:unhideWhenUsed="0" w:uiPriority="63" w:semiHidden="0" w:name="Medium Shading 1 Accent 1"/>
+    <w:lsdException w:unhideWhenUsed="0" w:uiPriority="64" w:semiHidden="0" w:name="Medium Shading 2 Accent 1"/>
+    <w:lsdException w:unhideWhenUsed="0" w:uiPriority="65" w:semiHidden="0" w:name="Medium List 1 Accent 1"/>
+    <w:lsdException w:unhideWhenUsed="0" w:uiPriority="66" w:semiHidden="0" w:name="Medium List 2 Accent 1"/>
+    <w:lsdException w:unhideWhenUsed="0" w:uiPriority="67" w:semiHidden="0" w:name="Medium Grid 1 Accent 1"/>
+    <w:lsdException w:unhideWhenUsed="0" w:uiPriority="68" w:semiHidden="0" w:name="Medium Grid 2 Accent 1"/>
+    <w:lsdException w:unhideWhenUsed="0" w:uiPriority="69" w:semiHidden="0" w:name="Medium Grid 3 Accent 1"/>
+    <w:lsdException w:unhideWhenUsed="0" w:uiPriority="70" w:semiHidden="0" w:name="Dark List Accent 1"/>
+    <w:lsdException w:unhideWhenUsed="0" w:uiPriority="71" w:semiHidden="0" w:name="Colorful Shading Accent 1"/>
+    <w:lsdException w:unhideWhenUsed="0" w:uiPriority="72" w:semiHidden="0" w:name="Colorful List Accent 1"/>
+    <w:lsdException w:unhideWhenUsed="0" w:uiPriority="73" w:semiHidden="0" w:name="Colorful Grid Accent 1"/>
+    <w:lsdException w:unhideWhenUsed="0" w:uiPriority="60" w:semiHidden="0" w:name="Light Shading Accent 2"/>
+    <w:lsdException w:unhideWhenUsed="0" w:uiPriority="61" w:semiHidden="0" w:name="Light List Accent 2"/>
+    <w:lsdException w:unhideWhenUsed="0" w:uiPriority="62" w:semiHidden="0" w:name="Light Grid Accent 2"/>
+    <w:lsdException w:unhideWhenUsed="0" w:uiPriority="63" w:semiHidden="0" w:name="Medium Shading 1 Accent 2"/>
+    <w:lsdException w:unhideWhenUsed="0" w:uiPriority="64" w:semiHidden="0" w:name="Medium Shading 2 Accent 2"/>
+    <w:lsdException w:unhideWhenUsed="0" w:uiPriority="65" w:semiHidden="0" w:name="Medium List 1 Accent 2"/>
+    <w:lsdException w:unhideWhenUsed="0" w:uiPriority="66" w:semiHidden="0" w:name="Medium List 2 Accent 2"/>
+    <w:lsdException w:unhideWhenUsed="0" w:uiPriority="67" w:semiHidden="0" w:name="Medium Grid 1 Accent 2"/>
+    <w:lsdException w:unhideWhenUsed="0" w:uiPriority="68" w:semiHidden="0" w:name="Medium Grid 2 Accent 2"/>
+    <w:lsdException w:unhideWhenUsed="0" w:uiPriority="69" w:semiHidden="0" w:name="Medium Grid 3 Accent 2"/>
+    <w:lsdException w:unhideWhenUsed="0" w:uiPriority="70" w:semiHidden="0" w:name="Dark List Accent 2"/>
+    <w:lsdException w:unhideWhenUsed="0" w:uiPriority="71" w:semiHidden="0" w:name="Colorful Shading Accent 2"/>
+    <w:lsdException w:unhideWhenUsed="0" w:uiPriority="72" w:semiHidden="0" w:name="Colorful List Accent 2"/>
+    <w:lsdException w:unhideWhenUsed="0" w:uiPriority="73" w:semiHidden="0" w:name="Colorful Grid Accent 2"/>
+    <w:lsdException w:unhideWhenUsed="0" w:uiPriority="60" w:semiHidden="0" w:name="Light Shading Accent 3"/>
+    <w:lsdException w:unhideWhenUsed="0" w:uiPriority="61" w:semiHidden="0" w:name="Light List Accent 3"/>
+    <w:lsdException w:unhideWhenUsed="0" w:uiPriority="62" w:semiHidden="0" w:name="Light Grid Accent 3"/>
+    <w:lsdException w:unhideWhenUsed="0" w:uiPriority="63" w:semiHidden="0" w:name="Medium Shading 1 Accent 3"/>
+    <w:lsdException w:unhideWhenUsed="0" w:uiPriority="64" w:semiHidden="0" w:name="Medium Shading 2 Accent 3"/>
+    <w:lsdException w:unhideWhenUsed="0" w:uiPriority="65" w:semiHidden="0" w:name="Medium List 1 Accent 3"/>
+    <w:lsdException w:unhideWhenUsed="0" w:uiPriority="66" w:semiHidden="0" w:name="Medium List 2 Accent 3"/>
+    <w:lsdException w:unhideWhenUsed="0" w:uiPriority="67" w:semiHidden="0" w:name="Medium Grid 1 Accent 3"/>
+    <w:lsdException w:unhideWhenUsed="0" w:uiPriority="68" w:semiHidden="0" w:name="Medium Grid 2 Accent 3"/>
+    <w:lsdException w:unhideWhenUsed="0" w:uiPriority="69" w:semiHidden="0" w:name="Medium Grid 3 Accent 3"/>
+    <w:lsdException w:unhideWhenUsed="0" w:uiPriority="70" w:semiHidden="0" w:name="Dark List Accent 3"/>
+    <w:lsdException w:unhideWhenUsed="0" w:uiPriority="71" w:semiHidden="0" w:name="Colorful Shading Accent 3"/>
+    <w:lsdException w:unhideWhenUsed="0" w:uiPriority="72" w:semiHidden="0" w:name="Colorful List Accent 3"/>
+    <w:lsdException w:unhideWhenUsed="0" w:uiPriority="73" w:semiHidden="0" w:name="Colorful Grid Accent 3"/>
+    <w:lsdException w:unhideWhenUsed="0" w:uiPriority="60" w:semiHidden="0" w:name="Light Shading Accent 4"/>
+    <w:lsdException w:unhideWhenUsed="0" w:uiPriority="61" w:semiHidden="0" w:name="Light List Accent 4"/>
+    <w:lsdException w:unhideWhenUsed="0" w:uiPriority="62" w:semiHidden="0" w:name="Light Grid Accent 4"/>
+    <w:lsdException w:unhideWhenUsed="0" w:uiPriority="63" w:semiHidden="0" w:name="Medium Shading 1 Accent 4"/>
+    <w:lsdException w:unhideWhenUsed="0" w:uiPriority="64" w:semiHidden="0" w:name="Medium Shading 2 Accent 4"/>
+    <w:lsdException w:unhideWhenUsed="0" w:uiPriority="65" w:semiHidden="0" w:name="Medium List 1 Accent 4"/>
+    <w:lsdException w:unhideWhenUsed="0" w:uiPriority="66" w:semiHidden="0" w:name="Medium List 2 Accent 4"/>
+    <w:lsdException w:unhideWhenUsed="0" w:uiPriority="67" w:semiHidden="0" w:name="Medium Grid 1 Accent 4"/>
+    <w:lsdException w:unhideWhenUsed="0" w:uiPriority="68" w:semiHidden="0" w:name="Medium Grid 2 Accent 4"/>
+    <w:lsdException w:unhideWhenUsed="0" w:uiPriority="69" w:semiHidden="0" w:name="Medium Grid 3 Accent 4"/>
+    <w:lsdException w:unhideWhenUsed="0" w:uiPriority="70" w:semiHidden="0" w:name="Dark List Accent 4"/>
+    <w:lsdException w:unhideWhenUsed="0" w:uiPriority="71" w:semiHidden="0" w:name="Colorful Shading Accent 4"/>
+    <w:lsdException w:unhideWhenUsed="0" w:uiPriority="72" w:semiHidden="0" w:name="Colorful List Accent 4"/>
+    <w:lsdException w:unhideWhenUsed="0" w:uiPriority="73" w:semiHidden="0" w:name="Colorful Grid Accent 4"/>
+    <w:lsdException w:unhideWhenUsed="0" w:uiPriority="60" w:semiHidden="0" w:name="Light Shading Accent 5"/>
+    <w:lsdException w:unhideWhenUsed="0" w:uiPriority="61" w:semiHidden="0" w:name="Light List Accent 5"/>
+    <w:lsdException w:unhideWhenUsed="0" w:uiPriority="62" w:semiHidden="0" w:name="Light Grid Accent 5"/>
+    <w:lsdException w:unhideWhenUsed="0" w:uiPriority="63" w:semiHidden="0" w:name="Medium Shading 1 Accent 5"/>
+    <w:lsdException w:unhideWhenUsed="0" w:uiPriority="64" w:semiHidden="0" w:name="Medium Shading 2 Accent 5"/>
+    <w:lsdException w:unhideWhenUsed="0" w:uiPriority="65" w:semiHidden="0" w:name="Medium List 1 Accent 5"/>
+    <w:lsdException w:unhideWhenUsed="0" w:uiPriority="66" w:semiHidden="0" w:name="Medium List 2 Accent 5"/>
+    <w:lsdException w:unhideWhenUsed="0" w:uiPriority="67" w:semiHidden="0" w:name="Medium Grid 1 Accent 5"/>
+    <w:lsdException w:unhideWhenUsed="0" w:uiPriority="68" w:semiHidden="0" w:name="Medium Grid 2 Accent 5"/>
+    <w:lsdException w:unhideWhenUsed="0" w:uiPriority="69" w:semiHidden="0" w:name="Medium Grid 3 Accent 5"/>
+    <w:lsdException w:unhideWhenUsed="0" w:uiPriority="70" w:semiHidden="0" w:name="Dark List Accent 5"/>
+    <w:lsdException w:unhideWhenUsed="0" w:uiPriority="71" w:semiHidden="0" w:name="Colorful Shading Accent 5"/>
+    <w:lsdException w:unhideWhenUsed="0" w:uiPriority="72" w:semiHidden="0" w:name="Colorful List Accent 5"/>
+    <w:lsdException w:unhideWhenUsed="0" w:uiPriority="73" w:semiHidden="0" w:name="Colorful Grid Accent 5"/>
+    <w:lsdException w:unhideWhenUsed="0" w:uiPriority="60" w:semiHidden="0" w:name="Light Shading Accent 6"/>
+    <w:lsdException w:unhideWhenUsed="0" w:uiPriority="61" w:semiHidden="0" w:name="Light List Accent 6"/>
+    <w:lsdException w:unhideWhenUsed="0" w:uiPriority="62" w:semiHidden="0" w:name="Light Grid Accent 6"/>
+    <w:lsdException w:unhideWhenUsed="0" w:uiPriority="63" w:semiHidden="0" w:name="Medium Shading 1 Accent 6"/>
+    <w:lsdException w:unhideWhenUsed="0" w:uiPriority="64" w:semiHidden="0" w:name="Medium Shading 2 Accent 6"/>
+    <w:lsdException w:unhideWhenUsed="0" w:uiPriority="65" w:semiHidden="0" w:name="Medium List 1 Accent 6"/>
+    <w:lsdException w:unhideWhenUsed="0" w:uiPriority="66" w:semiHidden="0" w:name="Medium List 2 Accent 6"/>
+    <w:lsdException w:unhideWhenUsed="0" w:uiPriority="67" w:semiHidden="0" w:name="Medium Grid 1 Accent 6"/>
+    <w:lsdException w:unhideWhenUsed="0" w:uiPriority="68" w:semiHidden="0" w:name="Medium Grid 2 Accent 6"/>
+    <w:lsdException w:unhideWhenUsed="0" w:uiPriority="69" w:semiHidden="0" w:name="Medium Grid 3 Accent 6"/>
+    <w:lsdException w:unhideWhenUsed="0" w:uiPriority="70" w:semiHidden="0" w:name="Dark List Accent 6"/>
+    <w:lsdException w:unhideWhenUsed="0" w:uiPriority="71" w:semiHidden="0" w:name="Colorful Shading Accent 6"/>
+    <w:lsdException w:unhideWhenUsed="0" w:uiPriority="72" w:semiHidden="0" w:name="Colorful List Accent 6"/>
+    <w:lsdException w:unhideWhenUsed="0" w:uiPriority="73" w:semiHidden="0" w:name="Colorful Grid Accent 6"/>
   </w:latentStyles>
-  <w:style w:type="paragraph" w:default="1" w:styleId="Normal">
+  <w:style w:type="paragraph" w:default="1" w:styleId="1">
     <w:name w:val="Normal"/>
     <w:qFormat/>
+    <w:uiPriority w:val="0"/>
     <w:pPr>
       <w:kinsoku w:val="0"/>
       <w:autoSpaceDE w:val="0"/>
@@ -7193,7 +7244,7 @@
       <w:textAlignment w:val="baseline"/>
     </w:pPr>
     <w:rPr>
-      <w:rFonts w:ascii="Arial" w:eastAsia="宋体" w:hAnsi="Arial" w:cs="Arial"/>
+      <w:rFonts w:ascii="Arial" w:hAnsi="Arial" w:eastAsia="宋体" w:cs="Arial"/>
       <w:snapToGrid w:val="0"/>
       <w:color w:val="000000"/>
       <w:kern w:val="0"/>
@@ -7202,11 +7253,12 @@
       <w:lang w:val="en-US" w:eastAsia="en-US" w:bidi="ar-SA"/>
     </w:rPr>
   </w:style>
-  <w:style w:type="paragraph" w:styleId="Heading1">
+  <w:style w:type="paragraph" w:styleId="2">
     <w:name w:val="heading 1"/>
-    <w:basedOn w:val="Normal"/>
-    <w:next w:val="Normal"/>
+    <w:basedOn w:val="1"/>
+    <w:next w:val="1"/>
     <w:qFormat/>
+    <w:uiPriority w:val="0"/>
     <w:pPr>
       <w:keepNext/>
       <w:keepLines/>
@@ -7224,12 +7276,13 @@
       <w:sz w:val="44"/>
     </w:rPr>
   </w:style>
-  <w:style w:type="paragraph" w:styleId="Heading2">
+  <w:style w:type="paragraph" w:styleId="3">
     <w:name w:val="heading 2"/>
-    <w:basedOn w:val="Normal"/>
-    <w:next w:val="Normal"/>
+    <w:basedOn w:val="1"/>
+    <w:next w:val="1"/>
     <w:unhideWhenUsed/>
     <w:qFormat/>
+    <w:uiPriority w:val="0"/>
     <w:pPr>
       <w:keepNext/>
       <w:keepLines/>
@@ -7242,18 +7295,19 @@
       <w:outlineLvl w:val="1"/>
     </w:pPr>
     <w:rPr>
-      <w:rFonts w:ascii="Arial" w:eastAsia="黑体" w:hAnsi="Arial"/>
+      <w:rFonts w:ascii="Arial" w:hAnsi="Arial" w:eastAsia="黑体"/>
       <w:b/>
       <w:sz w:val="32"/>
     </w:rPr>
   </w:style>
-  <w:style w:type="paragraph" w:styleId="Heading3">
+  <w:style w:type="paragraph" w:styleId="4">
     <w:name w:val="heading 3"/>
-    <w:basedOn w:val="Normal"/>
-    <w:next w:val="Normal"/>
+    <w:basedOn w:val="1"/>
+    <w:next w:val="1"/>
     <w:semiHidden/>
     <w:unhideWhenUsed/>
     <w:qFormat/>
+    <w:uiPriority w:val="0"/>
     <w:pPr>
       <w:keepNext/>
       <w:keepLines/>
@@ -7270,12 +7324,13 @@
       <w:sz w:val="32"/>
     </w:rPr>
   </w:style>
-  <w:style w:type="paragraph" w:styleId="Heading4">
+  <w:style w:type="paragraph" w:styleId="5">
     <w:name w:val="heading 4"/>
-    <w:basedOn w:val="Normal"/>
-    <w:next w:val="Normal"/>
+    <w:basedOn w:val="1"/>
+    <w:next w:val="1"/>
     <w:unhideWhenUsed/>
     <w:qFormat/>
+    <w:uiPriority w:val="0"/>
     <w:pPr>
       <w:keepNext/>
       <w:keepLines/>
@@ -7288,18 +7343,19 @@
       <w:outlineLvl w:val="3"/>
     </w:pPr>
     <w:rPr>
-      <w:rFonts w:ascii="Arial" w:eastAsia="黑体" w:hAnsi="Arial"/>
+      <w:rFonts w:ascii="Arial" w:hAnsi="Arial" w:eastAsia="黑体"/>
       <w:b/>
       <w:sz w:val="28"/>
     </w:rPr>
   </w:style>
-  <w:style w:type="paragraph" w:styleId="Heading5">
+  <w:style w:type="paragraph" w:styleId="6">
     <w:name w:val="heading 5"/>
-    <w:basedOn w:val="Normal"/>
-    <w:next w:val="Normal"/>
+    <w:basedOn w:val="1"/>
+    <w:next w:val="1"/>
     <w:semiHidden/>
     <w:unhideWhenUsed/>
     <w:qFormat/>
+    <w:uiPriority w:val="0"/>
     <w:pPr>
       <w:keepNext/>
       <w:keepLines/>
@@ -7316,13 +7372,14 @@
       <w:sz w:val="28"/>
     </w:rPr>
   </w:style>
-  <w:style w:type="paragraph" w:styleId="Heading6">
+  <w:style w:type="paragraph" w:styleId="7">
     <w:name w:val="heading 6"/>
-    <w:basedOn w:val="Normal"/>
-    <w:next w:val="Normal"/>
+    <w:basedOn w:val="1"/>
+    <w:next w:val="1"/>
     <w:semiHidden/>
     <w:unhideWhenUsed/>
     <w:qFormat/>
+    <w:uiPriority w:val="0"/>
     <w:pPr>
       <w:keepNext/>
       <w:keepLines/>
@@ -7335,18 +7392,19 @@
       <w:outlineLvl w:val="5"/>
     </w:pPr>
     <w:rPr>
-      <w:rFonts w:ascii="Arial" w:eastAsia="黑体" w:hAnsi="Arial"/>
+      <w:rFonts w:ascii="Arial" w:hAnsi="Arial" w:eastAsia="黑体"/>
       <w:b/>
       <w:sz w:val="24"/>
     </w:rPr>
   </w:style>
-  <w:style w:type="paragraph" w:styleId="Heading7">
+  <w:style w:type="paragraph" w:styleId="8">
     <w:name w:val="heading 7"/>
-    <w:basedOn w:val="Normal"/>
-    <w:next w:val="Normal"/>
+    <w:basedOn w:val="1"/>
+    <w:next w:val="1"/>
     <w:semiHidden/>
     <w:unhideWhenUsed/>
     <w:qFormat/>
+    <w:uiPriority w:val="0"/>
     <w:pPr>
       <w:keepNext/>
       <w:keepLines/>
@@ -7363,13 +7421,14 @@
       <w:sz w:val="24"/>
     </w:rPr>
   </w:style>
-  <w:style w:type="paragraph" w:styleId="Heading8">
+  <w:style w:type="paragraph" w:styleId="9">
     <w:name w:val="heading 8"/>
-    <w:basedOn w:val="Normal"/>
-    <w:next w:val="Normal"/>
+    <w:basedOn w:val="1"/>
+    <w:next w:val="1"/>
     <w:semiHidden/>
     <w:unhideWhenUsed/>
     <w:qFormat/>
+    <w:uiPriority w:val="0"/>
     <w:pPr>
       <w:keepNext/>
       <w:keepLines/>
@@ -7382,17 +7441,18 @@
       <w:outlineLvl w:val="7"/>
     </w:pPr>
     <w:rPr>
-      <w:rFonts w:ascii="Arial" w:eastAsia="黑体" w:hAnsi="Arial"/>
+      <w:rFonts w:ascii="Arial" w:hAnsi="Arial" w:eastAsia="黑体"/>
       <w:sz w:val="24"/>
     </w:rPr>
   </w:style>
-  <w:style w:type="paragraph" w:styleId="Heading9">
+  <w:style w:type="paragraph" w:styleId="10">
     <w:name w:val="heading 9"/>
-    <w:basedOn w:val="Normal"/>
-    <w:next w:val="Normal"/>
+    <w:basedOn w:val="1"/>
+    <w:next w:val="1"/>
     <w:semiHidden/>
     <w:unhideWhenUsed/>
     <w:qFormat/>
+    <w:uiPriority w:val="0"/>
     <w:pPr>
       <w:keepNext/>
       <w:keepLines/>
@@ -7405,19 +7465,21 @@
       <w:outlineLvl w:val="8"/>
     </w:pPr>
     <w:rPr>
-      <w:rFonts w:ascii="Arial" w:eastAsia="黑体" w:hAnsi="Arial"/>
+      <w:rFonts w:ascii="Arial" w:hAnsi="Arial" w:eastAsia="黑体"/>
       <w:sz w:val="21"/>
     </w:rPr>
   </w:style>
-  <w:style w:type="character" w:default="1" w:styleId="DefaultParagraphFont">
+  <w:style w:type="character" w:default="1" w:styleId="22">
     <w:name w:val="Default Paragraph Font"/>
     <w:semiHidden/>
     <w:qFormat/>
+    <w:uiPriority w:val="0"/>
   </w:style>
-  <w:style w:type="table" w:default="1" w:styleId="TableNormal">
+  <w:style w:type="table" w:default="1" w:styleId="20">
     <w:name w:val="Normal Table"/>
     <w:semiHidden/>
     <w:qFormat/>
+    <w:uiPriority w:val="0"/>
     <w:tblPr>
       <w:tblCellMar>
         <w:top w:w="0" w:type="dxa"/>
@@ -7427,39 +7489,43 @@
       </w:tblCellMar>
     </w:tblPr>
   </w:style>
-  <w:style w:type="paragraph" w:styleId="CommentText">
+  <w:style w:type="paragraph" w:styleId="11">
     <w:name w:val="annotation text"/>
-    <w:basedOn w:val="Normal"/>
+    <w:basedOn w:val="1"/>
     <w:qFormat/>
+    <w:uiPriority w:val="0"/>
     <w:pPr>
       <w:jc w:val="left"/>
     </w:pPr>
   </w:style>
-  <w:style w:type="paragraph" w:styleId="BodyText">
+  <w:style w:type="paragraph" w:styleId="12">
     <w:name w:val="Body Text"/>
-    <w:basedOn w:val="Normal"/>
+    <w:basedOn w:val="1"/>
     <w:semiHidden/>
     <w:qFormat/>
+    <w:uiPriority w:val="0"/>
     <w:rPr>
-      <w:rFonts w:ascii="Arial" w:eastAsia="Arial" w:hAnsi="Arial" w:cs="Arial"/>
+      <w:rFonts w:ascii="Arial" w:hAnsi="Arial" w:eastAsia="Arial" w:cs="Arial"/>
       <w:sz w:val="21"/>
       <w:szCs w:val="21"/>
       <w:lang w:val="en-US" w:eastAsia="en-US" w:bidi="ar-SA"/>
     </w:rPr>
   </w:style>
-  <w:style w:type="paragraph" w:styleId="TOC3">
+  <w:style w:type="paragraph" w:styleId="13">
     <w:name w:val="toc 3"/>
-    <w:basedOn w:val="Normal"/>
-    <w:next w:val="Normal"/>
+    <w:basedOn w:val="1"/>
+    <w:next w:val="1"/>
     <w:qFormat/>
+    <w:uiPriority w:val="0"/>
     <w:pPr>
       <w:ind w:left="840" w:leftChars="400"/>
     </w:pPr>
   </w:style>
-  <w:style w:type="paragraph" w:styleId="Footer">
+  <w:style w:type="paragraph" w:styleId="14">
     <w:name w:val="footer"/>
-    <w:basedOn w:val="Normal"/>
+    <w:basedOn w:val="1"/>
     <w:qFormat/>
+    <w:uiPriority w:val="0"/>
     <w:pPr>
       <w:tabs>
         <w:tab w:val="center" w:pos="4153"/>
@@ -7472,16 +7538,17 @@
       <w:sz w:val="18"/>
     </w:rPr>
   </w:style>
-  <w:style w:type="paragraph" w:styleId="Header">
+  <w:style w:type="paragraph" w:styleId="15">
     <w:name w:val="header"/>
-    <w:basedOn w:val="Normal"/>
+    <w:basedOn w:val="1"/>
     <w:qFormat/>
+    <w:uiPriority w:val="0"/>
     <w:pPr>
       <w:pBdr>
-        <w:top w:val="nil"/>
-        <w:left w:val="nil"/>
-        <w:bottom w:val="nil"/>
-        <w:right w:val="nil"/>
+        <w:top w:val="none" w:color="auto" w:sz="0" w:space="0"/>
+        <w:left w:val="none" w:color="auto" w:sz="0" w:space="0"/>
+        <w:bottom w:val="none" w:color="auto" w:sz="0" w:space="0"/>
+        <w:right w:val="none" w:color="auto" w:sz="0" w:space="0"/>
       </w:pBdr>
       <w:tabs>
         <w:tab w:val="center" w:pos="4153"/>
@@ -7496,37 +7563,41 @@
       <w:sz w:val="18"/>
     </w:rPr>
   </w:style>
-  <w:style w:type="paragraph" w:styleId="TOC1">
+  <w:style w:type="paragraph" w:styleId="16">
     <w:name w:val="toc 1"/>
-    <w:basedOn w:val="Normal"/>
-    <w:next w:val="Normal"/>
+    <w:basedOn w:val="1"/>
+    <w:next w:val="1"/>
     <w:qFormat/>
+    <w:uiPriority w:val="0"/>
     <w:rPr>
-      <w:rFonts w:ascii="Arial" w:eastAsia="Microsoft JhengHei" w:hAnsi="Arial"/>
+      <w:rFonts w:ascii="Arial" w:hAnsi="Arial" w:eastAsia="Microsoft JhengHei"/>
       <w:sz w:val="24"/>
     </w:rPr>
   </w:style>
-  <w:style w:type="paragraph" w:styleId="TOC2">
+  <w:style w:type="paragraph" w:styleId="17">
     <w:name w:val="toc 2"/>
-    <w:basedOn w:val="Normal"/>
-    <w:next w:val="Normal"/>
+    <w:basedOn w:val="1"/>
+    <w:next w:val="1"/>
     <w:qFormat/>
+    <w:uiPriority w:val="0"/>
     <w:pPr>
       <w:ind w:left="420" w:leftChars="200"/>
     </w:pPr>
   </w:style>
-  <w:style w:type="paragraph" w:styleId="NormalWeb">
+  <w:style w:type="paragraph" w:styleId="18">
     <w:name w:val="Normal (Web)"/>
-    <w:basedOn w:val="Normal"/>
+    <w:basedOn w:val="1"/>
     <w:qFormat/>
+    <w:uiPriority w:val="0"/>
     <w:rPr>
       <w:sz w:val="24"/>
     </w:rPr>
   </w:style>
-  <w:style w:type="paragraph" w:styleId="Title">
+  <w:style w:type="paragraph" w:styleId="19">
     <w:name w:val="Title"/>
-    <w:basedOn w:val="Normal"/>
+    <w:basedOn w:val="1"/>
     <w:qFormat/>
+    <w:uiPriority w:val="0"/>
     <w:pPr>
       <w:spacing w:before="240" w:beforeLines="0" w:beforeAutospacing="0" w:after="60" w:afterLines="0" w:afterAutospacing="0"/>
       <w:jc w:val="center"/>
@@ -7538,68 +7609,73 @@
       <w:sz w:val="32"/>
     </w:rPr>
   </w:style>
-  <w:style w:type="table" w:styleId="TableGrid">
+  <w:style w:type="table" w:styleId="21">
     <w:name w:val="Table Grid"/>
-    <w:basedOn w:val="TableNormal"/>
+    <w:basedOn w:val="20"/>
     <w:qFormat/>
+    <w:uiPriority w:val="0"/>
     <w:pPr>
       <w:widowControl w:val="0"/>
       <w:jc w:val="both"/>
     </w:pPr>
     <w:tblPr>
       <w:tblBorders>
-        <w:top w:val="single" w:sz="4" w:space="0" w:color="auto"/>
-        <w:left w:val="single" w:sz="4" w:space="0" w:color="auto"/>
-        <w:bottom w:val="single" w:sz="4" w:space="0" w:color="auto"/>
-        <w:right w:val="single" w:sz="4" w:space="0" w:color="auto"/>
-        <w:insideH w:val="single" w:sz="4" w:space="0" w:color="auto"/>
-        <w:insideV w:val="single" w:sz="4" w:space="0" w:color="auto"/>
+        <w:top w:val="single" w:color="auto" w:sz="4" w:space="0"/>
+        <w:left w:val="single" w:color="auto" w:sz="4" w:space="0"/>
+        <w:bottom w:val="single" w:color="auto" w:sz="4" w:space="0"/>
+        <w:right w:val="single" w:color="auto" w:sz="4" w:space="0"/>
+        <w:insideH w:val="single" w:color="auto" w:sz="4" w:space="0"/>
+        <w:insideV w:val="single" w:color="auto" w:sz="4" w:space="0"/>
       </w:tblBorders>
     </w:tblPr>
   </w:style>
-  <w:style w:type="character" w:styleId="Strong">
+  <w:style w:type="character" w:styleId="23">
     <w:name w:val="Strong"/>
-    <w:basedOn w:val="DefaultParagraphFont"/>
+    <w:basedOn w:val="22"/>
     <w:qFormat/>
+    <w:uiPriority w:val="0"/>
     <w:rPr>
       <w:b/>
     </w:rPr>
   </w:style>
-  <w:style w:type="paragraph" w:customStyle="1" w:styleId="a">
+  <w:style w:type="paragraph" w:customStyle="1" w:styleId="24">
     <w:name w:val="柴_公司名"/>
-    <w:basedOn w:val="Title"/>
+    <w:basedOn w:val="19"/>
     <w:qFormat/>
+    <w:uiPriority w:val="0"/>
     <w:pPr>
       <w:spacing w:after="600" w:afterLines="600"/>
     </w:pPr>
     <w:rPr>
-      <w:rFonts w:ascii="宋体" w:eastAsia="宋体" w:hAnsi="宋体" w:cs="宋体" w:hint="eastAsia"/>
+      <w:rFonts w:hint="eastAsia" w:ascii="宋体" w:hAnsi="宋体" w:eastAsia="宋体" w:cs="宋体"/>
       <w:bCs/>
       <w:spacing w:val="-6"/>
       <w:sz w:val="52"/>
       <w:szCs w:val="52"/>
     </w:rPr>
   </w:style>
-  <w:style w:type="paragraph" w:customStyle="1" w:styleId="a0">
+  <w:style w:type="paragraph" w:customStyle="1" w:styleId="25">
     <w:name w:val="柴_文档名"/>
-    <w:basedOn w:val="Title"/>
+    <w:basedOn w:val="19"/>
     <w:qFormat/>
+    <w:uiPriority w:val="0"/>
     <w:pPr>
       <w:spacing w:after="900" w:afterLines="900"/>
     </w:pPr>
     <w:rPr>
-      <w:rFonts w:ascii="黑体" w:eastAsia="黑体" w:hAnsi="黑体" w:cs="黑体"/>
+      <w:rFonts w:ascii="黑体" w:hAnsi="黑体" w:eastAsia="黑体" w:cs="黑体"/>
       <w:bCs/>
       <w:spacing w:val="-7"/>
       <w:sz w:val="52"/>
       <w:szCs w:val="52"/>
     </w:rPr>
   </w:style>
-  <w:style w:type="table" w:customStyle="1" w:styleId="TableNormal0">
+  <w:style w:type="table" w:customStyle="1" w:styleId="26">
     <w:name w:val="Table Normal_0"/>
     <w:semiHidden/>
     <w:unhideWhenUsed/>
     <w:qFormat/>
+    <w:uiPriority w:val="0"/>
     <w:tblPr>
       <w:tblCellMar>
         <w:top w:w="0" w:type="dxa"/>
@@ -7609,81 +7685,87 @@
       </w:tblCellMar>
     </w:tblPr>
   </w:style>
-  <w:style w:type="paragraph" w:customStyle="1" w:styleId="TableText">
+  <w:style w:type="paragraph" w:customStyle="1" w:styleId="27">
     <w:name w:val="Table Text"/>
-    <w:basedOn w:val="Normal"/>
+    <w:basedOn w:val="1"/>
     <w:semiHidden/>
     <w:qFormat/>
+    <w:uiPriority w:val="0"/>
     <w:rPr>
-      <w:rFonts w:ascii="宋体" w:eastAsia="宋体" w:hAnsi="宋体" w:cs="宋体"/>
+      <w:rFonts w:ascii="宋体" w:hAnsi="宋体" w:eastAsia="宋体" w:cs="宋体"/>
       <w:sz w:val="21"/>
       <w:szCs w:val="21"/>
       <w:lang w:val="en-US" w:eastAsia="en-US" w:bidi="ar-SA"/>
     </w:rPr>
   </w:style>
-  <w:style w:type="paragraph" w:customStyle="1" w:styleId="1">
+  <w:style w:type="paragraph" w:customStyle="1" w:styleId="28">
     <w:name w:val="柴_标题1"/>
-    <w:basedOn w:val="Heading1"/>
-    <w:next w:val="a1"/>
-    <w:link w:val="1Char"/>
+    <w:basedOn w:val="2"/>
+    <w:next w:val="29"/>
+    <w:link w:val="38"/>
     <w:qFormat/>
+    <w:uiPriority w:val="0"/>
     <w:pPr>
       <w:spacing w:before="100" w:after="90" w:line="360" w:lineRule="auto"/>
     </w:pPr>
     <w:rPr>
-      <w:rFonts w:ascii="Arial" w:eastAsia="宋体" w:hAnsi="Arial"/>
+      <w:rFonts w:ascii="Arial" w:hAnsi="Arial" w:eastAsia="宋体"/>
       <w:sz w:val="32"/>
     </w:rPr>
   </w:style>
-  <w:style w:type="paragraph" w:customStyle="1" w:styleId="a1">
+  <w:style w:type="paragraph" w:customStyle="1" w:styleId="29">
     <w:name w:val="柴_正文"/>
-    <w:basedOn w:val="BodyText"/>
-    <w:link w:val="Char"/>
+    <w:basedOn w:val="12"/>
+    <w:link w:val="42"/>
     <w:qFormat/>
+    <w:uiPriority w:val="0"/>
     <w:pPr>
       <w:spacing w:line="360" w:lineRule="auto"/>
       <w:ind w:firstLine="470" w:firstLineChars="200"/>
     </w:pPr>
     <w:rPr>
-      <w:rFonts w:ascii="Arial" w:eastAsia="宋体" w:hAnsi="Arial"/>
+      <w:rFonts w:ascii="Arial" w:hAnsi="Arial" w:eastAsia="宋体"/>
       <w:sz w:val="24"/>
       <w:lang w:eastAsia="zh-CN"/>
     </w:rPr>
   </w:style>
-  <w:style w:type="paragraph" w:customStyle="1" w:styleId="2">
+  <w:style w:type="paragraph" w:customStyle="1" w:styleId="30">
     <w:name w:val="柴_标题2"/>
-    <w:basedOn w:val="Heading2"/>
-    <w:next w:val="a1"/>
+    <w:basedOn w:val="3"/>
+    <w:next w:val="29"/>
     <w:qFormat/>
+    <w:uiPriority w:val="0"/>
     <w:pPr>
       <w:spacing w:line="360" w:lineRule="auto"/>
     </w:pPr>
     <w:rPr>
-      <w:rFonts w:ascii="Arial" w:eastAsia="宋体" w:hAnsi="Arial"/>
+      <w:rFonts w:ascii="Arial" w:hAnsi="Arial" w:eastAsia="宋体"/>
       <w:sz w:val="28"/>
     </w:rPr>
   </w:style>
-  <w:style w:type="paragraph" w:customStyle="1" w:styleId="3">
+  <w:style w:type="paragraph" w:customStyle="1" w:styleId="31">
     <w:name w:val="柴_标题3"/>
-    <w:basedOn w:val="Heading3"/>
-    <w:next w:val="a1"/>
+    <w:basedOn w:val="4"/>
+    <w:next w:val="29"/>
     <w:qFormat/>
+    <w:uiPriority w:val="0"/>
     <w:pPr>
       <w:spacing w:line="360" w:lineRule="auto"/>
       <w:ind w:left="0" w:firstLine="472" w:firstLineChars="200"/>
     </w:pPr>
     <w:rPr>
-      <w:rFonts w:ascii="宋体" w:eastAsia="宋体" w:hAnsi="宋体" w:cs="宋体"/>
+      <w:rFonts w:ascii="宋体" w:hAnsi="宋体" w:eastAsia="宋体" w:cs="宋体"/>
       <w:spacing w:val="-2"/>
       <w:sz w:val="24"/>
       <w:szCs w:val="24"/>
     </w:rPr>
   </w:style>
-  <w:style w:type="paragraph" w:customStyle="1" w:styleId="a2">
+  <w:style w:type="paragraph" w:customStyle="1" w:styleId="32">
     <w:name w:val="柴_目录"/>
-    <w:basedOn w:val="Normal"/>
-    <w:next w:val="BodyText"/>
+    <w:basedOn w:val="1"/>
+    <w:next w:val="12"/>
     <w:qFormat/>
+    <w:uiPriority w:val="0"/>
     <w:pPr>
       <w:tabs>
         <w:tab w:val="right" w:leader="dot" w:pos="8442"/>
@@ -7691,59 +7773,64 @@
       <w:ind w:left="0" w:leftChars="0"/>
     </w:pPr>
     <w:rPr>
-      <w:rFonts w:ascii="Arial" w:eastAsia="Microsoft JhengHei" w:hAnsi="Arial"/>
+      <w:rFonts w:ascii="Arial" w:hAnsi="Arial" w:eastAsia="Microsoft JhengHei"/>
       <w:sz w:val="24"/>
     </w:rPr>
   </w:style>
-  <w:style w:type="paragraph" w:customStyle="1" w:styleId="WPSOffice1">
+  <w:style w:type="paragraph" w:customStyle="1" w:styleId="33">
     <w:name w:val="WPSOffice手动目录 1"/>
     <w:qFormat/>
+    <w:uiPriority w:val="0"/>
     <w:pPr>
       <w:ind w:leftChars="0"/>
     </w:pPr>
     <w:rPr>
-      <w:rFonts w:ascii="Times New Roman" w:eastAsia="宋体" w:hAnsi="Times New Roman" w:cs="Times New Roman"/>
+      <w:rFonts w:ascii="Times New Roman" w:hAnsi="Times New Roman" w:eastAsia="宋体" w:cs="Times New Roman"/>
       <w:sz w:val="20"/>
       <w:szCs w:val="20"/>
     </w:rPr>
   </w:style>
-  <w:style w:type="paragraph" w:customStyle="1" w:styleId="WPSOffice2">
+  <w:style w:type="paragraph" w:customStyle="1" w:styleId="34">
     <w:name w:val="WPSOffice手动目录 2"/>
     <w:qFormat/>
+    <w:uiPriority w:val="0"/>
     <w:pPr>
       <w:ind w:leftChars="200"/>
     </w:pPr>
     <w:rPr>
-      <w:rFonts w:ascii="Times New Roman" w:eastAsia="宋体" w:hAnsi="Times New Roman" w:cs="Times New Roman"/>
+      <w:rFonts w:ascii="Times New Roman" w:hAnsi="Times New Roman" w:eastAsia="宋体" w:cs="Times New Roman"/>
       <w:sz w:val="20"/>
       <w:szCs w:val="20"/>
     </w:rPr>
   </w:style>
-  <w:style w:type="paragraph" w:customStyle="1" w:styleId="WPSOffice3">
+  <w:style w:type="paragraph" w:customStyle="1" w:styleId="35">
     <w:name w:val="WPSOffice手动目录 3"/>
     <w:qFormat/>
+    <w:uiPriority w:val="0"/>
     <w:pPr>
       <w:ind w:leftChars="400"/>
     </w:pPr>
     <w:rPr>
-      <w:rFonts w:ascii="Times New Roman" w:eastAsia="宋体" w:hAnsi="Times New Roman" w:cs="Times New Roman"/>
+      <w:rFonts w:ascii="Times New Roman" w:hAnsi="Times New Roman" w:eastAsia="宋体" w:cs="Times New Roman"/>
       <w:sz w:val="20"/>
       <w:szCs w:val="20"/>
     </w:rPr>
   </w:style>
-  <w:style w:type="paragraph" w:customStyle="1" w:styleId="Compact">
+  <w:style w:type="paragraph" w:customStyle="1" w:styleId="36">
     <w:name w:val="Compact"/>
-    <w:basedOn w:val="BodyText"/>
+    <w:basedOn w:val="12"/>
     <w:qFormat/>
+    <w:uiPriority w:val="0"/>
     <w:pPr>
       <w:spacing w:before="36" w:after="36"/>
     </w:pPr>
   </w:style>
-  <w:style w:type="table" w:customStyle="1" w:styleId="Table">
+  <w:style w:type="table" w:customStyle="1" w:styleId="37">
     <w:name w:val="Table"/>
     <w:semiHidden/>
     <w:unhideWhenUsed/>
     <w:qFormat/>
+    <w:uiPriority w:val="0"/>
     <w:tblPr>
       <w:tblCellMar>
         <w:top w:w="0" w:type="dxa"/>
@@ -7755,26 +7842,28 @@
     <w:tblStylePr w:type="firstRow">
       <w:tcPr>
         <w:tcBorders>
-          <w:bottom w:val="single" w:sz="0" w:space="0" w:color="auto"/>
+          <w:bottom w:val="single" w:color="auto" w:sz="0" w:space="0"/>
         </w:tcBorders>
         <w:vAlign w:val="bottom"/>
       </w:tcPr>
     </w:tblStylePr>
   </w:style>
-  <w:style w:type="character" w:customStyle="1" w:styleId="1Char">
+  <w:style w:type="character" w:customStyle="1" w:styleId="38">
     <w:name w:val="柴_标题1 Char"/>
-    <w:link w:val="1"/>
+    <w:link w:val="28"/>
     <w:qFormat/>
+    <w:uiPriority w:val="0"/>
     <w:rPr>
-      <w:rFonts w:ascii="Arial" w:eastAsia="宋体" w:hAnsi="Arial"/>
+      <w:rFonts w:ascii="Arial" w:hAnsi="Arial" w:eastAsia="宋体"/>
       <w:sz w:val="32"/>
     </w:rPr>
   </w:style>
-  <w:style w:type="table" w:customStyle="1" w:styleId="TableNormal1">
+  <w:style w:type="table" w:customStyle="1" w:styleId="39">
     <w:name w:val="Table Normal_1"/>
     <w:semiHidden/>
     <w:unhideWhenUsed/>
     <w:qFormat/>
+    <w:uiPriority w:val="0"/>
     <w:tblPr>
       <w:tblCellMar>
         <w:top w:w="0" w:type="dxa"/>
@@ -7784,10 +7873,11 @@
       </w:tblCellMar>
     </w:tblPr>
   </w:style>
-  <w:style w:type="paragraph" w:customStyle="1" w:styleId="a3">
+  <w:style w:type="paragraph" w:customStyle="1" w:styleId="40">
     <w:name w:val="柴_正文_无缩进"/>
-    <w:basedOn w:val="Normal"/>
+    <w:basedOn w:val="1"/>
     <w:qFormat/>
+    <w:uiPriority w:val="0"/>
     <w:pPr>
       <w:ind w:firstLine="0" w:firstLineChars="0"/>
     </w:pPr>
@@ -7797,29 +7887,31 @@
       <w:lang w:eastAsia="zh-CN"/>
     </w:rPr>
   </w:style>
-  <w:style w:type="paragraph" w:customStyle="1" w:styleId="4">
+  <w:style w:type="paragraph" w:customStyle="1" w:styleId="41">
     <w:name w:val="柴_标题4"/>
-    <w:basedOn w:val="Heading4"/>
-    <w:next w:val="Normal"/>
+    <w:basedOn w:val="5"/>
+    <w:next w:val="1"/>
     <w:qFormat/>
+    <w:uiPriority w:val="0"/>
     <w:pPr>
       <w:widowControl w:val="0"/>
       <w:spacing w:before="160" w:line="360" w:lineRule="auto"/>
-      <w:ind w:left="981" w:hanging="862" w:leftChars="300"/>
+      <w:ind w:left="981" w:leftChars="300" w:hanging="862"/>
     </w:pPr>
     <w:rPr>
-      <w:rFonts w:ascii="Calibri" w:eastAsia="宋体" w:hAnsi="Calibri" w:cs="宋体" w:hint="eastAsia"/>
+      <w:rFonts w:hint="eastAsia" w:ascii="Calibri" w:hAnsi="Calibri" w:eastAsia="宋体" w:cs="宋体"/>
       <w:sz w:val="24"/>
       <w:szCs w:val="24"/>
       <w:lang w:eastAsia="zh-CN" w:bidi="zh-CN"/>
     </w:rPr>
   </w:style>
-  <w:style w:type="character" w:customStyle="1" w:styleId="Char">
+  <w:style w:type="character" w:customStyle="1" w:styleId="42">
     <w:name w:val="柴_正文 Char"/>
-    <w:link w:val="a1"/>
+    <w:link w:val="29"/>
     <w:qFormat/>
+    <w:uiPriority w:val="0"/>
     <w:rPr>
-      <w:rFonts w:ascii="Arial" w:eastAsia="宋体" w:hAnsi="Arial"/>
+      <w:rFonts w:ascii="Arial" w:hAnsi="Arial" w:eastAsia="宋体"/>
       <w:sz w:val="24"/>
       <w:lang w:eastAsia="zh-CN"/>
     </w:rPr>
